--- a/docs/generados/MaestroAI-Documentacion.docx
+++ b/docs/generados/MaestroAI-Documentacion.docx
@@ -6,11 +6,20 @@
       <w:pPr>
         <w:jc w:val="center"/>
       </w:pPr>
+    </w:p>
+    <w:p/>
+    <w:p/>
+    <w:p/>
+    <w:p/>
+    <w:p>
+      <w:pPr>
+        <w:jc w:val="center"/>
+      </w:pPr>
       <w:r>
         <w:rPr>
           <w:b/>
           <w:color w:val="6D28D9"/>
-          <w:sz w:val="80"/>
+          <w:sz w:val="92"/>
         </w:rPr>
         <w:t>MaestroAI</w:t>
       </w:r>
@@ -22,9 +31,21 @@
       <w:r>
         <w:rPr>
           <w:color w:val="334155"/>
-          <w:sz w:val="26"/>
+          <w:sz w:val="40"/>
         </w:rPr>
-        <w:t>AI privada y gobernada para empresas (Private AI Gateway + agentes verticales)</w:t>
+        <w:t>Documentación técnica y funcional</w:t>
+      </w:r>
+    </w:p>
+    <w:p>
+      <w:pPr>
+        <w:jc w:val="center"/>
+      </w:pPr>
+      <w:r>
+        <w:rPr>
+          <w:color w:val="64748B"/>
+          <w:sz w:val="24"/>
+        </w:rPr>
+        <w:t>Plataforma de IA privada y gobernada (Private AI Gateway + agentes verticales)</w:t>
       </w:r>
     </w:p>
     <w:p>
@@ -35,7 +56,7 @@
         <w:rPr>
           <w:i/>
         </w:rPr>
-        <w:t>Documentación de la plataforma · 2026</w:t>
+        <w:t>Versión 2026 · Documento confidencial</w:t>
       </w:r>
     </w:p>
     <w:p>
@@ -45,94 +66,40 @@
     </w:p>
     <w:p>
       <w:pPr>
-        <w:spacing w:before="240" w:after="120"/>
+        <w:pStyle w:val="Heading1"/>
       </w:pPr>
       <w:r>
-        <w:rPr>
-          <w:b/>
-          <w:color w:val="6D28D9"/>
-          <w:sz w:val="40"/>
-        </w:rPr>
-        <w:t>1. Resumen ejecutivo</w:t>
+        <w:t>1. Introducción y propuesta de valor</w:t>
       </w:r>
     </w:p>
     <w:p>
       <w:r>
-        <w:t>MaestroAI es una plataforma de IA privada y gobernada: los datos se clasifican, la PII se redacta y un enrutador de privacidad decide si la consulta se procesa local, en VPC, con un modelo abierto (NaN) o premium — siempre auditado. Sobre esa base corren casos de uso verticales, RAG documental por área, automatizaciones e integraciones con las herramientas de la empresa.</w:t>
+        <w:rPr>
+          <w:b w:val="0"/>
+          <w:i w:val="0"/>
+          <w:color w:val="334155"/>
+          <w:sz w:val="21"/>
+        </w:rPr>
+        <w:t>MaestroAI no es «otro ChatGPT»: es una capa privada y gobernada sobre la IA, pensada para empresas de LATAM que necesitan aprovechar modelos de lenguaje sin exponer datos sensibles ni perder control ni trazabilidad. El diferenciador central es el Enrutador de Privacidad (Privacy Model Router): por cada dato que se procesa, la plataforma clasifica su sensibilidad, detecta PII, minimiza y redacta, y decide automáticamente la ruta del modelo (local, VPC, abierto o premium) o lo bloquea — todo auditado.</w:t>
       </w:r>
     </w:p>
     <w:p>
-      <w:pPr>
-        <w:spacing w:before="240" w:after="120"/>
-      </w:pPr>
       <w:r>
         <w:rPr>
-          <w:b/>
-          <w:color w:val="6D28D9"/>
-          <w:sz w:val="40"/>
+          <w:b w:val="0"/>
+          <w:i w:val="0"/>
+          <w:color w:val="334155"/>
+          <w:sz w:val="21"/>
         </w:rPr>
-        <w:t>2. Arquitectura</w:t>
+        <w:t>Sobre esa base corren capacidades verticales: RAG documental por área, casos de uso que generan entregables, agentes especializados, notebooks, automatizaciones e integraciones con las herramientas que la empresa ya usa (Google Workspace, Microsoft 365, CRM/ERP, n8n).</w:t>
       </w:r>
     </w:p>
     <w:p>
       <w:pPr>
-        <w:pStyle w:val="ListBullet"/>
+        <w:pStyle w:val="Heading2"/>
       </w:pPr>
       <w:r>
-        <w:t>Portal (Next.js 15 + Tailwind) en Vercel.</w:t>
-      </w:r>
-    </w:p>
-    <w:p>
-      <w:pPr>
-        <w:pStyle w:val="ListBullet"/>
-      </w:pPr>
-      <w:r>
-        <w:t>API (FastAPI + SQLModel) en Render; Postgres en producción.</w:t>
-      </w:r>
-    </w:p>
-    <w:p>
-      <w:pPr>
-        <w:pStyle w:val="ListBullet"/>
-      </w:pPr>
-      <w:r>
-        <w:t>Router de privacidad: clasifica datos, redacta PII y decide la ruta del modelo — todo auditado.</w:t>
-      </w:r>
-    </w:p>
-    <w:p>
-      <w:pPr>
-        <w:pStyle w:val="ListBullet"/>
-      </w:pPr>
-      <w:r>
-        <w:t>RAG: chunking + embeddings (cifrados) + reranking (NaN) → citas.</w:t>
-      </w:r>
-    </w:p>
-    <w:p>
-      <w:pPr>
-        <w:pStyle w:val="ListBullet"/>
-      </w:pPr>
-      <w:r>
-        <w:t>Credenciales cifradas en reposo (AES-256-GCM por tenant).</w:t>
-      </w:r>
-    </w:p>
-    <w:p>
-      <w:pPr>
-        <w:pStyle w:val="ListBullet"/>
-      </w:pPr>
-      <w:r>
-        <w:t>CI/CD: GitHub Actions (pytest + build) con compuerta dev → qa → main.</w:t>
-      </w:r>
-    </w:p>
-    <w:p>
-      <w:pPr>
-        <w:spacing w:before="240" w:after="120"/>
-      </w:pPr>
-      <w:r>
-        <w:rPr>
-          <w:b/>
-          <w:color w:val="6D28D9"/>
-          <w:sz w:val="40"/>
-        </w:rPr>
-        <w:t>3. Funcionalidades</w:t>
+        <w:t>Principios de diseño</w:t>
       </w:r>
     </w:p>
     <w:p>
@@ -143,10 +110,10 @@
         <w:rPr>
           <w:b/>
         </w:rPr>
-        <w:t xml:space="preserve">Correo y cuentas: </w:t>
+        <w:t xml:space="preserve">Privacidad por defecto: </w:t>
       </w:r>
       <w:r>
-        <w:t>OAuth Outlook/Gmail + IMAP; varias cuentas por proveedor; caso «Resumen de correo y agenda».</w:t>
+        <w:t>el usuario nunca elige el modelo; lo decide la política.</w:t>
       </w:r>
     </w:p>
     <w:p>
@@ -157,10 +124,10 @@
         <w:rPr>
           <w:b/>
         </w:rPr>
-        <w:t xml:space="preserve">Documentos y RAG: </w:t>
+        <w:t xml:space="preserve">Trazabilidad total: </w:t>
       </w:r>
       <w:r>
-        <w:t>Repositorio por área + categorías; tratamiento (público/interno/confidencial/restringido) auto-detectado; borrar y re-etiquetar; Google Drive como contexto; índice cifrado.</w:t>
+        <w:t>cada acción y ruteo queda auditado con su razón.</w:t>
       </w:r>
     </w:p>
     <w:p>
@@ -171,10 +138,10 @@
         <w:rPr>
           <w:b/>
         </w:rPr>
-        <w:t xml:space="preserve">Casos de uso (recetas): </w:t>
+        <w:t xml:space="preserve">Costo bajo control: </w:t>
       </w:r>
       <w:r>
-        <w:t>Paso universal objetivo/notas/formato; grounding por categoría; reporte por industria; export PDF/Word/Markdown/PPTX/XLSX.</w:t>
+        <w:t>NaN-primero, condensación de contexto y tope de gasto.</w:t>
       </w:r>
     </w:p>
     <w:p>
@@ -185,10 +152,10 @@
         <w:rPr>
           <w:b/>
         </w:rPr>
-        <w:t xml:space="preserve">Chat y Notebooks: </w:t>
+        <w:t xml:space="preserve">Gobernanza por área y licencia: </w:t>
       </w:r>
       <w:r>
-        <w:t>Chat con 3 modos de contexto (sin contexto / todo / elegir); Notebooks estilo NotebookLM con citas y artefactos.</w:t>
+        <w:t>cada quien ve solo lo que le corresponde.</w:t>
       </w:r>
     </w:p>
     <w:p>
@@ -199,10 +166,304 @@
         <w:rPr>
           <w:b/>
         </w:rPr>
-        <w:t xml:space="preserve">Modelos (router de privacidad): </w:t>
+        <w:t xml:space="preserve">Extensible: </w:t>
       </w:r>
       <w:r>
-        <w:t>Clasifica sensibilidad + PII y enruta local/VPC/abierto(NaN)/premium/bloqueo. NaN-primero; premium solo como escalada a demanda. Reranking del RAG para precisión.</w:t>
+        <w:t>API pública, conectores, webhooks y n8n para todo lo demás.</w:t>
+      </w:r>
+    </w:p>
+    <w:p>
+      <w:pPr>
+        <w:pStyle w:val="Heading1"/>
+      </w:pPr>
+      <w:r>
+        <w:t>2. Glosario</w:t>
+      </w:r>
+    </w:p>
+    <w:tbl>
+      <w:tblPr>
+        <w:tblStyle w:val="LightGrid-Accent1"/>
+        <w:tblW w:type="auto" w:w="0"/>
+        <w:jc w:val="center"/>
+        <w:tblLook w:firstColumn="1" w:firstRow="1" w:lastColumn="0" w:lastRow="0" w:noHBand="0" w:noVBand="1" w:val="04A0"/>
+      </w:tblPr>
+      <w:tblGrid>
+        <w:gridCol w:w="4320"/>
+        <w:gridCol w:w="4320"/>
+      </w:tblGrid>
+      <w:tr>
+        <w:tc>
+          <w:tcPr>
+            <w:tcW w:type="dxa" w:w="4320"/>
+          </w:tcPr>
+          <w:p>
+            <w:r>
+              <w:rPr>
+                <w:b/>
+                <w:sz w:val="19"/>
+              </w:rPr>
+              <w:t>Término</w:t>
+            </w:r>
+          </w:p>
+        </w:tc>
+        <w:tc>
+          <w:tcPr>
+            <w:tcW w:type="dxa" w:w="4320"/>
+          </w:tcPr>
+          <w:p>
+            <w:r>
+              <w:rPr>
+                <w:b/>
+                <w:sz w:val="19"/>
+              </w:rPr>
+              <w:t>Definición</w:t>
+            </w:r>
+          </w:p>
+        </w:tc>
+      </w:tr>
+      <w:tr>
+        <w:tc>
+          <w:tcPr>
+            <w:tcW w:type="dxa" w:w="4320"/>
+          </w:tcPr>
+          <w:p>
+            <w:r>
+              <w:rPr>
+                <w:sz w:val="18"/>
+              </w:rPr>
+              <w:t>Tenant</w:t>
+            </w:r>
+          </w:p>
+        </w:tc>
+        <w:tc>
+          <w:tcPr>
+            <w:tcW w:type="dxa" w:w="4320"/>
+          </w:tcPr>
+          <w:p>
+            <w:r>
+              <w:rPr>
+                <w:sz w:val="18"/>
+              </w:rPr>
+              <w:t>Una empresa/organización aislada dentro de la plataforma (multi-tenant).</w:t>
+            </w:r>
+          </w:p>
+        </w:tc>
+      </w:tr>
+      <w:tr>
+        <w:tc>
+          <w:tcPr>
+            <w:tcW w:type="dxa" w:w="4320"/>
+          </w:tcPr>
+          <w:p>
+            <w:r>
+              <w:rPr>
+                <w:sz w:val="18"/>
+              </w:rPr>
+              <w:t>Router de privacidad</w:t>
+            </w:r>
+          </w:p>
+        </w:tc>
+        <w:tc>
+          <w:tcPr>
+            <w:tcW w:type="dxa" w:w="4320"/>
+          </w:tcPr>
+          <w:p>
+            <w:r>
+              <w:rPr>
+                <w:sz w:val="18"/>
+              </w:rPr>
+              <w:t>Componente que clasifica y decide la ruta del modelo por cada petición.</w:t>
+            </w:r>
+          </w:p>
+        </w:tc>
+      </w:tr>
+      <w:tr>
+        <w:tc>
+          <w:tcPr>
+            <w:tcW w:type="dxa" w:w="4320"/>
+          </w:tcPr>
+          <w:p>
+            <w:r>
+              <w:rPr>
+                <w:sz w:val="18"/>
+              </w:rPr>
+              <w:t>RAG</w:t>
+            </w:r>
+          </w:p>
+        </w:tc>
+        <w:tc>
+          <w:tcPr>
+            <w:tcW w:type="dxa" w:w="4320"/>
+          </w:tcPr>
+          <w:p>
+            <w:r>
+              <w:rPr>
+                <w:sz w:val="18"/>
+              </w:rPr>
+              <w:t>Retrieval-Augmented Generation: recuperar fragmentos relevantes y responder citándolos.</w:t>
+            </w:r>
+          </w:p>
+        </w:tc>
+      </w:tr>
+      <w:tr>
+        <w:tc>
+          <w:tcPr>
+            <w:tcW w:type="dxa" w:w="4320"/>
+          </w:tcPr>
+          <w:p>
+            <w:r>
+              <w:rPr>
+                <w:sz w:val="18"/>
+              </w:rPr>
+              <w:t>Rerank</w:t>
+            </w:r>
+          </w:p>
+        </w:tc>
+        <w:tc>
+          <w:tcPr>
+            <w:tcW w:type="dxa" w:w="4320"/>
+          </w:tcPr>
+          <w:p>
+            <w:r>
+              <w:rPr>
+                <w:sz w:val="18"/>
+              </w:rPr>
+              <w:t>Reordenar candidatos del RAG por relevancia real con un cross-encoder.</w:t>
+            </w:r>
+          </w:p>
+        </w:tc>
+      </w:tr>
+      <w:tr>
+        <w:tc>
+          <w:tcPr>
+            <w:tcW w:type="dxa" w:w="4320"/>
+          </w:tcPr>
+          <w:p>
+            <w:r>
+              <w:rPr>
+                <w:sz w:val="18"/>
+              </w:rPr>
+              <w:t>Cascada</w:t>
+            </w:r>
+          </w:p>
+        </w:tc>
+        <w:tc>
+          <w:tcPr>
+            <w:tcW w:type="dxa" w:w="4320"/>
+          </w:tcPr>
+          <w:p>
+            <w:r>
+              <w:rPr>
+                <w:sz w:val="18"/>
+              </w:rPr>
+              <w:t>Borrador con modelo barato (NaN) y refinamiento premium a demanda.</w:t>
+            </w:r>
+          </w:p>
+        </w:tc>
+      </w:tr>
+      <w:tr>
+        <w:tc>
+          <w:tcPr>
+            <w:tcW w:type="dxa" w:w="4320"/>
+          </w:tcPr>
+          <w:p>
+            <w:r>
+              <w:rPr>
+                <w:sz w:val="18"/>
+              </w:rPr>
+              <w:t>PII</w:t>
+            </w:r>
+          </w:p>
+        </w:tc>
+        <w:tc>
+          <w:tcPr>
+            <w:tcW w:type="dxa" w:w="4320"/>
+          </w:tcPr>
+          <w:p>
+            <w:r>
+              <w:rPr>
+                <w:sz w:val="18"/>
+              </w:rPr>
+              <w:t>Información personal identificable (RFC, CURP, CLABE, tarjetas, correos, salud…).</w:t>
+            </w:r>
+          </w:p>
+        </w:tc>
+      </w:tr>
+      <w:tr>
+        <w:tc>
+          <w:tcPr>
+            <w:tcW w:type="dxa" w:w="4320"/>
+          </w:tcPr>
+          <w:p>
+            <w:r>
+              <w:rPr>
+                <w:sz w:val="18"/>
+              </w:rPr>
+              <w:t>Ruta</w:t>
+            </w:r>
+          </w:p>
+        </w:tc>
+        <w:tc>
+          <w:tcPr>
+            <w:tcW w:type="dxa" w:w="4320"/>
+          </w:tcPr>
+          <w:p>
+            <w:r>
+              <w:rPr>
+                <w:sz w:val="18"/>
+              </w:rPr>
+              <w:t>Destino de inferencia: local / VPC / open (NaN) / premium / bloqueado.</w:t>
+            </w:r>
+          </w:p>
+        </w:tc>
+      </w:tr>
+      <w:tr>
+        <w:tc>
+          <w:tcPr>
+            <w:tcW w:type="dxa" w:w="4320"/>
+          </w:tcPr>
+          <w:p>
+            <w:r>
+              <w:rPr>
+                <w:sz w:val="18"/>
+              </w:rPr>
+              <w:t>Área / Licencia</w:t>
+            </w:r>
+          </w:p>
+        </w:tc>
+        <w:tc>
+          <w:tcPr>
+            <w:tcW w:type="dxa" w:w="4320"/>
+          </w:tcPr>
+          <w:p>
+            <w:r>
+              <w:rPr>
+                <w:sz w:val="18"/>
+              </w:rPr>
+              <w:t>Dimensiones de permisos: qué documentos y contexto ve cada usuario.</w:t>
+            </w:r>
+          </w:p>
+        </w:tc>
+      </w:tr>
+    </w:tbl>
+    <w:p/>
+    <w:p>
+      <w:pPr>
+        <w:pStyle w:val="Heading1"/>
+      </w:pPr>
+      <w:r>
+        <w:t>3. Arquitectura general</w:t>
+      </w:r>
+    </w:p>
+    <w:p>
+      <w:r>
+        <w:rPr>
+          <w:b w:val="0"/>
+          <w:i w:val="0"/>
+          <w:color w:val="334155"/>
+          <w:sz w:val="21"/>
+        </w:rPr>
+        <w:t>La plataforma es un monorepo con dos despliegues independientes:</w:t>
       </w:r>
     </w:p>
     <w:p>
@@ -213,10 +474,10 @@
         <w:rPr>
           <w:b/>
         </w:rPr>
-        <w:t xml:space="preserve">Eficiencia de tokens: </w:t>
+        <w:t xml:space="preserve">Portal (Next.js 15 + Tailwind): </w:t>
       </w:r>
       <w:r>
-        <w:t>Condensa contexto grande con el modelo barato antes de premium; tope de gasto por consulta; ahorro acumulado.</w:t>
+        <w:t>alojado en Vercel; PWA instalable.</w:t>
       </w:r>
     </w:p>
     <w:p>
@@ -227,10 +488,10 @@
         <w:rPr>
           <w:b/>
         </w:rPr>
-        <w:t xml:space="preserve">Toolkit de acciones: </w:t>
+        <w:t xml:space="preserve">API (FastAPI + SQLModel): </w:t>
       </w:r>
       <w:r>
-        <w:t>Gmail/Outlook (enviar), Calendar, Sheets/Excel (append), Teams, SharePoint search, OneDrive, lecturas. Aprobación humana + «Permitir siempre».</w:t>
+        <w:t>alojada en Render (Docker); Postgres (Supabase) en producción.</w:t>
       </w:r>
     </w:p>
     <w:p>
@@ -241,10 +502,10 @@
         <w:rPr>
           <w:b/>
         </w:rPr>
-        <w:t xml:space="preserve">Imágenes (texto→imagen): </w:t>
+        <w:t xml:space="preserve">Almacén vectorial: </w:t>
       </w:r>
       <w:r>
-        <w:t>Sección Generar imágenes (ruta estándar OpenAI); galería por área; PII redactada; auditada.</w:t>
+        <w:t>in-process (por defecto) o Qdrant gestionado.</w:t>
       </w:r>
     </w:p>
     <w:p>
@@ -255,10 +516,10 @@
         <w:rPr>
           <w:b/>
         </w:rPr>
-        <w:t xml:space="preserve">Integraciones legadas: </w:t>
+        <w:t xml:space="preserve">Modelos: </w:t>
       </w:r>
       <w:r>
-        <w:t>Conectores REST de salida (CRM/ERP) con «ojito» de secretos; Webhooks firmados; BD de solo lectura y CSV → RAG; n8n para el resto.</w:t>
+        <w:t>NaN (open), Ollama (local), vLLM/TGI (VPC), OpenAI/Claude/Gemini (premium).</w:t>
       </w:r>
     </w:p>
     <w:p>
@@ -269,36 +530,367 @@
         <w:rPr>
           <w:b/>
         </w:rPr>
-        <w:t xml:space="preserve">Gobernanza y visibilidad: </w:t>
+        <w:t xml:space="preserve">Workflows: </w:t>
       </w:r>
       <w:r>
-        <w:t>Super admin (multi-tenant) + permisos por área y licencia; flujogramas navegables; dashboard + auditoría navegable; Ayuda in-app en español.</w:t>
+        <w:t>n8n gestionado (auto-provisión por tenant).</w:t>
       </w:r>
     </w:p>
     <w:p>
       <w:pPr>
-        <w:spacing w:before="240" w:after="120"/>
+        <w:pStyle w:val="Heading2"/>
       </w:pPr>
       <w:r>
-        <w:rPr>
-          <w:b/>
-          <w:color w:val="6D28D9"/>
-          <w:sz w:val="40"/>
-        </w:rPr>
-        <w:t>4. Gobernanza y privacidad</w:t>
+        <w:t>Flujo de una petición (chat / caso)</w:t>
+      </w:r>
+    </w:p>
+    <w:p>
+      <w:pPr>
+        <w:pStyle w:val="ListBullet"/>
+      </w:pPr>
+      <w:r>
+        <w:t>1. El portal envía el prompt + selección de contexto a la API.</w:t>
+      </w:r>
+    </w:p>
+    <w:p>
+      <w:pPr>
+        <w:pStyle w:val="ListBullet"/>
+      </w:pPr>
+      <w:r>
+        <w:t>2. El RAG recupera fragmentos por embeddings (y los reordena con rerank si está activo).</w:t>
+      </w:r>
+    </w:p>
+    <w:p>
+      <w:pPr>
+        <w:pStyle w:val="ListBullet"/>
+      </w:pPr>
+      <w:r>
+        <w:t>3. El router clasifica sensibilidad + PII y decide la ruta; minimiza y redacta el contexto.</w:t>
+      </w:r>
+    </w:p>
+    <w:p>
+      <w:pPr>
+        <w:pStyle w:val="ListBullet"/>
+      </w:pPr>
+      <w:r>
+        <w:t>4. Se genera la respuesta en la ruta elegida (con fallback seguro si el proveedor falla).</w:t>
+      </w:r>
+    </w:p>
+    <w:p>
+      <w:pPr>
+        <w:pStyle w:val="ListBullet"/>
+      </w:pPr>
+      <w:r>
+        <w:t>5. Cascada opcional: refina con premium a demanda o si la respuesta es insuficiente.</w:t>
+      </w:r>
+    </w:p>
+    <w:p>
+      <w:pPr>
+        <w:pStyle w:val="ListBullet"/>
+      </w:pPr>
+      <w:r>
+        <w:t>6. Se persiste el mensaje, se cita la fuente y se registra el evento de auditoría.</w:t>
+      </w:r>
+    </w:p>
+    <w:p>
+      <w:pPr>
+        <w:pStyle w:val="Heading1"/>
+      </w:pPr>
+      <w:r>
+        <w:t>4. Modelo de privacidad y enrutamiento</w:t>
       </w:r>
     </w:p>
     <w:p>
       <w:r>
-        <w:t>Reglas de ruteo del modelo (decididas automáticamente, nunca por el usuario):</w:t>
+        <w:rPr>
+          <w:b w:val="0"/>
+          <w:i w:val="0"/>
+          <w:color w:val="334155"/>
+          <w:sz w:val="21"/>
+        </w:rPr>
+        <w:t>El router implementa un árbol de decisión que prioriza la privacidad sobre el costo y la conveniencia. El usuario no interviene en la elección.</w:t>
+      </w:r>
+    </w:p>
+    <w:tbl>
+      <w:tblPr>
+        <w:tblStyle w:val="LightGrid-Accent1"/>
+        <w:tblW w:type="auto" w:w="0"/>
+        <w:jc w:val="center"/>
+        <w:tblLook w:firstColumn="1" w:firstRow="1" w:lastColumn="0" w:lastRow="0" w:noHBand="0" w:noVBand="1" w:val="04A0"/>
+      </w:tblPr>
+      <w:tblGrid>
+        <w:gridCol w:w="2880"/>
+        <w:gridCol w:w="2880"/>
+        <w:gridCol w:w="2880"/>
+      </w:tblGrid>
+      <w:tr>
+        <w:tc>
+          <w:tcPr>
+            <w:tcW w:type="dxa" w:w="2880"/>
+          </w:tcPr>
+          <w:p>
+            <w:r>
+              <w:rPr>
+                <w:b/>
+                <w:sz w:val="19"/>
+              </w:rPr>
+              <w:t>Situación del dato</w:t>
+            </w:r>
+          </w:p>
+        </w:tc>
+        <w:tc>
+          <w:tcPr>
+            <w:tcW w:type="dxa" w:w="2880"/>
+          </w:tcPr>
+          <w:p>
+            <w:r>
+              <w:rPr>
+                <w:b/>
+                <w:sz w:val="19"/>
+              </w:rPr>
+              <w:t>Ruta</w:t>
+            </w:r>
+          </w:p>
+        </w:tc>
+        <w:tc>
+          <w:tcPr>
+            <w:tcW w:type="dxa" w:w="2880"/>
+          </w:tcPr>
+          <w:p>
+            <w:r>
+              <w:rPr>
+                <w:b/>
+                <w:sz w:val="19"/>
+              </w:rPr>
+              <w:t>Notas</w:t>
+            </w:r>
+          </w:p>
+        </w:tc>
+      </w:tr>
+      <w:tr>
+        <w:tc>
+          <w:tcPr>
+            <w:tcW w:type="dxa" w:w="2880"/>
+          </w:tcPr>
+          <w:p>
+            <w:r>
+              <w:rPr>
+                <w:sz w:val="18"/>
+              </w:rPr>
+              <w:t>Restringido</w:t>
+            </w:r>
+          </w:p>
+        </w:tc>
+        <w:tc>
+          <w:tcPr>
+            <w:tcW w:type="dxa" w:w="2880"/>
+          </w:tcPr>
+          <w:p>
+            <w:r>
+              <w:rPr>
+                <w:sz w:val="18"/>
+              </w:rPr>
+              <w:t>Local</w:t>
+            </w:r>
+          </w:p>
+        </w:tc>
+        <w:tc>
+          <w:tcPr>
+            <w:tcW w:type="dxa" w:w="2880"/>
+          </w:tcPr>
+          <w:p>
+            <w:r>
+              <w:rPr>
+                <w:sz w:val="18"/>
+              </w:rPr>
+              <w:t>Nunca sale de la infraestructura.</w:t>
+            </w:r>
+          </w:p>
+        </w:tc>
+      </w:tr>
+      <w:tr>
+        <w:tc>
+          <w:tcPr>
+            <w:tcW w:type="dxa" w:w="2880"/>
+          </w:tcPr>
+          <w:p>
+            <w:r>
+              <w:rPr>
+                <w:sz w:val="18"/>
+              </w:rPr>
+              <w:t>Confidencial</w:t>
+            </w:r>
+          </w:p>
+        </w:tc>
+        <w:tc>
+          <w:tcPr>
+            <w:tcW w:type="dxa" w:w="2880"/>
+          </w:tcPr>
+          <w:p>
+            <w:r>
+              <w:rPr>
+                <w:sz w:val="18"/>
+              </w:rPr>
+              <w:t>VPC (o Local)</w:t>
+            </w:r>
+          </w:p>
+        </w:tc>
+        <w:tc>
+          <w:tcPr>
+            <w:tcW w:type="dxa" w:w="2880"/>
+          </w:tcPr>
+          <w:p>
+            <w:r>
+              <w:rPr>
+                <w:sz w:val="18"/>
+              </w:rPr>
+              <w:t>VPC privada con auditoría; local si no hay VPC.</w:t>
+            </w:r>
+          </w:p>
+        </w:tc>
+      </w:tr>
+      <w:tr>
+        <w:tc>
+          <w:tcPr>
+            <w:tcW w:type="dxa" w:w="2880"/>
+          </w:tcPr>
+          <w:p>
+            <w:r>
+              <w:rPr>
+                <w:sz w:val="18"/>
+              </w:rPr>
+              <w:t>PII sin alta sensibilidad</w:t>
+            </w:r>
+          </w:p>
+        </w:tc>
+        <w:tc>
+          <w:tcPr>
+            <w:tcW w:type="dxa" w:w="2880"/>
+          </w:tcPr>
+          <w:p>
+            <w:r>
+              <w:rPr>
+                <w:sz w:val="18"/>
+              </w:rPr>
+              <w:t>VPC / Local</w:t>
+            </w:r>
+          </w:p>
+        </w:tc>
+        <w:tc>
+          <w:tcPr>
+            <w:tcW w:type="dxa" w:w="2880"/>
+          </w:tcPr>
+          <w:p>
+            <w:r>
+              <w:rPr>
+                <w:sz w:val="18"/>
+              </w:rPr>
+              <w:t>No sale a externo por defecto.</w:t>
+            </w:r>
+          </w:p>
+        </w:tc>
+      </w:tr>
+      <w:tr>
+        <w:tc>
+          <w:tcPr>
+            <w:tcW w:type="dxa" w:w="2880"/>
+          </w:tcPr>
+          <w:p>
+            <w:r>
+              <w:rPr>
+                <w:sz w:val="18"/>
+              </w:rPr>
+              <w:t>Interno / Público</w:t>
+            </w:r>
+          </w:p>
+        </w:tc>
+        <w:tc>
+          <w:tcPr>
+            <w:tcW w:type="dxa" w:w="2880"/>
+          </w:tcPr>
+          <w:p>
+            <w:r>
+              <w:rPr>
+                <w:sz w:val="18"/>
+              </w:rPr>
+              <w:t>Open (NaN)</w:t>
+            </w:r>
+          </w:p>
+        </w:tc>
+        <w:tc>
+          <w:tcPr>
+            <w:tcW w:type="dxa" w:w="2880"/>
+          </w:tcPr>
+          <w:p>
+            <w:r>
+              <w:rPr>
+                <w:sz w:val="18"/>
+              </w:rPr>
+              <w:t>Empieza en NaN; premium solo a demanda/insuficiencia.</w:t>
+            </w:r>
+          </w:p>
+        </w:tc>
+      </w:tr>
+      <w:tr>
+        <w:tc>
+          <w:tcPr>
+            <w:tcW w:type="dxa" w:w="2880"/>
+          </w:tcPr>
+          <w:p>
+            <w:r>
+              <w:rPr>
+                <w:sz w:val="18"/>
+              </w:rPr>
+              <w:t>Inyección / exfiltración</w:t>
+            </w:r>
+          </w:p>
+        </w:tc>
+        <w:tc>
+          <w:tcPr>
+            <w:tcW w:type="dxa" w:w="2880"/>
+          </w:tcPr>
+          <w:p>
+            <w:r>
+              <w:rPr>
+                <w:sz w:val="18"/>
+              </w:rPr>
+              <w:t>Bloqueado</w:t>
+            </w:r>
+          </w:p>
+        </w:tc>
+        <w:tc>
+          <w:tcPr>
+            <w:tcW w:type="dxa" w:w="2880"/>
+          </w:tcPr>
+          <w:p>
+            <w:r>
+              <w:rPr>
+                <w:sz w:val="18"/>
+              </w:rPr>
+              <w:t>Política de seguridad; se audita el intento.</w:t>
+            </w:r>
+          </w:p>
+        </w:tc>
+      </w:tr>
+    </w:tbl>
+    <w:p/>
+    <w:p>
+      <w:r>
+        <w:rPr>
+          <w:b w:val="0"/>
+          <w:i w:val="0"/>
+          <w:color w:val="334155"/>
+          <w:sz w:val="21"/>
+        </w:rPr>
+        <w:t>NaN-primero: los datos no sensibles SIEMPRE empiezan con el modelo abierto (NaN). Premium no es ruta base; es una escalada que ocurre solo cuando el usuario pide «máxima precisión» o cuando la respuesta del modelo barato resulta insuficiente. Si no hay premium configurado, todo se resuelve en NaN; si tampoco hay NaN, la plataforma responde en modo demostración (mock) e invita a configurar un proveedor real. Datos sensibles nunca escalan a la nube sin aprobación.</w:t>
       </w:r>
     </w:p>
     <w:p>
       <w:pPr>
-        <w:pStyle w:val="ListBullet"/>
+        <w:pStyle w:val="Heading1"/>
       </w:pPr>
       <w:r>
-        <w:t>Datos RESTRICTED → local, nunca salen.</w:t>
+        <w:t>5. RAG: ingesta, recuperación y citaciones</w:t>
       </w:r>
     </w:p>
     <w:p>
@@ -306,7 +898,13 @@
         <w:pStyle w:val="ListBullet"/>
       </w:pPr>
       <w:r>
-        <w:t>CONFIDENTIAL → VPC privada (o local si no hay VPC).</w:t>
+        <w:rPr>
+          <w:b/>
+        </w:rPr>
+        <w:t xml:space="preserve">Ingesta: </w:t>
+      </w:r>
+      <w:r>
+        <w:t>el documento se clasifica (sensibilidad + PII), se trocea (chunking con solape) y se cifra.</w:t>
       </w:r>
     </w:p>
     <w:p>
@@ -314,7 +912,13 @@
         <w:pStyle w:val="ListBullet"/>
       </w:pPr>
       <w:r>
-        <w:t>PII sin alta sensibilidad → nunca a externo por defecto.</w:t>
+        <w:rPr>
+          <w:b/>
+        </w:rPr>
+        <w:t xml:space="preserve">Embeddings: </w:t>
+      </w:r>
+      <w:r>
+        <w:t>se calculan sobre texto plano; los fragmentos se almacenan cifrados (AES-256-GCM).</w:t>
       </w:r>
     </w:p>
     <w:p>
@@ -322,7 +926,13 @@
         <w:pStyle w:val="ListBullet"/>
       </w:pPr>
       <w:r>
-        <w:t>No sensible → empieza en NaN (open); premium solo a demanda o si la respuesta es insuficiente.</w:t>
+        <w:rPr>
+          <w:b/>
+        </w:rPr>
+        <w:t xml:space="preserve">Recuperación: </w:t>
+      </w:r>
+      <w:r>
+        <w:t>búsqueda vectorial acotada por tenant, categoría y áreas visibles del usuario.</w:t>
       </w:r>
     </w:p>
     <w:p>
@@ -330,79 +940,360 @@
         <w:pStyle w:val="ListBullet"/>
       </w:pPr>
       <w:r>
-        <w:t>Todo queda auditado con su razón de ruteo.</w:t>
+        <w:rPr>
+          <w:b/>
+        </w:rPr>
+        <w:t xml:space="preserve">Reranking: </w:t>
+      </w:r>
+      <w:r>
+        <w:t>opcional, reordena los candidatos por relevancia real (NaN Qwen3-Reranker).</w:t>
+      </w:r>
+    </w:p>
+    <w:p>
+      <w:pPr>
+        <w:pStyle w:val="ListBullet"/>
+      </w:pPr>
+      <w:r>
+        <w:rPr>
+          <w:b/>
+        </w:rPr>
+        <w:t xml:space="preserve">Citaciones: </w:t>
+      </w:r>
+      <w:r>
+        <w:t>cada respuesta indica documento, fragmento y score; respeta permisos por área.</w:t>
+      </w:r>
+    </w:p>
+    <w:p>
+      <w:pPr>
+        <w:pStyle w:val="Heading1"/>
+      </w:pPr>
+      <w:r>
+        <w:t>6. Cascada de modelos y eficiencia de tokens</w:t>
       </w:r>
     </w:p>
     <w:p>
       <w:r>
-        <w:t>Cumplimiento de referencia: LFPDPPP, OWASP Top 10 for LLM Apps 2025, NIST AI RMF.</w:t>
+        <w:rPr>
+          <w:b w:val="0"/>
+          <w:i w:val="0"/>
+          <w:color w:val="334155"/>
+          <w:sz w:val="21"/>
+        </w:rPr>
+        <w:t>Para controlar costo sin sacrificar calidad, la plataforma combina un modelo barato (NaN) con uno premium bajo demanda y reduce el tamaño de lo que se envía:</w:t>
       </w:r>
     </w:p>
     <w:p>
       <w:pPr>
-        <w:spacing w:before="240" w:after="120"/>
+        <w:pStyle w:val="ListBullet"/>
       </w:pPr>
       <w:r>
         <w:rPr>
           <w:b/>
-          <w:color w:val="6D28D9"/>
-          <w:sz w:val="40"/>
         </w:rPr>
-        <w:t>5. Entornos y despliegue</w:t>
+        <w:t xml:space="preserve">Condensación: </w:t>
+      </w:r>
+      <w:r>
+        <w:t>antes de pagar premium, el contexto grande se condensa con el modelo barato.</w:t>
+      </w:r>
+    </w:p>
+    <w:p>
+      <w:pPr>
+        <w:pStyle w:val="ListBullet"/>
+      </w:pPr>
+      <w:r>
+        <w:rPr>
+          <w:b/>
+        </w:rPr>
+        <w:t xml:space="preserve">Tope de gasto: </w:t>
+      </w:r>
+      <w:r>
+        <w:t>MAX_TOKENS_PER_REQUEST limita los tokens por consulta (0 = sin tope).</w:t>
+      </w:r>
+    </w:p>
+    <w:p>
+      <w:pPr>
+        <w:pStyle w:val="ListBullet"/>
+      </w:pPr>
+      <w:r>
+        <w:rPr>
+          <w:b/>
+        </w:rPr>
+        <w:t xml:space="preserve">Escalada por insuficiencia: </w:t>
+      </w:r>
+      <w:r>
+        <w:t>si el borrador barato es pobre, se sube a premium automáticamente.</w:t>
+      </w:r>
+    </w:p>
+    <w:p>
+      <w:pPr>
+        <w:pStyle w:val="ListBullet"/>
+      </w:pPr>
+      <w:r>
+        <w:rPr>
+          <w:b/>
+        </w:rPr>
+        <w:t xml:space="preserve">Ahorro acumulado: </w:t>
+      </w:r>
+      <w:r>
+        <w:t>el panel de Eficiencia muestra los tokens ahorrados.</w:t>
+      </w:r>
+    </w:p>
+    <w:p>
+      <w:pPr>
+        <w:pStyle w:val="Heading1"/>
+      </w:pPr>
+      <w:r>
+        <w:t>7. Módulos funcionales</w:t>
+      </w:r>
+    </w:p>
+    <w:p>
+      <w:pPr>
+        <w:pStyle w:val="Heading3"/>
+      </w:pPr>
+      <w:r>
+        <w:t>Casos de uso (recetas)</w:t>
       </w:r>
     </w:p>
     <w:p>
       <w:r>
-        <w:t>Flujo de promoción dev → qa → main (prod) con CI obligatorio (pytest + build). Cada push a main despliega el portal (Vercel) y la API (Render). Migraciones aditivas idempotentes (sin pérdida de datos).</w:t>
+        <w:rPr>
+          <w:b w:val="0"/>
+          <w:i w:val="0"/>
+          <w:color w:val="334155"/>
+          <w:sz w:val="21"/>
+        </w:rPr>
+        <w:t>Genera entregables (propuestas, cartas, reportes, licitaciones) con un paso universal objetivo/notas/formato y grounding por categoría. Borrador → aprobar → exportar a Word/PDF/Markdown/PPTX/XLSX. Reporte por industria con plantillas por sector.</w:t>
       </w:r>
     </w:p>
     <w:p>
       <w:pPr>
-        <w:spacing w:before="240" w:after="120"/>
+        <w:pStyle w:val="Heading3"/>
       </w:pPr>
       <w:r>
-        <w:rPr>
-          <w:b/>
-          <w:color w:val="6D28D9"/>
-          <w:sz w:val="40"/>
-        </w:rPr>
-        <w:t>6. Proveedor NaN (modelo abierto)</w:t>
+        <w:t>Agentes verticales</w:t>
       </w:r>
     </w:p>
     <w:p>
       <w:r>
-        <w:t>API compatible con OpenAI (base https://api.nan.builders/v1). Modelos: qwen3.6 (principal), deepseek-v4-flash, mimo-v2.5 (omnimodal), gemma4, qwen3-embedding, rerank (Qwen3-Reranker), kokoro (TTS), whisper (STT). Nota: su API no expone generación de imágenes (es función de su web).</w:t>
+        <w:rPr>
+          <w:b w:val="0"/>
+          <w:i w:val="0"/>
+          <w:color w:val="334155"/>
+          <w:sz w:val="21"/>
+        </w:rPr>
+        <w:t>Agentes especializados (Document Intelligence, Cyber Diagnostic, Proposal/SOW, Executive Copilot) configurables por área; cada respuesta pasa por el router de privacidad y cita fuentes.</w:t>
       </w:r>
     </w:p>
     <w:p>
       <w:pPr>
-        <w:spacing w:before="240" w:after="120"/>
+        <w:pStyle w:val="Heading3"/>
       </w:pPr>
       <w:r>
-        <w:rPr>
-          <w:b/>
-          <w:color w:val="6D28D9"/>
-          <w:sz w:val="40"/>
-        </w:rPr>
-        <w:t>7. Ayuda y operación</w:t>
+        <w:t>Chat con fuentes</w:t>
       </w:r>
     </w:p>
     <w:p>
       <w:r>
-        <w:t>La plataforma incluye Ayuda in-app en español con guías paso a paso (conectar n8n, correo, documentos/RAG, acciones, conectores, importar BD/CSV, modelos/cascada/rerank, imágenes y webhooks) y ayuda contextual por sección.</w:t>
+        <w:rPr>
+          <w:b w:val="0"/>
+          <w:i w:val="0"/>
+          <w:color w:val="334155"/>
+          <w:sz w:val="21"/>
+        </w:rPr>
+        <w:t>3 modos de contexto (sin contexto / todo el RAG / elegir documentos), toggles de máxima precisión (cascada) y memoria; banner con clasificación y ruta real; exportable.</w:t>
       </w:r>
     </w:p>
     <w:p>
       <w:pPr>
-        <w:spacing w:before="240" w:after="120"/>
+        <w:pStyle w:val="Heading3"/>
+      </w:pPr>
+      <w:r>
+        <w:t>Notebooks</w:t>
+      </w:r>
+    </w:p>
+    <w:p>
+      <w:r>
+        <w:rPr>
+          <w:b w:val="0"/>
+          <w:i w:val="0"/>
+          <w:color w:val="334155"/>
+          <w:sz w:val="21"/>
+        </w:rPr>
+        <w:t>Estilo NotebookLM privado: fuentes + preguntas citadas + artefactos (resumen, FAQ, guía, briefing, cronología) acotados a esos documentos.</w:t>
+      </w:r>
+    </w:p>
+    <w:p>
+      <w:pPr>
+        <w:pStyle w:val="Heading3"/>
+      </w:pPr>
+      <w:r>
+        <w:t>Documentos y RAG</w:t>
+      </w:r>
+    </w:p>
+    <w:p>
+      <w:r>
+        <w:rPr>
+          <w:b w:val="0"/>
+          <w:i w:val="0"/>
+          <w:color w:val="334155"/>
+          <w:sz w:val="21"/>
+        </w:rPr>
+        <w:t>Repositorio por área + catálogo de categorías; tratamiento auto-detectado (público/interno/confidencial/restringido) y editable; borrar y re-etiquetar; Drive como contexto; índice cifrado.</w:t>
+      </w:r>
+    </w:p>
+    <w:p>
+      <w:pPr>
+        <w:pStyle w:val="Heading3"/>
+      </w:pPr>
+      <w:r>
+        <w:t>Memoria y etiquetas</w:t>
+      </w:r>
+    </w:p>
+    <w:p>
+      <w:r>
+        <w:rPr>
+          <w:b w:val="0"/>
+          <w:i w:val="0"/>
+          <w:color w:val="334155"/>
+          <w:sz w:val="21"/>
+        </w:rPr>
+        <w:t>Memoria persistente de trabajos con búsqueda semántica + por tags; recall en el chat ('¿recuerdas el trabajo C?'); auto-captura al completar casos.</w:t>
+      </w:r>
+    </w:p>
+    <w:p>
+      <w:pPr>
+        <w:pStyle w:val="Heading3"/>
+      </w:pPr>
+      <w:r>
+        <w:t>Generar imágenes</w:t>
+      </w:r>
+    </w:p>
+    <w:p>
+      <w:r>
+        <w:rPr>
+          <w:b w:val="0"/>
+          <w:i w:val="0"/>
+          <w:color w:val="334155"/>
+          <w:sz w:val="21"/>
+        </w:rPr>
+        <w:t>Texto→imagen (ruta estándar OpenAI), relación de aspecto y variantes; galería por área; PII redactada; auditada.</w:t>
+      </w:r>
+    </w:p>
+    <w:p>
+      <w:pPr>
+        <w:pStyle w:val="Heading3"/>
+      </w:pPr>
+      <w:r>
+        <w:t>Flujogramas</w:t>
+      </w:r>
+    </w:p>
+    <w:p>
+      <w:r>
+        <w:rPr>
+          <w:b w:val="0"/>
+          <w:i w:val="0"/>
+          <w:color w:val="334155"/>
+          <w:sz w:val="21"/>
+        </w:rPr>
+        <w:t>La lógica del producto navegable: los flujos base del blueprint + flujo de caso + diseño libre.</w:t>
+      </w:r>
+    </w:p>
+    <w:p>
+      <w:pPr>
+        <w:pStyle w:val="Heading3"/>
+      </w:pPr>
+      <w:r>
+        <w:t>Tableros</w:t>
+      </w:r>
+    </w:p>
+    <w:p>
+      <w:r>
+        <w:rPr>
+          <w:b w:val="0"/>
+          <w:i w:val="0"/>
+          <w:color w:val="334155"/>
+          <w:sz w:val="21"/>
+        </w:rPr>
+        <w:t>Dashboards a la medida: describe qué medir, agrega KPIs y gráficas en vivo (tokens por fuente, casos por receta, costo por ruta) + KPIs manuales.</w:t>
+      </w:r>
+    </w:p>
+    <w:p>
+      <w:pPr>
+        <w:pStyle w:val="Heading3"/>
+      </w:pPr>
+      <w:r>
+        <w:t>Trámites y casos (MCP)</w:t>
+      </w:r>
+    </w:p>
+    <w:p>
+      <w:r>
+        <w:rPr>
+          <w:b w:val="0"/>
+          <w:i w:val="0"/>
+          <w:color w:val="334155"/>
+          <w:sz w:val="21"/>
+        </w:rPr>
+        <w:t>Catálogo curado por país/estado/empresa por ejes de desarrollo; convierte un trámite en propuesta de caso; aterriza (grounding) las respuestas.</w:t>
+      </w:r>
+    </w:p>
+    <w:p>
+      <w:pPr>
+        <w:pStyle w:val="Heading3"/>
+      </w:pPr>
+      <w:r>
+        <w:t>App Studio</w:t>
+      </w:r>
+    </w:p>
+    <w:p>
+      <w:r>
+        <w:rPr>
+          <w:b w:val="0"/>
+          <w:i w:val="0"/>
+          <w:color w:val="334155"/>
+          <w:sz w:val="21"/>
+        </w:rPr>
+        <w:t>Construye mini-apps con IA y publícalas (pago por despliegue).</w:t>
+      </w:r>
+    </w:p>
+    <w:p>
+      <w:pPr>
+        <w:pStyle w:val="Heading3"/>
+      </w:pPr>
+      <w:r>
+        <w:t>Automatizaciones</w:t>
+      </w:r>
+    </w:p>
+    <w:p>
+      <w:r>
+        <w:rPr>
+          <w:b w:val="0"/>
+          <w:i w:val="0"/>
+          <w:color w:val="334155"/>
+          <w:sz w:val="21"/>
+        </w:rPr>
+        <w:t>Disparador (manual/programado/evento) → acción (workflow n8n / caso / conector / notificar), con plantillas y ejecución manual.</w:t>
+      </w:r>
+    </w:p>
+    <w:p>
+      <w:pPr>
+        <w:pStyle w:val="Heading1"/>
+      </w:pPr>
+      <w:r>
+        <w:t>8. Integraciones</w:t>
+      </w:r>
+    </w:p>
+    <w:p>
+      <w:pPr>
+        <w:pStyle w:val="ListBullet"/>
       </w:pPr>
       <w:r>
         <w:rPr>
           <w:b/>
-          <w:color w:val="6D28D9"/>
-          <w:sz w:val="40"/>
         </w:rPr>
-        <w:t>8. Pendientes de configuración del cliente</w:t>
+        <w:t xml:space="preserve">Correo: </w:t>
+      </w:r>
+      <w:r>
+        <w:t>OAuth Outlook/Gmail + IMAP (Yahoo, iCloud, Zoho, hosting); varias cuentas por proveedor.</w:t>
       </w:r>
     </w:p>
     <w:p>
@@ -410,7 +1301,13 @@
         <w:pStyle w:val="ListBullet"/>
       </w:pPr>
       <w:r>
-        <w:t>Proteger ramas (main/qa) en GitHub — requiere admin del repo.</w:t>
+        <w:rPr>
+          <w:b/>
+        </w:rPr>
+        <w:t xml:space="preserve">Google Drive: </w:t>
+      </w:r>
+      <w:r>
+        <w:t>importar archivos al RAG como contexto (scope drive.readonly).</w:t>
       </w:r>
     </w:p>
     <w:p>
@@ -418,7 +1315,13 @@
         <w:pStyle w:val="ListBullet"/>
       </w:pPr>
       <w:r>
-        <w:t>Reconectar Microsoft con scopes nuevos (Excel/SharePoint/OneDrive).</w:t>
+        <w:rPr>
+          <w:b/>
+        </w:rPr>
+        <w:t xml:space="preserve">Conectores de salida: </w:t>
+      </w:r>
+      <w:r>
+        <w:t>CRM/ERP/Delivery (HubSpot, Salesforce, Shopify, Rappi, genérico) con detalle y «ojito» de secretos (auditado).</w:t>
       </w:r>
     </w:p>
     <w:p>
@@ -426,9 +1329,4185 @@
         <w:pStyle w:val="ListBullet"/>
       </w:pPr>
       <w:r>
-        <w:t>Configurar proveedor premium/NaN y «Probar conexión».</w:t>
+        <w:rPr>
+          <w:b/>
+        </w:rPr>
+        <w:t xml:space="preserve">Webhooks entrantes: </w:t>
+      </w:r>
+      <w:r>
+        <w:t>firmados con HMAC-SHA256 (X-Signature) para recibir eventos.</w:t>
       </w:r>
     </w:p>
+    <w:p>
+      <w:pPr>
+        <w:pStyle w:val="ListBullet"/>
+      </w:pPr>
+      <w:r>
+        <w:rPr>
+          <w:b/>
+        </w:rPr>
+        <w:t xml:space="preserve">Fuentes de datos legadas: </w:t>
+      </w:r>
+      <w:r>
+        <w:t>BD de solo lectura (DSN + SELECT) y CSV → repositorio + RAG.</w:t>
+      </w:r>
+    </w:p>
+    <w:p>
+      <w:pPr>
+        <w:pStyle w:val="ListBullet"/>
+      </w:pPr>
+      <w:r>
+        <w:rPr>
+          <w:b/>
+        </w:rPr>
+        <w:t xml:space="preserve">n8n: </w:t>
+      </w:r>
+      <w:r>
+        <w:t>puente universal gestionado; automatizaciones con acción «workflow».</w:t>
+      </w:r>
+    </w:p>
+    <w:p>
+      <w:pPr>
+        <w:pStyle w:val="ListBullet"/>
+      </w:pPr>
+      <w:r>
+        <w:rPr>
+          <w:b/>
+        </w:rPr>
+        <w:t xml:space="preserve">API pública /v1: </w:t>
+      </w:r>
+      <w:r>
+        <w:t>sistemas externos llaman con X-API-Key.</w:t>
+      </w:r>
+    </w:p>
+    <w:p>
+      <w:pPr>
+        <w:pStyle w:val="Heading1"/>
+      </w:pPr>
+      <w:r>
+        <w:t>9. Toolkit de acciones (Google / Microsoft)</w:t>
+      </w:r>
+    </w:p>
+    <w:p>
+      <w:r>
+        <w:rPr>
+          <w:b w:val="0"/>
+          <w:i w:val="0"/>
+          <w:color w:val="334155"/>
+          <w:sz w:val="21"/>
+        </w:rPr>
+        <w:t>Las lecturas corren al instante; las escrituras requieren aprobación humana (o «Permitir siempre», revocable). Todo se audita.</w:t>
+      </w:r>
+    </w:p>
+    <w:tbl>
+      <w:tblPr>
+        <w:tblStyle w:val="LightGrid-Accent1"/>
+        <w:tblW w:type="auto" w:w="0"/>
+        <w:jc w:val="center"/>
+        <w:tblLook w:firstColumn="1" w:firstRow="1" w:lastColumn="0" w:lastRow="0" w:noHBand="0" w:noVBand="1" w:val="04A0"/>
+      </w:tblPr>
+      <w:tblGrid>
+        <w:gridCol w:w="2160"/>
+        <w:gridCol w:w="2160"/>
+        <w:gridCol w:w="2160"/>
+        <w:gridCol w:w="2160"/>
+      </w:tblGrid>
+      <w:tr>
+        <w:tc>
+          <w:tcPr>
+            <w:tcW w:type="dxa" w:w="2160"/>
+          </w:tcPr>
+          <w:p>
+            <w:r>
+              <w:rPr>
+                <w:b/>
+                <w:sz w:val="19"/>
+              </w:rPr>
+              <w:t>Acción</w:t>
+            </w:r>
+          </w:p>
+        </w:tc>
+        <w:tc>
+          <w:tcPr>
+            <w:tcW w:type="dxa" w:w="2160"/>
+          </w:tcPr>
+          <w:p>
+            <w:r>
+              <w:rPr>
+                <w:b/>
+                <w:sz w:val="19"/>
+              </w:rPr>
+              <w:t>Proveedor</w:t>
+            </w:r>
+          </w:p>
+        </w:tc>
+        <w:tc>
+          <w:tcPr>
+            <w:tcW w:type="dxa" w:w="2160"/>
+          </w:tcPr>
+          <w:p>
+            <w:r>
+              <w:rPr>
+                <w:b/>
+                <w:sz w:val="19"/>
+              </w:rPr>
+              <w:t>Escritura</w:t>
+            </w:r>
+          </w:p>
+        </w:tc>
+        <w:tc>
+          <w:tcPr>
+            <w:tcW w:type="dxa" w:w="2160"/>
+          </w:tcPr>
+          <w:p>
+            <w:r>
+              <w:rPr>
+                <w:b/>
+                <w:sz w:val="19"/>
+              </w:rPr>
+              <w:t>Parámetros</w:t>
+            </w:r>
+          </w:p>
+        </w:tc>
+      </w:tr>
+      <w:tr>
+        <w:tc>
+          <w:tcPr>
+            <w:tcW w:type="dxa" w:w="2160"/>
+          </w:tcPr>
+          <w:p>
+            <w:r>
+              <w:rPr>
+                <w:sz w:val="18"/>
+              </w:rPr>
+              <w:t>gmail.send</w:t>
+            </w:r>
+          </w:p>
+        </w:tc>
+        <w:tc>
+          <w:tcPr>
+            <w:tcW w:type="dxa" w:w="2160"/>
+          </w:tcPr>
+          <w:p>
+            <w:r>
+              <w:rPr>
+                <w:sz w:val="18"/>
+              </w:rPr>
+              <w:t>Google</w:t>
+            </w:r>
+          </w:p>
+        </w:tc>
+        <w:tc>
+          <w:tcPr>
+            <w:tcW w:type="dxa" w:w="2160"/>
+          </w:tcPr>
+          <w:p>
+            <w:r>
+              <w:rPr>
+                <w:sz w:val="18"/>
+              </w:rPr>
+              <w:t>Sí</w:t>
+            </w:r>
+          </w:p>
+        </w:tc>
+        <w:tc>
+          <w:tcPr>
+            <w:tcW w:type="dxa" w:w="2160"/>
+          </w:tcPr>
+          <w:p>
+            <w:r>
+              <w:rPr>
+                <w:sz w:val="18"/>
+              </w:rPr>
+              <w:t>to, subject, body</w:t>
+            </w:r>
+          </w:p>
+        </w:tc>
+      </w:tr>
+      <w:tr>
+        <w:tc>
+          <w:tcPr>
+            <w:tcW w:type="dxa" w:w="2160"/>
+          </w:tcPr>
+          <w:p>
+            <w:r>
+              <w:rPr>
+                <w:sz w:val="18"/>
+              </w:rPr>
+              <w:t>gcal.create_event</w:t>
+            </w:r>
+          </w:p>
+        </w:tc>
+        <w:tc>
+          <w:tcPr>
+            <w:tcW w:type="dxa" w:w="2160"/>
+          </w:tcPr>
+          <w:p>
+            <w:r>
+              <w:rPr>
+                <w:sz w:val="18"/>
+              </w:rPr>
+              <w:t>Google</w:t>
+            </w:r>
+          </w:p>
+        </w:tc>
+        <w:tc>
+          <w:tcPr>
+            <w:tcW w:type="dxa" w:w="2160"/>
+          </w:tcPr>
+          <w:p>
+            <w:r>
+              <w:rPr>
+                <w:sz w:val="18"/>
+              </w:rPr>
+              <w:t>Sí</w:t>
+            </w:r>
+          </w:p>
+        </w:tc>
+        <w:tc>
+          <w:tcPr>
+            <w:tcW w:type="dxa" w:w="2160"/>
+          </w:tcPr>
+          <w:p>
+            <w:r>
+              <w:rPr>
+                <w:sz w:val="18"/>
+              </w:rPr>
+              <w:t>summary, start, end, location</w:t>
+            </w:r>
+          </w:p>
+        </w:tc>
+      </w:tr>
+      <w:tr>
+        <w:tc>
+          <w:tcPr>
+            <w:tcW w:type="dxa" w:w="2160"/>
+          </w:tcPr>
+          <w:p>
+            <w:r>
+              <w:rPr>
+                <w:sz w:val="18"/>
+              </w:rPr>
+              <w:t>gsheets.append</w:t>
+            </w:r>
+          </w:p>
+        </w:tc>
+        <w:tc>
+          <w:tcPr>
+            <w:tcW w:type="dxa" w:w="2160"/>
+          </w:tcPr>
+          <w:p>
+            <w:r>
+              <w:rPr>
+                <w:sz w:val="18"/>
+              </w:rPr>
+              <w:t>Google</w:t>
+            </w:r>
+          </w:p>
+        </w:tc>
+        <w:tc>
+          <w:tcPr>
+            <w:tcW w:type="dxa" w:w="2160"/>
+          </w:tcPr>
+          <w:p>
+            <w:r>
+              <w:rPr>
+                <w:sz w:val="18"/>
+              </w:rPr>
+              <w:t>Sí</w:t>
+            </w:r>
+          </w:p>
+        </w:tc>
+        <w:tc>
+          <w:tcPr>
+            <w:tcW w:type="dxa" w:w="2160"/>
+          </w:tcPr>
+          <w:p>
+            <w:r>
+              <w:rPr>
+                <w:sz w:val="18"/>
+              </w:rPr>
+              <w:t>spreadsheet_id, range, values</w:t>
+            </w:r>
+          </w:p>
+        </w:tc>
+      </w:tr>
+      <w:tr>
+        <w:tc>
+          <w:tcPr>
+            <w:tcW w:type="dxa" w:w="2160"/>
+          </w:tcPr>
+          <w:p>
+            <w:r>
+              <w:rPr>
+                <w:sz w:val="18"/>
+              </w:rPr>
+              <w:t>gsheets.read</w:t>
+            </w:r>
+          </w:p>
+        </w:tc>
+        <w:tc>
+          <w:tcPr>
+            <w:tcW w:type="dxa" w:w="2160"/>
+          </w:tcPr>
+          <w:p>
+            <w:r>
+              <w:rPr>
+                <w:sz w:val="18"/>
+              </w:rPr>
+              <w:t>Google</w:t>
+            </w:r>
+          </w:p>
+        </w:tc>
+        <w:tc>
+          <w:tcPr>
+            <w:tcW w:type="dxa" w:w="2160"/>
+          </w:tcPr>
+          <w:p>
+            <w:r>
+              <w:rPr>
+                <w:sz w:val="18"/>
+              </w:rPr>
+              <w:t>No</w:t>
+            </w:r>
+          </w:p>
+        </w:tc>
+        <w:tc>
+          <w:tcPr>
+            <w:tcW w:type="dxa" w:w="2160"/>
+          </w:tcPr>
+          <w:p>
+            <w:r>
+              <w:rPr>
+                <w:sz w:val="18"/>
+              </w:rPr>
+              <w:t>spreadsheet_id, range</w:t>
+            </w:r>
+          </w:p>
+        </w:tc>
+      </w:tr>
+      <w:tr>
+        <w:tc>
+          <w:tcPr>
+            <w:tcW w:type="dxa" w:w="2160"/>
+          </w:tcPr>
+          <w:p>
+            <w:r>
+              <w:rPr>
+                <w:sz w:val="18"/>
+              </w:rPr>
+              <w:t>gcal.list</w:t>
+            </w:r>
+          </w:p>
+        </w:tc>
+        <w:tc>
+          <w:tcPr>
+            <w:tcW w:type="dxa" w:w="2160"/>
+          </w:tcPr>
+          <w:p>
+            <w:r>
+              <w:rPr>
+                <w:sz w:val="18"/>
+              </w:rPr>
+              <w:t>Google</w:t>
+            </w:r>
+          </w:p>
+        </w:tc>
+        <w:tc>
+          <w:tcPr>
+            <w:tcW w:type="dxa" w:w="2160"/>
+          </w:tcPr>
+          <w:p>
+            <w:r>
+              <w:rPr>
+                <w:sz w:val="18"/>
+              </w:rPr>
+              <w:t>No</w:t>
+            </w:r>
+          </w:p>
+        </w:tc>
+        <w:tc>
+          <w:tcPr>
+            <w:tcW w:type="dxa" w:w="2160"/>
+          </w:tcPr>
+          <w:p>
+            <w:r>
+              <w:rPr>
+                <w:sz w:val="18"/>
+              </w:rPr>
+              <w:t>days</w:t>
+            </w:r>
+          </w:p>
+        </w:tc>
+      </w:tr>
+      <w:tr>
+        <w:tc>
+          <w:tcPr>
+            <w:tcW w:type="dxa" w:w="2160"/>
+          </w:tcPr>
+          <w:p>
+            <w:r>
+              <w:rPr>
+                <w:sz w:val="18"/>
+              </w:rPr>
+              <w:t>outlook.send</w:t>
+            </w:r>
+          </w:p>
+        </w:tc>
+        <w:tc>
+          <w:tcPr>
+            <w:tcW w:type="dxa" w:w="2160"/>
+          </w:tcPr>
+          <w:p>
+            <w:r>
+              <w:rPr>
+                <w:sz w:val="18"/>
+              </w:rPr>
+              <w:t>Microsoft</w:t>
+            </w:r>
+          </w:p>
+        </w:tc>
+        <w:tc>
+          <w:tcPr>
+            <w:tcW w:type="dxa" w:w="2160"/>
+          </w:tcPr>
+          <w:p>
+            <w:r>
+              <w:rPr>
+                <w:sz w:val="18"/>
+              </w:rPr>
+              <w:t>Sí</w:t>
+            </w:r>
+          </w:p>
+        </w:tc>
+        <w:tc>
+          <w:tcPr>
+            <w:tcW w:type="dxa" w:w="2160"/>
+          </w:tcPr>
+          <w:p>
+            <w:r>
+              <w:rPr>
+                <w:sz w:val="18"/>
+              </w:rPr>
+              <w:t>to, subject, body</w:t>
+            </w:r>
+          </w:p>
+        </w:tc>
+      </w:tr>
+      <w:tr>
+        <w:tc>
+          <w:tcPr>
+            <w:tcW w:type="dxa" w:w="2160"/>
+          </w:tcPr>
+          <w:p>
+            <w:r>
+              <w:rPr>
+                <w:sz w:val="18"/>
+              </w:rPr>
+              <w:t>mscal.create_event</w:t>
+            </w:r>
+          </w:p>
+        </w:tc>
+        <w:tc>
+          <w:tcPr>
+            <w:tcW w:type="dxa" w:w="2160"/>
+          </w:tcPr>
+          <w:p>
+            <w:r>
+              <w:rPr>
+                <w:sz w:val="18"/>
+              </w:rPr>
+              <w:t>Microsoft</w:t>
+            </w:r>
+          </w:p>
+        </w:tc>
+        <w:tc>
+          <w:tcPr>
+            <w:tcW w:type="dxa" w:w="2160"/>
+          </w:tcPr>
+          <w:p>
+            <w:r>
+              <w:rPr>
+                <w:sz w:val="18"/>
+              </w:rPr>
+              <w:t>Sí</w:t>
+            </w:r>
+          </w:p>
+        </w:tc>
+        <w:tc>
+          <w:tcPr>
+            <w:tcW w:type="dxa" w:w="2160"/>
+          </w:tcPr>
+          <w:p>
+            <w:r>
+              <w:rPr>
+                <w:sz w:val="18"/>
+              </w:rPr>
+              <w:t>summary, start, end, location</w:t>
+            </w:r>
+          </w:p>
+        </w:tc>
+      </w:tr>
+      <w:tr>
+        <w:tc>
+          <w:tcPr>
+            <w:tcW w:type="dxa" w:w="2160"/>
+          </w:tcPr>
+          <w:p>
+            <w:r>
+              <w:rPr>
+                <w:sz w:val="18"/>
+              </w:rPr>
+              <w:t>teams.post</w:t>
+            </w:r>
+          </w:p>
+        </w:tc>
+        <w:tc>
+          <w:tcPr>
+            <w:tcW w:type="dxa" w:w="2160"/>
+          </w:tcPr>
+          <w:p>
+            <w:r>
+              <w:rPr>
+                <w:sz w:val="18"/>
+              </w:rPr>
+              <w:t>Microsoft</w:t>
+            </w:r>
+          </w:p>
+        </w:tc>
+        <w:tc>
+          <w:tcPr>
+            <w:tcW w:type="dxa" w:w="2160"/>
+          </w:tcPr>
+          <w:p>
+            <w:r>
+              <w:rPr>
+                <w:sz w:val="18"/>
+              </w:rPr>
+              <w:t>Sí</w:t>
+            </w:r>
+          </w:p>
+        </w:tc>
+        <w:tc>
+          <w:tcPr>
+            <w:tcW w:type="dxa" w:w="2160"/>
+          </w:tcPr>
+          <w:p>
+            <w:r>
+              <w:rPr>
+                <w:sz w:val="18"/>
+              </w:rPr>
+              <w:t>team_id, channel_id, message</w:t>
+            </w:r>
+          </w:p>
+        </w:tc>
+      </w:tr>
+      <w:tr>
+        <w:tc>
+          <w:tcPr>
+            <w:tcW w:type="dxa" w:w="2160"/>
+          </w:tcPr>
+          <w:p>
+            <w:r>
+              <w:rPr>
+                <w:sz w:val="18"/>
+              </w:rPr>
+              <w:t>excel.append</w:t>
+            </w:r>
+          </w:p>
+        </w:tc>
+        <w:tc>
+          <w:tcPr>
+            <w:tcW w:type="dxa" w:w="2160"/>
+          </w:tcPr>
+          <w:p>
+            <w:r>
+              <w:rPr>
+                <w:sz w:val="18"/>
+              </w:rPr>
+              <w:t>Microsoft</w:t>
+            </w:r>
+          </w:p>
+        </w:tc>
+        <w:tc>
+          <w:tcPr>
+            <w:tcW w:type="dxa" w:w="2160"/>
+          </w:tcPr>
+          <w:p>
+            <w:r>
+              <w:rPr>
+                <w:sz w:val="18"/>
+              </w:rPr>
+              <w:t>Sí</w:t>
+            </w:r>
+          </w:p>
+        </w:tc>
+        <w:tc>
+          <w:tcPr>
+            <w:tcW w:type="dxa" w:w="2160"/>
+          </w:tcPr>
+          <w:p>
+            <w:r>
+              <w:rPr>
+                <w:sz w:val="18"/>
+              </w:rPr>
+              <w:t>item_id, table, values</w:t>
+            </w:r>
+          </w:p>
+        </w:tc>
+      </w:tr>
+      <w:tr>
+        <w:tc>
+          <w:tcPr>
+            <w:tcW w:type="dxa" w:w="2160"/>
+          </w:tcPr>
+          <w:p>
+            <w:r>
+              <w:rPr>
+                <w:sz w:val="18"/>
+              </w:rPr>
+              <w:t>mscal.list</w:t>
+            </w:r>
+          </w:p>
+        </w:tc>
+        <w:tc>
+          <w:tcPr>
+            <w:tcW w:type="dxa" w:w="2160"/>
+          </w:tcPr>
+          <w:p>
+            <w:r>
+              <w:rPr>
+                <w:sz w:val="18"/>
+              </w:rPr>
+              <w:t>Microsoft</w:t>
+            </w:r>
+          </w:p>
+        </w:tc>
+        <w:tc>
+          <w:tcPr>
+            <w:tcW w:type="dxa" w:w="2160"/>
+          </w:tcPr>
+          <w:p>
+            <w:r>
+              <w:rPr>
+                <w:sz w:val="18"/>
+              </w:rPr>
+              <w:t>No</w:t>
+            </w:r>
+          </w:p>
+        </w:tc>
+        <w:tc>
+          <w:tcPr>
+            <w:tcW w:type="dxa" w:w="2160"/>
+          </w:tcPr>
+          <w:p>
+            <w:r>
+              <w:rPr>
+                <w:sz w:val="18"/>
+              </w:rPr>
+              <w:t>days</w:t>
+            </w:r>
+          </w:p>
+        </w:tc>
+      </w:tr>
+      <w:tr>
+        <w:tc>
+          <w:tcPr>
+            <w:tcW w:type="dxa" w:w="2160"/>
+          </w:tcPr>
+          <w:p>
+            <w:r>
+              <w:rPr>
+                <w:sz w:val="18"/>
+              </w:rPr>
+              <w:t>onedrive.list</w:t>
+            </w:r>
+          </w:p>
+        </w:tc>
+        <w:tc>
+          <w:tcPr>
+            <w:tcW w:type="dxa" w:w="2160"/>
+          </w:tcPr>
+          <w:p>
+            <w:r>
+              <w:rPr>
+                <w:sz w:val="18"/>
+              </w:rPr>
+              <w:t>Microsoft</w:t>
+            </w:r>
+          </w:p>
+        </w:tc>
+        <w:tc>
+          <w:tcPr>
+            <w:tcW w:type="dxa" w:w="2160"/>
+          </w:tcPr>
+          <w:p>
+            <w:r>
+              <w:rPr>
+                <w:sz w:val="18"/>
+              </w:rPr>
+              <w:t>No</w:t>
+            </w:r>
+          </w:p>
+        </w:tc>
+        <w:tc>
+          <w:tcPr>
+            <w:tcW w:type="dxa" w:w="2160"/>
+          </w:tcPr>
+          <w:p>
+            <w:r>
+              <w:rPr>
+                <w:sz w:val="18"/>
+              </w:rPr>
+              <w:t>query</w:t>
+            </w:r>
+          </w:p>
+        </w:tc>
+      </w:tr>
+      <w:tr>
+        <w:tc>
+          <w:tcPr>
+            <w:tcW w:type="dxa" w:w="2160"/>
+          </w:tcPr>
+          <w:p>
+            <w:r>
+              <w:rPr>
+                <w:sz w:val="18"/>
+              </w:rPr>
+              <w:t>excel.read</w:t>
+            </w:r>
+          </w:p>
+        </w:tc>
+        <w:tc>
+          <w:tcPr>
+            <w:tcW w:type="dxa" w:w="2160"/>
+          </w:tcPr>
+          <w:p>
+            <w:r>
+              <w:rPr>
+                <w:sz w:val="18"/>
+              </w:rPr>
+              <w:t>Microsoft</w:t>
+            </w:r>
+          </w:p>
+        </w:tc>
+        <w:tc>
+          <w:tcPr>
+            <w:tcW w:type="dxa" w:w="2160"/>
+          </w:tcPr>
+          <w:p>
+            <w:r>
+              <w:rPr>
+                <w:sz w:val="18"/>
+              </w:rPr>
+              <w:t>No</w:t>
+            </w:r>
+          </w:p>
+        </w:tc>
+        <w:tc>
+          <w:tcPr>
+            <w:tcW w:type="dxa" w:w="2160"/>
+          </w:tcPr>
+          <w:p>
+            <w:r>
+              <w:rPr>
+                <w:sz w:val="18"/>
+              </w:rPr>
+              <w:t>item_id, worksheet, range</w:t>
+            </w:r>
+          </w:p>
+        </w:tc>
+      </w:tr>
+      <w:tr>
+        <w:tc>
+          <w:tcPr>
+            <w:tcW w:type="dxa" w:w="2160"/>
+          </w:tcPr>
+          <w:p>
+            <w:r>
+              <w:rPr>
+                <w:sz w:val="18"/>
+              </w:rPr>
+              <w:t>sharepoint.search</w:t>
+            </w:r>
+          </w:p>
+        </w:tc>
+        <w:tc>
+          <w:tcPr>
+            <w:tcW w:type="dxa" w:w="2160"/>
+          </w:tcPr>
+          <w:p>
+            <w:r>
+              <w:rPr>
+                <w:sz w:val="18"/>
+              </w:rPr>
+              <w:t>Microsoft</w:t>
+            </w:r>
+          </w:p>
+        </w:tc>
+        <w:tc>
+          <w:tcPr>
+            <w:tcW w:type="dxa" w:w="2160"/>
+          </w:tcPr>
+          <w:p>
+            <w:r>
+              <w:rPr>
+                <w:sz w:val="18"/>
+              </w:rPr>
+              <w:t>No</w:t>
+            </w:r>
+          </w:p>
+        </w:tc>
+        <w:tc>
+          <w:tcPr>
+            <w:tcW w:type="dxa" w:w="2160"/>
+          </w:tcPr>
+          <w:p>
+            <w:r>
+              <w:rPr>
+                <w:sz w:val="18"/>
+              </w:rPr>
+              <w:t>query</w:t>
+            </w:r>
+          </w:p>
+        </w:tc>
+      </w:tr>
+    </w:tbl>
+    <w:p/>
+    <w:p>
+      <w:pPr>
+        <w:pStyle w:val="Heading1"/>
+      </w:pPr>
+      <w:r>
+        <w:t>10. Modelos y proveedores</w:t>
+      </w:r>
+    </w:p>
+    <w:p>
+      <w:r>
+        <w:rPr>
+          <w:b w:val="0"/>
+          <w:i w:val="0"/>
+          <w:color w:val="334155"/>
+          <w:sz w:val="21"/>
+        </w:rPr>
+        <w:t>Rutas: local (Ollama), VPC (vLLM/TGI), open (NaN Builders), premium (OpenAI/Claude/Gemini compatible). Todas usan endpoints compatibles con OpenAI. El proveedor abierto por defecto es NaN Builders (API compatible OpenAI en https://api.nan.builders/v1).</w:t>
+      </w:r>
+    </w:p>
+    <w:p>
+      <w:pPr>
+        <w:pStyle w:val="Heading2"/>
+      </w:pPr>
+      <w:r>
+        <w:t>Modelos publicados de NaN</w:t>
+      </w:r>
+    </w:p>
+    <w:tbl>
+      <w:tblPr>
+        <w:tblStyle w:val="LightGrid-Accent1"/>
+        <w:tblW w:type="auto" w:w="0"/>
+        <w:jc w:val="center"/>
+        <w:tblLook w:firstColumn="1" w:firstRow="1" w:lastColumn="0" w:lastRow="0" w:noHBand="0" w:noVBand="1" w:val="04A0"/>
+      </w:tblPr>
+      <w:tblGrid>
+        <w:gridCol w:w="2160"/>
+        <w:gridCol w:w="2160"/>
+        <w:gridCol w:w="2160"/>
+        <w:gridCol w:w="2160"/>
+      </w:tblGrid>
+      <w:tr>
+        <w:tc>
+          <w:tcPr>
+            <w:tcW w:type="dxa" w:w="2160"/>
+          </w:tcPr>
+          <w:p>
+            <w:r>
+              <w:rPr>
+                <w:b/>
+                <w:sz w:val="19"/>
+              </w:rPr>
+              <w:t>Modelo</w:t>
+            </w:r>
+          </w:p>
+        </w:tc>
+        <w:tc>
+          <w:tcPr>
+            <w:tcW w:type="dxa" w:w="2160"/>
+          </w:tcPr>
+          <w:p>
+            <w:r>
+              <w:rPr>
+                <w:b/>
+                <w:sz w:val="19"/>
+              </w:rPr>
+              <w:t>Tipo</w:t>
+            </w:r>
+          </w:p>
+        </w:tc>
+        <w:tc>
+          <w:tcPr>
+            <w:tcW w:type="dxa" w:w="2160"/>
+          </w:tcPr>
+          <w:p>
+            <w:r>
+              <w:rPr>
+                <w:b/>
+                <w:sz w:val="19"/>
+              </w:rPr>
+              <w:t>Contexto</w:t>
+            </w:r>
+          </w:p>
+        </w:tc>
+        <w:tc>
+          <w:tcPr>
+            <w:tcW w:type="dxa" w:w="2160"/>
+          </w:tcPr>
+          <w:p>
+            <w:r>
+              <w:rPr>
+                <w:b/>
+                <w:sz w:val="19"/>
+              </w:rPr>
+              <w:t>Capacidades</w:t>
+            </w:r>
+          </w:p>
+        </w:tc>
+      </w:tr>
+      <w:tr>
+        <w:tc>
+          <w:tcPr>
+            <w:tcW w:type="dxa" w:w="2160"/>
+          </w:tcPr>
+          <w:p>
+            <w:r>
+              <w:rPr>
+                <w:sz w:val="18"/>
+              </w:rPr>
+              <w:t>qwen3.6</w:t>
+            </w:r>
+          </w:p>
+        </w:tc>
+        <w:tc>
+          <w:tcPr>
+            <w:tcW w:type="dxa" w:w="2160"/>
+          </w:tcPr>
+          <w:p>
+            <w:r>
+              <w:rPr>
+                <w:sz w:val="18"/>
+              </w:rPr>
+              <w:t>MoE 35B/3B</w:t>
+            </w:r>
+          </w:p>
+        </w:tc>
+        <w:tc>
+          <w:tcPr>
+            <w:tcW w:type="dxa" w:w="2160"/>
+          </w:tcPr>
+          <w:p>
+            <w:r>
+              <w:rPr>
+                <w:sz w:val="18"/>
+              </w:rPr>
+              <w:t>256K</w:t>
+            </w:r>
+          </w:p>
+        </w:tc>
+        <w:tc>
+          <w:tcPr>
+            <w:tcW w:type="dxa" w:w="2160"/>
+          </w:tcPr>
+          <w:p>
+            <w:r>
+              <w:rPr>
+                <w:sz w:val="18"/>
+              </w:rPr>
+              <w:t>Chat, tools, visión, reasoning — principal</w:t>
+            </w:r>
+          </w:p>
+        </w:tc>
+      </w:tr>
+      <w:tr>
+        <w:tc>
+          <w:tcPr>
+            <w:tcW w:type="dxa" w:w="2160"/>
+          </w:tcPr>
+          <w:p>
+            <w:r>
+              <w:rPr>
+                <w:sz w:val="18"/>
+              </w:rPr>
+              <w:t>deepseek-v4-flash</w:t>
+            </w:r>
+          </w:p>
+        </w:tc>
+        <w:tc>
+          <w:tcPr>
+            <w:tcW w:type="dxa" w:w="2160"/>
+          </w:tcPr>
+          <w:p>
+            <w:r>
+              <w:rPr>
+                <w:sz w:val="18"/>
+              </w:rPr>
+              <w:t>MoE 284B/21B</w:t>
+            </w:r>
+          </w:p>
+        </w:tc>
+        <w:tc>
+          <w:tcPr>
+            <w:tcW w:type="dxa" w:w="2160"/>
+          </w:tcPr>
+          <w:p>
+            <w:r>
+              <w:rPr>
+                <w:sz w:val="18"/>
+              </w:rPr>
+              <w:t>1M</w:t>
+            </w:r>
+          </w:p>
+        </w:tc>
+        <w:tc>
+          <w:tcPr>
+            <w:tcW w:type="dxa" w:w="2160"/>
+          </w:tcPr>
+          <w:p>
+            <w:r>
+              <w:rPr>
+                <w:sz w:val="18"/>
+              </w:rPr>
+              <w:t>Chat, tools, reasoning (reasoning_effort)</w:t>
+            </w:r>
+          </w:p>
+        </w:tc>
+      </w:tr>
+      <w:tr>
+        <w:tc>
+          <w:tcPr>
+            <w:tcW w:type="dxa" w:w="2160"/>
+          </w:tcPr>
+          <w:p>
+            <w:r>
+              <w:rPr>
+                <w:sz w:val="18"/>
+              </w:rPr>
+              <w:t>mimo-v2.5</w:t>
+            </w:r>
+          </w:p>
+        </w:tc>
+        <w:tc>
+          <w:tcPr>
+            <w:tcW w:type="dxa" w:w="2160"/>
+          </w:tcPr>
+          <w:p>
+            <w:r>
+              <w:rPr>
+                <w:sz w:val="18"/>
+              </w:rPr>
+              <w:t>MoE 310B/15B</w:t>
+            </w:r>
+          </w:p>
+        </w:tc>
+        <w:tc>
+          <w:tcPr>
+            <w:tcW w:type="dxa" w:w="2160"/>
+          </w:tcPr>
+          <w:p>
+            <w:r>
+              <w:rPr>
+                <w:sz w:val="18"/>
+              </w:rPr>
+              <w:t>1M</w:t>
+            </w:r>
+          </w:p>
+        </w:tc>
+        <w:tc>
+          <w:tcPr>
+            <w:tcW w:type="dxa" w:w="2160"/>
+          </w:tcPr>
+          <w:p>
+            <w:r>
+              <w:rPr>
+                <w:sz w:val="18"/>
+              </w:rPr>
+              <w:t>Omnimodal (texto+imagen+audio), tools, reasoning</w:t>
+            </w:r>
+          </w:p>
+        </w:tc>
+      </w:tr>
+      <w:tr>
+        <w:tc>
+          <w:tcPr>
+            <w:tcW w:type="dxa" w:w="2160"/>
+          </w:tcPr>
+          <w:p>
+            <w:r>
+              <w:rPr>
+                <w:sz w:val="18"/>
+              </w:rPr>
+              <w:t>gemma4</w:t>
+            </w:r>
+          </w:p>
+        </w:tc>
+        <w:tc>
+          <w:tcPr>
+            <w:tcW w:type="dxa" w:w="2160"/>
+          </w:tcPr>
+          <w:p>
+            <w:r>
+              <w:rPr>
+                <w:sz w:val="18"/>
+              </w:rPr>
+              <w:t>MoE 26B/4B</w:t>
+            </w:r>
+          </w:p>
+        </w:tc>
+        <w:tc>
+          <w:tcPr>
+            <w:tcW w:type="dxa" w:w="2160"/>
+          </w:tcPr>
+          <w:p>
+            <w:r>
+              <w:rPr>
+                <w:sz w:val="18"/>
+              </w:rPr>
+              <w:t>256K</w:t>
+            </w:r>
+          </w:p>
+        </w:tc>
+        <w:tc>
+          <w:tcPr>
+            <w:tcW w:type="dxa" w:w="2160"/>
+          </w:tcPr>
+          <w:p>
+            <w:r>
+              <w:rPr>
+                <w:sz w:val="18"/>
+              </w:rPr>
+              <w:t>Chat, visión, reasoning (opt-in)</w:t>
+            </w:r>
+          </w:p>
+        </w:tc>
+      </w:tr>
+      <w:tr>
+        <w:tc>
+          <w:tcPr>
+            <w:tcW w:type="dxa" w:w="2160"/>
+          </w:tcPr>
+          <w:p>
+            <w:r>
+              <w:rPr>
+                <w:sz w:val="18"/>
+              </w:rPr>
+              <w:t>qwen3-embedding</w:t>
+            </w:r>
+          </w:p>
+        </w:tc>
+        <w:tc>
+          <w:tcPr>
+            <w:tcW w:type="dxa" w:w="2160"/>
+          </w:tcPr>
+          <w:p>
+            <w:r>
+              <w:rPr>
+                <w:sz w:val="18"/>
+              </w:rPr>
+              <w:t>8B</w:t>
+            </w:r>
+          </w:p>
+        </w:tc>
+        <w:tc>
+          <w:tcPr>
+            <w:tcW w:type="dxa" w:w="2160"/>
+          </w:tcPr>
+          <w:p>
+            <w:r>
+              <w:rPr>
+                <w:sz w:val="18"/>
+              </w:rPr>
+              <w:t>—</w:t>
+            </w:r>
+          </w:p>
+        </w:tc>
+        <w:tc>
+          <w:tcPr>
+            <w:tcW w:type="dxa" w:w="2160"/>
+          </w:tcPr>
+          <w:p>
+            <w:r>
+              <w:rPr>
+                <w:sz w:val="18"/>
+              </w:rPr>
+              <w:t>Embeddings 4096-dim, 100+ idiomas</w:t>
+            </w:r>
+          </w:p>
+        </w:tc>
+      </w:tr>
+      <w:tr>
+        <w:tc>
+          <w:tcPr>
+            <w:tcW w:type="dxa" w:w="2160"/>
+          </w:tcPr>
+          <w:p>
+            <w:r>
+              <w:rPr>
+                <w:sz w:val="18"/>
+              </w:rPr>
+              <w:t>rerank</w:t>
+            </w:r>
+          </w:p>
+        </w:tc>
+        <w:tc>
+          <w:tcPr>
+            <w:tcW w:type="dxa" w:w="2160"/>
+          </w:tcPr>
+          <w:p>
+            <w:r>
+              <w:rPr>
+                <w:sz w:val="18"/>
+              </w:rPr>
+              <w:t>Qwen3-Reranker-8B</w:t>
+            </w:r>
+          </w:p>
+        </w:tc>
+        <w:tc>
+          <w:tcPr>
+            <w:tcW w:type="dxa" w:w="2160"/>
+          </w:tcPr>
+          <w:p>
+            <w:r>
+              <w:rPr>
+                <w:sz w:val="18"/>
+              </w:rPr>
+              <w:t>—</w:t>
+            </w:r>
+          </w:p>
+        </w:tc>
+        <w:tc>
+          <w:tcPr>
+            <w:tcW w:type="dxa" w:w="2160"/>
+          </w:tcPr>
+          <w:p>
+            <w:r>
+              <w:rPr>
+                <w:sz w:val="18"/>
+              </w:rPr>
+              <w:t>Reranking RAG (/rerank)</w:t>
+            </w:r>
+          </w:p>
+        </w:tc>
+      </w:tr>
+      <w:tr>
+        <w:tc>
+          <w:tcPr>
+            <w:tcW w:type="dxa" w:w="2160"/>
+          </w:tcPr>
+          <w:p>
+            <w:r>
+              <w:rPr>
+                <w:sz w:val="18"/>
+              </w:rPr>
+              <w:t>kokoro</w:t>
+            </w:r>
+          </w:p>
+        </w:tc>
+        <w:tc>
+          <w:tcPr>
+            <w:tcW w:type="dxa" w:w="2160"/>
+          </w:tcPr>
+          <w:p>
+            <w:r>
+              <w:rPr>
+                <w:sz w:val="18"/>
+              </w:rPr>
+              <w:t>TTS 82M</w:t>
+            </w:r>
+          </w:p>
+        </w:tc>
+        <w:tc>
+          <w:tcPr>
+            <w:tcW w:type="dxa" w:w="2160"/>
+          </w:tcPr>
+          <w:p>
+            <w:r>
+              <w:rPr>
+                <w:sz w:val="18"/>
+              </w:rPr>
+              <w:t>—</w:t>
+            </w:r>
+          </w:p>
+        </w:tc>
+        <w:tc>
+          <w:tcPr>
+            <w:tcW w:type="dxa" w:w="2160"/>
+          </w:tcPr>
+          <w:p>
+            <w:r>
+              <w:rPr>
+                <w:sz w:val="18"/>
+              </w:rPr>
+              <w:t>Text-to-speech, voces ES</w:t>
+            </w:r>
+          </w:p>
+        </w:tc>
+      </w:tr>
+      <w:tr>
+        <w:tc>
+          <w:tcPr>
+            <w:tcW w:type="dxa" w:w="2160"/>
+          </w:tcPr>
+          <w:p>
+            <w:r>
+              <w:rPr>
+                <w:sz w:val="18"/>
+              </w:rPr>
+              <w:t>whisper</w:t>
+            </w:r>
+          </w:p>
+        </w:tc>
+        <w:tc>
+          <w:tcPr>
+            <w:tcW w:type="dxa" w:w="2160"/>
+          </w:tcPr>
+          <w:p>
+            <w:r>
+              <w:rPr>
+                <w:sz w:val="18"/>
+              </w:rPr>
+              <w:t>large-v3</w:t>
+            </w:r>
+          </w:p>
+        </w:tc>
+        <w:tc>
+          <w:tcPr>
+            <w:tcW w:type="dxa" w:w="2160"/>
+          </w:tcPr>
+          <w:p>
+            <w:r>
+              <w:rPr>
+                <w:sz w:val="18"/>
+              </w:rPr>
+              <w:t>—</w:t>
+            </w:r>
+          </w:p>
+        </w:tc>
+        <w:tc>
+          <w:tcPr>
+            <w:tcW w:type="dxa" w:w="2160"/>
+          </w:tcPr>
+          <w:p>
+            <w:r>
+              <w:rPr>
+                <w:sz w:val="18"/>
+              </w:rPr>
+              <w:t>Speech-to-text, 99+ idiomas</w:t>
+            </w:r>
+          </w:p>
+        </w:tc>
+      </w:tr>
+    </w:tbl>
+    <w:p/>
+    <w:p>
+      <w:r>
+        <w:rPr>
+          <w:b w:val="0"/>
+          <w:i/>
+          <w:color w:val="64748B"/>
+          <w:sz w:val="21"/>
+        </w:rPr>
+        <w:t>Nota: la API documentada de NaN no expone generación de imágenes (es una función de su web). La sección «Generar imágenes» usa la ruta estándar de OpenAI y funciona con cualquier proveedor que la exponga.</w:t>
+      </w:r>
+    </w:p>
+    <w:p>
+      <w:pPr>
+        <w:pStyle w:val="Heading1"/>
+      </w:pPr>
+      <w:r>
+        <w:t>11. Roles, permisos y multi-tenant</w:t>
+      </w:r>
+    </w:p>
+    <w:tbl>
+      <w:tblPr>
+        <w:tblStyle w:val="LightGrid-Accent1"/>
+        <w:tblW w:type="auto" w:w="0"/>
+        <w:jc w:val="center"/>
+        <w:tblLook w:firstColumn="1" w:firstRow="1" w:lastColumn="0" w:lastRow="0" w:noHBand="0" w:noVBand="1" w:val="04A0"/>
+      </w:tblPr>
+      <w:tblGrid>
+        <w:gridCol w:w="4320"/>
+        <w:gridCol w:w="4320"/>
+      </w:tblGrid>
+      <w:tr>
+        <w:tc>
+          <w:tcPr>
+            <w:tcW w:type="dxa" w:w="4320"/>
+          </w:tcPr>
+          <w:p>
+            <w:r>
+              <w:rPr>
+                <w:b/>
+                <w:sz w:val="19"/>
+              </w:rPr>
+              <w:t>Rol</w:t>
+            </w:r>
+          </w:p>
+        </w:tc>
+        <w:tc>
+          <w:tcPr>
+            <w:tcW w:type="dxa" w:w="4320"/>
+          </w:tcPr>
+          <w:p>
+            <w:r>
+              <w:rPr>
+                <w:b/>
+                <w:sz w:val="19"/>
+              </w:rPr>
+              <w:t>Puede</w:t>
+            </w:r>
+          </w:p>
+        </w:tc>
+      </w:tr>
+      <w:tr>
+        <w:tc>
+          <w:tcPr>
+            <w:tcW w:type="dxa" w:w="4320"/>
+          </w:tcPr>
+          <w:p>
+            <w:r>
+              <w:rPr>
+                <w:sz w:val="18"/>
+              </w:rPr>
+              <w:t>super_admin</w:t>
+            </w:r>
+          </w:p>
+        </w:tc>
+        <w:tc>
+          <w:tcPr>
+            <w:tcW w:type="dxa" w:w="4320"/>
+          </w:tcPr>
+          <w:p>
+            <w:r>
+              <w:rPr>
+                <w:sz w:val="18"/>
+              </w:rPr>
+              <w:t>Todo, a través de todos los tenants.</w:t>
+            </w:r>
+          </w:p>
+        </w:tc>
+      </w:tr>
+      <w:tr>
+        <w:tc>
+          <w:tcPr>
+            <w:tcW w:type="dxa" w:w="4320"/>
+          </w:tcPr>
+          <w:p>
+            <w:r>
+              <w:rPr>
+                <w:sz w:val="18"/>
+              </w:rPr>
+              <w:t>admin</w:t>
+            </w:r>
+          </w:p>
+        </w:tc>
+        <w:tc>
+          <w:tcPr>
+            <w:tcW w:type="dxa" w:w="4320"/>
+          </w:tcPr>
+          <w:p>
+            <w:r>
+              <w:rPr>
+                <w:sz w:val="18"/>
+              </w:rPr>
+              <w:t>Configuración del tenant: marca, facturación, usuarios, modelos, integraciones.</w:t>
+            </w:r>
+          </w:p>
+        </w:tc>
+      </w:tr>
+      <w:tr>
+        <w:tc>
+          <w:tcPr>
+            <w:tcW w:type="dxa" w:w="4320"/>
+          </w:tcPr>
+          <w:p>
+            <w:r>
+              <w:rPr>
+                <w:sz w:val="18"/>
+              </w:rPr>
+              <w:t>user</w:t>
+            </w:r>
+          </w:p>
+        </w:tc>
+        <w:tc>
+          <w:tcPr>
+            <w:tcW w:type="dxa" w:w="4320"/>
+          </w:tcPr>
+          <w:p>
+            <w:r>
+              <w:rPr>
+                <w:sz w:val="18"/>
+              </w:rPr>
+              <w:t>Usar casos, agentes, documentos, automatizaciones.</w:t>
+            </w:r>
+          </w:p>
+        </w:tc>
+      </w:tr>
+      <w:tr>
+        <w:tc>
+          <w:tcPr>
+            <w:tcW w:type="dxa" w:w="4320"/>
+          </w:tcPr>
+          <w:p>
+            <w:r>
+              <w:rPr>
+                <w:sz w:val="18"/>
+              </w:rPr>
+              <w:t>security</w:t>
+            </w:r>
+          </w:p>
+        </w:tc>
+        <w:tc>
+          <w:tcPr>
+            <w:tcW w:type="dxa" w:w="4320"/>
+          </w:tcPr>
+          <w:p>
+            <w:r>
+              <w:rPr>
+                <w:sz w:val="18"/>
+              </w:rPr>
+              <w:t>Auditoría, políticas y revisión de eventos.</w:t>
+            </w:r>
+          </w:p>
+        </w:tc>
+      </w:tr>
+      <w:tr>
+        <w:tc>
+          <w:tcPr>
+            <w:tcW w:type="dxa" w:w="4320"/>
+          </w:tcPr>
+          <w:p>
+            <w:r>
+              <w:rPr>
+                <w:sz w:val="18"/>
+              </w:rPr>
+              <w:t>devops</w:t>
+            </w:r>
+          </w:p>
+        </w:tc>
+        <w:tc>
+          <w:tcPr>
+            <w:tcW w:type="dxa" w:w="4320"/>
+          </w:tcPr>
+          <w:p>
+            <w:r>
+              <w:rPr>
+                <w:sz w:val="18"/>
+              </w:rPr>
+              <w:t>Conectores e integraciones técnicas (fuentes de datos).</w:t>
+            </w:r>
+          </w:p>
+        </w:tc>
+      </w:tr>
+    </w:tbl>
+    <w:p/>
+    <w:p>
+      <w:r>
+        <w:rPr>
+          <w:b w:val="0"/>
+          <w:i w:val="0"/>
+          <w:color w:val="334155"/>
+          <w:sz w:val="21"/>
+        </w:rPr>
+        <w:t>Los permisos son jerárquicos por área y licencia: el rol y el área deciden qué documentos y contexto ve cada quien. General/sin área es visible para todos; Admin, Security y Super Admin ven todas las áreas. La autenticación es JWT (Bearer); SSO/OIDC es opcional.</w:t>
+      </w:r>
+    </w:p>
+    <w:p>
+      <w:pPr>
+        <w:pStyle w:val="Heading1"/>
+      </w:pPr>
+      <w:r>
+        <w:t>12. Seguridad, privacidad y cumplimiento</w:t>
+      </w:r>
+    </w:p>
+    <w:p>
+      <w:pPr>
+        <w:pStyle w:val="ListBullet"/>
+      </w:pPr>
+      <w:r>
+        <w:rPr>
+          <w:b/>
+        </w:rPr>
+        <w:t xml:space="preserve">Cifrado en reposo: </w:t>
+      </w:r>
+      <w:r>
+        <w:t>AES-256-GCM por tenant (documentos, fragmentos, credenciales).</w:t>
+      </w:r>
+    </w:p>
+    <w:p>
+      <w:pPr>
+        <w:pStyle w:val="ListBullet"/>
+      </w:pPr>
+      <w:r>
+        <w:rPr>
+          <w:b/>
+        </w:rPr>
+        <w:t xml:space="preserve">Redacción de PII: </w:t>
+      </w:r>
+      <w:r>
+        <w:t>antes de cualquier salida externa.</w:t>
+      </w:r>
+    </w:p>
+    <w:p>
+      <w:pPr>
+        <w:pStyle w:val="ListBullet"/>
+      </w:pPr>
+      <w:r>
+        <w:rPr>
+          <w:b/>
+        </w:rPr>
+        <w:t xml:space="preserve">Minimización de contexto: </w:t>
+      </w:r>
+      <w:r>
+        <w:t>solo se envía lo necesario, nunca documentos completos sin autorización.</w:t>
+      </w:r>
+    </w:p>
+    <w:p>
+      <w:pPr>
+        <w:pStyle w:val="ListBullet"/>
+      </w:pPr>
+      <w:r>
+        <w:rPr>
+          <w:b/>
+        </w:rPr>
+        <w:t xml:space="preserve">Auditoría: </w:t>
+      </w:r>
+      <w:r>
+        <w:t>cada evento registra usuario, ruta, modelo, tokens, costo, sensibilidad y razón; export a SIEM (JSONL).</w:t>
+      </w:r>
+    </w:p>
+    <w:p>
+      <w:pPr>
+        <w:pStyle w:val="ListBullet"/>
+      </w:pPr>
+      <w:r>
+        <w:rPr>
+          <w:b/>
+        </w:rPr>
+        <w:t xml:space="preserve">Endurecimiento: </w:t>
+      </w:r>
+      <w:r>
+        <w:t>denylist DML/CTE en fuentes de datos, escapado OData en Graph, authz de config solo super admin.</w:t>
+      </w:r>
+    </w:p>
+    <w:p>
+      <w:pPr>
+        <w:pStyle w:val="ListBullet"/>
+      </w:pPr>
+      <w:r>
+        <w:rPr>
+          <w:b/>
+        </w:rPr>
+        <w:t xml:space="preserve">Cumplimiento de referencia: </w:t>
+      </w:r>
+      <w:r>
+        <w:t>LFPDPPP, OWASP Top 10 for LLM Apps 2025, NIST AI RMF.</w:t>
+      </w:r>
+    </w:p>
+    <w:p>
+      <w:pPr>
+        <w:pStyle w:val="Heading1"/>
+      </w:pPr>
+      <w:r>
+        <w:t>13. Entornos, CI/CD y flujo Git</w:t>
+      </w:r>
+    </w:p>
+    <w:p>
+      <w:r>
+        <w:rPr>
+          <w:b w:val="0"/>
+          <w:i w:val="0"/>
+          <w:color w:val="334155"/>
+          <w:sz w:val="21"/>
+        </w:rPr>
+        <w:t>Promoción dev → qa → main (producción) mediante Pull Requests con CI obligatorio (pytest de la API + build del portal). Cada push a main despliega el portal (Vercel) y la API (Render). Las migraciones son aditivas e idempotentes para no perder datos. Se recomienda proteger las ramas main y qa (requerir PR + checks en verde).</w:t>
+      </w:r>
+    </w:p>
+    <w:p>
+      <w:pPr>
+        <w:pStyle w:val="Heading1"/>
+      </w:pPr>
+      <w:r>
+        <w:t>14. Configuración y despliegue</w:t>
+      </w:r>
+    </w:p>
+    <w:p>
+      <w:r>
+        <w:rPr>
+          <w:b w:val="0"/>
+          <w:i w:val="0"/>
+          <w:color w:val="334155"/>
+          <w:sz w:val="21"/>
+        </w:rPr>
+        <w:t>Variables de entorno principales (Backend en Render salvo la última, que es del portal):</w:t>
+      </w:r>
+    </w:p>
+    <w:tbl>
+      <w:tblPr>
+        <w:tblStyle w:val="LightGrid-Accent1"/>
+        <w:tblW w:type="auto" w:w="0"/>
+        <w:jc w:val="center"/>
+        <w:tblLook w:firstColumn="1" w:firstRow="1" w:lastColumn="0" w:lastRow="0" w:noHBand="0" w:noVBand="1" w:val="04A0"/>
+      </w:tblPr>
+      <w:tblGrid>
+        <w:gridCol w:w="2880"/>
+        <w:gridCol w:w="2880"/>
+        <w:gridCol w:w="2880"/>
+      </w:tblGrid>
+      <w:tr>
+        <w:tc>
+          <w:tcPr>
+            <w:tcW w:type="dxa" w:w="2880"/>
+          </w:tcPr>
+          <w:p>
+            <w:r>
+              <w:rPr>
+                <w:b/>
+                <w:sz w:val="19"/>
+              </w:rPr>
+              <w:t>Variable(s)</w:t>
+            </w:r>
+          </w:p>
+        </w:tc>
+        <w:tc>
+          <w:tcPr>
+            <w:tcW w:type="dxa" w:w="2880"/>
+          </w:tcPr>
+          <w:p>
+            <w:r>
+              <w:rPr>
+                <w:b/>
+                <w:sz w:val="19"/>
+              </w:rPr>
+              <w:t>Grupo</w:t>
+            </w:r>
+          </w:p>
+        </w:tc>
+        <w:tc>
+          <w:tcPr>
+            <w:tcW w:type="dxa" w:w="2880"/>
+          </w:tcPr>
+          <w:p>
+            <w:r>
+              <w:rPr>
+                <w:b/>
+                <w:sz w:val="19"/>
+              </w:rPr>
+              <w:t>Descripción</w:t>
+            </w:r>
+          </w:p>
+        </w:tc>
+      </w:tr>
+      <w:tr>
+        <w:tc>
+          <w:tcPr>
+            <w:tcW w:type="dxa" w:w="2880"/>
+          </w:tcPr>
+          <w:p>
+            <w:r>
+              <w:rPr>
+                <w:sz w:val="18"/>
+              </w:rPr>
+              <w:t>SECRET_KEY</w:t>
+            </w:r>
+          </w:p>
+        </w:tc>
+        <w:tc>
+          <w:tcPr>
+            <w:tcW w:type="dxa" w:w="2880"/>
+          </w:tcPr>
+          <w:p>
+            <w:r>
+              <w:rPr>
+                <w:sz w:val="18"/>
+              </w:rPr>
+              <w:t>Núcleo</w:t>
+            </w:r>
+          </w:p>
+        </w:tc>
+        <w:tc>
+          <w:tcPr>
+            <w:tcW w:type="dxa" w:w="2880"/>
+          </w:tcPr>
+          <w:p>
+            <w:r>
+              <w:rPr>
+                <w:sz w:val="18"/>
+              </w:rPr>
+              <w:t>Clave de firma JWT (32+ caracteres).</w:t>
+            </w:r>
+          </w:p>
+        </w:tc>
+      </w:tr>
+      <w:tr>
+        <w:tc>
+          <w:tcPr>
+            <w:tcW w:type="dxa" w:w="2880"/>
+          </w:tcPr>
+          <w:p>
+            <w:r>
+              <w:rPr>
+                <w:sz w:val="18"/>
+              </w:rPr>
+              <w:t>DATABASE_URL</w:t>
+            </w:r>
+          </w:p>
+        </w:tc>
+        <w:tc>
+          <w:tcPr>
+            <w:tcW w:type="dxa" w:w="2880"/>
+          </w:tcPr>
+          <w:p>
+            <w:r>
+              <w:rPr>
+                <w:sz w:val="18"/>
+              </w:rPr>
+              <w:t>Núcleo</w:t>
+            </w:r>
+          </w:p>
+        </w:tc>
+        <w:tc>
+          <w:tcPr>
+            <w:tcW w:type="dxa" w:w="2880"/>
+          </w:tcPr>
+          <w:p>
+            <w:r>
+              <w:rPr>
+                <w:sz w:val="18"/>
+              </w:rPr>
+              <w:t>Postgres (Supabase Session Pooler). Sin ella, SQLite efímero.</w:t>
+            </w:r>
+          </w:p>
+        </w:tc>
+      </w:tr>
+      <w:tr>
+        <w:tc>
+          <w:tcPr>
+            <w:tcW w:type="dxa" w:w="2880"/>
+          </w:tcPr>
+          <w:p>
+            <w:r>
+              <w:rPr>
+                <w:sz w:val="18"/>
+              </w:rPr>
+              <w:t>CORS_ORIGINS / CORS_ORIGIN_REGEX</w:t>
+            </w:r>
+          </w:p>
+        </w:tc>
+        <w:tc>
+          <w:tcPr>
+            <w:tcW w:type="dxa" w:w="2880"/>
+          </w:tcPr>
+          <w:p>
+            <w:r>
+              <w:rPr>
+                <w:sz w:val="18"/>
+              </w:rPr>
+              <w:t>Núcleo</w:t>
+            </w:r>
+          </w:p>
+        </w:tc>
+        <w:tc>
+          <w:tcPr>
+            <w:tcW w:type="dxa" w:w="2880"/>
+          </w:tcPr>
+          <w:p>
+            <w:r>
+              <w:rPr>
+                <w:sz w:val="18"/>
+              </w:rPr>
+              <w:t>Orígenes permitidos del portal.</w:t>
+            </w:r>
+          </w:p>
+        </w:tc>
+      </w:tr>
+      <w:tr>
+        <w:tc>
+          <w:tcPr>
+            <w:tcW w:type="dxa" w:w="2880"/>
+          </w:tcPr>
+          <w:p>
+            <w:r>
+              <w:rPr>
+                <w:sz w:val="18"/>
+              </w:rPr>
+              <w:t>APP_ENV</w:t>
+            </w:r>
+          </w:p>
+        </w:tc>
+        <w:tc>
+          <w:tcPr>
+            <w:tcW w:type="dxa" w:w="2880"/>
+          </w:tcPr>
+          <w:p>
+            <w:r>
+              <w:rPr>
+                <w:sz w:val="18"/>
+              </w:rPr>
+              <w:t>Núcleo</w:t>
+            </w:r>
+          </w:p>
+        </w:tc>
+        <w:tc>
+          <w:tcPr>
+            <w:tcW w:type="dxa" w:w="2880"/>
+          </w:tcPr>
+          <w:p>
+            <w:r>
+              <w:rPr>
+                <w:sz w:val="18"/>
+              </w:rPr>
+              <w:t>production / development.</w:t>
+            </w:r>
+          </w:p>
+        </w:tc>
+      </w:tr>
+      <w:tr>
+        <w:tc>
+          <w:tcPr>
+            <w:tcW w:type="dxa" w:w="2880"/>
+          </w:tcPr>
+          <w:p>
+            <w:r>
+              <w:rPr>
+                <w:sz w:val="18"/>
+              </w:rPr>
+              <w:t>OPEN_ENABLED / OPEN_API_KEY / OPEN_BASE_URL / OPEN_MODEL</w:t>
+            </w:r>
+          </w:p>
+        </w:tc>
+        <w:tc>
+          <w:tcPr>
+            <w:tcW w:type="dxa" w:w="2880"/>
+          </w:tcPr>
+          <w:p>
+            <w:r>
+              <w:rPr>
+                <w:sz w:val="18"/>
+              </w:rPr>
+              <w:t>Modelos</w:t>
+            </w:r>
+          </w:p>
+        </w:tc>
+        <w:tc>
+          <w:tcPr>
+            <w:tcW w:type="dxa" w:w="2880"/>
+          </w:tcPr>
+          <w:p>
+            <w:r>
+              <w:rPr>
+                <w:sz w:val="18"/>
+              </w:rPr>
+              <w:t>Ruta abierta — NaN Builders.</w:t>
+            </w:r>
+          </w:p>
+        </w:tc>
+      </w:tr>
+      <w:tr>
+        <w:tc>
+          <w:tcPr>
+            <w:tcW w:type="dxa" w:w="2880"/>
+          </w:tcPr>
+          <w:p>
+            <w:r>
+              <w:rPr>
+                <w:sz w:val="18"/>
+              </w:rPr>
+              <w:t>PREMIUM_ENABLED / PREMIUM_API_KEY / PREMIUM_BASE_URL / PREMIUM_MODEL</w:t>
+            </w:r>
+          </w:p>
+        </w:tc>
+        <w:tc>
+          <w:tcPr>
+            <w:tcW w:type="dxa" w:w="2880"/>
+          </w:tcPr>
+          <w:p>
+            <w:r>
+              <w:rPr>
+                <w:sz w:val="18"/>
+              </w:rPr>
+              <w:t>Modelos</w:t>
+            </w:r>
+          </w:p>
+        </w:tc>
+        <w:tc>
+          <w:tcPr>
+            <w:tcW w:type="dxa" w:w="2880"/>
+          </w:tcPr>
+          <w:p>
+            <w:r>
+              <w:rPr>
+                <w:sz w:val="18"/>
+              </w:rPr>
+              <w:t>Ruta premium (OpenAI/Claude/Gemini compatible).</w:t>
+            </w:r>
+          </w:p>
+        </w:tc>
+      </w:tr>
+      <w:tr>
+        <w:tc>
+          <w:tcPr>
+            <w:tcW w:type="dxa" w:w="2880"/>
+          </w:tcPr>
+          <w:p>
+            <w:r>
+              <w:rPr>
+                <w:sz w:val="18"/>
+              </w:rPr>
+              <w:t>LOCAL_ENABLED / LOCAL_BASE_URL / LOCAL_MODEL</w:t>
+            </w:r>
+          </w:p>
+        </w:tc>
+        <w:tc>
+          <w:tcPr>
+            <w:tcW w:type="dxa" w:w="2880"/>
+          </w:tcPr>
+          <w:p>
+            <w:r>
+              <w:rPr>
+                <w:sz w:val="18"/>
+              </w:rPr>
+              <w:t>Modelos</w:t>
+            </w:r>
+          </w:p>
+        </w:tc>
+        <w:tc>
+          <w:tcPr>
+            <w:tcW w:type="dxa" w:w="2880"/>
+          </w:tcPr>
+          <w:p>
+            <w:r>
+              <w:rPr>
+                <w:sz w:val="18"/>
+              </w:rPr>
+              <w:t>Ruta local (Ollama).</w:t>
+            </w:r>
+          </w:p>
+        </w:tc>
+      </w:tr>
+      <w:tr>
+        <w:tc>
+          <w:tcPr>
+            <w:tcW w:type="dxa" w:w="2880"/>
+          </w:tcPr>
+          <w:p>
+            <w:r>
+              <w:rPr>
+                <w:sz w:val="18"/>
+              </w:rPr>
+              <w:t>VPC_ENABLED / VPC_BASE_URL / VPC_API_KEY / VPC_MODEL</w:t>
+            </w:r>
+          </w:p>
+        </w:tc>
+        <w:tc>
+          <w:tcPr>
+            <w:tcW w:type="dxa" w:w="2880"/>
+          </w:tcPr>
+          <w:p>
+            <w:r>
+              <w:rPr>
+                <w:sz w:val="18"/>
+              </w:rPr>
+              <w:t>Modelos</w:t>
+            </w:r>
+          </w:p>
+        </w:tc>
+        <w:tc>
+          <w:tcPr>
+            <w:tcW w:type="dxa" w:w="2880"/>
+          </w:tcPr>
+          <w:p>
+            <w:r>
+              <w:rPr>
+                <w:sz w:val="18"/>
+              </w:rPr>
+              <w:t>Ruta VPC (vLLM/TGI).</w:t>
+            </w:r>
+          </w:p>
+        </w:tc>
+      </w:tr>
+      <w:tr>
+        <w:tc>
+          <w:tcPr>
+            <w:tcW w:type="dxa" w:w="2880"/>
+          </w:tcPr>
+          <w:p>
+            <w:r>
+              <w:rPr>
+                <w:sz w:val="18"/>
+              </w:rPr>
+              <w:t>ALLOW_CLOUD_FALLBACK</w:t>
+            </w:r>
+          </w:p>
+        </w:tc>
+        <w:tc>
+          <w:tcPr>
+            <w:tcW w:type="dxa" w:w="2880"/>
+          </w:tcPr>
+          <w:p>
+            <w:r>
+              <w:rPr>
+                <w:sz w:val="18"/>
+              </w:rPr>
+              <w:t>Modelos</w:t>
+            </w:r>
+          </w:p>
+        </w:tc>
+        <w:tc>
+          <w:tcPr>
+            <w:tcW w:type="dxa" w:w="2880"/>
+          </w:tcPr>
+          <w:p>
+            <w:r>
+              <w:rPr>
+                <w:sz w:val="18"/>
+              </w:rPr>
+              <w:t>Permite subir a nube si la ruta privada no tiene modelo real (opt-in).</w:t>
+            </w:r>
+          </w:p>
+        </w:tc>
+      </w:tr>
+      <w:tr>
+        <w:tc>
+          <w:tcPr>
+            <w:tcW w:type="dxa" w:w="2880"/>
+          </w:tcPr>
+          <w:p>
+            <w:r>
+              <w:rPr>
+                <w:sz w:val="18"/>
+              </w:rPr>
+              <w:t>CONDENSE_ENABLED / CONDENSE_THRESHOLD_CHARS / MAX_TOKENS_PER_REQUEST</w:t>
+            </w:r>
+          </w:p>
+        </w:tc>
+        <w:tc>
+          <w:tcPr>
+            <w:tcW w:type="dxa" w:w="2880"/>
+          </w:tcPr>
+          <w:p>
+            <w:r>
+              <w:rPr>
+                <w:sz w:val="18"/>
+              </w:rPr>
+              <w:t>Eficiencia</w:t>
+            </w:r>
+          </w:p>
+        </w:tc>
+        <w:tc>
+          <w:tcPr>
+            <w:tcW w:type="dxa" w:w="2880"/>
+          </w:tcPr>
+          <w:p>
+            <w:r>
+              <w:rPr>
+                <w:sz w:val="18"/>
+              </w:rPr>
+              <w:t>Condensación + tope de gasto.</w:t>
+            </w:r>
+          </w:p>
+        </w:tc>
+      </w:tr>
+      <w:tr>
+        <w:tc>
+          <w:tcPr>
+            <w:tcW w:type="dxa" w:w="2880"/>
+          </w:tcPr>
+          <w:p>
+            <w:r>
+              <w:rPr>
+                <w:sz w:val="18"/>
+              </w:rPr>
+              <w:t>RERANK_ENABLED / RERANK_MODEL / RERANK_CANDIDATES</w:t>
+            </w:r>
+          </w:p>
+        </w:tc>
+        <w:tc>
+          <w:tcPr>
+            <w:tcW w:type="dxa" w:w="2880"/>
+          </w:tcPr>
+          <w:p>
+            <w:r>
+              <w:rPr>
+                <w:sz w:val="18"/>
+              </w:rPr>
+              <w:t>Eficiencia</w:t>
+            </w:r>
+          </w:p>
+        </w:tc>
+        <w:tc>
+          <w:tcPr>
+            <w:tcW w:type="dxa" w:w="2880"/>
+          </w:tcPr>
+          <w:p>
+            <w:r>
+              <w:rPr>
+                <w:sz w:val="18"/>
+              </w:rPr>
+              <w:t>Reranking del RAG (NaN).</w:t>
+            </w:r>
+          </w:p>
+        </w:tc>
+      </w:tr>
+      <w:tr>
+        <w:tc>
+          <w:tcPr>
+            <w:tcW w:type="dxa" w:w="2880"/>
+          </w:tcPr>
+          <w:p>
+            <w:r>
+              <w:rPr>
+                <w:sz w:val="18"/>
+              </w:rPr>
+              <w:t>ENCRYPTION_ENABLED / MASTER_KMS_KEY / KMS_KEY_VERSION</w:t>
+            </w:r>
+          </w:p>
+        </w:tc>
+        <w:tc>
+          <w:tcPr>
+            <w:tcW w:type="dxa" w:w="2880"/>
+          </w:tcPr>
+          <w:p>
+            <w:r>
+              <w:rPr>
+                <w:sz w:val="18"/>
+              </w:rPr>
+              <w:t>Seguridad</w:t>
+            </w:r>
+          </w:p>
+        </w:tc>
+        <w:tc>
+          <w:tcPr>
+            <w:tcW w:type="dxa" w:w="2880"/>
+          </w:tcPr>
+          <w:p>
+            <w:r>
+              <w:rPr>
+                <w:sz w:val="18"/>
+              </w:rPr>
+              <w:t>Cifrado en reposo AES-256-GCM.</w:t>
+            </w:r>
+          </w:p>
+        </w:tc>
+      </w:tr>
+      <w:tr>
+        <w:tc>
+          <w:tcPr>
+            <w:tcW w:type="dxa" w:w="2880"/>
+          </w:tcPr>
+          <w:p>
+            <w:r>
+              <w:rPr>
+                <w:sz w:val="18"/>
+              </w:rPr>
+              <w:t>VECTOR_STORE / QDRANT_URL / QDRANT_API_KEY</w:t>
+            </w:r>
+          </w:p>
+        </w:tc>
+        <w:tc>
+          <w:tcPr>
+            <w:tcW w:type="dxa" w:w="2880"/>
+          </w:tcPr>
+          <w:p>
+            <w:r>
+              <w:rPr>
+                <w:sz w:val="18"/>
+              </w:rPr>
+              <w:t>RAG</w:t>
+            </w:r>
+          </w:p>
+        </w:tc>
+        <w:tc>
+          <w:tcPr>
+            <w:tcW w:type="dxa" w:w="2880"/>
+          </w:tcPr>
+          <w:p>
+            <w:r>
+              <w:rPr>
+                <w:sz w:val="18"/>
+              </w:rPr>
+              <w:t>inprocess (default) o qdrant.</w:t>
+            </w:r>
+          </w:p>
+        </w:tc>
+      </w:tr>
+      <w:tr>
+        <w:tc>
+          <w:tcPr>
+            <w:tcW w:type="dxa" w:w="2880"/>
+          </w:tcPr>
+          <w:p>
+            <w:r>
+              <w:rPr>
+                <w:sz w:val="18"/>
+              </w:rPr>
+              <w:t>EMBEDDINGS_PROVIDER / EMBEDDINGS_MODEL / EMBEDDINGS_DIM</w:t>
+            </w:r>
+          </w:p>
+        </w:tc>
+        <w:tc>
+          <w:tcPr>
+            <w:tcW w:type="dxa" w:w="2880"/>
+          </w:tcPr>
+          <w:p>
+            <w:r>
+              <w:rPr>
+                <w:sz w:val="18"/>
+              </w:rPr>
+              <w:t>RAG</w:t>
+            </w:r>
+          </w:p>
+        </w:tc>
+        <w:tc>
+          <w:tcPr>
+            <w:tcW w:type="dxa" w:w="2880"/>
+          </w:tcPr>
+          <w:p>
+            <w:r>
+              <w:rPr>
+                <w:sz w:val="18"/>
+              </w:rPr>
+              <w:t>Fuente de embeddings.</w:t>
+            </w:r>
+          </w:p>
+        </w:tc>
+      </w:tr>
+      <w:tr>
+        <w:tc>
+          <w:tcPr>
+            <w:tcW w:type="dxa" w:w="2880"/>
+          </w:tcPr>
+          <w:p>
+            <w:r>
+              <w:rPr>
+                <w:sz w:val="18"/>
+              </w:rPr>
+              <w:t>N8N_ENABLED / N8N_WEBHOOK_BASE_URL / N8N_API_BASE_URL / N8N_API_KEY / N8N_AUTO_PROVISION</w:t>
+            </w:r>
+          </w:p>
+        </w:tc>
+        <w:tc>
+          <w:tcPr>
+            <w:tcW w:type="dxa" w:w="2880"/>
+          </w:tcPr>
+          <w:p>
+            <w:r>
+              <w:rPr>
+                <w:sz w:val="18"/>
+              </w:rPr>
+              <w:t>Workflows</w:t>
+            </w:r>
+          </w:p>
+        </w:tc>
+        <w:tc>
+          <w:tcPr>
+            <w:tcW w:type="dxa" w:w="2880"/>
+          </w:tcPr>
+          <w:p>
+            <w:r>
+              <w:rPr>
+                <w:sz w:val="18"/>
+              </w:rPr>
+              <w:t>Integración n8n gestionada.</w:t>
+            </w:r>
+          </w:p>
+        </w:tc>
+      </w:tr>
+      <w:tr>
+        <w:tc>
+          <w:tcPr>
+            <w:tcW w:type="dxa" w:w="2880"/>
+          </w:tcPr>
+          <w:p>
+            <w:r>
+              <w:rPr>
+                <w:sz w:val="18"/>
+              </w:rPr>
+              <w:t>MICROSOFT_* / GOOGLE_*</w:t>
+            </w:r>
+          </w:p>
+        </w:tc>
+        <w:tc>
+          <w:tcPr>
+            <w:tcW w:type="dxa" w:w="2880"/>
+          </w:tcPr>
+          <w:p>
+            <w:r>
+              <w:rPr>
+                <w:sz w:val="18"/>
+              </w:rPr>
+              <w:t>OAuth</w:t>
+            </w:r>
+          </w:p>
+        </w:tc>
+        <w:tc>
+          <w:tcPr>
+            <w:tcW w:type="dxa" w:w="2880"/>
+          </w:tcPr>
+          <w:p>
+            <w:r>
+              <w:rPr>
+                <w:sz w:val="18"/>
+              </w:rPr>
+              <w:t>Client id/secret/redirect + scopes de correo y acciones.</w:t>
+            </w:r>
+          </w:p>
+        </w:tc>
+      </w:tr>
+      <w:tr>
+        <w:tc>
+          <w:tcPr>
+            <w:tcW w:type="dxa" w:w="2880"/>
+          </w:tcPr>
+          <w:p>
+            <w:r>
+              <w:rPr>
+                <w:sz w:val="18"/>
+              </w:rPr>
+              <w:t>SSO_ENABLED / OIDC_*</w:t>
+            </w:r>
+          </w:p>
+        </w:tc>
+        <w:tc>
+          <w:tcPr>
+            <w:tcW w:type="dxa" w:w="2880"/>
+          </w:tcPr>
+          <w:p>
+            <w:r>
+              <w:rPr>
+                <w:sz w:val="18"/>
+              </w:rPr>
+              <w:t>SSO</w:t>
+            </w:r>
+          </w:p>
+        </w:tc>
+        <w:tc>
+          <w:tcPr>
+            <w:tcW w:type="dxa" w:w="2880"/>
+          </w:tcPr>
+          <w:p>
+            <w:r>
+              <w:rPr>
+                <w:sz w:val="18"/>
+              </w:rPr>
+              <w:t>Inicio de sesión federado opcional.</w:t>
+            </w:r>
+          </w:p>
+        </w:tc>
+      </w:tr>
+      <w:tr>
+        <w:tc>
+          <w:tcPr>
+            <w:tcW w:type="dxa" w:w="2880"/>
+          </w:tcPr>
+          <w:p>
+            <w:r>
+              <w:rPr>
+                <w:sz w:val="18"/>
+              </w:rPr>
+              <w:t>NEXT_PUBLIC_API_BASE_URL</w:t>
+            </w:r>
+          </w:p>
+        </w:tc>
+        <w:tc>
+          <w:tcPr>
+            <w:tcW w:type="dxa" w:w="2880"/>
+          </w:tcPr>
+          <w:p>
+            <w:r>
+              <w:rPr>
+                <w:sz w:val="18"/>
+              </w:rPr>
+              <w:t>Frontend (Vercel)</w:t>
+            </w:r>
+          </w:p>
+        </w:tc>
+        <w:tc>
+          <w:tcPr>
+            <w:tcW w:type="dxa" w:w="2880"/>
+          </w:tcPr>
+          <w:p>
+            <w:r>
+              <w:rPr>
+                <w:sz w:val="18"/>
+              </w:rPr>
+              <w:t>URL pública del backend (sin / final).</w:t>
+            </w:r>
+          </w:p>
+        </w:tc>
+      </w:tr>
+    </w:tbl>
+    <w:p/>
+    <w:p>
+      <w:pPr>
+        <w:pStyle w:val="Heading2"/>
+      </w:pPr>
+      <w:r>
+        <w:t>Checklist de puesta a punto</w:t>
+      </w:r>
+    </w:p>
+    <w:p>
+      <w:pPr>
+        <w:pStyle w:val="ListBullet"/>
+      </w:pPr>
+      <w:r>
+        <w:t>SECRET_KEY, DATABASE_URL (Supabase), CORS_ORIGINS.</w:t>
+      </w:r>
+    </w:p>
+    <w:p>
+      <w:pPr>
+        <w:pStyle w:val="ListBullet"/>
+      </w:pPr>
+      <w:r>
+        <w:t>NEXT_PUBLIC_API_BASE_URL en Vercel.</w:t>
+      </w:r>
+    </w:p>
+    <w:p>
+      <w:pPr>
+        <w:pStyle w:val="ListBullet"/>
+      </w:pPr>
+      <w:r>
+        <w:t>NaN: OPEN_ENABLED/_API_KEY/_BASE_URL/_MODEL (+ ALLOW_CLOUD_FALLBACK si aplica).</w:t>
+      </w:r>
+    </w:p>
+    <w:p>
+      <w:pPr>
+        <w:pStyle w:val="ListBullet"/>
+      </w:pPr>
+      <w:r>
+        <w:t>Premium: PREMIUM_* (opcional) + Probar conexión en Admin → Modelos externos.</w:t>
+      </w:r>
+    </w:p>
+    <w:p>
+      <w:pPr>
+        <w:pStyle w:val="ListBullet"/>
+      </w:pPr>
+      <w:r>
+        <w:t>Microsoft/Google: client id/secret/redirect + reconectar para scopes de acciones.</w:t>
+      </w:r>
+    </w:p>
+    <w:p>
+      <w:pPr>
+        <w:pStyle w:val="ListBullet"/>
+      </w:pPr>
+      <w:r>
+        <w:t>n8n: N8N_ENABLED/_WEBHOOK_BASE_URL/_API_BASE_URL/_API_KEY.</w:t>
+      </w:r>
+    </w:p>
+    <w:p>
+      <w:pPr>
+        <w:pStyle w:val="ListBullet"/>
+      </w:pPr>
+      <w:r>
+        <w:t>Marca (white-label), plan/asientos, dominio + SSL.</w:t>
+      </w:r>
+    </w:p>
+    <w:p>
+      <w:pPr>
+        <w:pStyle w:val="ListBullet"/>
+      </w:pPr>
+      <w:r>
+        <w:t>Proteger ramas main/qa en GitHub.</w:t>
+      </w:r>
+    </w:p>
+    <w:p>
+      <w:pPr>
+        <w:pStyle w:val="Heading1"/>
+      </w:pPr>
+      <w:r>
+        <w:t>15. Operación y soporte</w:t>
+      </w:r>
+    </w:p>
+    <w:p>
+      <w:pPr>
+        <w:pStyle w:val="ListBullet"/>
+      </w:pPr>
+      <w:r>
+        <w:rPr>
+          <w:b/>
+        </w:rPr>
+        <w:t xml:space="preserve">Ayuda in-app: </w:t>
+      </w:r>
+      <w:r>
+        <w:t>guías paso a paso en español + ayuda contextual (popup) por sección.</w:t>
+      </w:r>
+    </w:p>
+    <w:p>
+      <w:pPr>
+        <w:pStyle w:val="ListBullet"/>
+      </w:pPr>
+      <w:r>
+        <w:rPr>
+          <w:b/>
+        </w:rPr>
+        <w:t xml:space="preserve">Salud: </w:t>
+      </w:r>
+      <w:r>
+        <w:t>el backend expone /health; Render Starter evita que el backend se «duerma».</w:t>
+      </w:r>
+    </w:p>
+    <w:p>
+      <w:pPr>
+        <w:pStyle w:val="ListBullet"/>
+      </w:pPr>
+      <w:r>
+        <w:rPr>
+          <w:b/>
+        </w:rPr>
+        <w:t xml:space="preserve">Primer acceso lento: </w:t>
+      </w:r>
+      <w:r>
+        <w:t>si el plan duerme por inactividad, el primer request lo despierta (~50 s).</w:t>
+      </w:r>
+    </w:p>
+    <w:p>
+      <w:pPr>
+        <w:pStyle w:val="ListBullet"/>
+      </w:pPr>
+      <w:r>
+        <w:rPr>
+          <w:b/>
+        </w:rPr>
+        <w:t xml:space="preserve">Contenido genérico (mock): </w:t>
+      </w:r>
+      <w:r>
+        <w:t>indica que la ruta no tiene modelo real conectado: configúralo en Admin.</w:t>
+      </w:r>
+    </w:p>
+    <w:p>
+      <w:pPr>
+        <w:pStyle w:val="Heading1"/>
+      </w:pPr>
+      <w:r>
+        <w:t>16. Planes y licenciamiento</w:t>
+      </w:r>
+    </w:p>
+    <w:p>
+      <w:r>
+        <w:rPr>
+          <w:b w:val="0"/>
+          <w:i w:val="0"/>
+          <w:color w:val="334155"/>
+          <w:sz w:val="21"/>
+        </w:rPr>
+        <w:t>Planes (MXN) por asiento con setup + anual: Emprende / Negocio / Empresa / Gobierno. El alta de usuarios respeta el número de asientos licenciados (enforcement) y el estado de la suscripción. El panel de Admin incluye un estimador de costo.</w:t>
+      </w:r>
+    </w:p>
+    <w:p>
+      <w:pPr>
+        <w:pStyle w:val="Heading1"/>
+      </w:pPr>
+      <w:r>
+        <w:t>17. Roadmap y pendientes</w:t>
+      </w:r>
+    </w:p>
+    <w:p>
+      <w:pPr>
+        <w:pStyle w:val="ListBullet"/>
+      </w:pPr>
+      <w:r>
+        <w:rPr>
+          <w:b/>
+        </w:rPr>
+        <w:t xml:space="preserve">Catálogos de configuración empresarial: </w:t>
+      </w:r>
+      <w:r>
+        <w:t>en definición con el cliente.</w:t>
+      </w:r>
+    </w:p>
+    <w:p>
+      <w:pPr>
+        <w:pStyle w:val="ListBullet"/>
+      </w:pPr>
+      <w:r>
+        <w:rPr>
+          <w:b/>
+        </w:rPr>
+        <w:t xml:space="preserve">TTS/STT (NaN kokoro/whisper): </w:t>
+      </w:r>
+      <w:r>
+        <w:t>voz y transcripción de audio hacia el RAG.</w:t>
+      </w:r>
+    </w:p>
+    <w:p>
+      <w:pPr>
+        <w:pStyle w:val="ListBullet"/>
+      </w:pPr>
+      <w:r>
+        <w:rPr>
+          <w:b/>
+        </w:rPr>
+        <w:t xml:space="preserve">SFTP: </w:t>
+      </w:r>
+      <w:r>
+        <w:t>conector para sistemas legados (requiere paramiko).</w:t>
+      </w:r>
+    </w:p>
+    <w:p>
+      <w:pPr>
+        <w:pStyle w:val="ListBullet"/>
+      </w:pPr>
+      <w:r>
+        <w:rPr>
+          <w:b/>
+        </w:rPr>
+        <w:t xml:space="preserve">Pendientes del cliente: </w:t>
+      </w:r>
+      <w:r>
+        <w:t>proteger ramas, reconectar Microsoft con scopes nuevos, configurar premium/NaN.</w:t>
+      </w:r>
+    </w:p>
+    <w:p>
+      <w:r>
+        <w:br w:type="page"/>
+      </w:r>
+    </w:p>
+    <w:p>
+      <w:pPr>
+        <w:pStyle w:val="Heading1"/>
+      </w:pPr>
+      <w:r>
+        <w:t>Apéndice A · Catálogo de endpoints de la API</w:t>
+      </w:r>
+    </w:p>
+    <w:p>
+      <w:r>
+        <w:rPr>
+          <w:b w:val="0"/>
+          <w:i w:val="0"/>
+          <w:color w:val="64748B"/>
+          <w:sz w:val="21"/>
+        </w:rPr>
+        <w:t>La API expone 67+ rutas (selección agrupada de 131 totales):</w:t>
+      </w:r>
+    </w:p>
+    <w:p>
+      <w:pPr>
+        <w:pStyle w:val="Heading3"/>
+      </w:pPr>
+      <w:r>
+        <w:t>Autenticación / cuenta</w:t>
+      </w:r>
+    </w:p>
+    <w:p>
+      <w:pPr>
+        <w:pStyle w:val="ListBullet"/>
+      </w:pPr>
+      <w:r>
+        <w:t>POST /auth/login</w:t>
+      </w:r>
+    </w:p>
+    <w:p>
+      <w:pPr>
+        <w:pStyle w:val="ListBullet"/>
+      </w:pPr>
+      <w:r>
+        <w:t>GET /me</w:t>
+      </w:r>
+    </w:p>
+    <w:p>
+      <w:pPr>
+        <w:pStyle w:val="ListBullet"/>
+      </w:pPr>
+      <w:r>
+        <w:t>GET /account</w:t>
+      </w:r>
+    </w:p>
+    <w:p>
+      <w:pPr>
+        <w:pStyle w:val="ListBullet"/>
+      </w:pPr>
+      <w:r>
+        <w:t>GET /auth/sso/config</w:t>
+      </w:r>
+    </w:p>
+    <w:p>
+      <w:pPr>
+        <w:pStyle w:val="ListBullet"/>
+      </w:pPr>
+      <w:r>
+        <w:t>GET /auth/sso/callback</w:t>
+      </w:r>
+    </w:p>
+    <w:p>
+      <w:pPr>
+        <w:pStyle w:val="Heading3"/>
+      </w:pPr>
+      <w:r>
+        <w:t>Chat y casos</w:t>
+      </w:r>
+    </w:p>
+    <w:p>
+      <w:pPr>
+        <w:pStyle w:val="ListBullet"/>
+      </w:pPr>
+      <w:r>
+        <w:t>POST /chat</w:t>
+      </w:r>
+    </w:p>
+    <w:p>
+      <w:pPr>
+        <w:pStyle w:val="ListBullet"/>
+      </w:pPr>
+      <w:r>
+        <w:t>POST /chat/preview</w:t>
+      </w:r>
+    </w:p>
+    <w:p>
+      <w:pPr>
+        <w:pStyle w:val="ListBullet"/>
+      </w:pPr>
+      <w:r>
+        <w:t>GET/POST /recipes</w:t>
+      </w:r>
+    </w:p>
+    <w:p>
+      <w:pPr>
+        <w:pStyle w:val="ListBullet"/>
+      </w:pPr>
+      <w:r>
+        <w:t>POST /recipes/{id}/start</w:t>
+      </w:r>
+    </w:p>
+    <w:p>
+      <w:pPr>
+        <w:pStyle w:val="ListBullet"/>
+      </w:pPr>
+      <w:r>
+        <w:t>POST /recipes/runs/{id}/approve</w:t>
+      </w:r>
+    </w:p>
+    <w:p>
+      <w:pPr>
+        <w:pStyle w:val="ListBullet"/>
+      </w:pPr>
+      <w:r>
+        <w:t>POST /recipes/runs/{id}/export</w:t>
+      </w:r>
+    </w:p>
+    <w:p>
+      <w:pPr>
+        <w:pStyle w:val="ListBullet"/>
+      </w:pPr>
+      <w:r>
+        <w:t>POST /v1/cases/{recipe_id}/run</w:t>
+      </w:r>
+    </w:p>
+    <w:p>
+      <w:pPr>
+        <w:pStyle w:val="Heading3"/>
+      </w:pPr>
+      <w:r>
+        <w:t>Documentos y RAG</w:t>
+      </w:r>
+    </w:p>
+    <w:p>
+      <w:pPr>
+        <w:pStyle w:val="ListBullet"/>
+      </w:pPr>
+      <w:r>
+        <w:t>GET/POST /documents</w:t>
+      </w:r>
+    </w:p>
+    <w:p>
+      <w:pPr>
+        <w:pStyle w:val="ListBullet"/>
+      </w:pPr>
+      <w:r>
+        <w:t>POST /documents/upload</w:t>
+      </w:r>
+    </w:p>
+    <w:p>
+      <w:pPr>
+        <w:pStyle w:val="ListBullet"/>
+      </w:pPr>
+      <w:r>
+        <w:t>GET/POST /documents/categories</w:t>
+      </w:r>
+    </w:p>
+    <w:p>
+      <w:pPr>
+        <w:pStyle w:val="ListBullet"/>
+      </w:pPr>
+      <w:r>
+        <w:t>DELETE /documents/{id}</w:t>
+      </w:r>
+    </w:p>
+    <w:p>
+      <w:pPr>
+        <w:pStyle w:val="ListBullet"/>
+      </w:pPr>
+      <w:r>
+        <w:t>GET /drive/files</w:t>
+      </w:r>
+    </w:p>
+    <w:p>
+      <w:pPr>
+        <w:pStyle w:val="ListBullet"/>
+      </w:pPr>
+      <w:r>
+        <w:t>POST /drive/import</w:t>
+      </w:r>
+    </w:p>
+    <w:p>
+      <w:pPr>
+        <w:pStyle w:val="Heading3"/>
+      </w:pPr>
+      <w:r>
+        <w:t>Notebooks / Memoria</w:t>
+      </w:r>
+    </w:p>
+    <w:p>
+      <w:pPr>
+        <w:pStyle w:val="ListBullet"/>
+      </w:pPr>
+      <w:r>
+        <w:t>GET/POST /notebooks</w:t>
+      </w:r>
+    </w:p>
+    <w:p>
+      <w:pPr>
+        <w:pStyle w:val="ListBullet"/>
+      </w:pPr>
+      <w:r>
+        <w:t>POST /notebooks/{id}/ask</w:t>
+      </w:r>
+    </w:p>
+    <w:p>
+      <w:pPr>
+        <w:pStyle w:val="ListBullet"/>
+      </w:pPr>
+      <w:r>
+        <w:t>POST /notebooks/{id}/generate/{kind}</w:t>
+      </w:r>
+    </w:p>
+    <w:p>
+      <w:pPr>
+        <w:pStyle w:val="ListBullet"/>
+      </w:pPr>
+      <w:r>
+        <w:t>GET/POST /memory</w:t>
+      </w:r>
+    </w:p>
+    <w:p>
+      <w:pPr>
+        <w:pStyle w:val="ListBullet"/>
+      </w:pPr>
+      <w:r>
+        <w:t>GET /memory/tags</w:t>
+      </w:r>
+    </w:p>
+    <w:p>
+      <w:pPr>
+        <w:pStyle w:val="ListBullet"/>
+      </w:pPr>
+      <w:r>
+        <w:t>DELETE /memory/{id}</w:t>
+      </w:r>
+    </w:p>
+    <w:p>
+      <w:pPr>
+        <w:pStyle w:val="Heading3"/>
+      </w:pPr>
+      <w:r>
+        <w:t>Imágenes</w:t>
+      </w:r>
+    </w:p>
+    <w:p>
+      <w:pPr>
+        <w:pStyle w:val="ListBullet"/>
+      </w:pPr>
+      <w:r>
+        <w:t>GET /images/config</w:t>
+      </w:r>
+    </w:p>
+    <w:p>
+      <w:pPr>
+        <w:pStyle w:val="ListBullet"/>
+      </w:pPr>
+      <w:r>
+        <w:t>POST /images/generate</w:t>
+      </w:r>
+    </w:p>
+    <w:p>
+      <w:pPr>
+        <w:pStyle w:val="ListBullet"/>
+      </w:pPr>
+      <w:r>
+        <w:t>GET /images</w:t>
+      </w:r>
+    </w:p>
+    <w:p>
+      <w:pPr>
+        <w:pStyle w:val="ListBullet"/>
+      </w:pPr>
+      <w:r>
+        <w:t>GET /images/{id}/data</w:t>
+      </w:r>
+    </w:p>
+    <w:p>
+      <w:pPr>
+        <w:pStyle w:val="ListBullet"/>
+      </w:pPr>
+      <w:r>
+        <w:t>DELETE /images/{id}</w:t>
+      </w:r>
+    </w:p>
+    <w:p>
+      <w:pPr>
+        <w:pStyle w:val="Heading3"/>
+      </w:pPr>
+      <w:r>
+        <w:t>Acciones (toolkit)</w:t>
+      </w:r>
+    </w:p>
+    <w:p>
+      <w:pPr>
+        <w:pStyle w:val="ListBullet"/>
+      </w:pPr>
+      <w:r>
+        <w:t>GET /actions</w:t>
+      </w:r>
+    </w:p>
+    <w:p>
+      <w:pPr>
+        <w:pStyle w:val="ListBullet"/>
+      </w:pPr>
+      <w:r>
+        <w:t>POST /actions/run</w:t>
+      </w:r>
+    </w:p>
+    <w:p>
+      <w:pPr>
+        <w:pStyle w:val="ListBullet"/>
+      </w:pPr>
+      <w:r>
+        <w:t>GET /actions/requests</w:t>
+      </w:r>
+    </w:p>
+    <w:p>
+      <w:pPr>
+        <w:pStyle w:val="ListBullet"/>
+      </w:pPr>
+      <w:r>
+        <w:t>POST /actions/requests/{id}/approve</w:t>
+      </w:r>
+    </w:p>
+    <w:p>
+      <w:pPr>
+        <w:pStyle w:val="ListBullet"/>
+      </w:pPr>
+      <w:r>
+        <w:t>POST /actions/requests/{id}/reject</w:t>
+      </w:r>
+    </w:p>
+    <w:p>
+      <w:pPr>
+        <w:pStyle w:val="ListBullet"/>
+      </w:pPr>
+      <w:r>
+        <w:t>GET/DELETE /actions/grants</w:t>
+      </w:r>
+    </w:p>
+    <w:p>
+      <w:pPr>
+        <w:pStyle w:val="Heading3"/>
+      </w:pPr>
+      <w:r>
+        <w:t>Integraciones</w:t>
+      </w:r>
+    </w:p>
+    <w:p>
+      <w:pPr>
+        <w:pStyle w:val="ListBullet"/>
+      </w:pPr>
+      <w:r>
+        <w:t>GET/POST /integrations/connectors</w:t>
+      </w:r>
+    </w:p>
+    <w:p>
+      <w:pPr>
+        <w:pStyle w:val="ListBullet"/>
+      </w:pPr>
+      <w:r>
+        <w:t>POST /integrations/connectors/{id}/test</w:t>
+      </w:r>
+    </w:p>
+    <w:p>
+      <w:pPr>
+        <w:pStyle w:val="ListBullet"/>
+      </w:pPr>
+      <w:r>
+        <w:t>GET /integrations/connectors/{id}/reveal</w:t>
+      </w:r>
+    </w:p>
+    <w:p>
+      <w:pPr>
+        <w:pStyle w:val="ListBullet"/>
+      </w:pPr>
+      <w:r>
+        <w:t>GET/POST /integrations/webhooks</w:t>
+      </w:r>
+    </w:p>
+    <w:p>
+      <w:pPr>
+        <w:pStyle w:val="ListBullet"/>
+      </w:pPr>
+      <w:r>
+        <w:t>GET/POST /datasources</w:t>
+      </w:r>
+    </w:p>
+    <w:p>
+      <w:pPr>
+        <w:pStyle w:val="ListBullet"/>
+      </w:pPr>
+      <w:r>
+        <w:t>POST /datasources/import-csv</w:t>
+      </w:r>
+    </w:p>
+    <w:p>
+      <w:pPr>
+        <w:pStyle w:val="ListBullet"/>
+      </w:pPr>
+      <w:r>
+        <w:t>POST /datasources/{id}/import</w:t>
+      </w:r>
+    </w:p>
+    <w:p>
+      <w:pPr>
+        <w:pStyle w:val="ListBullet"/>
+      </w:pPr>
+      <w:r>
+        <w:t>GET /datasources/{id}/reveal</w:t>
+      </w:r>
+    </w:p>
+    <w:p>
+      <w:pPr>
+        <w:pStyle w:val="ListBullet"/>
+      </w:pPr>
+      <w:r>
+        <w:t>POST /oauth/{provider}/authorize</w:t>
+      </w:r>
+    </w:p>
+    <w:p>
+      <w:pPr>
+        <w:pStyle w:val="ListBullet"/>
+      </w:pPr>
+      <w:r>
+        <w:t>POST /oauth/imap</w:t>
+      </w:r>
+    </w:p>
+    <w:p>
+      <w:pPr>
+        <w:pStyle w:val="Heading3"/>
+      </w:pPr>
+      <w:r>
+        <w:t>Automatizaciones / workflows</w:t>
+      </w:r>
+    </w:p>
+    <w:p>
+      <w:pPr>
+        <w:pStyle w:val="ListBullet"/>
+      </w:pPr>
+      <w:r>
+        <w:t>GET/POST /automations</w:t>
+      </w:r>
+    </w:p>
+    <w:p>
+      <w:pPr>
+        <w:pStyle w:val="ListBullet"/>
+      </w:pPr>
+      <w:r>
+        <w:t>POST /automations/from-template</w:t>
+      </w:r>
+    </w:p>
+    <w:p>
+      <w:pPr>
+        <w:pStyle w:val="ListBullet"/>
+      </w:pPr>
+      <w:r>
+        <w:t>POST /automations/{id}/run</w:t>
+      </w:r>
+    </w:p>
+    <w:p>
+      <w:pPr>
+        <w:pStyle w:val="ListBullet"/>
+      </w:pPr>
+      <w:r>
+        <w:t>POST /automations/run-due</w:t>
+      </w:r>
+    </w:p>
+    <w:p>
+      <w:pPr>
+        <w:pStyle w:val="ListBullet"/>
+      </w:pPr>
+      <w:r>
+        <w:t>GET /flowcharts</w:t>
+      </w:r>
+    </w:p>
+    <w:p>
+      <w:pPr>
+        <w:pStyle w:val="Heading3"/>
+      </w:pPr>
+      <w:r>
+        <w:t>Admin / gobierno</w:t>
+      </w:r>
+    </w:p>
+    <w:p>
+      <w:pPr>
+        <w:pStyle w:val="ListBullet"/>
+      </w:pPr>
+      <w:r>
+        <w:t>GET/PUT /admin/providers</w:t>
+      </w:r>
+    </w:p>
+    <w:p>
+      <w:pPr>
+        <w:pStyle w:val="ListBullet"/>
+      </w:pPr>
+      <w:r>
+        <w:t>POST /admin/providers/{route}/test</w:t>
+      </w:r>
+    </w:p>
+    <w:p>
+      <w:pPr>
+        <w:pStyle w:val="ListBullet"/>
+      </w:pPr>
+      <w:r>
+        <w:t>GET/PUT /admin/efficiency</w:t>
+      </w:r>
+    </w:p>
+    <w:p>
+      <w:pPr>
+        <w:pStyle w:val="ListBullet"/>
+      </w:pPr>
+      <w:r>
+        <w:t>GET /admin/routes</w:t>
+      </w:r>
+    </w:p>
+    <w:p>
+      <w:pPr>
+        <w:pStyle w:val="ListBullet"/>
+      </w:pPr>
+      <w:r>
+        <w:t>GET /admin/security</w:t>
+      </w:r>
+    </w:p>
+    <w:p>
+      <w:pPr>
+        <w:pStyle w:val="ListBullet"/>
+      </w:pPr>
+      <w:r>
+        <w:t>GET/POST /admin/users</w:t>
+      </w:r>
+    </w:p>
+    <w:p>
+      <w:pPr>
+        <w:pStyle w:val="ListBullet"/>
+      </w:pPr>
+      <w:r>
+        <w:t>GET /admin/tenants</w:t>
+      </w:r>
+    </w:p>
+    <w:p>
+      <w:pPr>
+        <w:pStyle w:val="ListBullet"/>
+      </w:pPr>
+      <w:r>
+        <w:t>GET /admin/billing</w:t>
+      </w:r>
+    </w:p>
+    <w:p>
+      <w:pPr>
+        <w:pStyle w:val="ListBullet"/>
+      </w:pPr>
+      <w:r>
+        <w:t>GET/POST /admin/api-keys</w:t>
+      </w:r>
+    </w:p>
+    <w:p>
+      <w:pPr>
+        <w:pStyle w:val="ListBullet"/>
+      </w:pPr>
+      <w:r>
+        <w:t>GET /admin/n8n</w:t>
+      </w:r>
+    </w:p>
+    <w:p>
+      <w:pPr>
+        <w:pStyle w:val="Heading3"/>
+      </w:pPr>
+      <w:r>
+        <w:t>Auditoría / uso / salud</w:t>
+      </w:r>
+    </w:p>
+    <w:p>
+      <w:pPr>
+        <w:pStyle w:val="ListBullet"/>
+      </w:pPr>
+      <w:r>
+        <w:t>GET /audit</w:t>
+      </w:r>
+    </w:p>
+    <w:p>
+      <w:pPr>
+        <w:pStyle w:val="ListBullet"/>
+      </w:pPr>
+      <w:r>
+        <w:t>GET /audit/export</w:t>
+      </w:r>
+    </w:p>
+    <w:p>
+      <w:pPr>
+        <w:pStyle w:val="ListBullet"/>
+      </w:pPr>
+      <w:r>
+        <w:t>GET /audit/stats</w:t>
+      </w:r>
+    </w:p>
+    <w:p>
+      <w:pPr>
+        <w:pStyle w:val="ListBullet"/>
+      </w:pPr>
+      <w:r>
+        <w:t>GET /usage</w:t>
+      </w:r>
+    </w:p>
+    <w:p>
+      <w:pPr>
+        <w:pStyle w:val="ListBullet"/>
+      </w:pPr>
+      <w:r>
+        <w:t>GET /health</w:t>
+      </w:r>
+    </w:p>
+    <w:p>
+      <w:pPr>
+        <w:pStyle w:val="ListBullet"/>
+      </w:pPr>
+      <w:r>
+        <w:t>POST /v1/events</w:t>
+      </w:r>
+    </w:p>
+    <w:p>
+      <w:pPr>
+        <w:pStyle w:val="ListBullet"/>
+      </w:pPr>
+      <w:r>
+        <w:t>POST /v1/webhooks/{id}</w:t>
+      </w:r>
+    </w:p>
+    <w:p>
+      <w:pPr>
+        <w:pStyle w:val="Heading1"/>
+      </w:pPr>
+      <w:r>
+        <w:t>Apéndice B · Variables de entorno (detalle)</w:t>
+      </w:r>
+    </w:p>
+    <w:tbl>
+      <w:tblPr>
+        <w:tblStyle w:val="LightGrid-Accent1"/>
+        <w:tblW w:type="auto" w:w="0"/>
+        <w:jc w:val="center"/>
+        <w:tblLook w:firstColumn="1" w:firstRow="1" w:lastColumn="0" w:lastRow="0" w:noHBand="0" w:noVBand="1" w:val="04A0"/>
+      </w:tblPr>
+      <w:tblGrid>
+        <w:gridCol w:w="2880"/>
+        <w:gridCol w:w="2880"/>
+        <w:gridCol w:w="2880"/>
+      </w:tblGrid>
+      <w:tr>
+        <w:tc>
+          <w:tcPr>
+            <w:tcW w:type="dxa" w:w="2880"/>
+          </w:tcPr>
+          <w:p>
+            <w:r>
+              <w:rPr>
+                <w:b/>
+                <w:sz w:val="19"/>
+              </w:rPr>
+              <w:t>Variable(s)</w:t>
+            </w:r>
+          </w:p>
+        </w:tc>
+        <w:tc>
+          <w:tcPr>
+            <w:tcW w:type="dxa" w:w="2880"/>
+          </w:tcPr>
+          <w:p>
+            <w:r>
+              <w:rPr>
+                <w:b/>
+                <w:sz w:val="19"/>
+              </w:rPr>
+              <w:t>Grupo</w:t>
+            </w:r>
+          </w:p>
+        </w:tc>
+        <w:tc>
+          <w:tcPr>
+            <w:tcW w:type="dxa" w:w="2880"/>
+          </w:tcPr>
+          <w:p>
+            <w:r>
+              <w:rPr>
+                <w:b/>
+                <w:sz w:val="19"/>
+              </w:rPr>
+              <w:t>Descripción</w:t>
+            </w:r>
+          </w:p>
+        </w:tc>
+      </w:tr>
+      <w:tr>
+        <w:tc>
+          <w:tcPr>
+            <w:tcW w:type="dxa" w:w="2880"/>
+          </w:tcPr>
+          <w:p>
+            <w:r>
+              <w:rPr>
+                <w:sz w:val="18"/>
+              </w:rPr>
+              <w:t>SECRET_KEY</w:t>
+            </w:r>
+          </w:p>
+        </w:tc>
+        <w:tc>
+          <w:tcPr>
+            <w:tcW w:type="dxa" w:w="2880"/>
+          </w:tcPr>
+          <w:p>
+            <w:r>
+              <w:rPr>
+                <w:sz w:val="18"/>
+              </w:rPr>
+              <w:t>Núcleo</w:t>
+            </w:r>
+          </w:p>
+        </w:tc>
+        <w:tc>
+          <w:tcPr>
+            <w:tcW w:type="dxa" w:w="2880"/>
+          </w:tcPr>
+          <w:p>
+            <w:r>
+              <w:rPr>
+                <w:sz w:val="18"/>
+              </w:rPr>
+              <w:t>Clave de firma JWT (32+ caracteres).</w:t>
+            </w:r>
+          </w:p>
+        </w:tc>
+      </w:tr>
+      <w:tr>
+        <w:tc>
+          <w:tcPr>
+            <w:tcW w:type="dxa" w:w="2880"/>
+          </w:tcPr>
+          <w:p>
+            <w:r>
+              <w:rPr>
+                <w:sz w:val="18"/>
+              </w:rPr>
+              <w:t>DATABASE_URL</w:t>
+            </w:r>
+          </w:p>
+        </w:tc>
+        <w:tc>
+          <w:tcPr>
+            <w:tcW w:type="dxa" w:w="2880"/>
+          </w:tcPr>
+          <w:p>
+            <w:r>
+              <w:rPr>
+                <w:sz w:val="18"/>
+              </w:rPr>
+              <w:t>Núcleo</w:t>
+            </w:r>
+          </w:p>
+        </w:tc>
+        <w:tc>
+          <w:tcPr>
+            <w:tcW w:type="dxa" w:w="2880"/>
+          </w:tcPr>
+          <w:p>
+            <w:r>
+              <w:rPr>
+                <w:sz w:val="18"/>
+              </w:rPr>
+              <w:t>Postgres (Supabase Session Pooler). Sin ella, SQLite efímero.</w:t>
+            </w:r>
+          </w:p>
+        </w:tc>
+      </w:tr>
+      <w:tr>
+        <w:tc>
+          <w:tcPr>
+            <w:tcW w:type="dxa" w:w="2880"/>
+          </w:tcPr>
+          <w:p>
+            <w:r>
+              <w:rPr>
+                <w:sz w:val="18"/>
+              </w:rPr>
+              <w:t>CORS_ORIGINS / CORS_ORIGIN_REGEX</w:t>
+            </w:r>
+          </w:p>
+        </w:tc>
+        <w:tc>
+          <w:tcPr>
+            <w:tcW w:type="dxa" w:w="2880"/>
+          </w:tcPr>
+          <w:p>
+            <w:r>
+              <w:rPr>
+                <w:sz w:val="18"/>
+              </w:rPr>
+              <w:t>Núcleo</w:t>
+            </w:r>
+          </w:p>
+        </w:tc>
+        <w:tc>
+          <w:tcPr>
+            <w:tcW w:type="dxa" w:w="2880"/>
+          </w:tcPr>
+          <w:p>
+            <w:r>
+              <w:rPr>
+                <w:sz w:val="18"/>
+              </w:rPr>
+              <w:t>Orígenes permitidos del portal.</w:t>
+            </w:r>
+          </w:p>
+        </w:tc>
+      </w:tr>
+      <w:tr>
+        <w:tc>
+          <w:tcPr>
+            <w:tcW w:type="dxa" w:w="2880"/>
+          </w:tcPr>
+          <w:p>
+            <w:r>
+              <w:rPr>
+                <w:sz w:val="18"/>
+              </w:rPr>
+              <w:t>APP_ENV</w:t>
+            </w:r>
+          </w:p>
+        </w:tc>
+        <w:tc>
+          <w:tcPr>
+            <w:tcW w:type="dxa" w:w="2880"/>
+          </w:tcPr>
+          <w:p>
+            <w:r>
+              <w:rPr>
+                <w:sz w:val="18"/>
+              </w:rPr>
+              <w:t>Núcleo</w:t>
+            </w:r>
+          </w:p>
+        </w:tc>
+        <w:tc>
+          <w:tcPr>
+            <w:tcW w:type="dxa" w:w="2880"/>
+          </w:tcPr>
+          <w:p>
+            <w:r>
+              <w:rPr>
+                <w:sz w:val="18"/>
+              </w:rPr>
+              <w:t>production / development.</w:t>
+            </w:r>
+          </w:p>
+        </w:tc>
+      </w:tr>
+      <w:tr>
+        <w:tc>
+          <w:tcPr>
+            <w:tcW w:type="dxa" w:w="2880"/>
+          </w:tcPr>
+          <w:p>
+            <w:r>
+              <w:rPr>
+                <w:sz w:val="18"/>
+              </w:rPr>
+              <w:t>OPEN_ENABLED / OPEN_API_KEY / OPEN_BASE_URL / OPEN_MODEL</w:t>
+            </w:r>
+          </w:p>
+        </w:tc>
+        <w:tc>
+          <w:tcPr>
+            <w:tcW w:type="dxa" w:w="2880"/>
+          </w:tcPr>
+          <w:p>
+            <w:r>
+              <w:rPr>
+                <w:sz w:val="18"/>
+              </w:rPr>
+              <w:t>Modelos</w:t>
+            </w:r>
+          </w:p>
+        </w:tc>
+        <w:tc>
+          <w:tcPr>
+            <w:tcW w:type="dxa" w:w="2880"/>
+          </w:tcPr>
+          <w:p>
+            <w:r>
+              <w:rPr>
+                <w:sz w:val="18"/>
+              </w:rPr>
+              <w:t>Ruta abierta — NaN Builders.</w:t>
+            </w:r>
+          </w:p>
+        </w:tc>
+      </w:tr>
+      <w:tr>
+        <w:tc>
+          <w:tcPr>
+            <w:tcW w:type="dxa" w:w="2880"/>
+          </w:tcPr>
+          <w:p>
+            <w:r>
+              <w:rPr>
+                <w:sz w:val="18"/>
+              </w:rPr>
+              <w:t>PREMIUM_ENABLED / PREMIUM_API_KEY / PREMIUM_BASE_URL / PREMIUM_MODEL</w:t>
+            </w:r>
+          </w:p>
+        </w:tc>
+        <w:tc>
+          <w:tcPr>
+            <w:tcW w:type="dxa" w:w="2880"/>
+          </w:tcPr>
+          <w:p>
+            <w:r>
+              <w:rPr>
+                <w:sz w:val="18"/>
+              </w:rPr>
+              <w:t>Modelos</w:t>
+            </w:r>
+          </w:p>
+        </w:tc>
+        <w:tc>
+          <w:tcPr>
+            <w:tcW w:type="dxa" w:w="2880"/>
+          </w:tcPr>
+          <w:p>
+            <w:r>
+              <w:rPr>
+                <w:sz w:val="18"/>
+              </w:rPr>
+              <w:t>Ruta premium (OpenAI/Claude/Gemini compatible).</w:t>
+            </w:r>
+          </w:p>
+        </w:tc>
+      </w:tr>
+      <w:tr>
+        <w:tc>
+          <w:tcPr>
+            <w:tcW w:type="dxa" w:w="2880"/>
+          </w:tcPr>
+          <w:p>
+            <w:r>
+              <w:rPr>
+                <w:sz w:val="18"/>
+              </w:rPr>
+              <w:t>LOCAL_ENABLED / LOCAL_BASE_URL / LOCAL_MODEL</w:t>
+            </w:r>
+          </w:p>
+        </w:tc>
+        <w:tc>
+          <w:tcPr>
+            <w:tcW w:type="dxa" w:w="2880"/>
+          </w:tcPr>
+          <w:p>
+            <w:r>
+              <w:rPr>
+                <w:sz w:val="18"/>
+              </w:rPr>
+              <w:t>Modelos</w:t>
+            </w:r>
+          </w:p>
+        </w:tc>
+        <w:tc>
+          <w:tcPr>
+            <w:tcW w:type="dxa" w:w="2880"/>
+          </w:tcPr>
+          <w:p>
+            <w:r>
+              <w:rPr>
+                <w:sz w:val="18"/>
+              </w:rPr>
+              <w:t>Ruta local (Ollama).</w:t>
+            </w:r>
+          </w:p>
+        </w:tc>
+      </w:tr>
+      <w:tr>
+        <w:tc>
+          <w:tcPr>
+            <w:tcW w:type="dxa" w:w="2880"/>
+          </w:tcPr>
+          <w:p>
+            <w:r>
+              <w:rPr>
+                <w:sz w:val="18"/>
+              </w:rPr>
+              <w:t>VPC_ENABLED / VPC_BASE_URL / VPC_API_KEY / VPC_MODEL</w:t>
+            </w:r>
+          </w:p>
+        </w:tc>
+        <w:tc>
+          <w:tcPr>
+            <w:tcW w:type="dxa" w:w="2880"/>
+          </w:tcPr>
+          <w:p>
+            <w:r>
+              <w:rPr>
+                <w:sz w:val="18"/>
+              </w:rPr>
+              <w:t>Modelos</w:t>
+            </w:r>
+          </w:p>
+        </w:tc>
+        <w:tc>
+          <w:tcPr>
+            <w:tcW w:type="dxa" w:w="2880"/>
+          </w:tcPr>
+          <w:p>
+            <w:r>
+              <w:rPr>
+                <w:sz w:val="18"/>
+              </w:rPr>
+              <w:t>Ruta VPC (vLLM/TGI).</w:t>
+            </w:r>
+          </w:p>
+        </w:tc>
+      </w:tr>
+      <w:tr>
+        <w:tc>
+          <w:tcPr>
+            <w:tcW w:type="dxa" w:w="2880"/>
+          </w:tcPr>
+          <w:p>
+            <w:r>
+              <w:rPr>
+                <w:sz w:val="18"/>
+              </w:rPr>
+              <w:t>ALLOW_CLOUD_FALLBACK</w:t>
+            </w:r>
+          </w:p>
+        </w:tc>
+        <w:tc>
+          <w:tcPr>
+            <w:tcW w:type="dxa" w:w="2880"/>
+          </w:tcPr>
+          <w:p>
+            <w:r>
+              <w:rPr>
+                <w:sz w:val="18"/>
+              </w:rPr>
+              <w:t>Modelos</w:t>
+            </w:r>
+          </w:p>
+        </w:tc>
+        <w:tc>
+          <w:tcPr>
+            <w:tcW w:type="dxa" w:w="2880"/>
+          </w:tcPr>
+          <w:p>
+            <w:r>
+              <w:rPr>
+                <w:sz w:val="18"/>
+              </w:rPr>
+              <w:t>Permite subir a nube si la ruta privada no tiene modelo real (opt-in).</w:t>
+            </w:r>
+          </w:p>
+        </w:tc>
+      </w:tr>
+      <w:tr>
+        <w:tc>
+          <w:tcPr>
+            <w:tcW w:type="dxa" w:w="2880"/>
+          </w:tcPr>
+          <w:p>
+            <w:r>
+              <w:rPr>
+                <w:sz w:val="18"/>
+              </w:rPr>
+              <w:t>CONDENSE_ENABLED / CONDENSE_THRESHOLD_CHARS / MAX_TOKENS_PER_REQUEST</w:t>
+            </w:r>
+          </w:p>
+        </w:tc>
+        <w:tc>
+          <w:tcPr>
+            <w:tcW w:type="dxa" w:w="2880"/>
+          </w:tcPr>
+          <w:p>
+            <w:r>
+              <w:rPr>
+                <w:sz w:val="18"/>
+              </w:rPr>
+              <w:t>Eficiencia</w:t>
+            </w:r>
+          </w:p>
+        </w:tc>
+        <w:tc>
+          <w:tcPr>
+            <w:tcW w:type="dxa" w:w="2880"/>
+          </w:tcPr>
+          <w:p>
+            <w:r>
+              <w:rPr>
+                <w:sz w:val="18"/>
+              </w:rPr>
+              <w:t>Condensación + tope de gasto.</w:t>
+            </w:r>
+          </w:p>
+        </w:tc>
+      </w:tr>
+      <w:tr>
+        <w:tc>
+          <w:tcPr>
+            <w:tcW w:type="dxa" w:w="2880"/>
+          </w:tcPr>
+          <w:p>
+            <w:r>
+              <w:rPr>
+                <w:sz w:val="18"/>
+              </w:rPr>
+              <w:t>RERANK_ENABLED / RERANK_MODEL / RERANK_CANDIDATES</w:t>
+            </w:r>
+          </w:p>
+        </w:tc>
+        <w:tc>
+          <w:tcPr>
+            <w:tcW w:type="dxa" w:w="2880"/>
+          </w:tcPr>
+          <w:p>
+            <w:r>
+              <w:rPr>
+                <w:sz w:val="18"/>
+              </w:rPr>
+              <w:t>Eficiencia</w:t>
+            </w:r>
+          </w:p>
+        </w:tc>
+        <w:tc>
+          <w:tcPr>
+            <w:tcW w:type="dxa" w:w="2880"/>
+          </w:tcPr>
+          <w:p>
+            <w:r>
+              <w:rPr>
+                <w:sz w:val="18"/>
+              </w:rPr>
+              <w:t>Reranking del RAG (NaN).</w:t>
+            </w:r>
+          </w:p>
+        </w:tc>
+      </w:tr>
+      <w:tr>
+        <w:tc>
+          <w:tcPr>
+            <w:tcW w:type="dxa" w:w="2880"/>
+          </w:tcPr>
+          <w:p>
+            <w:r>
+              <w:rPr>
+                <w:sz w:val="18"/>
+              </w:rPr>
+              <w:t>ENCRYPTION_ENABLED / MASTER_KMS_KEY / KMS_KEY_VERSION</w:t>
+            </w:r>
+          </w:p>
+        </w:tc>
+        <w:tc>
+          <w:tcPr>
+            <w:tcW w:type="dxa" w:w="2880"/>
+          </w:tcPr>
+          <w:p>
+            <w:r>
+              <w:rPr>
+                <w:sz w:val="18"/>
+              </w:rPr>
+              <w:t>Seguridad</w:t>
+            </w:r>
+          </w:p>
+        </w:tc>
+        <w:tc>
+          <w:tcPr>
+            <w:tcW w:type="dxa" w:w="2880"/>
+          </w:tcPr>
+          <w:p>
+            <w:r>
+              <w:rPr>
+                <w:sz w:val="18"/>
+              </w:rPr>
+              <w:t>Cifrado en reposo AES-256-GCM.</w:t>
+            </w:r>
+          </w:p>
+        </w:tc>
+      </w:tr>
+      <w:tr>
+        <w:tc>
+          <w:tcPr>
+            <w:tcW w:type="dxa" w:w="2880"/>
+          </w:tcPr>
+          <w:p>
+            <w:r>
+              <w:rPr>
+                <w:sz w:val="18"/>
+              </w:rPr>
+              <w:t>VECTOR_STORE / QDRANT_URL / QDRANT_API_KEY</w:t>
+            </w:r>
+          </w:p>
+        </w:tc>
+        <w:tc>
+          <w:tcPr>
+            <w:tcW w:type="dxa" w:w="2880"/>
+          </w:tcPr>
+          <w:p>
+            <w:r>
+              <w:rPr>
+                <w:sz w:val="18"/>
+              </w:rPr>
+              <w:t>RAG</w:t>
+            </w:r>
+          </w:p>
+        </w:tc>
+        <w:tc>
+          <w:tcPr>
+            <w:tcW w:type="dxa" w:w="2880"/>
+          </w:tcPr>
+          <w:p>
+            <w:r>
+              <w:rPr>
+                <w:sz w:val="18"/>
+              </w:rPr>
+              <w:t>inprocess (default) o qdrant.</w:t>
+            </w:r>
+          </w:p>
+        </w:tc>
+      </w:tr>
+      <w:tr>
+        <w:tc>
+          <w:tcPr>
+            <w:tcW w:type="dxa" w:w="2880"/>
+          </w:tcPr>
+          <w:p>
+            <w:r>
+              <w:rPr>
+                <w:sz w:val="18"/>
+              </w:rPr>
+              <w:t>EMBEDDINGS_PROVIDER / EMBEDDINGS_MODEL / EMBEDDINGS_DIM</w:t>
+            </w:r>
+          </w:p>
+        </w:tc>
+        <w:tc>
+          <w:tcPr>
+            <w:tcW w:type="dxa" w:w="2880"/>
+          </w:tcPr>
+          <w:p>
+            <w:r>
+              <w:rPr>
+                <w:sz w:val="18"/>
+              </w:rPr>
+              <w:t>RAG</w:t>
+            </w:r>
+          </w:p>
+        </w:tc>
+        <w:tc>
+          <w:tcPr>
+            <w:tcW w:type="dxa" w:w="2880"/>
+          </w:tcPr>
+          <w:p>
+            <w:r>
+              <w:rPr>
+                <w:sz w:val="18"/>
+              </w:rPr>
+              <w:t>Fuente de embeddings.</w:t>
+            </w:r>
+          </w:p>
+        </w:tc>
+      </w:tr>
+      <w:tr>
+        <w:tc>
+          <w:tcPr>
+            <w:tcW w:type="dxa" w:w="2880"/>
+          </w:tcPr>
+          <w:p>
+            <w:r>
+              <w:rPr>
+                <w:sz w:val="18"/>
+              </w:rPr>
+              <w:t>N8N_ENABLED / N8N_WEBHOOK_BASE_URL / N8N_API_BASE_URL / N8N_API_KEY / N8N_AUTO_PROVISION</w:t>
+            </w:r>
+          </w:p>
+        </w:tc>
+        <w:tc>
+          <w:tcPr>
+            <w:tcW w:type="dxa" w:w="2880"/>
+          </w:tcPr>
+          <w:p>
+            <w:r>
+              <w:rPr>
+                <w:sz w:val="18"/>
+              </w:rPr>
+              <w:t>Workflows</w:t>
+            </w:r>
+          </w:p>
+        </w:tc>
+        <w:tc>
+          <w:tcPr>
+            <w:tcW w:type="dxa" w:w="2880"/>
+          </w:tcPr>
+          <w:p>
+            <w:r>
+              <w:rPr>
+                <w:sz w:val="18"/>
+              </w:rPr>
+              <w:t>Integración n8n gestionada.</w:t>
+            </w:r>
+          </w:p>
+        </w:tc>
+      </w:tr>
+      <w:tr>
+        <w:tc>
+          <w:tcPr>
+            <w:tcW w:type="dxa" w:w="2880"/>
+          </w:tcPr>
+          <w:p>
+            <w:r>
+              <w:rPr>
+                <w:sz w:val="18"/>
+              </w:rPr>
+              <w:t>MICROSOFT_* / GOOGLE_*</w:t>
+            </w:r>
+          </w:p>
+        </w:tc>
+        <w:tc>
+          <w:tcPr>
+            <w:tcW w:type="dxa" w:w="2880"/>
+          </w:tcPr>
+          <w:p>
+            <w:r>
+              <w:rPr>
+                <w:sz w:val="18"/>
+              </w:rPr>
+              <w:t>OAuth</w:t>
+            </w:r>
+          </w:p>
+        </w:tc>
+        <w:tc>
+          <w:tcPr>
+            <w:tcW w:type="dxa" w:w="2880"/>
+          </w:tcPr>
+          <w:p>
+            <w:r>
+              <w:rPr>
+                <w:sz w:val="18"/>
+              </w:rPr>
+              <w:t>Client id/secret/redirect + scopes de correo y acciones.</w:t>
+            </w:r>
+          </w:p>
+        </w:tc>
+      </w:tr>
+      <w:tr>
+        <w:tc>
+          <w:tcPr>
+            <w:tcW w:type="dxa" w:w="2880"/>
+          </w:tcPr>
+          <w:p>
+            <w:r>
+              <w:rPr>
+                <w:sz w:val="18"/>
+              </w:rPr>
+              <w:t>SSO_ENABLED / OIDC_*</w:t>
+            </w:r>
+          </w:p>
+        </w:tc>
+        <w:tc>
+          <w:tcPr>
+            <w:tcW w:type="dxa" w:w="2880"/>
+          </w:tcPr>
+          <w:p>
+            <w:r>
+              <w:rPr>
+                <w:sz w:val="18"/>
+              </w:rPr>
+              <w:t>SSO</w:t>
+            </w:r>
+          </w:p>
+        </w:tc>
+        <w:tc>
+          <w:tcPr>
+            <w:tcW w:type="dxa" w:w="2880"/>
+          </w:tcPr>
+          <w:p>
+            <w:r>
+              <w:rPr>
+                <w:sz w:val="18"/>
+              </w:rPr>
+              <w:t>Inicio de sesión federado opcional.</w:t>
+            </w:r>
+          </w:p>
+        </w:tc>
+      </w:tr>
+      <w:tr>
+        <w:tc>
+          <w:tcPr>
+            <w:tcW w:type="dxa" w:w="2880"/>
+          </w:tcPr>
+          <w:p>
+            <w:r>
+              <w:rPr>
+                <w:sz w:val="18"/>
+              </w:rPr>
+              <w:t>NEXT_PUBLIC_API_BASE_URL</w:t>
+            </w:r>
+          </w:p>
+        </w:tc>
+        <w:tc>
+          <w:tcPr>
+            <w:tcW w:type="dxa" w:w="2880"/>
+          </w:tcPr>
+          <w:p>
+            <w:r>
+              <w:rPr>
+                <w:sz w:val="18"/>
+              </w:rPr>
+              <w:t>Frontend (Vercel)</w:t>
+            </w:r>
+          </w:p>
+        </w:tc>
+        <w:tc>
+          <w:tcPr>
+            <w:tcW w:type="dxa" w:w="2880"/>
+          </w:tcPr>
+          <w:p>
+            <w:r>
+              <w:rPr>
+                <w:sz w:val="18"/>
+              </w:rPr>
+              <w:t>URL pública del backend (sin / final).</w:t>
+            </w:r>
+          </w:p>
+        </w:tc>
+      </w:tr>
+    </w:tbl>
+    <w:p/>
     <w:sectPr>
       <w:pgSz w:w="12240" w:h="15840"/>
       <w:pgMar w:top="1440" w:right="1800" w:bottom="1440" w:left="1800" w:header="720" w:footer="720" w:gutter="0"/>
@@ -804,7 +5883,7 @@
     <w:rsid w:val="00FC693F"/>
     <w:rPr>
       <w:rFonts w:ascii="Calibri" w:hAnsi="Calibri"/>
-      <w:sz w:val="22"/>
+      <w:sz w:val="21"/>
     </w:rPr>
   </w:style>
   <w:style w:type="paragraph" w:styleId="Header">
@@ -869,8 +5948,8 @@
       <w:rFonts w:asciiTheme="majorHAnsi" w:eastAsiaTheme="majorEastAsia" w:hAnsiTheme="majorHAnsi" w:cstheme="majorBidi"/>
       <w:b/>
       <w:bCs/>
-      <w:color w:val="365F91" w:themeColor="accent1" w:themeShade="BF"/>
-      <w:sz w:val="28"/>
+      <w:color w:val="6D28D9"/>
+      <w:sz w:val="36"/>
       <w:szCs w:val="28"/>
     </w:rPr>
   </w:style>
@@ -893,8 +5972,8 @@
       <w:rFonts w:asciiTheme="majorHAnsi" w:eastAsiaTheme="majorEastAsia" w:hAnsiTheme="majorHAnsi" w:cstheme="majorBidi"/>
       <w:b/>
       <w:bCs/>
-      <w:color w:val="4F81BD" w:themeColor="accent1"/>
-      <w:sz w:val="26"/>
+      <w:color w:val="6D28D9"/>
+      <w:sz w:val="28"/>
       <w:szCs w:val="26"/>
     </w:rPr>
   </w:style>
@@ -917,7 +5996,8 @@
       <w:rFonts w:asciiTheme="majorHAnsi" w:eastAsiaTheme="majorEastAsia" w:hAnsiTheme="majorHAnsi" w:cstheme="majorBidi"/>
       <w:b/>
       <w:bCs/>
-      <w:color w:val="4F81BD" w:themeColor="accent1"/>
+      <w:color w:val="6D28D9"/>
+      <w:sz w:val="24"/>
     </w:rPr>
   </w:style>
   <w:style w:type="paragraph" w:styleId="Heading4">

--- a/docs/generados/MaestroAI-Documentacion.docx
+++ b/docs/generados/MaestroAI-Documentacion.docx
@@ -2,11 +2,7 @@
 <file path=word/document.xml><?xml version="1.0" encoding="utf-8"?>
 <w:document xmlns:wpc="http://schemas.microsoft.com/office/word/2010/wordprocessingCanvas" xmlns:mo="http://schemas.microsoft.com/office/mac/office/2008/main" xmlns:mc="http://schemas.openxmlformats.org/markup-compatibility/2006" xmlns:mv="urn:schemas-microsoft-com:mac:vml" xmlns:o="urn:schemas-microsoft-com:office:office" xmlns:r="http://schemas.openxmlformats.org/officeDocument/2006/relationships" xmlns:m="http://schemas.openxmlformats.org/officeDocument/2006/math" xmlns:v="urn:schemas-microsoft-com:vml" xmlns:wp14="http://schemas.microsoft.com/office/word/2010/wordprocessingDrawing" xmlns:wp="http://schemas.openxmlformats.org/drawingml/2006/wordprocessingDrawing" xmlns:w10="urn:schemas-microsoft-com:office:word" xmlns:w="http://schemas.openxmlformats.org/wordprocessingml/2006/main" xmlns:w14="http://schemas.microsoft.com/office/word/2010/wordml" xmlns:wpg="http://schemas.microsoft.com/office/word/2010/wordprocessingGroup" xmlns:wpi="http://schemas.microsoft.com/office/word/2010/wordprocessingInk" xmlns:wne="http://schemas.microsoft.com/office/word/2006/wordml" xmlns:wps="http://schemas.microsoft.com/office/word/2010/wordprocessingShape" mc:Ignorable="w14 wp14">
   <w:body>
-    <w:p>
-      <w:pPr>
-        <w:jc w:val="center"/>
-      </w:pPr>
-    </w:p>
+    <w:p/>
     <w:p/>
     <w:p/>
     <w:p/>
@@ -31,9 +27,9 @@
       <w:r>
         <w:rPr>
           <w:color w:val="334155"/>
-          <w:sz w:val="40"/>
+          <w:sz w:val="38"/>
         </w:rPr>
-        <w:t>Documentación técnica y funcional</w:t>
+        <w:t>Documentación técnica y funcional — Manual completo</w:t>
       </w:r>
     </w:p>
     <w:p>
@@ -45,7 +41,7 @@
           <w:color w:val="64748B"/>
           <w:sz w:val="24"/>
         </w:rPr>
-        <w:t>Plataforma de IA privada y gobernada (Private AI Gateway + agentes verticales)</w:t>
+        <w:t>Capacidades, casos de uso, pasos y guías de configuración</w:t>
       </w:r>
     </w:p>
     <w:p>
@@ -80,7 +76,18 @@
           <w:color w:val="334155"/>
           <w:sz w:val="21"/>
         </w:rPr>
-        <w:t>MaestroAI no es «otro ChatGPT»: es una capa privada y gobernada sobre la IA, pensada para empresas de LATAM que necesitan aprovechar modelos de lenguaje sin exponer datos sensibles ni perder control ni trazabilidad. El diferenciador central es el Enrutador de Privacidad (Privacy Model Router): por cada dato que se procesa, la plataforma clasifica su sensibilidad, detecta PII, minimiza y redacta, y decide automáticamente la ruta del modelo (local, VPC, abierto o premium) o lo bloquea — todo auditado.</w:t>
+        <w:t>MaestroAI es una capa privada y gobernada sobre la IA para empresas de LATAM. A diferencia de un asistente genérico, cada dato que se procesa pasa por el Enrutador de Privacidad: se clasifica, se detecta PII, se minimiza y redacta, y se decide automáticamente la ruta del modelo o se bloquea — todo auditado. Sobre esa base corren capacidades verticales (RAG, casos, agentes, notebooks, automatizaciones) e integraciones con las herramientas de la empresa.</w:t>
+      </w:r>
+    </w:p>
+    <w:p>
+      <w:r>
+        <w:rPr>
+          <w:b/>
+          <w:i w:val="0"/>
+          <w:color w:val="334155"/>
+          <w:sz w:val="21"/>
+        </w:rPr>
+        <w:t>Cómo leer este documento</w:t>
       </w:r>
     </w:p>
     <w:p>
@@ -91,7 +98,63 @@
           <w:color w:val="334155"/>
           <w:sz w:val="21"/>
         </w:rPr>
-        <w:t>Sobre esa base corren capacidades verticales: RAG documental por área, casos de uso que generan entregables, agentes especializados, notebooks, automatizaciones e integraciones con las herramientas que la empresa ya usa (Google Workspace, Microsoft 365, CRM/ERP, n8n).</w:t>
+        <w:t>La sección 4 describe cada capacidad con cuatro vistas: qué hace (Capacidad), qué se logra (Logro/valor), un ejemplo (Caso de uso) y el cómo (Pasos a seguir). La sección 6 contiene las guías técnicas de configuración paso a paso. Los apéndices listan endpoints, modelos y acciones.</w:t>
+      </w:r>
+    </w:p>
+    <w:p>
+      <w:pPr>
+        <w:pStyle w:val="Heading1"/>
+      </w:pPr>
+      <w:r>
+        <w:t>2. Arquitectura general</w:t>
+      </w:r>
+    </w:p>
+    <w:p>
+      <w:pPr>
+        <w:pStyle w:val="ListBullet"/>
+      </w:pPr>
+      <w:r>
+        <w:t>Portal (Next.js 15 + Tailwind) en Vercel; instalable como PWA.</w:t>
+      </w:r>
+    </w:p>
+    <w:p>
+      <w:pPr>
+        <w:pStyle w:val="ListBullet"/>
+      </w:pPr>
+      <w:r>
+        <w:t>API (FastAPI + SQLModel) en Render (Docker); Postgres (Supabase) en producción.</w:t>
+      </w:r>
+    </w:p>
+    <w:p>
+      <w:pPr>
+        <w:pStyle w:val="ListBullet"/>
+      </w:pPr>
+      <w:r>
+        <w:t>RAG con almacén vectorial in-process (o Qdrant); embeddings y fragmentos cifrados.</w:t>
+      </w:r>
+    </w:p>
+    <w:p>
+      <w:pPr>
+        <w:pStyle w:val="ListBullet"/>
+      </w:pPr>
+      <w:r>
+        <w:t>Modelos: local (Ollama), VPC (vLLM/TGI), abierto (NaN), premium (OpenAI/Claude/Gemini).</w:t>
+      </w:r>
+    </w:p>
+    <w:p>
+      <w:pPr>
+        <w:pStyle w:val="ListBullet"/>
+      </w:pPr>
+      <w:r>
+        <w:t>Workflows con n8n gestionado; conectores y webhooks para el ecosistema.</w:t>
+      </w:r>
+    </w:p>
+    <w:p>
+      <w:pPr>
+        <w:pStyle w:val="ListBullet"/>
+      </w:pPr>
+      <w:r>
+        <w:t>CI/CD con GitHub Actions y promoción dev → qa → main.</w:t>
       </w:r>
     </w:p>
     <w:p>
@@ -99,77 +162,55 @@
         <w:pStyle w:val="Heading2"/>
       </w:pPr>
       <w:r>
-        <w:t>Principios de diseño</w:t>
-      </w:r>
-    </w:p>
-    <w:p>
-      <w:pPr>
-        <w:pStyle w:val="ListBullet"/>
-      </w:pPr>
-      <w:r>
-        <w:rPr>
-          <w:b/>
-        </w:rPr>
-        <w:t xml:space="preserve">Privacidad por defecto: </w:t>
-      </w:r>
-      <w:r>
-        <w:t>el usuario nunca elige el modelo; lo decide la política.</w:t>
-      </w:r>
-    </w:p>
-    <w:p>
-      <w:pPr>
-        <w:pStyle w:val="ListBullet"/>
-      </w:pPr>
-      <w:r>
-        <w:rPr>
-          <w:b/>
-        </w:rPr>
-        <w:t xml:space="preserve">Trazabilidad total: </w:t>
-      </w:r>
-      <w:r>
-        <w:t>cada acción y ruteo queda auditado con su razón.</w:t>
-      </w:r>
-    </w:p>
-    <w:p>
-      <w:pPr>
-        <w:pStyle w:val="ListBullet"/>
-      </w:pPr>
-      <w:r>
-        <w:rPr>
-          <w:b/>
-        </w:rPr>
-        <w:t xml:space="preserve">Costo bajo control: </w:t>
-      </w:r>
-      <w:r>
-        <w:t>NaN-primero, condensación de contexto y tope de gasto.</w:t>
-      </w:r>
-    </w:p>
-    <w:p>
-      <w:pPr>
-        <w:pStyle w:val="ListBullet"/>
-      </w:pPr>
-      <w:r>
-        <w:rPr>
-          <w:b/>
-        </w:rPr>
-        <w:t xml:space="preserve">Gobernanza por área y licencia: </w:t>
-      </w:r>
-      <w:r>
-        <w:t>cada quien ve solo lo que le corresponde.</w:t>
-      </w:r>
-    </w:p>
-    <w:p>
-      <w:pPr>
-        <w:pStyle w:val="ListBullet"/>
-      </w:pPr>
-      <w:r>
-        <w:rPr>
-          <w:b/>
-        </w:rPr>
-        <w:t xml:space="preserve">Extensible: </w:t>
-      </w:r>
-      <w:r>
-        <w:t>API pública, conectores, webhooks y n8n para todo lo demás.</w:t>
+        <w:t>Flujo de una petición</w:t>
+      </w:r>
+    </w:p>
+    <w:p>
+      <w:pPr>
+        <w:pStyle w:val="ListNumber"/>
+      </w:pPr>
+      <w:r>
+        <w:t>El portal envía el prompt + selección de contexto a la API.</w:t>
+      </w:r>
+    </w:p>
+    <w:p>
+      <w:pPr>
+        <w:pStyle w:val="ListNumber"/>
+      </w:pPr>
+      <w:r>
+        <w:t>El RAG recupera fragmentos por embeddings y, si está activo, los reordena (rerank).</w:t>
+      </w:r>
+    </w:p>
+    <w:p>
+      <w:pPr>
+        <w:pStyle w:val="ListNumber"/>
+      </w:pPr>
+      <w:r>
+        <w:t>El router clasifica sensibilidad + PII, minimiza y redacta, y decide la ruta.</w:t>
+      </w:r>
+    </w:p>
+    <w:p>
+      <w:pPr>
+        <w:pStyle w:val="ListNumber"/>
+      </w:pPr>
+      <w:r>
+        <w:t>Se genera la respuesta (con fallback seguro si el proveedor falla).</w:t>
+      </w:r>
+    </w:p>
+    <w:p>
+      <w:pPr>
+        <w:pStyle w:val="ListNumber"/>
+      </w:pPr>
+      <w:r>
+        <w:t>Cascada opcional: refina con premium a demanda o si la respuesta es insuficiente.</w:t>
+      </w:r>
+    </w:p>
+    <w:p>
+      <w:pPr>
+        <w:pStyle w:val="ListNumber"/>
+      </w:pPr>
+      <w:r>
+        <w:t>Se persiste el mensaje, se cita la fuente y se registra el evento de auditoría.</w:t>
       </w:r>
     </w:p>
     <w:p>
@@ -177,438 +218,7 @@
         <w:pStyle w:val="Heading1"/>
       </w:pPr>
       <w:r>
-        <w:t>2. Glosario</w:t>
-      </w:r>
-    </w:p>
-    <w:tbl>
-      <w:tblPr>
-        <w:tblStyle w:val="LightGrid-Accent1"/>
-        <w:tblW w:type="auto" w:w="0"/>
-        <w:jc w:val="center"/>
-        <w:tblLook w:firstColumn="1" w:firstRow="1" w:lastColumn="0" w:lastRow="0" w:noHBand="0" w:noVBand="1" w:val="04A0"/>
-      </w:tblPr>
-      <w:tblGrid>
-        <w:gridCol w:w="4320"/>
-        <w:gridCol w:w="4320"/>
-      </w:tblGrid>
-      <w:tr>
-        <w:tc>
-          <w:tcPr>
-            <w:tcW w:type="dxa" w:w="4320"/>
-          </w:tcPr>
-          <w:p>
-            <w:r>
-              <w:rPr>
-                <w:b/>
-                <w:sz w:val="19"/>
-              </w:rPr>
-              <w:t>Término</w:t>
-            </w:r>
-          </w:p>
-        </w:tc>
-        <w:tc>
-          <w:tcPr>
-            <w:tcW w:type="dxa" w:w="4320"/>
-          </w:tcPr>
-          <w:p>
-            <w:r>
-              <w:rPr>
-                <w:b/>
-                <w:sz w:val="19"/>
-              </w:rPr>
-              <w:t>Definición</w:t>
-            </w:r>
-          </w:p>
-        </w:tc>
-      </w:tr>
-      <w:tr>
-        <w:tc>
-          <w:tcPr>
-            <w:tcW w:type="dxa" w:w="4320"/>
-          </w:tcPr>
-          <w:p>
-            <w:r>
-              <w:rPr>
-                <w:sz w:val="18"/>
-              </w:rPr>
-              <w:t>Tenant</w:t>
-            </w:r>
-          </w:p>
-        </w:tc>
-        <w:tc>
-          <w:tcPr>
-            <w:tcW w:type="dxa" w:w="4320"/>
-          </w:tcPr>
-          <w:p>
-            <w:r>
-              <w:rPr>
-                <w:sz w:val="18"/>
-              </w:rPr>
-              <w:t>Una empresa/organización aislada dentro de la plataforma (multi-tenant).</w:t>
-            </w:r>
-          </w:p>
-        </w:tc>
-      </w:tr>
-      <w:tr>
-        <w:tc>
-          <w:tcPr>
-            <w:tcW w:type="dxa" w:w="4320"/>
-          </w:tcPr>
-          <w:p>
-            <w:r>
-              <w:rPr>
-                <w:sz w:val="18"/>
-              </w:rPr>
-              <w:t>Router de privacidad</w:t>
-            </w:r>
-          </w:p>
-        </w:tc>
-        <w:tc>
-          <w:tcPr>
-            <w:tcW w:type="dxa" w:w="4320"/>
-          </w:tcPr>
-          <w:p>
-            <w:r>
-              <w:rPr>
-                <w:sz w:val="18"/>
-              </w:rPr>
-              <w:t>Componente que clasifica y decide la ruta del modelo por cada petición.</w:t>
-            </w:r>
-          </w:p>
-        </w:tc>
-      </w:tr>
-      <w:tr>
-        <w:tc>
-          <w:tcPr>
-            <w:tcW w:type="dxa" w:w="4320"/>
-          </w:tcPr>
-          <w:p>
-            <w:r>
-              <w:rPr>
-                <w:sz w:val="18"/>
-              </w:rPr>
-              <w:t>RAG</w:t>
-            </w:r>
-          </w:p>
-        </w:tc>
-        <w:tc>
-          <w:tcPr>
-            <w:tcW w:type="dxa" w:w="4320"/>
-          </w:tcPr>
-          <w:p>
-            <w:r>
-              <w:rPr>
-                <w:sz w:val="18"/>
-              </w:rPr>
-              <w:t>Retrieval-Augmented Generation: recuperar fragmentos relevantes y responder citándolos.</w:t>
-            </w:r>
-          </w:p>
-        </w:tc>
-      </w:tr>
-      <w:tr>
-        <w:tc>
-          <w:tcPr>
-            <w:tcW w:type="dxa" w:w="4320"/>
-          </w:tcPr>
-          <w:p>
-            <w:r>
-              <w:rPr>
-                <w:sz w:val="18"/>
-              </w:rPr>
-              <w:t>Rerank</w:t>
-            </w:r>
-          </w:p>
-        </w:tc>
-        <w:tc>
-          <w:tcPr>
-            <w:tcW w:type="dxa" w:w="4320"/>
-          </w:tcPr>
-          <w:p>
-            <w:r>
-              <w:rPr>
-                <w:sz w:val="18"/>
-              </w:rPr>
-              <w:t>Reordenar candidatos del RAG por relevancia real con un cross-encoder.</w:t>
-            </w:r>
-          </w:p>
-        </w:tc>
-      </w:tr>
-      <w:tr>
-        <w:tc>
-          <w:tcPr>
-            <w:tcW w:type="dxa" w:w="4320"/>
-          </w:tcPr>
-          <w:p>
-            <w:r>
-              <w:rPr>
-                <w:sz w:val="18"/>
-              </w:rPr>
-              <w:t>Cascada</w:t>
-            </w:r>
-          </w:p>
-        </w:tc>
-        <w:tc>
-          <w:tcPr>
-            <w:tcW w:type="dxa" w:w="4320"/>
-          </w:tcPr>
-          <w:p>
-            <w:r>
-              <w:rPr>
-                <w:sz w:val="18"/>
-              </w:rPr>
-              <w:t>Borrador con modelo barato (NaN) y refinamiento premium a demanda.</w:t>
-            </w:r>
-          </w:p>
-        </w:tc>
-      </w:tr>
-      <w:tr>
-        <w:tc>
-          <w:tcPr>
-            <w:tcW w:type="dxa" w:w="4320"/>
-          </w:tcPr>
-          <w:p>
-            <w:r>
-              <w:rPr>
-                <w:sz w:val="18"/>
-              </w:rPr>
-              <w:t>PII</w:t>
-            </w:r>
-          </w:p>
-        </w:tc>
-        <w:tc>
-          <w:tcPr>
-            <w:tcW w:type="dxa" w:w="4320"/>
-          </w:tcPr>
-          <w:p>
-            <w:r>
-              <w:rPr>
-                <w:sz w:val="18"/>
-              </w:rPr>
-              <w:t>Información personal identificable (RFC, CURP, CLABE, tarjetas, correos, salud…).</w:t>
-            </w:r>
-          </w:p>
-        </w:tc>
-      </w:tr>
-      <w:tr>
-        <w:tc>
-          <w:tcPr>
-            <w:tcW w:type="dxa" w:w="4320"/>
-          </w:tcPr>
-          <w:p>
-            <w:r>
-              <w:rPr>
-                <w:sz w:val="18"/>
-              </w:rPr>
-              <w:t>Ruta</w:t>
-            </w:r>
-          </w:p>
-        </w:tc>
-        <w:tc>
-          <w:tcPr>
-            <w:tcW w:type="dxa" w:w="4320"/>
-          </w:tcPr>
-          <w:p>
-            <w:r>
-              <w:rPr>
-                <w:sz w:val="18"/>
-              </w:rPr>
-              <w:t>Destino de inferencia: local / VPC / open (NaN) / premium / bloqueado.</w:t>
-            </w:r>
-          </w:p>
-        </w:tc>
-      </w:tr>
-      <w:tr>
-        <w:tc>
-          <w:tcPr>
-            <w:tcW w:type="dxa" w:w="4320"/>
-          </w:tcPr>
-          <w:p>
-            <w:r>
-              <w:rPr>
-                <w:sz w:val="18"/>
-              </w:rPr>
-              <w:t>Área / Licencia</w:t>
-            </w:r>
-          </w:p>
-        </w:tc>
-        <w:tc>
-          <w:tcPr>
-            <w:tcW w:type="dxa" w:w="4320"/>
-          </w:tcPr>
-          <w:p>
-            <w:r>
-              <w:rPr>
-                <w:sz w:val="18"/>
-              </w:rPr>
-              <w:t>Dimensiones de permisos: qué documentos y contexto ve cada usuario.</w:t>
-            </w:r>
-          </w:p>
-        </w:tc>
-      </w:tr>
-    </w:tbl>
-    <w:p/>
-    <w:p>
-      <w:pPr>
-        <w:pStyle w:val="Heading1"/>
-      </w:pPr>
-      <w:r>
-        <w:t>3. Arquitectura general</w:t>
-      </w:r>
-    </w:p>
-    <w:p>
-      <w:r>
-        <w:rPr>
-          <w:b w:val="0"/>
-          <w:i w:val="0"/>
-          <w:color w:val="334155"/>
-          <w:sz w:val="21"/>
-        </w:rPr>
-        <w:t>La plataforma es un monorepo con dos despliegues independientes:</w:t>
-      </w:r>
-    </w:p>
-    <w:p>
-      <w:pPr>
-        <w:pStyle w:val="ListBullet"/>
-      </w:pPr>
-      <w:r>
-        <w:rPr>
-          <w:b/>
-        </w:rPr>
-        <w:t xml:space="preserve">Portal (Next.js 15 + Tailwind): </w:t>
-      </w:r>
-      <w:r>
-        <w:t>alojado en Vercel; PWA instalable.</w:t>
-      </w:r>
-    </w:p>
-    <w:p>
-      <w:pPr>
-        <w:pStyle w:val="ListBullet"/>
-      </w:pPr>
-      <w:r>
-        <w:rPr>
-          <w:b/>
-        </w:rPr>
-        <w:t xml:space="preserve">API (FastAPI + SQLModel): </w:t>
-      </w:r>
-      <w:r>
-        <w:t>alojada en Render (Docker); Postgres (Supabase) en producción.</w:t>
-      </w:r>
-    </w:p>
-    <w:p>
-      <w:pPr>
-        <w:pStyle w:val="ListBullet"/>
-      </w:pPr>
-      <w:r>
-        <w:rPr>
-          <w:b/>
-        </w:rPr>
-        <w:t xml:space="preserve">Almacén vectorial: </w:t>
-      </w:r>
-      <w:r>
-        <w:t>in-process (por defecto) o Qdrant gestionado.</w:t>
-      </w:r>
-    </w:p>
-    <w:p>
-      <w:pPr>
-        <w:pStyle w:val="ListBullet"/>
-      </w:pPr>
-      <w:r>
-        <w:rPr>
-          <w:b/>
-        </w:rPr>
-        <w:t xml:space="preserve">Modelos: </w:t>
-      </w:r>
-      <w:r>
-        <w:t>NaN (open), Ollama (local), vLLM/TGI (VPC), OpenAI/Claude/Gemini (premium).</w:t>
-      </w:r>
-    </w:p>
-    <w:p>
-      <w:pPr>
-        <w:pStyle w:val="ListBullet"/>
-      </w:pPr>
-      <w:r>
-        <w:rPr>
-          <w:b/>
-        </w:rPr>
-        <w:t xml:space="preserve">Workflows: </w:t>
-      </w:r>
-      <w:r>
-        <w:t>n8n gestionado (auto-provisión por tenant).</w:t>
-      </w:r>
-    </w:p>
-    <w:p>
-      <w:pPr>
-        <w:pStyle w:val="Heading2"/>
-      </w:pPr>
-      <w:r>
-        <w:t>Flujo de una petición (chat / caso)</w:t>
-      </w:r>
-    </w:p>
-    <w:p>
-      <w:pPr>
-        <w:pStyle w:val="ListBullet"/>
-      </w:pPr>
-      <w:r>
-        <w:t>1. El portal envía el prompt + selección de contexto a la API.</w:t>
-      </w:r>
-    </w:p>
-    <w:p>
-      <w:pPr>
-        <w:pStyle w:val="ListBullet"/>
-      </w:pPr>
-      <w:r>
-        <w:t>2. El RAG recupera fragmentos por embeddings (y los reordena con rerank si está activo).</w:t>
-      </w:r>
-    </w:p>
-    <w:p>
-      <w:pPr>
-        <w:pStyle w:val="ListBullet"/>
-      </w:pPr>
-      <w:r>
-        <w:t>3. El router clasifica sensibilidad + PII y decide la ruta; minimiza y redacta el contexto.</w:t>
-      </w:r>
-    </w:p>
-    <w:p>
-      <w:pPr>
-        <w:pStyle w:val="ListBullet"/>
-      </w:pPr>
-      <w:r>
-        <w:t>4. Se genera la respuesta en la ruta elegida (con fallback seguro si el proveedor falla).</w:t>
-      </w:r>
-    </w:p>
-    <w:p>
-      <w:pPr>
-        <w:pStyle w:val="ListBullet"/>
-      </w:pPr>
-      <w:r>
-        <w:t>5. Cascada opcional: refina con premium a demanda o si la respuesta es insuficiente.</w:t>
-      </w:r>
-    </w:p>
-    <w:p>
-      <w:pPr>
-        <w:pStyle w:val="ListBullet"/>
-      </w:pPr>
-      <w:r>
-        <w:t>6. Se persiste el mensaje, se cita la fuente y se registra el evento de auditoría.</w:t>
-      </w:r>
-    </w:p>
-    <w:p>
-      <w:pPr>
-        <w:pStyle w:val="Heading1"/>
-      </w:pPr>
-      <w:r>
-        <w:t>4. Modelo de privacidad y enrutamiento</w:t>
-      </w:r>
-    </w:p>
-    <w:p>
-      <w:r>
-        <w:rPr>
-          <w:b w:val="0"/>
-          <w:i w:val="0"/>
-          <w:color w:val="334155"/>
-          <w:sz w:val="21"/>
-        </w:rPr>
-        <w:t>El router implementa un árbol de decisión que prioriza la privacidad sobre el costo y la conveniencia. El usuario no interviene en la elección.</w:t>
+        <w:t>3. Modelo de privacidad y enrutamiento</w:t>
       </w:r>
     </w:p>
     <w:tbl>
@@ -867,7 +477,7 @@
               <w:rPr>
                 <w:sz w:val="18"/>
               </w:rPr>
-              <w:t>Política de seguridad; se audita el intento.</w:t>
+              <w:t>Se audita el intento.</w:t>
             </w:r>
           </w:p>
         </w:tc>
@@ -875,6 +485,1545 @@
     </w:tbl>
     <w:p/>
     <w:p>
+      <w:pPr>
+        <w:pStyle w:val="Heading1"/>
+      </w:pPr>
+      <w:r>
+        <w:t>4. Capacidades, logros, casos de uso y pasos</w:t>
+      </w:r>
+    </w:p>
+    <w:p>
+      <w:r>
+        <w:rPr>
+          <w:b w:val="0"/>
+          <w:i/>
+          <w:color w:val="64748B"/>
+          <w:sz w:val="21"/>
+        </w:rPr>
+        <w:t>Cada capacidad se describe en cuatro vistas para separar el «qué/por qué» del «cómo».</w:t>
+      </w:r>
+    </w:p>
+    <w:p>
+      <w:pPr>
+        <w:pStyle w:val="Heading2"/>
+      </w:pPr>
+      <w:r>
+        <w:t>Enrutador de Privacidad (Privacy Model Router)</w:t>
+      </w:r>
+    </w:p>
+    <w:p>
+      <w:r>
+        <w:rPr>
+          <w:b/>
+          <w:color w:val="6D28D9"/>
+          <w:sz w:val="21"/>
+        </w:rPr>
+        <w:t xml:space="preserve">Capacidad: </w:t>
+      </w:r>
+      <w:r>
+        <w:rPr>
+          <w:color w:val="334155"/>
+          <w:sz w:val="21"/>
+        </w:rPr>
+        <w:t>Componente que, por CADA petición, clasifica la sensibilidad del dato (Público/Interno/Confidencial/Restringido), detecta PII (RFC, CURP, CLABE, tarjetas, correos, salud, secretos), minimiza y redacta el contexto, y decide automáticamente la ruta del modelo: local, VPC, abierta (NaN), premium o BLOQUEO.</w:t>
+      </w:r>
+    </w:p>
+    <w:p>
+      <w:r>
+        <w:rPr>
+          <w:b/>
+          <w:color w:val="6D28D9"/>
+          <w:sz w:val="21"/>
+        </w:rPr>
+        <w:t xml:space="preserve">Logro / valor: </w:t>
+      </w:r>
+      <w:r>
+        <w:rPr>
+          <w:color w:val="334155"/>
+          <w:sz w:val="21"/>
+        </w:rPr>
+        <w:t>Permite usar IA potente sin exponer información sensible ni depender del criterio del usuario. Es el control que convierte «IA» en «IA gobernada»: soberanía de datos, cumplimiento (LFPDPPP) y trazabilidad por diseño.</w:t>
+      </w:r>
+    </w:p>
+    <w:p>
+      <w:r>
+        <w:rPr>
+          <w:b/>
+          <w:color w:val="6D28D9"/>
+          <w:sz w:val="21"/>
+        </w:rPr>
+        <w:t xml:space="preserve">Caso de uso: </w:t>
+      </w:r>
+      <w:r>
+        <w:rPr>
+          <w:color w:val="334155"/>
+          <w:sz w:val="21"/>
+        </w:rPr>
+        <w:t>Un analista pega un contrato con cláusula NDA y datos bancarios. El router lo clasifica como Confidencial con PII, lo mantiene en la ruta privada (VPC/local), redacta los identificadores y deja constancia auditable — sin que el analista decida nada.</w:t>
+      </w:r>
+    </w:p>
+    <w:p>
+      <w:r>
+        <w:rPr>
+          <w:b/>
+          <w:i w:val="0"/>
+          <w:color w:val="6D28D9"/>
+          <w:sz w:val="21"/>
+        </w:rPr>
+        <w:t>Pasos a seguir:</w:t>
+      </w:r>
+    </w:p>
+    <w:p>
+      <w:pPr>
+        <w:pStyle w:val="ListNumber"/>
+      </w:pPr>
+      <w:r>
+        <w:t>El usuario solo escribe su consulta o sube su documento; no elige modelo.</w:t>
+      </w:r>
+    </w:p>
+    <w:p>
+      <w:pPr>
+        <w:pStyle w:val="ListNumber"/>
+      </w:pPr>
+      <w:r>
+        <w:t>El sistema clasifica y muestra un banner con la clasificación y la ruta real usada.</w:t>
+      </w:r>
+    </w:p>
+    <w:p>
+      <w:pPr>
+        <w:pStyle w:val="ListNumber"/>
+      </w:pPr>
+      <w:r>
+        <w:t>Si el dato es Restringido, se procesa local y nunca sale; si es Confidencial, VPC o local.</w:t>
+      </w:r>
+    </w:p>
+    <w:p>
+      <w:pPr>
+        <w:pStyle w:val="ListNumber"/>
+      </w:pPr>
+      <w:r>
+        <w:t>Para revisar decisiones: Auditoría muestra ruta, modelo, tokens, costo y razón por evento.</w:t>
+      </w:r>
+    </w:p>
+    <w:p>
+      <w:pPr>
+        <w:pStyle w:val="Heading2"/>
+      </w:pPr>
+      <w:r>
+        <w:t>RAG documental por área</w:t>
+      </w:r>
+    </w:p>
+    <w:p>
+      <w:r>
+        <w:rPr>
+          <w:b/>
+          <w:color w:val="6D28D9"/>
+          <w:sz w:val="21"/>
+        </w:rPr>
+        <w:t xml:space="preserve">Capacidad: </w:t>
+      </w:r>
+      <w:r>
+        <w:rPr>
+          <w:color w:val="334155"/>
+          <w:sz w:val="21"/>
+        </w:rPr>
+        <w:t>Repositorio de documentos por área y categoría con tratamiento auto-detectado (público/interno/confidencial/restringido) y editable. Trocea (chunking con solape), calcula embeddings y cifra los fragmentos; la recuperación se acota por tenant, categoría y áreas visibles del usuario, y responde citando la fuente.</w:t>
+      </w:r>
+    </w:p>
+    <w:p>
+      <w:r>
+        <w:rPr>
+          <w:b/>
+          <w:color w:val="6D28D9"/>
+          <w:sz w:val="21"/>
+        </w:rPr>
+        <w:t xml:space="preserve">Logro / valor: </w:t>
+      </w:r>
+      <w:r>
+        <w:rPr>
+          <w:color w:val="334155"/>
+          <w:sz w:val="21"/>
+        </w:rPr>
+        <w:t>Convierte el conocimiento disperso (propuestas, licitaciones, ISO, manuales) en respuestas confiables con cita y respetando permisos. Reduce el «inventar» del modelo y el riesgo de fuga entre áreas.</w:t>
+      </w:r>
+    </w:p>
+    <w:p>
+      <w:r>
+        <w:rPr>
+          <w:b/>
+          <w:color w:val="6D28D9"/>
+          <w:sz w:val="21"/>
+        </w:rPr>
+        <w:t xml:space="preserve">Caso de uso: </w:t>
+      </w:r>
+      <w:r>
+        <w:rPr>
+          <w:color w:val="334155"/>
+          <w:sz w:val="21"/>
+        </w:rPr>
+        <w:t>El área de Ventas pregunta «¿qué incluimos en la última propuesta a ACME?» y obtiene la respuesta citando el documento exacto, sin ver documentos de RH o Finanzas.</w:t>
+      </w:r>
+    </w:p>
+    <w:p>
+      <w:r>
+        <w:rPr>
+          <w:b/>
+          <w:i w:val="0"/>
+          <w:color w:val="6D28D9"/>
+          <w:sz w:val="21"/>
+        </w:rPr>
+        <w:t>Pasos a seguir:</w:t>
+      </w:r>
+    </w:p>
+    <w:p>
+      <w:pPr>
+        <w:pStyle w:val="ListNumber"/>
+      </w:pPr>
+      <w:r>
+        <w:t>Documentos → Subir: asigna área y categoría; revisa el tratamiento detectado.</w:t>
+      </w:r>
+    </w:p>
+    <w:p>
+      <w:pPr>
+        <w:pStyle w:val="ListNumber"/>
+      </w:pPr>
+      <w:r>
+        <w:t>El contenido se cifra e indexa automáticamente en el RAG.</w:t>
+      </w:r>
+    </w:p>
+    <w:p>
+      <w:pPr>
+        <w:pStyle w:val="ListNumber"/>
+      </w:pPr>
+      <w:r>
+        <w:t>En Chat con fuentes elige el modo de contexto (todo / elegir documentos / sin contexto).</w:t>
+      </w:r>
+    </w:p>
+    <w:p>
+      <w:pPr>
+        <w:pStyle w:val="ListNumber"/>
+      </w:pPr>
+      <w:r>
+        <w:t>La respuesta cita el documento y el fragmento; los permisos por área se aplican siempre.</w:t>
+      </w:r>
+    </w:p>
+    <w:p>
+      <w:pPr>
+        <w:pStyle w:val="Heading2"/>
+      </w:pPr>
+      <w:r>
+        <w:t>Reranking del RAG (precisión)</w:t>
+      </w:r>
+    </w:p>
+    <w:p>
+      <w:r>
+        <w:rPr>
+          <w:b/>
+          <w:color w:val="6D28D9"/>
+          <w:sz w:val="21"/>
+        </w:rPr>
+        <w:t xml:space="preserve">Capacidad: </w:t>
+      </w:r>
+      <w:r>
+        <w:rPr>
+          <w:color w:val="334155"/>
+          <w:sz w:val="21"/>
+        </w:rPr>
+        <w:t>Tras recuperar candidatos por embeddings, los reordena por relevancia real query↔documento con un cross-encoder (NaN Qwen3-Reranker, endpoint /rerank). Patrón embedding → rerank → LLM.</w:t>
+      </w:r>
+    </w:p>
+    <w:p>
+      <w:r>
+        <w:rPr>
+          <w:b/>
+          <w:color w:val="6D28D9"/>
+          <w:sz w:val="21"/>
+        </w:rPr>
+        <w:t xml:space="preserve">Logro / valor: </w:t>
+      </w:r>
+      <w:r>
+        <w:rPr>
+          <w:color w:val="334155"/>
+          <w:sz w:val="21"/>
+        </w:rPr>
+        <w:t>Sube notablemente la precisión de las respuestas con fuentes: el modelo recibe primero los fragmentos verdaderamente relevantes, no solo los «parecidos» por vector.</w:t>
+      </w:r>
+    </w:p>
+    <w:p>
+      <w:r>
+        <w:rPr>
+          <w:b/>
+          <w:color w:val="6D28D9"/>
+          <w:sz w:val="21"/>
+        </w:rPr>
+        <w:t xml:space="preserve">Caso de uso: </w:t>
+      </w:r>
+      <w:r>
+        <w:rPr>
+          <w:color w:val="334155"/>
+          <w:sz w:val="21"/>
+        </w:rPr>
+        <w:t>En una base de 10.000 fragmentos, la pregunta recupera 20 candidatos y el reranker deja los 4 más pertinentes arriba, mejorando la calidad de la cita y la respuesta.</w:t>
+      </w:r>
+    </w:p>
+    <w:p>
+      <w:r>
+        <w:rPr>
+          <w:b/>
+          <w:i w:val="0"/>
+          <w:color w:val="6D28D9"/>
+          <w:sz w:val="21"/>
+        </w:rPr>
+        <w:t>Pasos a seguir:</w:t>
+      </w:r>
+    </w:p>
+    <w:p>
+      <w:pPr>
+        <w:pStyle w:val="ListNumber"/>
+      </w:pPr>
+      <w:r>
+        <w:t>Admin → Eficiencia de tokens → activa «Reranking RAG».</w:t>
+      </w:r>
+    </w:p>
+    <w:p>
+      <w:pPr>
+        <w:pStyle w:val="ListNumber"/>
+      </w:pPr>
+      <w:r>
+        <w:t>Requiere el proveedor abierto (NaN) configurado (usa su Base URL + API key).</w:t>
+      </w:r>
+    </w:p>
+    <w:p>
+      <w:pPr>
+        <w:pStyle w:val="ListNumber"/>
+      </w:pPr>
+      <w:r>
+        <w:t>Si el reranker falla, el sistema cae limpio al orden por coseno (sin romperse).</w:t>
+      </w:r>
+    </w:p>
+    <w:p>
+      <w:pPr>
+        <w:pStyle w:val="Heading2"/>
+      </w:pPr>
+      <w:r>
+        <w:t>Cascada NaN → premium y eficiencia de tokens</w:t>
+      </w:r>
+    </w:p>
+    <w:p>
+      <w:r>
+        <w:rPr>
+          <w:b/>
+          <w:color w:val="6D28D9"/>
+          <w:sz w:val="21"/>
+        </w:rPr>
+        <w:t xml:space="preserve">Capacidad: </w:t>
+      </w:r>
+      <w:r>
+        <w:rPr>
+          <w:color w:val="334155"/>
+          <w:sz w:val="21"/>
+        </w:rPr>
+        <w:t>Empieza SIEMPRE con el modelo abierto (NaN), barato y rápido. Escala a premium solo a demanda («máxima precisión») o cuando la respuesta barata es insuficiente. Antes de pagar premium, condensa el contexto grande con el modelo barato y aplica un tope de gasto por consulta.</w:t>
+      </w:r>
+    </w:p>
+    <w:p>
+      <w:r>
+        <w:rPr>
+          <w:b/>
+          <w:color w:val="6D28D9"/>
+          <w:sz w:val="21"/>
+        </w:rPr>
+        <w:t xml:space="preserve">Logro / valor: </w:t>
+      </w:r>
+      <w:r>
+        <w:rPr>
+          <w:color w:val="334155"/>
+          <w:sz w:val="21"/>
+        </w:rPr>
+        <w:t>Calidad cuando importa, costo bajo por defecto. Evita pagar premium en todo y reduce los tokens enviados (condensación), con ahorro acumulado visible.</w:t>
+      </w:r>
+    </w:p>
+    <w:p>
+      <w:r>
+        <w:rPr>
+          <w:b/>
+          <w:color w:val="6D28D9"/>
+          <w:sz w:val="21"/>
+        </w:rPr>
+        <w:t xml:space="preserve">Caso de uso: </w:t>
+      </w:r>
+      <w:r>
+        <w:rPr>
+          <w:color w:val="334155"/>
+          <w:sz w:val="21"/>
+        </w:rPr>
+        <w:t>Un PDF de 40 páginas se condensa con NaN a un extracto; si el usuario pide «máxima precisión», premium recibe solo ese extracto y refina — pagando una fracción.</w:t>
+      </w:r>
+    </w:p>
+    <w:p>
+      <w:r>
+        <w:rPr>
+          <w:b/>
+          <w:i w:val="0"/>
+          <w:color w:val="6D28D9"/>
+          <w:sz w:val="21"/>
+        </w:rPr>
+        <w:t>Pasos a seguir:</w:t>
+      </w:r>
+    </w:p>
+    <w:p>
+      <w:pPr>
+        <w:pStyle w:val="ListNumber"/>
+      </w:pPr>
+      <w:r>
+        <w:t>No requiere acción del usuario para el flujo base (todo empieza en NaN).</w:t>
+      </w:r>
+    </w:p>
+    <w:p>
+      <w:pPr>
+        <w:pStyle w:val="ListNumber"/>
+      </w:pPr>
+      <w:r>
+        <w:t>Activa «Máxima precisión» en el chat para forzar el refinamiento premium.</w:t>
+      </w:r>
+    </w:p>
+    <w:p>
+      <w:pPr>
+        <w:pStyle w:val="ListNumber"/>
+      </w:pPr>
+      <w:r>
+        <w:t>Admin → Eficiencia: define umbral de condensación y tope de tokens por consulta.</w:t>
+      </w:r>
+    </w:p>
+    <w:p>
+      <w:pPr>
+        <w:pStyle w:val="ListNumber"/>
+      </w:pPr>
+      <w:r>
+        <w:t>Si no hay premium configurado, todo corre en NaN; sin NaN, modo demostración (mock).</w:t>
+      </w:r>
+    </w:p>
+    <w:p>
+      <w:pPr>
+        <w:pStyle w:val="Heading2"/>
+      </w:pPr>
+      <w:r>
+        <w:t>Casos de uso (generación de entregables)</w:t>
+      </w:r>
+    </w:p>
+    <w:p>
+      <w:r>
+        <w:rPr>
+          <w:b/>
+          <w:color w:val="6D28D9"/>
+          <w:sz w:val="21"/>
+        </w:rPr>
+        <w:t xml:space="preserve">Capacidad: </w:t>
+      </w:r>
+      <w:r>
+        <w:rPr>
+          <w:color w:val="334155"/>
+          <w:sz w:val="21"/>
+        </w:rPr>
+        <w:t>Plantillas que generan documentos profesionales (propuesta comercial, carta, reporte, licitación, reporte por industria) con un paso universal objetivo/notas/formato y grounding por categoría del RAG. Exporta a Word, PDF, Markdown, PPTX y XLSX.</w:t>
+      </w:r>
+    </w:p>
+    <w:p>
+      <w:r>
+        <w:rPr>
+          <w:b/>
+          <w:color w:val="6D28D9"/>
+          <w:sz w:val="21"/>
+        </w:rPr>
+        <w:t xml:space="preserve">Logro / valor: </w:t>
+      </w:r>
+      <w:r>
+        <w:rPr>
+          <w:color w:val="334155"/>
+          <w:sz w:val="21"/>
+        </w:rPr>
+        <w:t>Pasa de horas a minutos en entregables repetitivos, con marca de la empresa, estructura consistente y datos citados. «Elige qué lograr, da lo mínimo; tú solo apruebas.»</w:t>
+      </w:r>
+    </w:p>
+    <w:p>
+      <w:r>
+        <w:rPr>
+          <w:b/>
+          <w:color w:val="6D28D9"/>
+          <w:sz w:val="21"/>
+        </w:rPr>
+        <w:t xml:space="preserve">Caso de uso: </w:t>
+      </w:r>
+      <w:r>
+        <w:rPr>
+          <w:color w:val="334155"/>
+          <w:sz w:val="21"/>
+        </w:rPr>
+        <w:t>Un ejecutivo elige «Propuesta comercial», pone cliente/servicio/monto, revisa el borrador y descarga un .docx con portada, secciones y pie confidencial.</w:t>
+      </w:r>
+    </w:p>
+    <w:p>
+      <w:r>
+        <w:rPr>
+          <w:b/>
+          <w:i w:val="0"/>
+          <w:color w:val="6D28D9"/>
+          <w:sz w:val="21"/>
+        </w:rPr>
+        <w:t>Pasos a seguir:</w:t>
+      </w:r>
+    </w:p>
+    <w:p>
+      <w:pPr>
+        <w:pStyle w:val="ListNumber"/>
+      </w:pPr>
+      <w:r>
+        <w:t>Casos de uso → elige la receta.</w:t>
+      </w:r>
+    </w:p>
+    <w:p>
+      <w:pPr>
+        <w:pStyle w:val="ListNumber"/>
+      </w:pPr>
+      <w:r>
+        <w:t>Llena los datos mínimos (objetivo, notas, formato de salida).</w:t>
+      </w:r>
+    </w:p>
+    <w:p>
+      <w:pPr>
+        <w:pStyle w:val="ListNumber"/>
+      </w:pPr>
+      <w:r>
+        <w:t>Revisa el borrador (vía router de privacidad) y pulsa «Aprobar y generar».</w:t>
+      </w:r>
+    </w:p>
+    <w:p>
+      <w:pPr>
+        <w:pStyle w:val="ListNumber"/>
+      </w:pPr>
+      <w:r>
+        <w:t>Descarga en Word/PDF/Markdown/PPTX/XLSX.</w:t>
+      </w:r>
+    </w:p>
+    <w:p>
+      <w:pPr>
+        <w:pStyle w:val="Heading2"/>
+      </w:pPr>
+      <w:r>
+        <w:t>Agentes verticales</w:t>
+      </w:r>
+    </w:p>
+    <w:p>
+      <w:r>
+        <w:rPr>
+          <w:b/>
+          <w:color w:val="6D28D9"/>
+          <w:sz w:val="21"/>
+        </w:rPr>
+        <w:t xml:space="preserve">Capacidad: </w:t>
+      </w:r>
+      <w:r>
+        <w:rPr>
+          <w:color w:val="334155"/>
+          <w:sz w:val="21"/>
+        </w:rPr>
+        <w:t>Agentes especializados por dominio (Document Intelligence, Cyber Diagnostic, Proposal/SOW, Executive Copilot) con política de privacidad propia; cada respuesta pasa por el router y cita.</w:t>
+      </w:r>
+    </w:p>
+    <w:p>
+      <w:r>
+        <w:rPr>
+          <w:b/>
+          <w:color w:val="6D28D9"/>
+          <w:sz w:val="21"/>
+        </w:rPr>
+        <w:t xml:space="preserve">Logro / valor: </w:t>
+      </w:r>
+      <w:r>
+        <w:rPr>
+          <w:color w:val="334155"/>
+          <w:sz w:val="21"/>
+        </w:rPr>
+        <w:t>Experiencia experta lista para usar por área, sin construir prompts desde cero, con la misma gobernanza de privacidad.</w:t>
+      </w:r>
+    </w:p>
+    <w:p>
+      <w:r>
+        <w:rPr>
+          <w:b/>
+          <w:color w:val="6D28D9"/>
+          <w:sz w:val="21"/>
+        </w:rPr>
+        <w:t xml:space="preserve">Caso de uso: </w:t>
+      </w:r>
+      <w:r>
+        <w:rPr>
+          <w:color w:val="334155"/>
+          <w:sz w:val="21"/>
+        </w:rPr>
+        <w:t>El equipo de seguridad usa Cyber Diagnostic para un diagnóstico y roadmap citando las políticas internas.</w:t>
+      </w:r>
+    </w:p>
+    <w:p>
+      <w:r>
+        <w:rPr>
+          <w:b/>
+          <w:i w:val="0"/>
+          <w:color w:val="6D28D9"/>
+          <w:sz w:val="21"/>
+        </w:rPr>
+        <w:t>Pasos a seguir:</w:t>
+      </w:r>
+    </w:p>
+    <w:p>
+      <w:pPr>
+        <w:pStyle w:val="ListNumber"/>
+      </w:pPr>
+      <w:r>
+        <w:t>Agentes → elige el agente y conversa.</w:t>
+      </w:r>
+    </w:p>
+    <w:p>
+      <w:pPr>
+        <w:pStyle w:val="ListNumber"/>
+      </w:pPr>
+      <w:r>
+        <w:t>Cada respuesta cita sus fuentes y respeta el ruteo de privacidad.</w:t>
+      </w:r>
+    </w:p>
+    <w:p>
+      <w:pPr>
+        <w:pStyle w:val="ListNumber"/>
+      </w:pPr>
+      <w:r>
+        <w:t>El Admin puede crear agentes personalizados por área.</w:t>
+      </w:r>
+    </w:p>
+    <w:p>
+      <w:pPr>
+        <w:pStyle w:val="Heading2"/>
+      </w:pPr>
+      <w:r>
+        <w:t>Chat con fuentes</w:t>
+      </w:r>
+    </w:p>
+    <w:p>
+      <w:r>
+        <w:rPr>
+          <w:b/>
+          <w:color w:val="6D28D9"/>
+          <w:sz w:val="21"/>
+        </w:rPr>
+        <w:t xml:space="preserve">Capacidad: </w:t>
+      </w:r>
+      <w:r>
+        <w:rPr>
+          <w:color w:val="334155"/>
+          <w:sz w:val="21"/>
+        </w:rPr>
+        <w:t>Chat con 3 modos de contexto (sin contexto / todo el RAG / elegir documentos), toggles de «máxima precisión» (cascada) y «usar memoria», banner con clasificación y ruta real, exportable.</w:t>
+      </w:r>
+    </w:p>
+    <w:p>
+      <w:r>
+        <w:rPr>
+          <w:b/>
+          <w:color w:val="6D28D9"/>
+          <w:sz w:val="21"/>
+        </w:rPr>
+        <w:t xml:space="preserve">Logro / valor: </w:t>
+      </w:r>
+      <w:r>
+        <w:rPr>
+          <w:color w:val="334155"/>
+          <w:sz w:val="21"/>
+        </w:rPr>
+        <w:t>Una sola interfaz para preguntar con o sin documentos, con control de precisión y costo, y trazabilidad de cada respuesta.</w:t>
+      </w:r>
+    </w:p>
+    <w:p>
+      <w:r>
+        <w:rPr>
+          <w:b/>
+          <w:color w:val="6D28D9"/>
+          <w:sz w:val="21"/>
+        </w:rPr>
+        <w:t xml:space="preserve">Caso de uso: </w:t>
+      </w:r>
+      <w:r>
+        <w:rPr>
+          <w:color w:val="334155"/>
+          <w:sz w:val="21"/>
+        </w:rPr>
+        <w:t>Un usuario activa «elegir documentos», selecciona 3 archivos y pregunta; la respuesta se basa solo en esos, con cita.</w:t>
+      </w:r>
+    </w:p>
+    <w:p>
+      <w:r>
+        <w:rPr>
+          <w:b/>
+          <w:i w:val="0"/>
+          <w:color w:val="6D28D9"/>
+          <w:sz w:val="21"/>
+        </w:rPr>
+        <w:t>Pasos a seguir:</w:t>
+      </w:r>
+    </w:p>
+    <w:p>
+      <w:pPr>
+        <w:pStyle w:val="ListNumber"/>
+      </w:pPr>
+      <w:r>
+        <w:t>Chat con fuentes → elige el modo de contexto.</w:t>
+      </w:r>
+    </w:p>
+    <w:p>
+      <w:pPr>
+        <w:pStyle w:val="ListNumber"/>
+      </w:pPr>
+      <w:r>
+        <w:t>Opcional: activa «Máxima precisión» y/o «Usar memoria».</w:t>
+      </w:r>
+    </w:p>
+    <w:p>
+      <w:pPr>
+        <w:pStyle w:val="ListNumber"/>
+      </w:pPr>
+      <w:r>
+        <w:t>Envía; revisa la ruta en el banner y exporta a PDF/Markdown si lo necesitas.</w:t>
+      </w:r>
+    </w:p>
+    <w:p>
+      <w:pPr>
+        <w:pStyle w:val="Heading2"/>
+      </w:pPr>
+      <w:r>
+        <w:t>Notebooks (estilo NotebookLM privado)</w:t>
+      </w:r>
+    </w:p>
+    <w:p>
+      <w:r>
+        <w:rPr>
+          <w:b/>
+          <w:color w:val="6D28D9"/>
+          <w:sz w:val="21"/>
+        </w:rPr>
+        <w:t xml:space="preserve">Capacidad: </w:t>
+      </w:r>
+      <w:r>
+        <w:rPr>
+          <w:color w:val="334155"/>
+          <w:sz w:val="21"/>
+        </w:rPr>
+        <w:t>Espacios con fuentes acotadas donde se pregunta con cita y se generan artefactos (resumen, FAQ, guía, briefing, cronología) solo sobre esos documentos.</w:t>
+      </w:r>
+    </w:p>
+    <w:p>
+      <w:r>
+        <w:rPr>
+          <w:b/>
+          <w:color w:val="6D28D9"/>
+          <w:sz w:val="21"/>
+        </w:rPr>
+        <w:t xml:space="preserve">Logro / valor: </w:t>
+      </w:r>
+      <w:r>
+        <w:rPr>
+          <w:color w:val="334155"/>
+          <w:sz w:val="21"/>
+        </w:rPr>
+        <w:t>Estudio profundo de un conjunto de documentos sin que el modelo se «desvíe» a otros, con salidas reutilizables.</w:t>
+      </w:r>
+    </w:p>
+    <w:p>
+      <w:r>
+        <w:rPr>
+          <w:b/>
+          <w:color w:val="6D28D9"/>
+          <w:sz w:val="21"/>
+        </w:rPr>
+        <w:t xml:space="preserve">Caso de uso: </w:t>
+      </w:r>
+      <w:r>
+        <w:rPr>
+          <w:color w:val="334155"/>
+          <w:sz w:val="21"/>
+        </w:rPr>
+        <w:t>Para una licitación se crea un notebook con las bases y se genera una FAQ y una cronología.</w:t>
+      </w:r>
+    </w:p>
+    <w:p>
+      <w:r>
+        <w:rPr>
+          <w:b/>
+          <w:i w:val="0"/>
+          <w:color w:val="6D28D9"/>
+          <w:sz w:val="21"/>
+        </w:rPr>
+        <w:t>Pasos a seguir:</w:t>
+      </w:r>
+    </w:p>
+    <w:p>
+      <w:pPr>
+        <w:pStyle w:val="ListNumber"/>
+      </w:pPr>
+      <w:r>
+        <w:t>Notebooks → crea uno y añade fuentes del RAG.</w:t>
+      </w:r>
+    </w:p>
+    <w:p>
+      <w:pPr>
+        <w:pStyle w:val="ListNumber"/>
+      </w:pPr>
+      <w:r>
+        <w:t>Haz preguntas (responde citando) o genera un artefacto.</w:t>
+      </w:r>
+    </w:p>
+    <w:p>
+      <w:pPr>
+        <w:pStyle w:val="Heading2"/>
+      </w:pPr>
+      <w:r>
+        <w:t>Memoria y etiquetas</w:t>
+      </w:r>
+    </w:p>
+    <w:p>
+      <w:r>
+        <w:rPr>
+          <w:b/>
+          <w:color w:val="6D28D9"/>
+          <w:sz w:val="21"/>
+        </w:rPr>
+        <w:t xml:space="preserve">Capacidad: </w:t>
+      </w:r>
+      <w:r>
+        <w:rPr>
+          <w:color w:val="334155"/>
+          <w:sz w:val="21"/>
+        </w:rPr>
+        <w:t>Memoria persistente de trabajos con búsqueda semántica y por tags; auto-captura al completar casos; recall en el chat respetando permisos por área.</w:t>
+      </w:r>
+    </w:p>
+    <w:p>
+      <w:r>
+        <w:rPr>
+          <w:b/>
+          <w:color w:val="6D28D9"/>
+          <w:sz w:val="21"/>
+        </w:rPr>
+        <w:t xml:space="preserve">Logro / valor: </w:t>
+      </w:r>
+      <w:r>
+        <w:rPr>
+          <w:color w:val="334155"/>
+          <w:sz w:val="21"/>
+        </w:rPr>
+        <w:t>El sistema «recuerda» trabajos previos («¿recuerdas el trabajo C?») y los reutiliza, evitando rehacer y perdiendo menos contexto entre sesiones.</w:t>
+      </w:r>
+    </w:p>
+    <w:p>
+      <w:r>
+        <w:rPr>
+          <w:b/>
+          <w:color w:val="6D28D9"/>
+          <w:sz w:val="21"/>
+        </w:rPr>
+        <w:t xml:space="preserve">Caso de uso: </w:t>
+      </w:r>
+      <w:r>
+        <w:rPr>
+          <w:color w:val="334155"/>
+          <w:sz w:val="21"/>
+        </w:rPr>
+        <w:t>Semanas después, el usuario pide continuar «la propuesta C» y el sistema recupera lo hecho.</w:t>
+      </w:r>
+    </w:p>
+    <w:p>
+      <w:r>
+        <w:rPr>
+          <w:b/>
+          <w:i w:val="0"/>
+          <w:color w:val="6D28D9"/>
+          <w:sz w:val="21"/>
+        </w:rPr>
+        <w:t>Pasos a seguir:</w:t>
+      </w:r>
+    </w:p>
+    <w:p>
+      <w:pPr>
+        <w:pStyle w:val="ListNumber"/>
+      </w:pPr>
+      <w:r>
+        <w:t>Guarda resultados con «Guardar en memoria» (o se auto-capturan al completar casos).</w:t>
+      </w:r>
+    </w:p>
+    <w:p>
+      <w:pPr>
+        <w:pStyle w:val="ListNumber"/>
+      </w:pPr>
+      <w:r>
+        <w:t>Organiza con etiquetas y busca por texto o tag en Memoria.</w:t>
+      </w:r>
+    </w:p>
+    <w:p>
+      <w:pPr>
+        <w:pStyle w:val="ListNumber"/>
+      </w:pPr>
+      <w:r>
+        <w:t>Activa «Usar memoria» en el chat para responder con base en trabajos previos.</w:t>
+      </w:r>
+    </w:p>
+    <w:p>
+      <w:pPr>
+        <w:pStyle w:val="Heading2"/>
+      </w:pPr>
+      <w:r>
+        <w:t>Generar imágenes (texto → imagen)</w:t>
+      </w:r>
+    </w:p>
+    <w:p>
+      <w:r>
+        <w:rPr>
+          <w:b/>
+          <w:color w:val="6D28D9"/>
+          <w:sz w:val="21"/>
+        </w:rPr>
+        <w:t xml:space="preserve">Capacidad: </w:t>
+      </w:r>
+      <w:r>
+        <w:rPr>
+          <w:color w:val="334155"/>
+          <w:sz w:val="21"/>
+        </w:rPr>
+        <w:t>Generación de imágenes por ruta estándar OpenAI (/images/generations) con relación de aspecto y variantes; galería por área; el prompt se redacta de PII; todo auditado.</w:t>
+      </w:r>
+    </w:p>
+    <w:p>
+      <w:r>
+        <w:rPr>
+          <w:b/>
+          <w:color w:val="6D28D9"/>
+          <w:sz w:val="21"/>
+        </w:rPr>
+        <w:t xml:space="preserve">Logro / valor: </w:t>
+      </w:r>
+      <w:r>
+        <w:rPr>
+          <w:color w:val="334155"/>
+          <w:sz w:val="21"/>
+        </w:rPr>
+        <w:t>Material visual gobernado dentro de la plataforma, con copia propia y permisos por área.</w:t>
+      </w:r>
+    </w:p>
+    <w:p>
+      <w:r>
+        <w:rPr>
+          <w:b/>
+          <w:color w:val="6D28D9"/>
+          <w:sz w:val="21"/>
+        </w:rPr>
+        <w:t xml:space="preserve">Caso de uso: </w:t>
+      </w:r>
+      <w:r>
+        <w:rPr>
+          <w:color w:val="334155"/>
+          <w:sz w:val="21"/>
+        </w:rPr>
+        <w:t>Marketing genera variantes de una imagen para una campaña; quedan en la galería del área.</w:t>
+      </w:r>
+    </w:p>
+    <w:p>
+      <w:r>
+        <w:rPr>
+          <w:b/>
+          <w:i w:val="0"/>
+          <w:color w:val="6D28D9"/>
+          <w:sz w:val="21"/>
+        </w:rPr>
+        <w:t>Pasos a seguir:</w:t>
+      </w:r>
+    </w:p>
+    <w:p>
+      <w:pPr>
+        <w:pStyle w:val="ListNumber"/>
+      </w:pPr>
+      <w:r>
+        <w:t>Generar imágenes → escribe el prompt, elige aspecto y variantes.</w:t>
+      </w:r>
+    </w:p>
+    <w:p>
+      <w:pPr>
+        <w:pStyle w:val="ListNumber"/>
+      </w:pPr>
+      <w:r>
+        <w:t>Requiere un proveedor que exponga /images/generations (la API de NaN no lo expone hoy).</w:t>
+      </w:r>
+    </w:p>
+    <w:p>
+      <w:pPr>
+        <w:pStyle w:val="Heading2"/>
+      </w:pPr>
+      <w:r>
+        <w:t>Toolkit de acciones (Google / Microsoft)</w:t>
+      </w:r>
+    </w:p>
+    <w:p>
+      <w:r>
+        <w:rPr>
+          <w:b/>
+          <w:color w:val="6D28D9"/>
+          <w:sz w:val="21"/>
+        </w:rPr>
+        <w:t xml:space="preserve">Capacidad: </w:t>
+      </w:r>
+      <w:r>
+        <w:rPr>
+          <w:color w:val="334155"/>
+          <w:sz w:val="21"/>
+        </w:rPr>
+        <w:t>Ejecuta tareas reales en las herramientas del usuario vía su OAuth: enviar correo, crear eventos, append a Sheets/Excel, publicar en Teams, buscar en SharePoint, listar OneDrive, leer Sheets/Excel/Calendar. Lecturas inmediatas; escrituras con aprobación humana.</w:t>
+      </w:r>
+    </w:p>
+    <w:p>
+      <w:r>
+        <w:rPr>
+          <w:b/>
+          <w:color w:val="6D28D9"/>
+          <w:sz w:val="21"/>
+        </w:rPr>
+        <w:t xml:space="preserve">Logro / valor: </w:t>
+      </w:r>
+      <w:r>
+        <w:rPr>
+          <w:color w:val="334155"/>
+          <w:sz w:val="21"/>
+        </w:rPr>
+        <w:t>La IA no solo redacta: actúa, con un control de aprobación («tú apruebas») y «Permitir siempre» revocable, todo auditado.</w:t>
+      </w:r>
+    </w:p>
+    <w:p>
+      <w:r>
+        <w:rPr>
+          <w:b/>
+          <w:color w:val="6D28D9"/>
+          <w:sz w:val="21"/>
+        </w:rPr>
+        <w:t xml:space="preserve">Caso de uso: </w:t>
+      </w:r>
+      <w:r>
+        <w:rPr>
+          <w:color w:val="334155"/>
+          <w:sz w:val="21"/>
+        </w:rPr>
+        <w:t>Tras redactar un correo, el usuario pulsa enviar; queda como solicitud pendiente y, al aprobar, se manda desde su cuenta Outlook.</w:t>
+      </w:r>
+    </w:p>
+    <w:p>
+      <w:r>
+        <w:rPr>
+          <w:b/>
+          <w:i w:val="0"/>
+          <w:color w:val="6D28D9"/>
+          <w:sz w:val="21"/>
+        </w:rPr>
+        <w:t>Pasos a seguir:</w:t>
+      </w:r>
+    </w:p>
+    <w:p>
+      <w:pPr>
+        <w:pStyle w:val="ListNumber"/>
+      </w:pPr>
+      <w:r>
+        <w:t>Configura scopes de escritura y reconecta (ver guía de configuración A/B).</w:t>
+      </w:r>
+    </w:p>
+    <w:p>
+      <w:pPr>
+        <w:pStyle w:val="ListNumber"/>
+      </w:pPr>
+      <w:r>
+        <w:t>Acciones → elige la acción y llena los datos.</w:t>
+      </w:r>
+    </w:p>
+    <w:p>
+      <w:pPr>
+        <w:pStyle w:val="ListNumber"/>
+      </w:pPr>
+      <w:r>
+        <w:t>Aprueba la escritura (o usa «Permitir siempre»).</w:t>
+      </w:r>
+    </w:p>
+    <w:p>
+      <w:pPr>
+        <w:pStyle w:val="Heading2"/>
+      </w:pPr>
+      <w:r>
+        <w:t>Automatizaciones y n8n</w:t>
+      </w:r>
+    </w:p>
+    <w:p>
+      <w:r>
+        <w:rPr>
+          <w:b/>
+          <w:color w:val="6D28D9"/>
+          <w:sz w:val="21"/>
+        </w:rPr>
+        <w:t xml:space="preserve">Capacidad: </w:t>
+      </w:r>
+      <w:r>
+        <w:rPr>
+          <w:color w:val="334155"/>
+          <w:sz w:val="21"/>
+        </w:rPr>
+        <w:t>Conecta un disparador (manual / programado / por evento) con una acción (workflow n8n, caso de uso, conector o notificar). n8n gestionado se auto-provisiona por tenant (6 workflows base).</w:t>
+      </w:r>
+    </w:p>
+    <w:p>
+      <w:r>
+        <w:rPr>
+          <w:b/>
+          <w:color w:val="6D28D9"/>
+          <w:sz w:val="21"/>
+        </w:rPr>
+        <w:t xml:space="preserve">Logro / valor: </w:t>
+      </w:r>
+      <w:r>
+        <w:rPr>
+          <w:color w:val="334155"/>
+          <w:sz w:val="21"/>
+        </w:rPr>
+        <w:t>Procesos sin intervención: resúmenes diarios, cobranza semanal, alertas de documento sensible, reportes — orquestando los sistemas de la empresa.</w:t>
+      </w:r>
+    </w:p>
+    <w:p>
+      <w:r>
+        <w:rPr>
+          <w:b/>
+          <w:color w:val="6D28D9"/>
+          <w:sz w:val="21"/>
+        </w:rPr>
+        <w:t xml:space="preserve">Caso de uso: </w:t>
+      </w:r>
+      <w:r>
+        <w:rPr>
+          <w:color w:val="334155"/>
+          <w:sz w:val="21"/>
+        </w:rPr>
+        <w:t>Cada vez que se sube un documento confidencial, una automatización notifica a seguridad.</w:t>
+      </w:r>
+    </w:p>
+    <w:p>
+      <w:r>
+        <w:rPr>
+          <w:b/>
+          <w:i w:val="0"/>
+          <w:color w:val="6D28D9"/>
+          <w:sz w:val="21"/>
+        </w:rPr>
+        <w:t>Pasos a seguir:</w:t>
+      </w:r>
+    </w:p>
+    <w:p>
+      <w:pPr>
+        <w:pStyle w:val="ListNumber"/>
+      </w:pPr>
+      <w:r>
+        <w:t>Automatizaciones → Nueva (o usa una plantilla).</w:t>
+      </w:r>
+    </w:p>
+    <w:p>
+      <w:pPr>
+        <w:pStyle w:val="ListNumber"/>
+      </w:pPr>
+      <w:r>
+        <w:t>Elige disparador y acción («workflow» para n8n con su referencia).</w:t>
+      </w:r>
+    </w:p>
+    <w:p>
+      <w:pPr>
+        <w:pStyle w:val="ListNumber"/>
+      </w:pPr>
+      <w:r>
+        <w:t>Activa/desactiva o «Ejecutar ahora»; el resultado queda en Auditoría.</w:t>
+      </w:r>
+    </w:p>
+    <w:p>
+      <w:pPr>
+        <w:pStyle w:val="Heading2"/>
+      </w:pPr>
+      <w:r>
+        <w:t>Conectores, webhooks y API pública</w:t>
+      </w:r>
+    </w:p>
+    <w:p>
+      <w:r>
+        <w:rPr>
+          <w:b/>
+          <w:color w:val="6D28D9"/>
+          <w:sz w:val="21"/>
+        </w:rPr>
+        <w:t xml:space="preserve">Capacidad: </w:t>
+      </w:r>
+      <w:r>
+        <w:rPr>
+          <w:color w:val="334155"/>
+          <w:sz w:val="21"/>
+        </w:rPr>
+        <w:t>Conectores REST de salida (CRM/ERP/Delivery) con detalle y «ojito» de secretos (auditado); webhooks entrantes firmados (HMAC-SHA256); API pública /v1 con X-API-Key.</w:t>
+      </w:r>
+    </w:p>
+    <w:p>
+      <w:r>
+        <w:rPr>
+          <w:b/>
+          <w:color w:val="6D28D9"/>
+          <w:sz w:val="21"/>
+        </w:rPr>
+        <w:t xml:space="preserve">Logro / valor: </w:t>
+      </w:r>
+      <w:r>
+        <w:rPr>
+          <w:color w:val="334155"/>
+          <w:sz w:val="21"/>
+        </w:rPr>
+        <w:t>Integración bidireccional gobernada con el ecosistema de la empresa, sin exponer secretos.</w:t>
+      </w:r>
+    </w:p>
+    <w:p>
+      <w:r>
+        <w:rPr>
+          <w:b/>
+          <w:color w:val="6D28D9"/>
+          <w:sz w:val="21"/>
+        </w:rPr>
+        <w:t xml:space="preserve">Caso de uso: </w:t>
+      </w:r>
+      <w:r>
+        <w:rPr>
+          <w:color w:val="334155"/>
+          <w:sz w:val="21"/>
+        </w:rPr>
+        <w:t>Un lead capturado en la plataforma se envía a HubSpot vía conector; un sistema externo notifica eventos por webhook firmado.</w:t>
+      </w:r>
+    </w:p>
+    <w:p>
+      <w:r>
+        <w:rPr>
+          <w:b/>
+          <w:i w:val="0"/>
+          <w:color w:val="6D28D9"/>
+          <w:sz w:val="21"/>
+        </w:rPr>
+        <w:t>Pasos a seguir:</w:t>
+      </w:r>
+    </w:p>
+    <w:p>
+      <w:pPr>
+        <w:pStyle w:val="ListNumber"/>
+      </w:pPr>
+      <w:r>
+        <w:t>Integraciones → Conectores: plantilla, endpoint y token (cifrado); Probar.</w:t>
+      </w:r>
+    </w:p>
+    <w:p>
+      <w:pPr>
+        <w:pStyle w:val="ListNumber"/>
+      </w:pPr>
+      <w:r>
+        <w:t>Webhooks entrantes → crea uno y firma el cuerpo con el secreto.</w:t>
+      </w:r>
+    </w:p>
+    <w:p>
+      <w:pPr>
+        <w:pStyle w:val="ListNumber"/>
+      </w:pPr>
+      <w:r>
+        <w:t>API pública: genera una API key en Admin y llama /v1 con X-API-Key.</w:t>
+      </w:r>
+    </w:p>
+    <w:p>
+      <w:pPr>
+        <w:pStyle w:val="Heading2"/>
+      </w:pPr>
+      <w:r>
+        <w:t>Fuentes de datos legadas (BD de solo lectura / CSV)</w:t>
+      </w:r>
+    </w:p>
+    <w:p>
+      <w:r>
+        <w:rPr>
+          <w:b/>
+          <w:color w:val="6D28D9"/>
+          <w:sz w:val="21"/>
+        </w:rPr>
+        <w:t xml:space="preserve">Capacidad: </w:t>
+      </w:r>
+      <w:r>
+        <w:rPr>
+          <w:color w:val="334155"/>
+          <w:sz w:val="21"/>
+        </w:rPr>
+        <w:t>Importa al RAG desde una base de datos de solo lectura (DSN + SELECT, con denylist DML/CTE y transacción read-only) o desde un CSV pegado (encabezados + delimitador). Solo ADMIN/DEVOPS.</w:t>
+      </w:r>
+    </w:p>
+    <w:p>
+      <w:r>
+        <w:rPr>
+          <w:b/>
+          <w:color w:val="6D28D9"/>
+          <w:sz w:val="21"/>
+        </w:rPr>
+        <w:t xml:space="preserve">Logro / valor: </w:t>
+      </w:r>
+      <w:r>
+        <w:rPr>
+          <w:color w:val="334155"/>
+          <w:sz w:val="21"/>
+        </w:rPr>
+        <w:t>Trae el conocimiento de sistemas sin API a la IA gobernada, sin exponer escritura ni romper el sistema legado.</w:t>
+      </w:r>
+    </w:p>
+    <w:p>
+      <w:r>
+        <w:rPr>
+          <w:b/>
+          <w:color w:val="6D28D9"/>
+          <w:sz w:val="21"/>
+        </w:rPr>
+        <w:t xml:space="preserve">Caso de uso: </w:t>
+      </w:r>
+      <w:r>
+        <w:rPr>
+          <w:color w:val="334155"/>
+          <w:sz w:val="21"/>
+        </w:rPr>
+        <w:t>Un ERP antiguo exporta clientes en CSV; se importan al RAG y el chat ya responde sobre ellos.</w:t>
+      </w:r>
+    </w:p>
+    <w:p>
+      <w:r>
+        <w:rPr>
+          <w:b/>
+          <w:i w:val="0"/>
+          <w:color w:val="6D28D9"/>
+          <w:sz w:val="21"/>
+        </w:rPr>
+        <w:t>Pasos a seguir:</w:t>
+      </w:r>
+    </w:p>
+    <w:p>
+      <w:pPr>
+        <w:pStyle w:val="ListNumber"/>
+      </w:pPr>
+      <w:r>
+        <w:t>Integraciones → Fuentes de datos: DSN + SELECT → Probar → Importar.</w:t>
+      </w:r>
+    </w:p>
+    <w:p>
+      <w:pPr>
+        <w:pStyle w:val="ListNumber"/>
+      </w:pPr>
+      <w:r>
+        <w:t>O «Importar CSV»: pega el contenido y el delimitador.</w:t>
+      </w:r>
+    </w:p>
+    <w:p>
+      <w:pPr>
+        <w:pStyle w:val="ListNumber"/>
+      </w:pPr>
+      <w:r>
+        <w:t>Usa el «ojito» para revelar el DSN (auditado).</w:t>
+      </w:r>
+    </w:p>
+    <w:p>
+      <w:pPr>
+        <w:pStyle w:val="Heading2"/>
+      </w:pPr>
+      <w:r>
+        <w:t>Tableros, Trámites y App Studio</w:t>
+      </w:r>
+    </w:p>
+    <w:p>
+      <w:r>
+        <w:rPr>
+          <w:b/>
+          <w:color w:val="6D28D9"/>
+          <w:sz w:val="21"/>
+        </w:rPr>
+        <w:t xml:space="preserve">Capacidad: </w:t>
+      </w:r>
+      <w:r>
+        <w:rPr>
+          <w:color w:val="334155"/>
+          <w:sz w:val="21"/>
+        </w:rPr>
+        <w:t>Tableros a la medida (describe qué medir → widgets en vivo + KPIs manuales); catálogo de Trámites por país/estado/empresa (MCP) que aterriza respuestas; App Studio para mini-apps.</w:t>
+      </w:r>
+    </w:p>
+    <w:p>
+      <w:r>
+        <w:rPr>
+          <w:b/>
+          <w:color w:val="6D28D9"/>
+          <w:sz w:val="21"/>
+        </w:rPr>
+        <w:t xml:space="preserve">Logro / valor: </w:t>
+      </w:r>
+      <w:r>
+        <w:rPr>
+          <w:color w:val="334155"/>
+          <w:sz w:val="21"/>
+        </w:rPr>
+        <w:t>Medición y contexto público/privado curado, y la posibilidad de publicar mini-aplicaciones.</w:t>
+      </w:r>
+    </w:p>
+    <w:p>
+      <w:r>
+        <w:rPr>
+          <w:b/>
+          <w:color w:val="6D28D9"/>
+          <w:sz w:val="21"/>
+        </w:rPr>
+        <w:t xml:space="preserve">Caso de uso: </w:t>
+      </w:r>
+      <w:r>
+        <w:rPr>
+          <w:color w:val="334155"/>
+          <w:sz w:val="21"/>
+        </w:rPr>
+        <w:t>Un gerente arma un tablero de «costo por ruta de modelo» y casos por receta; convierte un trámite estatal en una propuesta de caso de uso.</w:t>
+      </w:r>
+    </w:p>
+    <w:p>
+      <w:r>
+        <w:rPr>
+          <w:b/>
+          <w:i w:val="0"/>
+          <w:color w:val="6D28D9"/>
+          <w:sz w:val="21"/>
+        </w:rPr>
+        <w:t>Pasos a seguir:</w:t>
+      </w:r>
+    </w:p>
+    <w:p>
+      <w:pPr>
+        <w:pStyle w:val="ListNumber"/>
+      </w:pPr>
+      <w:r>
+        <w:t>Tableros → describe lo que quieres medir y agrega widgets.</w:t>
+      </w:r>
+    </w:p>
+    <w:p>
+      <w:pPr>
+        <w:pStyle w:val="ListNumber"/>
+      </w:pPr>
+      <w:r>
+        <w:t>Trámites y casos → filtra y convierte en propuesta.</w:t>
+      </w:r>
+    </w:p>
+    <w:p>
+      <w:pPr>
+        <w:pStyle w:val="Heading2"/>
+      </w:pPr>
+      <w:r>
+        <w:t>Auditoría, gobernanza y multi-tenant</w:t>
+      </w:r>
+    </w:p>
+    <w:p>
+      <w:r>
+        <w:rPr>
+          <w:b/>
+          <w:color w:val="6D28D9"/>
+          <w:sz w:val="21"/>
+        </w:rPr>
+        <w:t xml:space="preserve">Capacidad: </w:t>
+      </w:r>
+      <w:r>
+        <w:rPr>
+          <w:color w:val="334155"/>
+          <w:sz w:val="21"/>
+        </w:rPr>
+        <w:t>Auditoría navegable de cada evento (usuario, ruta, modelo, tokens, costo, sensibilidad, razón) con export a SIEM (JSONL); permisos jerárquicos por área y licencia; super admin multi-tenant.</w:t>
+      </w:r>
+    </w:p>
+    <w:p>
+      <w:r>
+        <w:rPr>
+          <w:b/>
+          <w:color w:val="6D28D9"/>
+          <w:sz w:val="21"/>
+        </w:rPr>
+        <w:t xml:space="preserve">Logro / valor: </w:t>
+      </w:r>
+      <w:r>
+        <w:rPr>
+          <w:color w:val="334155"/>
+          <w:sz w:val="21"/>
+        </w:rPr>
+        <w:t>Evidencia y control para cumplimiento y seguridad; cada empresa aislada; cada usuario ve lo suyo.</w:t>
+      </w:r>
+    </w:p>
+    <w:p>
+      <w:r>
+        <w:rPr>
+          <w:b/>
+          <w:color w:val="6D28D9"/>
+          <w:sz w:val="21"/>
+        </w:rPr>
+        <w:t xml:space="preserve">Caso de uso: </w:t>
+      </w:r>
+      <w:r>
+        <w:rPr>
+          <w:color w:val="334155"/>
+          <w:sz w:val="21"/>
+        </w:rPr>
+        <w:t>Compliance revisa en Auditoría todas las salidas externas del mes y las exporta a su SIEM.</w:t>
+      </w:r>
+    </w:p>
+    <w:p>
+      <w:r>
+        <w:rPr>
+          <w:b/>
+          <w:i w:val="0"/>
+          <w:color w:val="6D28D9"/>
+          <w:sz w:val="21"/>
+        </w:rPr>
+        <w:t>Pasos a seguir:</w:t>
+      </w:r>
+    </w:p>
+    <w:p>
+      <w:pPr>
+        <w:pStyle w:val="ListNumber"/>
+      </w:pPr>
+      <w:r>
+        <w:t>Auditoría → filtra por tipo, riesgo, ruta o usuario; abre el detalle.</w:t>
+      </w:r>
+    </w:p>
+    <w:p>
+      <w:pPr>
+        <w:pStyle w:val="ListNumber"/>
+      </w:pPr>
+      <w:r>
+        <w:t>Export SIEM → descarga JSONL.</w:t>
+      </w:r>
+    </w:p>
+    <w:p>
+      <w:pPr>
+        <w:pStyle w:val="ListNumber"/>
+      </w:pPr>
+      <w:r>
+        <w:t>Admin → Usuarios: asigna rol y área a cada persona.</w:t>
+      </w:r>
+    </w:p>
+    <w:p>
+      <w:pPr>
+        <w:pStyle w:val="Heading1"/>
+      </w:pPr>
+      <w:r>
+        <w:t>5. Modelos y proveedores</w:t>
+      </w:r>
+    </w:p>
+    <w:p>
       <w:r>
         <w:rPr>
           <w:b w:val="0"/>
@@ -882,1323 +2031,7 @@
           <w:color w:val="334155"/>
           <w:sz w:val="21"/>
         </w:rPr>
-        <w:t>NaN-primero: los datos no sensibles SIEMPRE empiezan con el modelo abierto (NaN). Premium no es ruta base; es una escalada que ocurre solo cuando el usuario pide «máxima precisión» o cuando la respuesta del modelo barato resulta insuficiente. Si no hay premium configurado, todo se resuelve en NaN; si tampoco hay NaN, la plataforma responde en modo demostración (mock) e invita a configurar un proveedor real. Datos sensibles nunca escalan a la nube sin aprobación.</w:t>
-      </w:r>
-    </w:p>
-    <w:p>
-      <w:pPr>
-        <w:pStyle w:val="Heading1"/>
-      </w:pPr>
-      <w:r>
-        <w:t>5. RAG: ingesta, recuperación y citaciones</w:t>
-      </w:r>
-    </w:p>
-    <w:p>
-      <w:pPr>
-        <w:pStyle w:val="ListBullet"/>
-      </w:pPr>
-      <w:r>
-        <w:rPr>
-          <w:b/>
-        </w:rPr>
-        <w:t xml:space="preserve">Ingesta: </w:t>
-      </w:r>
-      <w:r>
-        <w:t>el documento se clasifica (sensibilidad + PII), se trocea (chunking con solape) y se cifra.</w:t>
-      </w:r>
-    </w:p>
-    <w:p>
-      <w:pPr>
-        <w:pStyle w:val="ListBullet"/>
-      </w:pPr>
-      <w:r>
-        <w:rPr>
-          <w:b/>
-        </w:rPr>
-        <w:t xml:space="preserve">Embeddings: </w:t>
-      </w:r>
-      <w:r>
-        <w:t>se calculan sobre texto plano; los fragmentos se almacenan cifrados (AES-256-GCM).</w:t>
-      </w:r>
-    </w:p>
-    <w:p>
-      <w:pPr>
-        <w:pStyle w:val="ListBullet"/>
-      </w:pPr>
-      <w:r>
-        <w:rPr>
-          <w:b/>
-        </w:rPr>
-        <w:t xml:space="preserve">Recuperación: </w:t>
-      </w:r>
-      <w:r>
-        <w:t>búsqueda vectorial acotada por tenant, categoría y áreas visibles del usuario.</w:t>
-      </w:r>
-    </w:p>
-    <w:p>
-      <w:pPr>
-        <w:pStyle w:val="ListBullet"/>
-      </w:pPr>
-      <w:r>
-        <w:rPr>
-          <w:b/>
-        </w:rPr>
-        <w:t xml:space="preserve">Reranking: </w:t>
-      </w:r>
-      <w:r>
-        <w:t>opcional, reordena los candidatos por relevancia real (NaN Qwen3-Reranker).</w:t>
-      </w:r>
-    </w:p>
-    <w:p>
-      <w:pPr>
-        <w:pStyle w:val="ListBullet"/>
-      </w:pPr>
-      <w:r>
-        <w:rPr>
-          <w:b/>
-        </w:rPr>
-        <w:t xml:space="preserve">Citaciones: </w:t>
-      </w:r>
-      <w:r>
-        <w:t>cada respuesta indica documento, fragmento y score; respeta permisos por área.</w:t>
-      </w:r>
-    </w:p>
-    <w:p>
-      <w:pPr>
-        <w:pStyle w:val="Heading1"/>
-      </w:pPr>
-      <w:r>
-        <w:t>6. Cascada de modelos y eficiencia de tokens</w:t>
-      </w:r>
-    </w:p>
-    <w:p>
-      <w:r>
-        <w:rPr>
-          <w:b w:val="0"/>
-          <w:i w:val="0"/>
-          <w:color w:val="334155"/>
-          <w:sz w:val="21"/>
-        </w:rPr>
-        <w:t>Para controlar costo sin sacrificar calidad, la plataforma combina un modelo barato (NaN) con uno premium bajo demanda y reduce el tamaño de lo que se envía:</w:t>
-      </w:r>
-    </w:p>
-    <w:p>
-      <w:pPr>
-        <w:pStyle w:val="ListBullet"/>
-      </w:pPr>
-      <w:r>
-        <w:rPr>
-          <w:b/>
-        </w:rPr>
-        <w:t xml:space="preserve">Condensación: </w:t>
-      </w:r>
-      <w:r>
-        <w:t>antes de pagar premium, el contexto grande se condensa con el modelo barato.</w:t>
-      </w:r>
-    </w:p>
-    <w:p>
-      <w:pPr>
-        <w:pStyle w:val="ListBullet"/>
-      </w:pPr>
-      <w:r>
-        <w:rPr>
-          <w:b/>
-        </w:rPr>
-        <w:t xml:space="preserve">Tope de gasto: </w:t>
-      </w:r>
-      <w:r>
-        <w:t>MAX_TOKENS_PER_REQUEST limita los tokens por consulta (0 = sin tope).</w:t>
-      </w:r>
-    </w:p>
-    <w:p>
-      <w:pPr>
-        <w:pStyle w:val="ListBullet"/>
-      </w:pPr>
-      <w:r>
-        <w:rPr>
-          <w:b/>
-        </w:rPr>
-        <w:t xml:space="preserve">Escalada por insuficiencia: </w:t>
-      </w:r>
-      <w:r>
-        <w:t>si el borrador barato es pobre, se sube a premium automáticamente.</w:t>
-      </w:r>
-    </w:p>
-    <w:p>
-      <w:pPr>
-        <w:pStyle w:val="ListBullet"/>
-      </w:pPr>
-      <w:r>
-        <w:rPr>
-          <w:b/>
-        </w:rPr>
-        <w:t xml:space="preserve">Ahorro acumulado: </w:t>
-      </w:r>
-      <w:r>
-        <w:t>el panel de Eficiencia muestra los tokens ahorrados.</w:t>
-      </w:r>
-    </w:p>
-    <w:p>
-      <w:pPr>
-        <w:pStyle w:val="Heading1"/>
-      </w:pPr>
-      <w:r>
-        <w:t>7. Módulos funcionales</w:t>
-      </w:r>
-    </w:p>
-    <w:p>
-      <w:pPr>
-        <w:pStyle w:val="Heading3"/>
-      </w:pPr>
-      <w:r>
-        <w:t>Casos de uso (recetas)</w:t>
-      </w:r>
-    </w:p>
-    <w:p>
-      <w:r>
-        <w:rPr>
-          <w:b w:val="0"/>
-          <w:i w:val="0"/>
-          <w:color w:val="334155"/>
-          <w:sz w:val="21"/>
-        </w:rPr>
-        <w:t>Genera entregables (propuestas, cartas, reportes, licitaciones) con un paso universal objetivo/notas/formato y grounding por categoría. Borrador → aprobar → exportar a Word/PDF/Markdown/PPTX/XLSX. Reporte por industria con plantillas por sector.</w:t>
-      </w:r>
-    </w:p>
-    <w:p>
-      <w:pPr>
-        <w:pStyle w:val="Heading3"/>
-      </w:pPr>
-      <w:r>
-        <w:t>Agentes verticales</w:t>
-      </w:r>
-    </w:p>
-    <w:p>
-      <w:r>
-        <w:rPr>
-          <w:b w:val="0"/>
-          <w:i w:val="0"/>
-          <w:color w:val="334155"/>
-          <w:sz w:val="21"/>
-        </w:rPr>
-        <w:t>Agentes especializados (Document Intelligence, Cyber Diagnostic, Proposal/SOW, Executive Copilot) configurables por área; cada respuesta pasa por el router de privacidad y cita fuentes.</w:t>
-      </w:r>
-    </w:p>
-    <w:p>
-      <w:pPr>
-        <w:pStyle w:val="Heading3"/>
-      </w:pPr>
-      <w:r>
-        <w:t>Chat con fuentes</w:t>
-      </w:r>
-    </w:p>
-    <w:p>
-      <w:r>
-        <w:rPr>
-          <w:b w:val="0"/>
-          <w:i w:val="0"/>
-          <w:color w:val="334155"/>
-          <w:sz w:val="21"/>
-        </w:rPr>
-        <w:t>3 modos de contexto (sin contexto / todo el RAG / elegir documentos), toggles de máxima precisión (cascada) y memoria; banner con clasificación y ruta real; exportable.</w:t>
-      </w:r>
-    </w:p>
-    <w:p>
-      <w:pPr>
-        <w:pStyle w:val="Heading3"/>
-      </w:pPr>
-      <w:r>
-        <w:t>Notebooks</w:t>
-      </w:r>
-    </w:p>
-    <w:p>
-      <w:r>
-        <w:rPr>
-          <w:b w:val="0"/>
-          <w:i w:val="0"/>
-          <w:color w:val="334155"/>
-          <w:sz w:val="21"/>
-        </w:rPr>
-        <w:t>Estilo NotebookLM privado: fuentes + preguntas citadas + artefactos (resumen, FAQ, guía, briefing, cronología) acotados a esos documentos.</w:t>
-      </w:r>
-    </w:p>
-    <w:p>
-      <w:pPr>
-        <w:pStyle w:val="Heading3"/>
-      </w:pPr>
-      <w:r>
-        <w:t>Documentos y RAG</w:t>
-      </w:r>
-    </w:p>
-    <w:p>
-      <w:r>
-        <w:rPr>
-          <w:b w:val="0"/>
-          <w:i w:val="0"/>
-          <w:color w:val="334155"/>
-          <w:sz w:val="21"/>
-        </w:rPr>
-        <w:t>Repositorio por área + catálogo de categorías; tratamiento auto-detectado (público/interno/confidencial/restringido) y editable; borrar y re-etiquetar; Drive como contexto; índice cifrado.</w:t>
-      </w:r>
-    </w:p>
-    <w:p>
-      <w:pPr>
-        <w:pStyle w:val="Heading3"/>
-      </w:pPr>
-      <w:r>
-        <w:t>Memoria y etiquetas</w:t>
-      </w:r>
-    </w:p>
-    <w:p>
-      <w:r>
-        <w:rPr>
-          <w:b w:val="0"/>
-          <w:i w:val="0"/>
-          <w:color w:val="334155"/>
-          <w:sz w:val="21"/>
-        </w:rPr>
-        <w:t>Memoria persistente de trabajos con búsqueda semántica + por tags; recall en el chat ('¿recuerdas el trabajo C?'); auto-captura al completar casos.</w:t>
-      </w:r>
-    </w:p>
-    <w:p>
-      <w:pPr>
-        <w:pStyle w:val="Heading3"/>
-      </w:pPr>
-      <w:r>
-        <w:t>Generar imágenes</w:t>
-      </w:r>
-    </w:p>
-    <w:p>
-      <w:r>
-        <w:rPr>
-          <w:b w:val="0"/>
-          <w:i w:val="0"/>
-          <w:color w:val="334155"/>
-          <w:sz w:val="21"/>
-        </w:rPr>
-        <w:t>Texto→imagen (ruta estándar OpenAI), relación de aspecto y variantes; galería por área; PII redactada; auditada.</w:t>
-      </w:r>
-    </w:p>
-    <w:p>
-      <w:pPr>
-        <w:pStyle w:val="Heading3"/>
-      </w:pPr>
-      <w:r>
-        <w:t>Flujogramas</w:t>
-      </w:r>
-    </w:p>
-    <w:p>
-      <w:r>
-        <w:rPr>
-          <w:b w:val="0"/>
-          <w:i w:val="0"/>
-          <w:color w:val="334155"/>
-          <w:sz w:val="21"/>
-        </w:rPr>
-        <w:t>La lógica del producto navegable: los flujos base del blueprint + flujo de caso + diseño libre.</w:t>
-      </w:r>
-    </w:p>
-    <w:p>
-      <w:pPr>
-        <w:pStyle w:val="Heading3"/>
-      </w:pPr>
-      <w:r>
-        <w:t>Tableros</w:t>
-      </w:r>
-    </w:p>
-    <w:p>
-      <w:r>
-        <w:rPr>
-          <w:b w:val="0"/>
-          <w:i w:val="0"/>
-          <w:color w:val="334155"/>
-          <w:sz w:val="21"/>
-        </w:rPr>
-        <w:t>Dashboards a la medida: describe qué medir, agrega KPIs y gráficas en vivo (tokens por fuente, casos por receta, costo por ruta) + KPIs manuales.</w:t>
-      </w:r>
-    </w:p>
-    <w:p>
-      <w:pPr>
-        <w:pStyle w:val="Heading3"/>
-      </w:pPr>
-      <w:r>
-        <w:t>Trámites y casos (MCP)</w:t>
-      </w:r>
-    </w:p>
-    <w:p>
-      <w:r>
-        <w:rPr>
-          <w:b w:val="0"/>
-          <w:i w:val="0"/>
-          <w:color w:val="334155"/>
-          <w:sz w:val="21"/>
-        </w:rPr>
-        <w:t>Catálogo curado por país/estado/empresa por ejes de desarrollo; convierte un trámite en propuesta de caso; aterriza (grounding) las respuestas.</w:t>
-      </w:r>
-    </w:p>
-    <w:p>
-      <w:pPr>
-        <w:pStyle w:val="Heading3"/>
-      </w:pPr>
-      <w:r>
-        <w:t>App Studio</w:t>
-      </w:r>
-    </w:p>
-    <w:p>
-      <w:r>
-        <w:rPr>
-          <w:b w:val="0"/>
-          <w:i w:val="0"/>
-          <w:color w:val="334155"/>
-          <w:sz w:val="21"/>
-        </w:rPr>
-        <w:t>Construye mini-apps con IA y publícalas (pago por despliegue).</w:t>
-      </w:r>
-    </w:p>
-    <w:p>
-      <w:pPr>
-        <w:pStyle w:val="Heading3"/>
-      </w:pPr>
-      <w:r>
-        <w:t>Automatizaciones</w:t>
-      </w:r>
-    </w:p>
-    <w:p>
-      <w:r>
-        <w:rPr>
-          <w:b w:val="0"/>
-          <w:i w:val="0"/>
-          <w:color w:val="334155"/>
-          <w:sz w:val="21"/>
-        </w:rPr>
-        <w:t>Disparador (manual/programado/evento) → acción (workflow n8n / caso / conector / notificar), con plantillas y ejecución manual.</w:t>
-      </w:r>
-    </w:p>
-    <w:p>
-      <w:pPr>
-        <w:pStyle w:val="Heading1"/>
-      </w:pPr>
-      <w:r>
-        <w:t>8. Integraciones</w:t>
-      </w:r>
-    </w:p>
-    <w:p>
-      <w:pPr>
-        <w:pStyle w:val="ListBullet"/>
-      </w:pPr>
-      <w:r>
-        <w:rPr>
-          <w:b/>
-        </w:rPr>
-        <w:t xml:space="preserve">Correo: </w:t>
-      </w:r>
-      <w:r>
-        <w:t>OAuth Outlook/Gmail + IMAP (Yahoo, iCloud, Zoho, hosting); varias cuentas por proveedor.</w:t>
-      </w:r>
-    </w:p>
-    <w:p>
-      <w:pPr>
-        <w:pStyle w:val="ListBullet"/>
-      </w:pPr>
-      <w:r>
-        <w:rPr>
-          <w:b/>
-        </w:rPr>
-        <w:t xml:space="preserve">Google Drive: </w:t>
-      </w:r>
-      <w:r>
-        <w:t>importar archivos al RAG como contexto (scope drive.readonly).</w:t>
-      </w:r>
-    </w:p>
-    <w:p>
-      <w:pPr>
-        <w:pStyle w:val="ListBullet"/>
-      </w:pPr>
-      <w:r>
-        <w:rPr>
-          <w:b/>
-        </w:rPr>
-        <w:t xml:space="preserve">Conectores de salida: </w:t>
-      </w:r>
-      <w:r>
-        <w:t>CRM/ERP/Delivery (HubSpot, Salesforce, Shopify, Rappi, genérico) con detalle y «ojito» de secretos (auditado).</w:t>
-      </w:r>
-    </w:p>
-    <w:p>
-      <w:pPr>
-        <w:pStyle w:val="ListBullet"/>
-      </w:pPr>
-      <w:r>
-        <w:rPr>
-          <w:b/>
-        </w:rPr>
-        <w:t xml:space="preserve">Webhooks entrantes: </w:t>
-      </w:r>
-      <w:r>
-        <w:t>firmados con HMAC-SHA256 (X-Signature) para recibir eventos.</w:t>
-      </w:r>
-    </w:p>
-    <w:p>
-      <w:pPr>
-        <w:pStyle w:val="ListBullet"/>
-      </w:pPr>
-      <w:r>
-        <w:rPr>
-          <w:b/>
-        </w:rPr>
-        <w:t xml:space="preserve">Fuentes de datos legadas: </w:t>
-      </w:r>
-      <w:r>
-        <w:t>BD de solo lectura (DSN + SELECT) y CSV → repositorio + RAG.</w:t>
-      </w:r>
-    </w:p>
-    <w:p>
-      <w:pPr>
-        <w:pStyle w:val="ListBullet"/>
-      </w:pPr>
-      <w:r>
-        <w:rPr>
-          <w:b/>
-        </w:rPr>
-        <w:t xml:space="preserve">n8n: </w:t>
-      </w:r>
-      <w:r>
-        <w:t>puente universal gestionado; automatizaciones con acción «workflow».</w:t>
-      </w:r>
-    </w:p>
-    <w:p>
-      <w:pPr>
-        <w:pStyle w:val="ListBullet"/>
-      </w:pPr>
-      <w:r>
-        <w:rPr>
-          <w:b/>
-        </w:rPr>
-        <w:t xml:space="preserve">API pública /v1: </w:t>
-      </w:r>
-      <w:r>
-        <w:t>sistemas externos llaman con X-API-Key.</w:t>
-      </w:r>
-    </w:p>
-    <w:p>
-      <w:pPr>
-        <w:pStyle w:val="Heading1"/>
-      </w:pPr>
-      <w:r>
-        <w:t>9. Toolkit de acciones (Google / Microsoft)</w:t>
-      </w:r>
-    </w:p>
-    <w:p>
-      <w:r>
-        <w:rPr>
-          <w:b w:val="0"/>
-          <w:i w:val="0"/>
-          <w:color w:val="334155"/>
-          <w:sz w:val="21"/>
-        </w:rPr>
-        <w:t>Las lecturas corren al instante; las escrituras requieren aprobación humana (o «Permitir siempre», revocable). Todo se audita.</w:t>
-      </w:r>
-    </w:p>
-    <w:tbl>
-      <w:tblPr>
-        <w:tblStyle w:val="LightGrid-Accent1"/>
-        <w:tblW w:type="auto" w:w="0"/>
-        <w:jc w:val="center"/>
-        <w:tblLook w:firstColumn="1" w:firstRow="1" w:lastColumn="0" w:lastRow="0" w:noHBand="0" w:noVBand="1" w:val="04A0"/>
-      </w:tblPr>
-      <w:tblGrid>
-        <w:gridCol w:w="2160"/>
-        <w:gridCol w:w="2160"/>
-        <w:gridCol w:w="2160"/>
-        <w:gridCol w:w="2160"/>
-      </w:tblGrid>
-      <w:tr>
-        <w:tc>
-          <w:tcPr>
-            <w:tcW w:type="dxa" w:w="2160"/>
-          </w:tcPr>
-          <w:p>
-            <w:r>
-              <w:rPr>
-                <w:b/>
-                <w:sz w:val="19"/>
-              </w:rPr>
-              <w:t>Acción</w:t>
-            </w:r>
-          </w:p>
-        </w:tc>
-        <w:tc>
-          <w:tcPr>
-            <w:tcW w:type="dxa" w:w="2160"/>
-          </w:tcPr>
-          <w:p>
-            <w:r>
-              <w:rPr>
-                <w:b/>
-                <w:sz w:val="19"/>
-              </w:rPr>
-              <w:t>Proveedor</w:t>
-            </w:r>
-          </w:p>
-        </w:tc>
-        <w:tc>
-          <w:tcPr>
-            <w:tcW w:type="dxa" w:w="2160"/>
-          </w:tcPr>
-          <w:p>
-            <w:r>
-              <w:rPr>
-                <w:b/>
-                <w:sz w:val="19"/>
-              </w:rPr>
-              <w:t>Escritura</w:t>
-            </w:r>
-          </w:p>
-        </w:tc>
-        <w:tc>
-          <w:tcPr>
-            <w:tcW w:type="dxa" w:w="2160"/>
-          </w:tcPr>
-          <w:p>
-            <w:r>
-              <w:rPr>
-                <w:b/>
-                <w:sz w:val="19"/>
-              </w:rPr>
-              <w:t>Parámetros</w:t>
-            </w:r>
-          </w:p>
-        </w:tc>
-      </w:tr>
-      <w:tr>
-        <w:tc>
-          <w:tcPr>
-            <w:tcW w:type="dxa" w:w="2160"/>
-          </w:tcPr>
-          <w:p>
-            <w:r>
-              <w:rPr>
-                <w:sz w:val="18"/>
-              </w:rPr>
-              <w:t>gmail.send</w:t>
-            </w:r>
-          </w:p>
-        </w:tc>
-        <w:tc>
-          <w:tcPr>
-            <w:tcW w:type="dxa" w:w="2160"/>
-          </w:tcPr>
-          <w:p>
-            <w:r>
-              <w:rPr>
-                <w:sz w:val="18"/>
-              </w:rPr>
-              <w:t>Google</w:t>
-            </w:r>
-          </w:p>
-        </w:tc>
-        <w:tc>
-          <w:tcPr>
-            <w:tcW w:type="dxa" w:w="2160"/>
-          </w:tcPr>
-          <w:p>
-            <w:r>
-              <w:rPr>
-                <w:sz w:val="18"/>
-              </w:rPr>
-              <w:t>Sí</w:t>
-            </w:r>
-          </w:p>
-        </w:tc>
-        <w:tc>
-          <w:tcPr>
-            <w:tcW w:type="dxa" w:w="2160"/>
-          </w:tcPr>
-          <w:p>
-            <w:r>
-              <w:rPr>
-                <w:sz w:val="18"/>
-              </w:rPr>
-              <w:t>to, subject, body</w:t>
-            </w:r>
-          </w:p>
-        </w:tc>
-      </w:tr>
-      <w:tr>
-        <w:tc>
-          <w:tcPr>
-            <w:tcW w:type="dxa" w:w="2160"/>
-          </w:tcPr>
-          <w:p>
-            <w:r>
-              <w:rPr>
-                <w:sz w:val="18"/>
-              </w:rPr>
-              <w:t>gcal.create_event</w:t>
-            </w:r>
-          </w:p>
-        </w:tc>
-        <w:tc>
-          <w:tcPr>
-            <w:tcW w:type="dxa" w:w="2160"/>
-          </w:tcPr>
-          <w:p>
-            <w:r>
-              <w:rPr>
-                <w:sz w:val="18"/>
-              </w:rPr>
-              <w:t>Google</w:t>
-            </w:r>
-          </w:p>
-        </w:tc>
-        <w:tc>
-          <w:tcPr>
-            <w:tcW w:type="dxa" w:w="2160"/>
-          </w:tcPr>
-          <w:p>
-            <w:r>
-              <w:rPr>
-                <w:sz w:val="18"/>
-              </w:rPr>
-              <w:t>Sí</w:t>
-            </w:r>
-          </w:p>
-        </w:tc>
-        <w:tc>
-          <w:tcPr>
-            <w:tcW w:type="dxa" w:w="2160"/>
-          </w:tcPr>
-          <w:p>
-            <w:r>
-              <w:rPr>
-                <w:sz w:val="18"/>
-              </w:rPr>
-              <w:t>summary, start, end, location</w:t>
-            </w:r>
-          </w:p>
-        </w:tc>
-      </w:tr>
-      <w:tr>
-        <w:tc>
-          <w:tcPr>
-            <w:tcW w:type="dxa" w:w="2160"/>
-          </w:tcPr>
-          <w:p>
-            <w:r>
-              <w:rPr>
-                <w:sz w:val="18"/>
-              </w:rPr>
-              <w:t>gsheets.append</w:t>
-            </w:r>
-          </w:p>
-        </w:tc>
-        <w:tc>
-          <w:tcPr>
-            <w:tcW w:type="dxa" w:w="2160"/>
-          </w:tcPr>
-          <w:p>
-            <w:r>
-              <w:rPr>
-                <w:sz w:val="18"/>
-              </w:rPr>
-              <w:t>Google</w:t>
-            </w:r>
-          </w:p>
-        </w:tc>
-        <w:tc>
-          <w:tcPr>
-            <w:tcW w:type="dxa" w:w="2160"/>
-          </w:tcPr>
-          <w:p>
-            <w:r>
-              <w:rPr>
-                <w:sz w:val="18"/>
-              </w:rPr>
-              <w:t>Sí</w:t>
-            </w:r>
-          </w:p>
-        </w:tc>
-        <w:tc>
-          <w:tcPr>
-            <w:tcW w:type="dxa" w:w="2160"/>
-          </w:tcPr>
-          <w:p>
-            <w:r>
-              <w:rPr>
-                <w:sz w:val="18"/>
-              </w:rPr>
-              <w:t>spreadsheet_id, range, values</w:t>
-            </w:r>
-          </w:p>
-        </w:tc>
-      </w:tr>
-      <w:tr>
-        <w:tc>
-          <w:tcPr>
-            <w:tcW w:type="dxa" w:w="2160"/>
-          </w:tcPr>
-          <w:p>
-            <w:r>
-              <w:rPr>
-                <w:sz w:val="18"/>
-              </w:rPr>
-              <w:t>gsheets.read</w:t>
-            </w:r>
-          </w:p>
-        </w:tc>
-        <w:tc>
-          <w:tcPr>
-            <w:tcW w:type="dxa" w:w="2160"/>
-          </w:tcPr>
-          <w:p>
-            <w:r>
-              <w:rPr>
-                <w:sz w:val="18"/>
-              </w:rPr>
-              <w:t>Google</w:t>
-            </w:r>
-          </w:p>
-        </w:tc>
-        <w:tc>
-          <w:tcPr>
-            <w:tcW w:type="dxa" w:w="2160"/>
-          </w:tcPr>
-          <w:p>
-            <w:r>
-              <w:rPr>
-                <w:sz w:val="18"/>
-              </w:rPr>
-              <w:t>No</w:t>
-            </w:r>
-          </w:p>
-        </w:tc>
-        <w:tc>
-          <w:tcPr>
-            <w:tcW w:type="dxa" w:w="2160"/>
-          </w:tcPr>
-          <w:p>
-            <w:r>
-              <w:rPr>
-                <w:sz w:val="18"/>
-              </w:rPr>
-              <w:t>spreadsheet_id, range</w:t>
-            </w:r>
-          </w:p>
-        </w:tc>
-      </w:tr>
-      <w:tr>
-        <w:tc>
-          <w:tcPr>
-            <w:tcW w:type="dxa" w:w="2160"/>
-          </w:tcPr>
-          <w:p>
-            <w:r>
-              <w:rPr>
-                <w:sz w:val="18"/>
-              </w:rPr>
-              <w:t>gcal.list</w:t>
-            </w:r>
-          </w:p>
-        </w:tc>
-        <w:tc>
-          <w:tcPr>
-            <w:tcW w:type="dxa" w:w="2160"/>
-          </w:tcPr>
-          <w:p>
-            <w:r>
-              <w:rPr>
-                <w:sz w:val="18"/>
-              </w:rPr>
-              <w:t>Google</w:t>
-            </w:r>
-          </w:p>
-        </w:tc>
-        <w:tc>
-          <w:tcPr>
-            <w:tcW w:type="dxa" w:w="2160"/>
-          </w:tcPr>
-          <w:p>
-            <w:r>
-              <w:rPr>
-                <w:sz w:val="18"/>
-              </w:rPr>
-              <w:t>No</w:t>
-            </w:r>
-          </w:p>
-        </w:tc>
-        <w:tc>
-          <w:tcPr>
-            <w:tcW w:type="dxa" w:w="2160"/>
-          </w:tcPr>
-          <w:p>
-            <w:r>
-              <w:rPr>
-                <w:sz w:val="18"/>
-              </w:rPr>
-              <w:t>days</w:t>
-            </w:r>
-          </w:p>
-        </w:tc>
-      </w:tr>
-      <w:tr>
-        <w:tc>
-          <w:tcPr>
-            <w:tcW w:type="dxa" w:w="2160"/>
-          </w:tcPr>
-          <w:p>
-            <w:r>
-              <w:rPr>
-                <w:sz w:val="18"/>
-              </w:rPr>
-              <w:t>outlook.send</w:t>
-            </w:r>
-          </w:p>
-        </w:tc>
-        <w:tc>
-          <w:tcPr>
-            <w:tcW w:type="dxa" w:w="2160"/>
-          </w:tcPr>
-          <w:p>
-            <w:r>
-              <w:rPr>
-                <w:sz w:val="18"/>
-              </w:rPr>
-              <w:t>Microsoft</w:t>
-            </w:r>
-          </w:p>
-        </w:tc>
-        <w:tc>
-          <w:tcPr>
-            <w:tcW w:type="dxa" w:w="2160"/>
-          </w:tcPr>
-          <w:p>
-            <w:r>
-              <w:rPr>
-                <w:sz w:val="18"/>
-              </w:rPr>
-              <w:t>Sí</w:t>
-            </w:r>
-          </w:p>
-        </w:tc>
-        <w:tc>
-          <w:tcPr>
-            <w:tcW w:type="dxa" w:w="2160"/>
-          </w:tcPr>
-          <w:p>
-            <w:r>
-              <w:rPr>
-                <w:sz w:val="18"/>
-              </w:rPr>
-              <w:t>to, subject, body</w:t>
-            </w:r>
-          </w:p>
-        </w:tc>
-      </w:tr>
-      <w:tr>
-        <w:tc>
-          <w:tcPr>
-            <w:tcW w:type="dxa" w:w="2160"/>
-          </w:tcPr>
-          <w:p>
-            <w:r>
-              <w:rPr>
-                <w:sz w:val="18"/>
-              </w:rPr>
-              <w:t>mscal.create_event</w:t>
-            </w:r>
-          </w:p>
-        </w:tc>
-        <w:tc>
-          <w:tcPr>
-            <w:tcW w:type="dxa" w:w="2160"/>
-          </w:tcPr>
-          <w:p>
-            <w:r>
-              <w:rPr>
-                <w:sz w:val="18"/>
-              </w:rPr>
-              <w:t>Microsoft</w:t>
-            </w:r>
-          </w:p>
-        </w:tc>
-        <w:tc>
-          <w:tcPr>
-            <w:tcW w:type="dxa" w:w="2160"/>
-          </w:tcPr>
-          <w:p>
-            <w:r>
-              <w:rPr>
-                <w:sz w:val="18"/>
-              </w:rPr>
-              <w:t>Sí</w:t>
-            </w:r>
-          </w:p>
-        </w:tc>
-        <w:tc>
-          <w:tcPr>
-            <w:tcW w:type="dxa" w:w="2160"/>
-          </w:tcPr>
-          <w:p>
-            <w:r>
-              <w:rPr>
-                <w:sz w:val="18"/>
-              </w:rPr>
-              <w:t>summary, start, end, location</w:t>
-            </w:r>
-          </w:p>
-        </w:tc>
-      </w:tr>
-      <w:tr>
-        <w:tc>
-          <w:tcPr>
-            <w:tcW w:type="dxa" w:w="2160"/>
-          </w:tcPr>
-          <w:p>
-            <w:r>
-              <w:rPr>
-                <w:sz w:val="18"/>
-              </w:rPr>
-              <w:t>teams.post</w:t>
-            </w:r>
-          </w:p>
-        </w:tc>
-        <w:tc>
-          <w:tcPr>
-            <w:tcW w:type="dxa" w:w="2160"/>
-          </w:tcPr>
-          <w:p>
-            <w:r>
-              <w:rPr>
-                <w:sz w:val="18"/>
-              </w:rPr>
-              <w:t>Microsoft</w:t>
-            </w:r>
-          </w:p>
-        </w:tc>
-        <w:tc>
-          <w:tcPr>
-            <w:tcW w:type="dxa" w:w="2160"/>
-          </w:tcPr>
-          <w:p>
-            <w:r>
-              <w:rPr>
-                <w:sz w:val="18"/>
-              </w:rPr>
-              <w:t>Sí</w:t>
-            </w:r>
-          </w:p>
-        </w:tc>
-        <w:tc>
-          <w:tcPr>
-            <w:tcW w:type="dxa" w:w="2160"/>
-          </w:tcPr>
-          <w:p>
-            <w:r>
-              <w:rPr>
-                <w:sz w:val="18"/>
-              </w:rPr>
-              <w:t>team_id, channel_id, message</w:t>
-            </w:r>
-          </w:p>
-        </w:tc>
-      </w:tr>
-      <w:tr>
-        <w:tc>
-          <w:tcPr>
-            <w:tcW w:type="dxa" w:w="2160"/>
-          </w:tcPr>
-          <w:p>
-            <w:r>
-              <w:rPr>
-                <w:sz w:val="18"/>
-              </w:rPr>
-              <w:t>excel.append</w:t>
-            </w:r>
-          </w:p>
-        </w:tc>
-        <w:tc>
-          <w:tcPr>
-            <w:tcW w:type="dxa" w:w="2160"/>
-          </w:tcPr>
-          <w:p>
-            <w:r>
-              <w:rPr>
-                <w:sz w:val="18"/>
-              </w:rPr>
-              <w:t>Microsoft</w:t>
-            </w:r>
-          </w:p>
-        </w:tc>
-        <w:tc>
-          <w:tcPr>
-            <w:tcW w:type="dxa" w:w="2160"/>
-          </w:tcPr>
-          <w:p>
-            <w:r>
-              <w:rPr>
-                <w:sz w:val="18"/>
-              </w:rPr>
-              <w:t>Sí</w:t>
-            </w:r>
-          </w:p>
-        </w:tc>
-        <w:tc>
-          <w:tcPr>
-            <w:tcW w:type="dxa" w:w="2160"/>
-          </w:tcPr>
-          <w:p>
-            <w:r>
-              <w:rPr>
-                <w:sz w:val="18"/>
-              </w:rPr>
-              <w:t>item_id, table, values</w:t>
-            </w:r>
-          </w:p>
-        </w:tc>
-      </w:tr>
-      <w:tr>
-        <w:tc>
-          <w:tcPr>
-            <w:tcW w:type="dxa" w:w="2160"/>
-          </w:tcPr>
-          <w:p>
-            <w:r>
-              <w:rPr>
-                <w:sz w:val="18"/>
-              </w:rPr>
-              <w:t>mscal.list</w:t>
-            </w:r>
-          </w:p>
-        </w:tc>
-        <w:tc>
-          <w:tcPr>
-            <w:tcW w:type="dxa" w:w="2160"/>
-          </w:tcPr>
-          <w:p>
-            <w:r>
-              <w:rPr>
-                <w:sz w:val="18"/>
-              </w:rPr>
-              <w:t>Microsoft</w:t>
-            </w:r>
-          </w:p>
-        </w:tc>
-        <w:tc>
-          <w:tcPr>
-            <w:tcW w:type="dxa" w:w="2160"/>
-          </w:tcPr>
-          <w:p>
-            <w:r>
-              <w:rPr>
-                <w:sz w:val="18"/>
-              </w:rPr>
-              <w:t>No</w:t>
-            </w:r>
-          </w:p>
-        </w:tc>
-        <w:tc>
-          <w:tcPr>
-            <w:tcW w:type="dxa" w:w="2160"/>
-          </w:tcPr>
-          <w:p>
-            <w:r>
-              <w:rPr>
-                <w:sz w:val="18"/>
-              </w:rPr>
-              <w:t>days</w:t>
-            </w:r>
-          </w:p>
-        </w:tc>
-      </w:tr>
-      <w:tr>
-        <w:tc>
-          <w:tcPr>
-            <w:tcW w:type="dxa" w:w="2160"/>
-          </w:tcPr>
-          <w:p>
-            <w:r>
-              <w:rPr>
-                <w:sz w:val="18"/>
-              </w:rPr>
-              <w:t>onedrive.list</w:t>
-            </w:r>
-          </w:p>
-        </w:tc>
-        <w:tc>
-          <w:tcPr>
-            <w:tcW w:type="dxa" w:w="2160"/>
-          </w:tcPr>
-          <w:p>
-            <w:r>
-              <w:rPr>
-                <w:sz w:val="18"/>
-              </w:rPr>
-              <w:t>Microsoft</w:t>
-            </w:r>
-          </w:p>
-        </w:tc>
-        <w:tc>
-          <w:tcPr>
-            <w:tcW w:type="dxa" w:w="2160"/>
-          </w:tcPr>
-          <w:p>
-            <w:r>
-              <w:rPr>
-                <w:sz w:val="18"/>
-              </w:rPr>
-              <w:t>No</w:t>
-            </w:r>
-          </w:p>
-        </w:tc>
-        <w:tc>
-          <w:tcPr>
-            <w:tcW w:type="dxa" w:w="2160"/>
-          </w:tcPr>
-          <w:p>
-            <w:r>
-              <w:rPr>
-                <w:sz w:val="18"/>
-              </w:rPr>
-              <w:t>query</w:t>
-            </w:r>
-          </w:p>
-        </w:tc>
-      </w:tr>
-      <w:tr>
-        <w:tc>
-          <w:tcPr>
-            <w:tcW w:type="dxa" w:w="2160"/>
-          </w:tcPr>
-          <w:p>
-            <w:r>
-              <w:rPr>
-                <w:sz w:val="18"/>
-              </w:rPr>
-              <w:t>excel.read</w:t>
-            </w:r>
-          </w:p>
-        </w:tc>
-        <w:tc>
-          <w:tcPr>
-            <w:tcW w:type="dxa" w:w="2160"/>
-          </w:tcPr>
-          <w:p>
-            <w:r>
-              <w:rPr>
-                <w:sz w:val="18"/>
-              </w:rPr>
-              <w:t>Microsoft</w:t>
-            </w:r>
-          </w:p>
-        </w:tc>
-        <w:tc>
-          <w:tcPr>
-            <w:tcW w:type="dxa" w:w="2160"/>
-          </w:tcPr>
-          <w:p>
-            <w:r>
-              <w:rPr>
-                <w:sz w:val="18"/>
-              </w:rPr>
-              <w:t>No</w:t>
-            </w:r>
-          </w:p>
-        </w:tc>
-        <w:tc>
-          <w:tcPr>
-            <w:tcW w:type="dxa" w:w="2160"/>
-          </w:tcPr>
-          <w:p>
-            <w:r>
-              <w:rPr>
-                <w:sz w:val="18"/>
-              </w:rPr>
-              <w:t>item_id, worksheet, range</w:t>
-            </w:r>
-          </w:p>
-        </w:tc>
-      </w:tr>
-      <w:tr>
-        <w:tc>
-          <w:tcPr>
-            <w:tcW w:type="dxa" w:w="2160"/>
-          </w:tcPr>
-          <w:p>
-            <w:r>
-              <w:rPr>
-                <w:sz w:val="18"/>
-              </w:rPr>
-              <w:t>sharepoint.search</w:t>
-            </w:r>
-          </w:p>
-        </w:tc>
-        <w:tc>
-          <w:tcPr>
-            <w:tcW w:type="dxa" w:w="2160"/>
-          </w:tcPr>
-          <w:p>
-            <w:r>
-              <w:rPr>
-                <w:sz w:val="18"/>
-              </w:rPr>
-              <w:t>Microsoft</w:t>
-            </w:r>
-          </w:p>
-        </w:tc>
-        <w:tc>
-          <w:tcPr>
-            <w:tcW w:type="dxa" w:w="2160"/>
-          </w:tcPr>
-          <w:p>
-            <w:r>
-              <w:rPr>
-                <w:sz w:val="18"/>
-              </w:rPr>
-              <w:t>No</w:t>
-            </w:r>
-          </w:p>
-        </w:tc>
-        <w:tc>
-          <w:tcPr>
-            <w:tcW w:type="dxa" w:w="2160"/>
-          </w:tcPr>
-          <w:p>
-            <w:r>
-              <w:rPr>
-                <w:sz w:val="18"/>
-              </w:rPr>
-              <w:t>query</w:t>
-            </w:r>
-          </w:p>
-        </w:tc>
-      </w:tr>
-    </w:tbl>
-    <w:p/>
-    <w:p>
-      <w:pPr>
-        <w:pStyle w:val="Heading1"/>
-      </w:pPr>
-      <w:r>
-        <w:t>10. Modelos y proveedores</w:t>
-      </w:r>
-    </w:p>
-    <w:p>
-      <w:r>
-        <w:rPr>
-          <w:b w:val="0"/>
-          <w:i w:val="0"/>
-          <w:color w:val="334155"/>
-          <w:sz w:val="21"/>
-        </w:rPr>
-        <w:t>Rutas: local (Ollama), VPC (vLLM/TGI), open (NaN Builders), premium (OpenAI/Claude/Gemini compatible). Todas usan endpoints compatibles con OpenAI. El proveedor abierto por defecto es NaN Builders (API compatible OpenAI en https://api.nan.builders/v1).</w:t>
-      </w:r>
-    </w:p>
-    <w:p>
-      <w:pPr>
-        <w:pStyle w:val="Heading2"/>
-      </w:pPr>
-      <w:r>
-        <w:t>Modelos publicados de NaN</w:t>
+        <w:t>Todas las rutas usan endpoints compatibles con OpenAI. El proveedor abierto por defecto es NaN Builders (https://api.nan.builders/v1). Modelos publicados de NaN:</w:t>
       </w:r>
     </w:p>
     <w:tbl>
@@ -2429,7 +2262,7 @@
               <w:rPr>
                 <w:sz w:val="18"/>
               </w:rPr>
-              <w:t>Omnimodal (texto+imagen+audio), tools, reasoning</w:t>
+              <w:t>Omnimodal (texto+imagen+audio)</w:t>
             </w:r>
           </w:p>
         </w:tc>
@@ -2714,7 +2547,7 @@
           <w:color w:val="64748B"/>
           <w:sz w:val="21"/>
         </w:rPr>
-        <w:t>Nota: la API documentada de NaN no expone generación de imágenes (es una función de su web). La sección «Generar imágenes» usa la ruta estándar de OpenAI y funciona con cualquier proveedor que la exponga.</w:t>
+        <w:t>Nota: la API de NaN no expone generación de imágenes (es función de su web); la sección de imágenes usa la ruta estándar OpenAI con cualquier proveedor que la exponga.</w:t>
       </w:r>
     </w:p>
     <w:p>
@@ -2722,7 +2555,1240 @@
         <w:pStyle w:val="Heading1"/>
       </w:pPr>
       <w:r>
-        <w:t>11. Roles, permisos y multi-tenant</w:t>
+        <w:t>6. Guías técnicas de configuración (paso a paso)</w:t>
+      </w:r>
+    </w:p>
+    <w:p>
+      <w:r>
+        <w:rPr>
+          <w:b w:val="0"/>
+          <w:i/>
+          <w:color w:val="64748B"/>
+          <w:sz w:val="21"/>
+        </w:rPr>
+        <w:t>Cubren exactamente lo que hay que configurar para activar cada capacidad. Las variables van en Render (backend) salvo NEXT_PUBLIC_API_BASE_URL (Vercel).</w:t>
+      </w:r>
+    </w:p>
+    <w:p>
+      <w:pPr>
+        <w:pStyle w:val="Heading2"/>
+      </w:pPr>
+      <w:r>
+        <w:t>A. Microsoft 365 / Outlook (OAuth + acciones)</w:t>
+      </w:r>
+    </w:p>
+    <w:p>
+      <w:r>
+        <w:rPr>
+          <w:b w:val="0"/>
+          <w:i w:val="0"/>
+          <w:color w:val="334155"/>
+          <w:sz w:val="21"/>
+        </w:rPr>
+        <w:t>Habilita el resumen de correo/agenda y el toolkit de acciones de Microsoft. Requiere registrar una app en Azure (Entra ID).</w:t>
+      </w:r>
+    </w:p>
+    <w:p>
+      <w:r>
+        <w:rPr>
+          <w:b/>
+          <w:i w:val="0"/>
+          <w:color w:val="6D28D9"/>
+          <w:sz w:val="21"/>
+        </w:rPr>
+        <w:t>Pasos:</w:t>
+      </w:r>
+    </w:p>
+    <w:p>
+      <w:pPr>
+        <w:pStyle w:val="ListNumber"/>
+      </w:pPr>
+      <w:r>
+        <w:t>portal.azure.com → Microsoft Entra ID → App registrations → New registration. Nombre: MaestroAI.</w:t>
+      </w:r>
+    </w:p>
+    <w:p>
+      <w:pPr>
+        <w:pStyle w:val="ListNumber"/>
+      </w:pPr>
+      <w:r>
+        <w:t>Supported account types: «Accounts in any organizational directory and personal Microsoft accounts».</w:t>
+      </w:r>
+    </w:p>
+    <w:p>
+      <w:pPr>
+        <w:pStyle w:val="ListNumber"/>
+      </w:pPr>
+      <w:r>
+        <w:t>Redirect URI (Web): https://&lt;tu-api&gt;/oauth/microsoft/callback (la URL real del backend en Render).</w:t>
+      </w:r>
+    </w:p>
+    <w:p>
+      <w:pPr>
+        <w:pStyle w:val="ListNumber"/>
+      </w:pPr>
+      <w:r>
+        <w:t>API permissions → Microsoft Graph → Delegated → lectura: User.Read, Mail.Read, Calendars.Read, offline_access.</w:t>
+      </w:r>
+    </w:p>
+    <w:p>
+      <w:pPr>
+        <w:pStyle w:val="ListNumber"/>
+      </w:pPr>
+      <w:r>
+        <w:t>Acciones (escritura): Mail.Send, Calendars.ReadWrite, ChannelMessage.Send, Files.ReadWrite.All, Sites.Read.All.</w:t>
+      </w:r>
+    </w:p>
+    <w:p>
+      <w:pPr>
+        <w:pStyle w:val="ListNumber"/>
+      </w:pPr>
+      <w:r>
+        <w:t>(Empresa) Grant admin consent.</w:t>
+      </w:r>
+    </w:p>
+    <w:p>
+      <w:pPr>
+        <w:pStyle w:val="ListNumber"/>
+      </w:pPr>
+      <w:r>
+        <w:t>Certificates &amp; secrets → New client secret → copia el Value (solo se ve una vez) y el Application (client) ID.</w:t>
+      </w:r>
+    </w:p>
+    <w:p>
+      <w:pPr>
+        <w:pStyle w:val="ListNumber"/>
+      </w:pPr>
+      <w:r>
+        <w:t>Configura las variables MICROSOFT_* en Render → Save, rebuild &amp; deploy.</w:t>
+      </w:r>
+    </w:p>
+    <w:p>
+      <w:pPr>
+        <w:pStyle w:val="ListNumber"/>
+      </w:pPr>
+      <w:r>
+        <w:t>Cada usuario Reconecta una vez (Integraciones → Conectar correo) para otorgar los nuevos permisos.</w:t>
+      </w:r>
+    </w:p>
+    <w:p>
+      <w:r>
+        <w:rPr>
+          <w:b/>
+          <w:i w:val="0"/>
+          <w:color w:val="6D28D9"/>
+          <w:sz w:val="21"/>
+        </w:rPr>
+        <w:t>Variables:</w:t>
+      </w:r>
+    </w:p>
+    <w:p>
+      <w:r>
+        <w:rPr>
+          <w:rFonts w:ascii="Consolas" w:hAnsi="Consolas"/>
+          <w:color w:val="334155"/>
+          <w:sz w:val="18"/>
+        </w:rPr>
+        <w:t>MICROSOFT_OAUTH_ENABLED = true</w:t>
+      </w:r>
+    </w:p>
+    <w:p>
+      <w:r>
+        <w:rPr>
+          <w:rFonts w:ascii="Consolas" w:hAnsi="Consolas"/>
+          <w:color w:val="334155"/>
+          <w:sz w:val="18"/>
+        </w:rPr>
+        <w:t>MICROSOFT_CLIENT_ID     = &lt;Application (client) ID&gt;</w:t>
+      </w:r>
+    </w:p>
+    <w:p>
+      <w:r>
+        <w:rPr>
+          <w:rFonts w:ascii="Consolas" w:hAnsi="Consolas"/>
+          <w:color w:val="334155"/>
+          <w:sz w:val="18"/>
+        </w:rPr>
+        <w:t>MICROSOFT_CLIENT_SECRET = &lt;el Value del secreto&gt;</w:t>
+      </w:r>
+    </w:p>
+    <w:p>
+      <w:r>
+        <w:rPr>
+          <w:rFonts w:ascii="Consolas" w:hAnsi="Consolas"/>
+          <w:color w:val="334155"/>
+          <w:sz w:val="18"/>
+        </w:rPr>
+        <w:t>MICROSOFT_TENANT        = common</w:t>
+      </w:r>
+    </w:p>
+    <w:p>
+      <w:r>
+        <w:rPr>
+          <w:rFonts w:ascii="Consolas" w:hAnsi="Consolas"/>
+          <w:color w:val="334155"/>
+          <w:sz w:val="18"/>
+        </w:rPr>
+        <w:t>MICROSOFT_REDIRECT_URI  = https://&lt;tu-api&gt;/oauth/microsoft/callback</w:t>
+      </w:r>
+    </w:p>
+    <w:p>
+      <w:r>
+        <w:rPr>
+          <w:rFonts w:ascii="Consolas" w:hAnsi="Consolas"/>
+          <w:color w:val="334155"/>
+          <w:sz w:val="18"/>
+        </w:rPr>
+        <w:t>APP_PUBLIC_URL          = https://plataforma.maestroai.mx</w:t>
+      </w:r>
+    </w:p>
+    <w:p>
+      <w:r>
+        <w:rPr>
+          <w:b w:val="0"/>
+          <w:i/>
+          <w:color w:val="64748B"/>
+          <w:sz w:val="21"/>
+        </w:rPr>
+        <w:t>Nota: La REDIRECT_URI en Render debe coincidir EXACTAMENTE con la registrada en Azure. Los tokens se guardan cifrados (AES-256-GCM) y se refrescan solos.</w:t>
+      </w:r>
+    </w:p>
+    <w:p>
+      <w:pPr>
+        <w:pStyle w:val="Heading2"/>
+      </w:pPr>
+      <w:r>
+        <w:t>B. Google Workspace / Gmail (OAuth + acciones)</w:t>
+      </w:r>
+    </w:p>
+    <w:p>
+      <w:r>
+        <w:rPr>
+          <w:b w:val="0"/>
+          <w:i w:val="0"/>
+          <w:color w:val="334155"/>
+          <w:sz w:val="21"/>
+        </w:rPr>
+        <w:t>Habilita Gmail/Calendar/Drive/Sheets para resumen, contexto y acciones.</w:t>
+      </w:r>
+    </w:p>
+    <w:p>
+      <w:r>
+        <w:rPr>
+          <w:b/>
+          <w:i w:val="0"/>
+          <w:color w:val="6D28D9"/>
+          <w:sz w:val="21"/>
+        </w:rPr>
+        <w:t>Pasos:</w:t>
+      </w:r>
+    </w:p>
+    <w:p>
+      <w:pPr>
+        <w:pStyle w:val="ListNumber"/>
+      </w:pPr>
+      <w:r>
+        <w:t>console.cloud.google.com → crea proyecto → APIs &amp; Services.</w:t>
+      </w:r>
+    </w:p>
+    <w:p>
+      <w:pPr>
+        <w:pStyle w:val="ListNumber"/>
+      </w:pPr>
+      <w:r>
+        <w:t>Habilita: Gmail API, Google Calendar API, Google Drive API, Google Sheets API.</w:t>
+      </w:r>
+    </w:p>
+    <w:p>
+      <w:pPr>
+        <w:pStyle w:val="ListNumber"/>
+      </w:pPr>
+      <w:r>
+        <w:t>OAuth consent screen: External; agrega tu correo como test user mientras esté en pruebas.</w:t>
+      </w:r>
+    </w:p>
+    <w:p>
+      <w:pPr>
+        <w:pStyle w:val="ListNumber"/>
+      </w:pPr>
+      <w:r>
+        <w:t>Scopes: gmail.readonly, calendar.events, drive.readonly y (acciones) gmail.send, spreadsheets.</w:t>
+      </w:r>
+    </w:p>
+    <w:p>
+      <w:pPr>
+        <w:pStyle w:val="ListNumber"/>
+      </w:pPr>
+      <w:r>
+        <w:t>Credentials → Create credentials → OAuth client ID → Web application.</w:t>
+      </w:r>
+    </w:p>
+    <w:p>
+      <w:pPr>
+        <w:pStyle w:val="ListNumber"/>
+      </w:pPr>
+      <w:r>
+        <w:t>Authorized redirect URI: https://&lt;tu-api&gt;/oauth/google/callback.</w:t>
+      </w:r>
+    </w:p>
+    <w:p>
+      <w:pPr>
+        <w:pStyle w:val="ListNumber"/>
+      </w:pPr>
+      <w:r>
+        <w:t>Configura GOOGLE_* en Render y reconecta desde el portal.</w:t>
+      </w:r>
+    </w:p>
+    <w:p>
+      <w:r>
+        <w:rPr>
+          <w:b/>
+          <w:i w:val="0"/>
+          <w:color w:val="6D28D9"/>
+          <w:sz w:val="21"/>
+        </w:rPr>
+        <w:t>Variables:</w:t>
+      </w:r>
+    </w:p>
+    <w:p>
+      <w:r>
+        <w:rPr>
+          <w:rFonts w:ascii="Consolas" w:hAnsi="Consolas"/>
+          <w:color w:val="334155"/>
+          <w:sz w:val="18"/>
+        </w:rPr>
+        <w:t>GOOGLE_OAUTH_ENABLED = true</w:t>
+      </w:r>
+    </w:p>
+    <w:p>
+      <w:r>
+        <w:rPr>
+          <w:rFonts w:ascii="Consolas" w:hAnsi="Consolas"/>
+          <w:color w:val="334155"/>
+          <w:sz w:val="18"/>
+        </w:rPr>
+        <w:t>GOOGLE_CLIENT_ID     = &lt;client id&gt;.apps.googleusercontent.com</w:t>
+      </w:r>
+    </w:p>
+    <w:p>
+      <w:r>
+        <w:rPr>
+          <w:rFonts w:ascii="Consolas" w:hAnsi="Consolas"/>
+          <w:color w:val="334155"/>
+          <w:sz w:val="18"/>
+        </w:rPr>
+        <w:t>GOOGLE_CLIENT_SECRET = &lt;client secret&gt;</w:t>
+      </w:r>
+    </w:p>
+    <w:p>
+      <w:r>
+        <w:rPr>
+          <w:rFonts w:ascii="Consolas" w:hAnsi="Consolas"/>
+          <w:color w:val="334155"/>
+          <w:sz w:val="18"/>
+        </w:rPr>
+        <w:t>GOOGLE_REDIRECT_URI  = https://&lt;tu-api&gt;/oauth/google/callback</w:t>
+      </w:r>
+    </w:p>
+    <w:p>
+      <w:r>
+        <w:rPr>
+          <w:b w:val="0"/>
+          <w:i/>
+          <w:color w:val="64748B"/>
+          <w:sz w:val="21"/>
+        </w:rPr>
+        <w:t>Nota: Gmail/Outlook ya no aceptan contraseña normal por IMAP; por eso usan OAuth.</w:t>
+      </w:r>
+    </w:p>
+    <w:p>
+      <w:pPr>
+        <w:pStyle w:val="Heading2"/>
+      </w:pPr>
+      <w:r>
+        <w:t>C. Cualquier otro correo — IMAP</w:t>
+      </w:r>
+    </w:p>
+    <w:p>
+      <w:r>
+        <w:rPr>
+          <w:b w:val="0"/>
+          <w:i w:val="0"/>
+          <w:color w:val="334155"/>
+          <w:sz w:val="21"/>
+        </w:rPr>
+        <w:t>Yahoo, iCloud, Zoho, hosting o correo de empresa. No requiere registrar ninguna app.</w:t>
+      </w:r>
+    </w:p>
+    <w:p>
+      <w:r>
+        <w:rPr>
+          <w:b/>
+          <w:i w:val="0"/>
+          <w:color w:val="6D28D9"/>
+          <w:sz w:val="21"/>
+        </w:rPr>
+        <w:t>Pasos:</w:t>
+      </w:r>
+    </w:p>
+    <w:p>
+      <w:pPr>
+        <w:pStyle w:val="ListNumber"/>
+      </w:pPr>
+      <w:r>
+        <w:t>Integraciones → Conectar correo → «Otro correo (IMAP)».</w:t>
+      </w:r>
+    </w:p>
+    <w:p>
+      <w:pPr>
+        <w:pStyle w:val="ListNumber"/>
+      </w:pPr>
+      <w:r>
+        <w:t>Elige el proveedor (preset) o escribe host/puerto.</w:t>
+      </w:r>
+    </w:p>
+    <w:p>
+      <w:pPr>
+        <w:pStyle w:val="ListNumber"/>
+      </w:pPr>
+      <w:r>
+        <w:t>Escribe el correo + contraseña (muchos exigen «contraseña de aplicación» con 2FA activado).</w:t>
+      </w:r>
+    </w:p>
+    <w:p>
+      <w:pPr>
+        <w:pStyle w:val="ListNumber"/>
+      </w:pPr>
+      <w:r>
+        <w:t>Queda conectado; la contraseña se guarda cifrada y se usa solo para leer la bandeja.</w:t>
+      </w:r>
+    </w:p>
+    <w:p>
+      <w:r>
+        <w:rPr>
+          <w:b w:val="0"/>
+          <w:i/>
+          <w:color w:val="64748B"/>
+          <w:sz w:val="21"/>
+        </w:rPr>
+        <w:t>Nota: IMAP trae correo (no calendario; eso solo Outlook/Gmail por OAuth).</w:t>
+      </w:r>
+    </w:p>
+    <w:p>
+      <w:pPr>
+        <w:pStyle w:val="Heading2"/>
+      </w:pPr>
+      <w:r>
+        <w:t>D. Proveedor abierto — NaN Builders (ruta open)</w:t>
+      </w:r>
+    </w:p>
+    <w:p>
+      <w:r>
+        <w:rPr>
+          <w:b w:val="0"/>
+          <w:i w:val="0"/>
+          <w:color w:val="334155"/>
+          <w:sz w:val="21"/>
+        </w:rPr>
+        <w:t>Modelo barato/rápido y base de la cascada, el rerank y la condensación. API compatible OpenAI.</w:t>
+      </w:r>
+    </w:p>
+    <w:p>
+      <w:r>
+        <w:rPr>
+          <w:b/>
+          <w:i w:val="0"/>
+          <w:color w:val="6D28D9"/>
+          <w:sz w:val="21"/>
+        </w:rPr>
+        <w:t>Pasos:</w:t>
+      </w:r>
+    </w:p>
+    <w:p>
+      <w:pPr>
+        <w:pStyle w:val="ListNumber"/>
+      </w:pPr>
+      <w:r>
+        <w:t>Obtén tu API key de NaN (nan.builders/docs/getting-started).</w:t>
+      </w:r>
+    </w:p>
+    <w:p>
+      <w:pPr>
+        <w:pStyle w:val="ListNumber"/>
+      </w:pPr>
+      <w:r>
+        <w:t>UI: Admin → Modelos externos → Abierto → Base URL + modelo + API key → Guardar → Probar conexión.</w:t>
+      </w:r>
+    </w:p>
+    <w:p>
+      <w:pPr>
+        <w:pStyle w:val="ListNumber"/>
+      </w:pPr>
+      <w:r>
+        <w:t>O configura OPEN_* en Render.</w:t>
+      </w:r>
+    </w:p>
+    <w:p>
+      <w:pPr>
+        <w:pStyle w:val="ListNumber"/>
+      </w:pPr>
+      <w:r>
+        <w:t>Modelo recomendado: qwen3.6 (principal). Para razonamiento largo: deepseek-v4-flash.</w:t>
+      </w:r>
+    </w:p>
+    <w:p>
+      <w:r>
+        <w:rPr>
+          <w:b/>
+          <w:i w:val="0"/>
+          <w:color w:val="6D28D9"/>
+          <w:sz w:val="21"/>
+        </w:rPr>
+        <w:t>Variables:</w:t>
+      </w:r>
+    </w:p>
+    <w:p>
+      <w:r>
+        <w:rPr>
+          <w:rFonts w:ascii="Consolas" w:hAnsi="Consolas"/>
+          <w:color w:val="334155"/>
+          <w:sz w:val="18"/>
+        </w:rPr>
+        <w:t>OPEN_ENABLED  = true</w:t>
+      </w:r>
+    </w:p>
+    <w:p>
+      <w:r>
+        <w:rPr>
+          <w:rFonts w:ascii="Consolas" w:hAnsi="Consolas"/>
+          <w:color w:val="334155"/>
+          <w:sz w:val="18"/>
+        </w:rPr>
+        <w:t>OPEN_API_KEY  = sk-...</w:t>
+      </w:r>
+    </w:p>
+    <w:p>
+      <w:r>
+        <w:rPr>
+          <w:rFonts w:ascii="Consolas" w:hAnsi="Consolas"/>
+          <w:color w:val="334155"/>
+          <w:sz w:val="18"/>
+        </w:rPr>
+        <w:t>OPEN_BASE_URL = https://api.nan.builders/v1</w:t>
+      </w:r>
+    </w:p>
+    <w:p>
+      <w:r>
+        <w:rPr>
+          <w:rFonts w:ascii="Consolas" w:hAnsi="Consolas"/>
+          <w:color w:val="334155"/>
+          <w:sz w:val="18"/>
+        </w:rPr>
+        <w:t>OPEN_MODEL    = qwen3.6</w:t>
+      </w:r>
+    </w:p>
+    <w:p>
+      <w:r>
+        <w:rPr>
+          <w:b w:val="0"/>
+          <w:i/>
+          <w:color w:val="64748B"/>
+          <w:sz w:val="21"/>
+        </w:rPr>
+        <w:t>Nota: Límites NaN: 60 rpm, 3 en paralelo, 1.5M tpm por modelo de chat. Enterprise (Helmcode): api.helmcode.com/v1.</w:t>
+      </w:r>
+    </w:p>
+    <w:p>
+      <w:pPr>
+        <w:pStyle w:val="Heading2"/>
+      </w:pPr>
+      <w:r>
+        <w:t>E. Proveedor premium (OpenAI / Claude / Gemini compatible)</w:t>
+      </w:r>
+    </w:p>
+    <w:p>
+      <w:r>
+        <w:rPr>
+          <w:b w:val="0"/>
+          <w:i w:val="0"/>
+          <w:color w:val="334155"/>
+          <w:sz w:val="21"/>
+        </w:rPr>
+        <w:t>Refinamiento de máxima precisión en la cascada. Solo se usa como escalada.</w:t>
+      </w:r>
+    </w:p>
+    <w:p>
+      <w:r>
+        <w:rPr>
+          <w:b/>
+          <w:i w:val="0"/>
+          <w:color w:val="6D28D9"/>
+          <w:sz w:val="21"/>
+        </w:rPr>
+        <w:t>Pasos:</w:t>
+      </w:r>
+    </w:p>
+    <w:p>
+      <w:pPr>
+        <w:pStyle w:val="ListNumber"/>
+      </w:pPr>
+      <w:r>
+        <w:t>Admin → Modelos externos → Premium → Base URL + modelo + API key → Guardar.</w:t>
+      </w:r>
+    </w:p>
+    <w:p>
+      <w:pPr>
+        <w:pStyle w:val="ListNumber"/>
+      </w:pPr>
+      <w:r>
+        <w:t>Pulsa «Probar conexión» para validar (latencia + muestra, o el error).</w:t>
+      </w:r>
+    </w:p>
+    <w:p>
+      <w:pPr>
+        <w:pStyle w:val="ListNumber"/>
+      </w:pPr>
+      <w:r>
+        <w:t>O configura PREMIUM_* en Render.</w:t>
+      </w:r>
+    </w:p>
+    <w:p>
+      <w:r>
+        <w:rPr>
+          <w:b/>
+          <w:i w:val="0"/>
+          <w:color w:val="6D28D9"/>
+          <w:sz w:val="21"/>
+        </w:rPr>
+        <w:t>Variables:</w:t>
+      </w:r>
+    </w:p>
+    <w:p>
+      <w:r>
+        <w:rPr>
+          <w:rFonts w:ascii="Consolas" w:hAnsi="Consolas"/>
+          <w:color w:val="334155"/>
+          <w:sz w:val="18"/>
+        </w:rPr>
+        <w:t>PREMIUM_ENABLED  = true</w:t>
+      </w:r>
+    </w:p>
+    <w:p>
+      <w:r>
+        <w:rPr>
+          <w:rFonts w:ascii="Consolas" w:hAnsi="Consolas"/>
+          <w:color w:val="334155"/>
+          <w:sz w:val="18"/>
+        </w:rPr>
+        <w:t>PREMIUM_API_KEY  = &lt;api key&gt;</w:t>
+      </w:r>
+    </w:p>
+    <w:p>
+      <w:r>
+        <w:rPr>
+          <w:rFonts w:ascii="Consolas" w:hAnsi="Consolas"/>
+          <w:color w:val="334155"/>
+          <w:sz w:val="18"/>
+        </w:rPr>
+        <w:t>PREMIUM_BASE_URL = https://api.openai.com/v1   # o el endpoint compatible de tu proveedor</w:t>
+      </w:r>
+    </w:p>
+    <w:p>
+      <w:r>
+        <w:rPr>
+          <w:rFonts w:ascii="Consolas" w:hAnsi="Consolas"/>
+          <w:color w:val="334155"/>
+          <w:sz w:val="18"/>
+        </w:rPr>
+        <w:t>PREMIUM_MODEL    = gpt-4o   # o claude-..., gemini-...</w:t>
+      </w:r>
+    </w:p>
+    <w:p>
+      <w:r>
+        <w:rPr>
+          <w:b w:val="0"/>
+          <w:i/>
+          <w:color w:val="64748B"/>
+          <w:sz w:val="21"/>
+        </w:rPr>
+        <w:t>Nota: Si no se configura, la cascada se queda en NaN (no se promete premium).</w:t>
+      </w:r>
+    </w:p>
+    <w:p>
+      <w:pPr>
+        <w:pStyle w:val="Heading2"/>
+      </w:pPr>
+      <w:r>
+        <w:t>F. Ollama — ruta local privada (datos confidenciales)</w:t>
+      </w:r>
+    </w:p>
+    <w:p>
+      <w:r>
+        <w:rPr>
+          <w:b w:val="0"/>
+          <w:i w:val="0"/>
+          <w:color w:val="334155"/>
+          <w:sz w:val="21"/>
+        </w:rPr>
+        <w:t>Procesa lo Confidencial/Restringido en tu propia máquina/servidor; nunca sale a la nube.</w:t>
+      </w:r>
+    </w:p>
+    <w:p>
+      <w:r>
+        <w:rPr>
+          <w:b/>
+          <w:i w:val="0"/>
+          <w:color w:val="6D28D9"/>
+          <w:sz w:val="21"/>
+        </w:rPr>
+        <w:t>Pasos:</w:t>
+      </w:r>
+    </w:p>
+    <w:p>
+      <w:pPr>
+        <w:pStyle w:val="ListNumber"/>
+      </w:pPr>
+      <w:r>
+        <w:t>Instala Ollama (ollama.com/download o brew install ollama) y arráncalo (ollama serve).</w:t>
+      </w:r>
+    </w:p>
+    <w:p>
+      <w:pPr>
+        <w:pStyle w:val="ListNumber"/>
+      </w:pPr>
+      <w:r>
+        <w:t>Descarga un modelo: ollama pull llama3.1 (o qwen2.5:3b para CPU). El nombre exacto = LOCAL_MODEL.</w:t>
+      </w:r>
+    </w:p>
+    <w:p>
+      <w:pPr>
+        <w:pStyle w:val="ListNumber"/>
+      </w:pPr>
+      <w:r>
+        <w:t>Exponlo con URL pública (prueba: cloudflared tunnel --url http://localhost:11434; prod: servidor HTTPS).</w:t>
+      </w:r>
+    </w:p>
+    <w:p>
+      <w:pPr>
+        <w:pStyle w:val="ListNumber"/>
+      </w:pPr>
+      <w:r>
+        <w:t>Configura LOCAL_* en Render con la URL del túnel/servidor + /v1.</w:t>
+      </w:r>
+    </w:p>
+    <w:p>
+      <w:pPr>
+        <w:pStyle w:val="ListNumber"/>
+      </w:pPr>
+      <w:r>
+        <w:t>Mientras no haya local, ALLOW_CLOUD_FALLBACK=true hace que lo sensible use NaN real en vez del simulador.</w:t>
+      </w:r>
+    </w:p>
+    <w:p>
+      <w:r>
+        <w:rPr>
+          <w:b/>
+          <w:i w:val="0"/>
+          <w:color w:val="6D28D9"/>
+          <w:sz w:val="21"/>
+        </w:rPr>
+        <w:t>Variables:</w:t>
+      </w:r>
+    </w:p>
+    <w:p>
+      <w:r>
+        <w:rPr>
+          <w:rFonts w:ascii="Consolas" w:hAnsi="Consolas"/>
+          <w:color w:val="334155"/>
+          <w:sz w:val="18"/>
+        </w:rPr>
+        <w:t>LOCAL_ENABLED  = true</w:t>
+      </w:r>
+    </w:p>
+    <w:p>
+      <w:r>
+        <w:rPr>
+          <w:rFonts w:ascii="Consolas" w:hAnsi="Consolas"/>
+          <w:color w:val="334155"/>
+          <w:sz w:val="18"/>
+        </w:rPr>
+        <w:t>LOCAL_BASE_URL = https://&lt;tu-tunel-o-servidor&gt;/v1</w:t>
+      </w:r>
+    </w:p>
+    <w:p>
+      <w:r>
+        <w:rPr>
+          <w:rFonts w:ascii="Consolas" w:hAnsi="Consolas"/>
+          <w:color w:val="334155"/>
+          <w:sz w:val="18"/>
+        </w:rPr>
+        <w:t>LOCAL_MODEL    = llama3.1</w:t>
+      </w:r>
+    </w:p>
+    <w:p>
+      <w:r>
+        <w:rPr>
+          <w:b w:val="0"/>
+          <w:i/>
+          <w:color w:val="64748B"/>
+          <w:sz w:val="21"/>
+        </w:rPr>
+        <w:t>Nota: Al conectar Ollama, lo sensible vuelve a la ruta local automáticamente (puedes apagar el fallback).</w:t>
+      </w:r>
+    </w:p>
+    <w:p>
+      <w:pPr>
+        <w:pStyle w:val="Heading2"/>
+      </w:pPr>
+      <w:r>
+        <w:t>G. n8n (workflows / automatización)</w:t>
+      </w:r>
+    </w:p>
+    <w:p>
+      <w:r>
+        <w:rPr>
+          <w:b w:val="0"/>
+          <w:i w:val="0"/>
+          <w:color w:val="334155"/>
+          <w:sz w:val="21"/>
+        </w:rPr>
+        <w:t>Gestionado por defecto (cero config). BYO opcional para usar tu propio n8n.</w:t>
+      </w:r>
+    </w:p>
+    <w:p>
+      <w:r>
+        <w:rPr>
+          <w:b/>
+          <w:i w:val="0"/>
+          <w:color w:val="6D28D9"/>
+          <w:sz w:val="21"/>
+        </w:rPr>
+        <w:t>Pasos:</w:t>
+      </w:r>
+    </w:p>
+    <w:p>
+      <w:pPr>
+        <w:pStyle w:val="ListNumber"/>
+      </w:pPr>
+      <w:r>
+        <w:t>Admin → n8n: Webhook Base URL + API key → Guardar (verás el motor y el origen).</w:t>
+      </w:r>
+    </w:p>
+    <w:p>
+      <w:pPr>
+        <w:pStyle w:val="ListNumber"/>
+      </w:pPr>
+      <w:r>
+        <w:t>O configura N8N_* en Render. N8N_AUTO_PROVISION crea los workflows por tenant.</w:t>
+      </w:r>
+    </w:p>
+    <w:p>
+      <w:pPr>
+        <w:pStyle w:val="ListNumber"/>
+      </w:pPr>
+      <w:r>
+        <w:t>En Automatizaciones usa acción «workflow» con el nombre del workflow como referencia.</w:t>
+      </w:r>
+    </w:p>
+    <w:p>
+      <w:r>
+        <w:rPr>
+          <w:b/>
+          <w:i w:val="0"/>
+          <w:color w:val="6D28D9"/>
+          <w:sz w:val="21"/>
+        </w:rPr>
+        <w:t>Variables:</w:t>
+      </w:r>
+    </w:p>
+    <w:p>
+      <w:r>
+        <w:rPr>
+          <w:rFonts w:ascii="Consolas" w:hAnsi="Consolas"/>
+          <w:color w:val="334155"/>
+          <w:sz w:val="18"/>
+        </w:rPr>
+        <w:t>N8N_ENABLED          = true</w:t>
+      </w:r>
+    </w:p>
+    <w:p>
+      <w:r>
+        <w:rPr>
+          <w:rFonts w:ascii="Consolas" w:hAnsi="Consolas"/>
+          <w:color w:val="334155"/>
+          <w:sz w:val="18"/>
+        </w:rPr>
+        <w:t>N8N_WEBHOOK_BASE_URL = https://&lt;tu-n8n&gt;/webhook</w:t>
+      </w:r>
+    </w:p>
+    <w:p>
+      <w:r>
+        <w:rPr>
+          <w:rFonts w:ascii="Consolas" w:hAnsi="Consolas"/>
+          <w:color w:val="334155"/>
+          <w:sz w:val="18"/>
+        </w:rPr>
+        <w:t>N8N_API_BASE_URL     = https://&lt;tu-n8n&gt;/api/v1</w:t>
+      </w:r>
+    </w:p>
+    <w:p>
+      <w:r>
+        <w:rPr>
+          <w:rFonts w:ascii="Consolas" w:hAnsi="Consolas"/>
+          <w:color w:val="334155"/>
+          <w:sz w:val="18"/>
+        </w:rPr>
+        <w:t>N8N_API_KEY          = &lt;api key de n8n&gt;</w:t>
+      </w:r>
+    </w:p>
+    <w:p>
+      <w:r>
+        <w:rPr>
+          <w:rFonts w:ascii="Consolas" w:hAnsi="Consolas"/>
+          <w:color w:val="334155"/>
+          <w:sz w:val="18"/>
+        </w:rPr>
+        <w:t>N8N_AUTO_PROVISION   = true</w:t>
+      </w:r>
+    </w:p>
+    <w:p>
+      <w:r>
+        <w:rPr>
+          <w:b w:val="0"/>
+          <w:i/>
+          <w:color w:val="64748B"/>
+          <w:sz w:val="21"/>
+        </w:rPr>
+        <w:t>Nota: Regla de integración: webhooks para eventos, REST (conectores) para comandos, n8n para el resto.</w:t>
+      </w:r>
+    </w:p>
+    <w:p>
+      <w:pPr>
+        <w:pStyle w:val="Heading2"/>
+      </w:pPr>
+      <w:r>
+        <w:t>H. Reranking del RAG</w:t>
+      </w:r>
+    </w:p>
+    <w:p>
+      <w:r>
+        <w:rPr>
+          <w:b w:val="0"/>
+          <w:i w:val="0"/>
+          <w:color w:val="334155"/>
+          <w:sz w:val="21"/>
+        </w:rPr>
+        <w:t>Mejora la precisión reordenando los candidatos recuperados.</w:t>
+      </w:r>
+    </w:p>
+    <w:p>
+      <w:r>
+        <w:rPr>
+          <w:b/>
+          <w:i w:val="0"/>
+          <w:color w:val="6D28D9"/>
+          <w:sz w:val="21"/>
+        </w:rPr>
+        <w:t>Pasos:</w:t>
+      </w:r>
+    </w:p>
+    <w:p>
+      <w:pPr>
+        <w:pStyle w:val="ListNumber"/>
+      </w:pPr>
+      <w:r>
+        <w:t>Configura primero el proveedor abierto (NaN) — guía D.</w:t>
+      </w:r>
+    </w:p>
+    <w:p>
+      <w:pPr>
+        <w:pStyle w:val="ListNumber"/>
+      </w:pPr>
+      <w:r>
+        <w:t>Admin → Eficiencia de tokens → activa «Reranking RAG».</w:t>
+      </w:r>
+    </w:p>
+    <w:p>
+      <w:pPr>
+        <w:pStyle w:val="ListNumber"/>
+      </w:pPr>
+      <w:r>
+        <w:t>O configura RERANK_* en Render.</w:t>
+      </w:r>
+    </w:p>
+    <w:p>
+      <w:r>
+        <w:rPr>
+          <w:b/>
+          <w:i w:val="0"/>
+          <w:color w:val="6D28D9"/>
+          <w:sz w:val="21"/>
+        </w:rPr>
+        <w:t>Variables:</w:t>
+      </w:r>
+    </w:p>
+    <w:p>
+      <w:r>
+        <w:rPr>
+          <w:rFonts w:ascii="Consolas" w:hAnsi="Consolas"/>
+          <w:color w:val="334155"/>
+          <w:sz w:val="18"/>
+        </w:rPr>
+        <w:t>RERANK_ENABLED    = true</w:t>
+      </w:r>
+    </w:p>
+    <w:p>
+      <w:r>
+        <w:rPr>
+          <w:rFonts w:ascii="Consolas" w:hAnsi="Consolas"/>
+          <w:color w:val="334155"/>
+          <w:sz w:val="18"/>
+        </w:rPr>
+        <w:t>RERANK_MODEL      = rerank</w:t>
+      </w:r>
+    </w:p>
+    <w:p>
+      <w:r>
+        <w:rPr>
+          <w:rFonts w:ascii="Consolas" w:hAnsi="Consolas"/>
+          <w:color w:val="334155"/>
+          <w:sz w:val="18"/>
+        </w:rPr>
+        <w:t>RERANK_CANDIDATES = 20</w:t>
+      </w:r>
+    </w:p>
+    <w:p>
+      <w:r>
+        <w:rPr>
+          <w:b w:val="0"/>
+          <w:i/>
+          <w:color w:val="64748B"/>
+          <w:sz w:val="21"/>
+        </w:rPr>
+        <w:t>Nota: Si el reranker falla, se usa el orden por coseno (sin romperse).</w:t>
+      </w:r>
+    </w:p>
+    <w:p>
+      <w:pPr>
+        <w:pStyle w:val="Heading2"/>
+      </w:pPr>
+      <w:r>
+        <w:t>I. Proteger ramas (GitHub) — gobernanza del código</w:t>
+      </w:r>
+    </w:p>
+    <w:p>
+      <w:r>
+        <w:rPr>
+          <w:b w:val="0"/>
+          <w:i w:val="0"/>
+          <w:color w:val="334155"/>
+          <w:sz w:val="21"/>
+        </w:rPr>
+        <w:t>Evita pushes directos a producción; exige PR + CI verde. Requiere admin del repo.</w:t>
+      </w:r>
+    </w:p>
+    <w:p>
+      <w:r>
+        <w:rPr>
+          <w:b/>
+          <w:i w:val="0"/>
+          <w:color w:val="6D28D9"/>
+          <w:sz w:val="21"/>
+        </w:rPr>
+        <w:t>Pasos:</w:t>
+      </w:r>
+    </w:p>
+    <w:p>
+      <w:pPr>
+        <w:pStyle w:val="ListNumber"/>
+      </w:pPr>
+      <w:r>
+        <w:t>Repo → Settings → Branches → Add branch ruleset (o Add branch protection rule).</w:t>
+      </w:r>
+    </w:p>
+    <w:p>
+      <w:pPr>
+        <w:pStyle w:val="ListNumber"/>
+      </w:pPr>
+      <w:r>
+        <w:t>Aplica a main y qa.</w:t>
+      </w:r>
+    </w:p>
+    <w:p>
+      <w:pPr>
+        <w:pStyle w:val="ListNumber"/>
+      </w:pPr>
+      <w:r>
+        <w:t>Activa: Require a pull request before merging.</w:t>
+      </w:r>
+    </w:p>
+    <w:p>
+      <w:pPr>
+        <w:pStyle w:val="ListNumber"/>
+      </w:pPr>
+      <w:r>
+        <w:t>Activa: Require status checks to pass → selecciona «API · pytest» y «Web · build».</w:t>
+      </w:r>
+    </w:p>
+    <w:p>
+      <w:pPr>
+        <w:pStyle w:val="ListNumber"/>
+      </w:pPr>
+      <w:r>
+        <w:t>(Opcional) Require branches to be up to date before merging. Guarda.</w:t>
+      </w:r>
+    </w:p>
+    <w:p>
+      <w:r>
+        <w:rPr>
+          <w:b w:val="0"/>
+          <w:i/>
+          <w:color w:val="64748B"/>
+          <w:sz w:val="21"/>
+        </w:rPr>
+        <w:t>Nota: Con esto, nadie mete código a qa/main sin PR + CI en verde — el flujo dev → qa → main.</w:t>
+      </w:r>
+    </w:p>
+    <w:p>
+      <w:pPr>
+        <w:pStyle w:val="Heading2"/>
+      </w:pPr>
+      <w:r>
+        <w:t>J. Núcleo (Render) + Portal (Vercel) + Base de datos</w:t>
+      </w:r>
+    </w:p>
+    <w:p>
+      <w:r>
+        <w:rPr>
+          <w:b w:val="0"/>
+          <w:i w:val="0"/>
+          <w:color w:val="334155"/>
+          <w:sz w:val="21"/>
+        </w:rPr>
+        <w:t>Variables base del backend y del portal, y la base de datos persistente.</w:t>
+      </w:r>
+    </w:p>
+    <w:p>
+      <w:r>
+        <w:rPr>
+          <w:b/>
+          <w:i w:val="0"/>
+          <w:color w:val="6D28D9"/>
+          <w:sz w:val="21"/>
+        </w:rPr>
+        <w:t>Pasos:</w:t>
+      </w:r>
+    </w:p>
+    <w:p>
+      <w:pPr>
+        <w:pStyle w:val="ListNumber"/>
+      </w:pPr>
+      <w:r>
+        <w:t>Render → Environment: SECRET_KEY (32+), DATABASE_URL (Supabase Session Pooler), CORS_ORIGINS, APP_ENV=production.</w:t>
+      </w:r>
+    </w:p>
+    <w:p>
+      <w:pPr>
+        <w:pStyle w:val="ListNumber"/>
+      </w:pPr>
+      <w:r>
+        <w:t>Vercel → NEXT_PUBLIC_API_BASE_URL = URL del backend (sin / final); Root Directory apps/web; Production Branch main.</w:t>
+      </w:r>
+    </w:p>
+    <w:p>
+      <w:pPr>
+        <w:pStyle w:val="ListNumber"/>
+      </w:pPr>
+      <w:r>
+        <w:t>Supabase: usa la cadena Session Pooler (IPv4); el backend crea tablas y siembra el tenant demo al primer arranque.</w:t>
+      </w:r>
+    </w:p>
+    <w:p>
+      <w:pPr>
+        <w:pStyle w:val="ListNumber"/>
+      </w:pPr>
+      <w:r>
+        <w:t>Plan Render Starter para que el backend no se «duerma»; salud en /health.</w:t>
+      </w:r>
+    </w:p>
+    <w:p>
+      <w:r>
+        <w:rPr>
+          <w:b/>
+          <w:i w:val="0"/>
+          <w:color w:val="6D28D9"/>
+          <w:sz w:val="21"/>
+        </w:rPr>
+        <w:t>Variables:</w:t>
+      </w:r>
+    </w:p>
+    <w:p>
+      <w:r>
+        <w:rPr>
+          <w:rFonts w:ascii="Consolas" w:hAnsi="Consolas"/>
+          <w:color w:val="334155"/>
+          <w:sz w:val="18"/>
+        </w:rPr>
+        <w:t>SECRET_KEY        = &lt;32+ caracteres&gt;</w:t>
+      </w:r>
+    </w:p>
+    <w:p>
+      <w:r>
+        <w:rPr>
+          <w:rFonts w:ascii="Consolas" w:hAnsi="Consolas"/>
+          <w:color w:val="334155"/>
+          <w:sz w:val="18"/>
+        </w:rPr>
+        <w:t>DATABASE_URL      = postgresql://...supabase... (Session Pooler)</w:t>
+      </w:r>
+    </w:p>
+    <w:p>
+      <w:r>
+        <w:rPr>
+          <w:rFonts w:ascii="Consolas" w:hAnsi="Consolas"/>
+          <w:color w:val="334155"/>
+          <w:sz w:val="18"/>
+        </w:rPr>
+        <w:t>CORS_ORIGINS      = https://plataforma.maestroai.mx</w:t>
+      </w:r>
+    </w:p>
+    <w:p>
+      <w:r>
+        <w:rPr>
+          <w:rFonts w:ascii="Consolas" w:hAnsi="Consolas"/>
+          <w:color w:val="334155"/>
+          <w:sz w:val="18"/>
+        </w:rPr>
+        <w:t>APP_ENV           = production</w:t>
+      </w:r>
+    </w:p>
+    <w:p>
+      <w:r>
+        <w:rPr>
+          <w:rFonts w:ascii="Consolas" w:hAnsi="Consolas"/>
+          <w:color w:val="334155"/>
+          <w:sz w:val="18"/>
+        </w:rPr>
+        <w:t>NEXT_PUBLIC_API_BASE_URL = https://&lt;tu-api&gt;   # en Vercel</w:t>
+      </w:r>
+    </w:p>
+    <w:p>
+      <w:r>
+        <w:rPr>
+          <w:b w:val="0"/>
+          <w:i/>
+          <w:color w:val="64748B"/>
+          <w:sz w:val="21"/>
+        </w:rPr>
+        <w:t>Nota: Cada entorno (dev/qa/prod) usa sus propias variables y BD; las llaves de prod no se reutilizan en QA.</w:t>
+      </w:r>
+    </w:p>
+    <w:p>
+      <w:pPr>
+        <w:pStyle w:val="Heading1"/>
+      </w:pPr>
+      <w:r>
+        <w:t>7. Roles, permisos y multi-tenant</w:t>
       </w:r>
     </w:p>
     <w:tbl>
@@ -2916,7 +3982,7 @@
           <w:color w:val="334155"/>
           <w:sz w:val="21"/>
         </w:rPr>
-        <w:t>Los permisos son jerárquicos por área y licencia: el rol y el área deciden qué documentos y contexto ve cada quien. General/sin área es visible para todos; Admin, Security y Super Admin ven todas las áreas. La autenticación es JWT (Bearer); SSO/OIDC es opcional.</w:t>
+        <w:t>Permisos jerárquicos por área y licencia: el rol y el área deciden qué documentos y contexto ve cada quien. General/sin área es visible para todos; Admin, Security y Super Admin ven todas las áreas.</w:t>
       </w:r>
     </w:p>
     <w:p>
@@ -2924,7 +3990,7 @@
         <w:pStyle w:val="Heading1"/>
       </w:pPr>
       <w:r>
-        <w:t>12. Seguridad, privacidad y cumplimiento</w:t>
+        <w:t>8. Seguridad, privacidad y cumplimiento</w:t>
       </w:r>
     </w:p>
     <w:p>
@@ -2932,13 +3998,7 @@
         <w:pStyle w:val="ListBullet"/>
       </w:pPr>
       <w:r>
-        <w:rPr>
-          <w:b/>
-        </w:rPr>
-        <w:t xml:space="preserve">Cifrado en reposo: </w:t>
-      </w:r>
-      <w:r>
-        <w:t>AES-256-GCM por tenant (documentos, fragmentos, credenciales).</w:t>
+        <w:t>Cifrado en reposo AES-256-GCM por tenant (documentos, fragmentos, credenciales).</w:t>
       </w:r>
     </w:p>
     <w:p>
@@ -2946,13 +4006,7 @@
         <w:pStyle w:val="ListBullet"/>
       </w:pPr>
       <w:r>
-        <w:rPr>
-          <w:b/>
-        </w:rPr>
-        <w:t xml:space="preserve">Redacción de PII: </w:t>
-      </w:r>
-      <w:r>
-        <w:t>antes de cualquier salida externa.</w:t>
+        <w:t>Redacción de PII antes de cualquier salida externa; minimización de contexto.</w:t>
       </w:r>
     </w:p>
     <w:p>
@@ -2960,13 +4014,7 @@
         <w:pStyle w:val="ListBullet"/>
       </w:pPr>
       <w:r>
-        <w:rPr>
-          <w:b/>
-        </w:rPr>
-        <w:t xml:space="preserve">Minimización de contexto: </w:t>
-      </w:r>
-      <w:r>
-        <w:t>solo se envía lo necesario, nunca documentos completos sin autorización.</w:t>
+        <w:t>Auditoría total con export a SIEM (JSONL).</w:t>
       </w:r>
     </w:p>
     <w:p>
@@ -2974,13 +4022,7 @@
         <w:pStyle w:val="ListBullet"/>
       </w:pPr>
       <w:r>
-        <w:rPr>
-          <w:b/>
-        </w:rPr>
-        <w:t xml:space="preserve">Auditoría: </w:t>
-      </w:r>
-      <w:r>
-        <w:t>cada evento registra usuario, ruta, modelo, tokens, costo, sensibilidad y razón; export a SIEM (JSONL).</w:t>
+        <w:t>Endurecimiento: denylist DML/CTE en fuentes de datos, escapado OData en Graph, config solo super admin.</w:t>
       </w:r>
     </w:p>
     <w:p>
@@ -2988,27 +4030,7 @@
         <w:pStyle w:val="ListBullet"/>
       </w:pPr>
       <w:r>
-        <w:rPr>
-          <w:b/>
-        </w:rPr>
-        <w:t xml:space="preserve">Endurecimiento: </w:t>
-      </w:r>
-      <w:r>
-        <w:t>denylist DML/CTE en fuentes de datos, escapado OData en Graph, authz de config solo super admin.</w:t>
-      </w:r>
-    </w:p>
-    <w:p>
-      <w:pPr>
-        <w:pStyle w:val="ListBullet"/>
-      </w:pPr>
-      <w:r>
-        <w:rPr>
-          <w:b/>
-        </w:rPr>
-        <w:t xml:space="preserve">Cumplimiento de referencia: </w:t>
-      </w:r>
-      <w:r>
-        <w:t>LFPDPPP, OWASP Top 10 for LLM Apps 2025, NIST AI RMF.</w:t>
+        <w:t>Cumplimiento de referencia: LFPDPPP, OWASP Top 10 for LLM Apps 2025, NIST AI RMF.</w:t>
       </w:r>
     </w:p>
     <w:p>
@@ -3016,7 +4038,7 @@
         <w:pStyle w:val="Heading1"/>
       </w:pPr>
       <w:r>
-        <w:t>13. Entornos, CI/CD y flujo Git</w:t>
+        <w:t>9. Entornos, CI/CD y operación</w:t>
       </w:r>
     </w:p>
     <w:p>
@@ -3027,7 +4049,7 @@
           <w:color w:val="334155"/>
           <w:sz w:val="21"/>
         </w:rPr>
-        <w:t>Promoción dev → qa → main (producción) mediante Pull Requests con CI obligatorio (pytest de la API + build del portal). Cada push a main despliega el portal (Vercel) y la API (Render). Las migraciones son aditivas e idempotentes para no perder datos. Se recomienda proteger las ramas main y qa (requerir PR + checks en verde).</w:t>
+        <w:t>Promoción dev → qa → main con PR y CI obligatorio (pytest + build). Cada push a main despliega portal (Vercel) y API (Render). Migraciones aditivas e idempotentes. Cada entorno usa sus propias variables y base de datos. Ayuda in-app en español + ayuda contextual (popup) por sección.</w:t>
       </w:r>
     </w:p>
     <w:p>
@@ -3035,18 +4057,500 @@
         <w:pStyle w:val="Heading1"/>
       </w:pPr>
       <w:r>
-        <w:t>14. Configuración y despliegue</w:t>
-      </w:r>
-    </w:p>
-    <w:p>
-      <w:r>
-        <w:rPr>
-          <w:b w:val="0"/>
-          <w:i w:val="0"/>
-          <w:color w:val="334155"/>
-          <w:sz w:val="21"/>
-        </w:rPr>
-        <w:t>Variables de entorno principales (Backend en Render salvo la última, que es del portal):</w:t>
+        <w:t>10. Roadmap y pendientes</w:t>
+      </w:r>
+    </w:p>
+    <w:p>
+      <w:pPr>
+        <w:pStyle w:val="ListBullet"/>
+      </w:pPr>
+      <w:r>
+        <w:t>Catálogos de configuración empresarial (en definición con el cliente).</w:t>
+      </w:r>
+    </w:p>
+    <w:p>
+      <w:pPr>
+        <w:pStyle w:val="ListBullet"/>
+      </w:pPr>
+      <w:r>
+        <w:t>TTS (kokoro) y STT (whisper) de NaN: voz y transcripción hacia el RAG.</w:t>
+      </w:r>
+    </w:p>
+    <w:p>
+      <w:pPr>
+        <w:pStyle w:val="ListBullet"/>
+      </w:pPr>
+      <w:r>
+        <w:t>SFTP para sistemas legados (requiere paramiko).</w:t>
+      </w:r>
+    </w:p>
+    <w:p>
+      <w:pPr>
+        <w:pStyle w:val="ListBullet"/>
+      </w:pPr>
+      <w:r>
+        <w:t>Pendientes del cliente: proteger ramas, reconectar Microsoft con scopes, configurar premium/NaN.</w:t>
+      </w:r>
+    </w:p>
+    <w:p>
+      <w:r>
+        <w:br w:type="page"/>
+      </w:r>
+    </w:p>
+    <w:p>
+      <w:pPr>
+        <w:pStyle w:val="Heading1"/>
+      </w:pPr>
+      <w:r>
+        <w:t>Apéndice A · Endpoints de la API (selección de 131)</w:t>
+      </w:r>
+    </w:p>
+    <w:p>
+      <w:pPr>
+        <w:pStyle w:val="Heading3"/>
+      </w:pPr>
+      <w:r>
+        <w:t>Autenticación / cuenta</w:t>
+      </w:r>
+    </w:p>
+    <w:p>
+      <w:pPr>
+        <w:pStyle w:val="ListBullet"/>
+      </w:pPr>
+      <w:r>
+        <w:t>POST /auth/login</w:t>
+      </w:r>
+    </w:p>
+    <w:p>
+      <w:pPr>
+        <w:pStyle w:val="ListBullet"/>
+      </w:pPr>
+      <w:r>
+        <w:t>GET /me</w:t>
+      </w:r>
+    </w:p>
+    <w:p>
+      <w:pPr>
+        <w:pStyle w:val="ListBullet"/>
+      </w:pPr>
+      <w:r>
+        <w:t>GET /account</w:t>
+      </w:r>
+    </w:p>
+    <w:p>
+      <w:pPr>
+        <w:pStyle w:val="Heading3"/>
+      </w:pPr>
+      <w:r>
+        <w:t>Chat y casos</w:t>
+      </w:r>
+    </w:p>
+    <w:p>
+      <w:pPr>
+        <w:pStyle w:val="ListBullet"/>
+      </w:pPr>
+      <w:r>
+        <w:t>POST /chat</w:t>
+      </w:r>
+    </w:p>
+    <w:p>
+      <w:pPr>
+        <w:pStyle w:val="ListBullet"/>
+      </w:pPr>
+      <w:r>
+        <w:t>POST /chat/preview</w:t>
+      </w:r>
+    </w:p>
+    <w:p>
+      <w:pPr>
+        <w:pStyle w:val="ListBullet"/>
+      </w:pPr>
+      <w:r>
+        <w:t>GET/POST /recipes</w:t>
+      </w:r>
+    </w:p>
+    <w:p>
+      <w:pPr>
+        <w:pStyle w:val="ListBullet"/>
+      </w:pPr>
+      <w:r>
+        <w:t>POST /recipes/{id}/start</w:t>
+      </w:r>
+    </w:p>
+    <w:p>
+      <w:pPr>
+        <w:pStyle w:val="ListBullet"/>
+      </w:pPr>
+      <w:r>
+        <w:t>POST /v1/cases/{recipe_id}/run</w:t>
+      </w:r>
+    </w:p>
+    <w:p>
+      <w:pPr>
+        <w:pStyle w:val="Heading3"/>
+      </w:pPr>
+      <w:r>
+        <w:t>Documentos y RAG</w:t>
+      </w:r>
+    </w:p>
+    <w:p>
+      <w:pPr>
+        <w:pStyle w:val="ListBullet"/>
+      </w:pPr>
+      <w:r>
+        <w:t>GET/POST /documents</w:t>
+      </w:r>
+    </w:p>
+    <w:p>
+      <w:pPr>
+        <w:pStyle w:val="ListBullet"/>
+      </w:pPr>
+      <w:r>
+        <w:t>POST /documents/upload</w:t>
+      </w:r>
+    </w:p>
+    <w:p>
+      <w:pPr>
+        <w:pStyle w:val="ListBullet"/>
+      </w:pPr>
+      <w:r>
+        <w:t>GET/POST /documents/categories</w:t>
+      </w:r>
+    </w:p>
+    <w:p>
+      <w:pPr>
+        <w:pStyle w:val="ListBullet"/>
+      </w:pPr>
+      <w:r>
+        <w:t>GET /drive/files</w:t>
+      </w:r>
+    </w:p>
+    <w:p>
+      <w:pPr>
+        <w:pStyle w:val="ListBullet"/>
+      </w:pPr>
+      <w:r>
+        <w:t>POST /drive/import</w:t>
+      </w:r>
+    </w:p>
+    <w:p>
+      <w:pPr>
+        <w:pStyle w:val="Heading3"/>
+      </w:pPr>
+      <w:r>
+        <w:t>Notebooks / Memoria</w:t>
+      </w:r>
+    </w:p>
+    <w:p>
+      <w:pPr>
+        <w:pStyle w:val="ListBullet"/>
+      </w:pPr>
+      <w:r>
+        <w:t>GET/POST /notebooks</w:t>
+      </w:r>
+    </w:p>
+    <w:p>
+      <w:pPr>
+        <w:pStyle w:val="ListBullet"/>
+      </w:pPr>
+      <w:r>
+        <w:t>POST /notebooks/{id}/ask</w:t>
+      </w:r>
+    </w:p>
+    <w:p>
+      <w:pPr>
+        <w:pStyle w:val="ListBullet"/>
+      </w:pPr>
+      <w:r>
+        <w:t>GET/POST /memory</w:t>
+      </w:r>
+    </w:p>
+    <w:p>
+      <w:pPr>
+        <w:pStyle w:val="ListBullet"/>
+      </w:pPr>
+      <w:r>
+        <w:t>GET /memory/tags</w:t>
+      </w:r>
+    </w:p>
+    <w:p>
+      <w:pPr>
+        <w:pStyle w:val="Heading3"/>
+      </w:pPr>
+      <w:r>
+        <w:t>Imágenes</w:t>
+      </w:r>
+    </w:p>
+    <w:p>
+      <w:pPr>
+        <w:pStyle w:val="ListBullet"/>
+      </w:pPr>
+      <w:r>
+        <w:t>GET /images/config</w:t>
+      </w:r>
+    </w:p>
+    <w:p>
+      <w:pPr>
+        <w:pStyle w:val="ListBullet"/>
+      </w:pPr>
+      <w:r>
+        <w:t>POST /images/generate</w:t>
+      </w:r>
+    </w:p>
+    <w:p>
+      <w:pPr>
+        <w:pStyle w:val="ListBullet"/>
+      </w:pPr>
+      <w:r>
+        <w:t>GET /images</w:t>
+      </w:r>
+    </w:p>
+    <w:p>
+      <w:pPr>
+        <w:pStyle w:val="ListBullet"/>
+      </w:pPr>
+      <w:r>
+        <w:t>GET /images/{id}/data</w:t>
+      </w:r>
+    </w:p>
+    <w:p>
+      <w:pPr>
+        <w:pStyle w:val="Heading3"/>
+      </w:pPr>
+      <w:r>
+        <w:t>Acciones</w:t>
+      </w:r>
+    </w:p>
+    <w:p>
+      <w:pPr>
+        <w:pStyle w:val="ListBullet"/>
+      </w:pPr>
+      <w:r>
+        <w:t>GET /actions</w:t>
+      </w:r>
+    </w:p>
+    <w:p>
+      <w:pPr>
+        <w:pStyle w:val="ListBullet"/>
+      </w:pPr>
+      <w:r>
+        <w:t>POST /actions/run</w:t>
+      </w:r>
+    </w:p>
+    <w:p>
+      <w:pPr>
+        <w:pStyle w:val="ListBullet"/>
+      </w:pPr>
+      <w:r>
+        <w:t>POST /actions/requests/{id}/approve</w:t>
+      </w:r>
+    </w:p>
+    <w:p>
+      <w:pPr>
+        <w:pStyle w:val="ListBullet"/>
+      </w:pPr>
+      <w:r>
+        <w:t>GET/DELETE /actions/grants</w:t>
+      </w:r>
+    </w:p>
+    <w:p>
+      <w:pPr>
+        <w:pStyle w:val="Heading3"/>
+      </w:pPr>
+      <w:r>
+        <w:t>Integraciones</w:t>
+      </w:r>
+    </w:p>
+    <w:p>
+      <w:pPr>
+        <w:pStyle w:val="ListBullet"/>
+      </w:pPr>
+      <w:r>
+        <w:t>GET/POST /integrations/connectors</w:t>
+      </w:r>
+    </w:p>
+    <w:p>
+      <w:pPr>
+        <w:pStyle w:val="ListBullet"/>
+      </w:pPr>
+      <w:r>
+        <w:t>POST /integrations/connectors/{id}/test</w:t>
+      </w:r>
+    </w:p>
+    <w:p>
+      <w:pPr>
+        <w:pStyle w:val="ListBullet"/>
+      </w:pPr>
+      <w:r>
+        <w:t>GET /integrations/connectors/{id}/reveal</w:t>
+      </w:r>
+    </w:p>
+    <w:p>
+      <w:pPr>
+        <w:pStyle w:val="ListBullet"/>
+      </w:pPr>
+      <w:r>
+        <w:t>GET/POST /datasources</w:t>
+      </w:r>
+    </w:p>
+    <w:p>
+      <w:pPr>
+        <w:pStyle w:val="ListBullet"/>
+      </w:pPr>
+      <w:r>
+        <w:t>POST /datasources/import-csv</w:t>
+      </w:r>
+    </w:p>
+    <w:p>
+      <w:pPr>
+        <w:pStyle w:val="ListBullet"/>
+      </w:pPr>
+      <w:r>
+        <w:t>POST /oauth/{provider}/authorize</w:t>
+      </w:r>
+    </w:p>
+    <w:p>
+      <w:pPr>
+        <w:pStyle w:val="Heading3"/>
+      </w:pPr>
+      <w:r>
+        <w:t>Automatizaciones</w:t>
+      </w:r>
+    </w:p>
+    <w:p>
+      <w:pPr>
+        <w:pStyle w:val="ListBullet"/>
+      </w:pPr>
+      <w:r>
+        <w:t>GET/POST /automations</w:t>
+      </w:r>
+    </w:p>
+    <w:p>
+      <w:pPr>
+        <w:pStyle w:val="ListBullet"/>
+      </w:pPr>
+      <w:r>
+        <w:t>POST /automations/from-template</w:t>
+      </w:r>
+    </w:p>
+    <w:p>
+      <w:pPr>
+        <w:pStyle w:val="ListBullet"/>
+      </w:pPr>
+      <w:r>
+        <w:t>POST /automations/{id}/run</w:t>
+      </w:r>
+    </w:p>
+    <w:p>
+      <w:pPr>
+        <w:pStyle w:val="ListBullet"/>
+      </w:pPr>
+      <w:r>
+        <w:t>POST /automations/run-due</w:t>
+      </w:r>
+    </w:p>
+    <w:p>
+      <w:pPr>
+        <w:pStyle w:val="Heading3"/>
+      </w:pPr>
+      <w:r>
+        <w:t>Admin</w:t>
+      </w:r>
+    </w:p>
+    <w:p>
+      <w:pPr>
+        <w:pStyle w:val="ListBullet"/>
+      </w:pPr>
+      <w:r>
+        <w:t>GET/PUT /admin/providers</w:t>
+      </w:r>
+    </w:p>
+    <w:p>
+      <w:pPr>
+        <w:pStyle w:val="ListBullet"/>
+      </w:pPr>
+      <w:r>
+        <w:t>POST /admin/providers/{route}/test</w:t>
+      </w:r>
+    </w:p>
+    <w:p>
+      <w:pPr>
+        <w:pStyle w:val="ListBullet"/>
+      </w:pPr>
+      <w:r>
+        <w:t>GET/PUT /admin/efficiency</w:t>
+      </w:r>
+    </w:p>
+    <w:p>
+      <w:pPr>
+        <w:pStyle w:val="ListBullet"/>
+      </w:pPr>
+      <w:r>
+        <w:t>GET/POST /admin/users</w:t>
+      </w:r>
+    </w:p>
+    <w:p>
+      <w:pPr>
+        <w:pStyle w:val="ListBullet"/>
+      </w:pPr>
+      <w:r>
+        <w:t>GET /admin/n8n</w:t>
+      </w:r>
+    </w:p>
+    <w:p>
+      <w:pPr>
+        <w:pStyle w:val="Heading3"/>
+      </w:pPr>
+      <w:r>
+        <w:t>Auditoría / salud</w:t>
+      </w:r>
+    </w:p>
+    <w:p>
+      <w:pPr>
+        <w:pStyle w:val="ListBullet"/>
+      </w:pPr>
+      <w:r>
+        <w:t>GET /audit</w:t>
+      </w:r>
+    </w:p>
+    <w:p>
+      <w:pPr>
+        <w:pStyle w:val="ListBullet"/>
+      </w:pPr>
+      <w:r>
+        <w:t>GET /audit/export</w:t>
+      </w:r>
+    </w:p>
+    <w:p>
+      <w:pPr>
+        <w:pStyle w:val="ListBullet"/>
+      </w:pPr>
+      <w:r>
+        <w:t>GET /usage</w:t>
+      </w:r>
+    </w:p>
+    <w:p>
+      <w:pPr>
+        <w:pStyle w:val="ListBullet"/>
+      </w:pPr>
+      <w:r>
+        <w:t>GET /health</w:t>
+      </w:r>
+    </w:p>
+    <w:p>
+      <w:pPr>
+        <w:pStyle w:val="ListBullet"/>
+      </w:pPr>
+      <w:r>
+        <w:t>POST /v1/webhooks/{id}</w:t>
+      </w:r>
+    </w:p>
+    <w:p>
+      <w:pPr>
+        <w:pStyle w:val="Heading1"/>
+      </w:pPr>
+      <w:r>
+        <w:t>Apéndice B · Catálogo de acciones del toolkit</w:t>
       </w:r>
     </w:p>
     <w:tbl>
@@ -3057,14 +4561,15 @@
         <w:tblLook w:firstColumn="1" w:firstRow="1" w:lastColumn="0" w:lastRow="0" w:noHBand="0" w:noVBand="1" w:val="04A0"/>
       </w:tblPr>
       <w:tblGrid>
-        <w:gridCol w:w="2880"/>
-        <w:gridCol w:w="2880"/>
-        <w:gridCol w:w="2880"/>
+        <w:gridCol w:w="2160"/>
+        <w:gridCol w:w="2160"/>
+        <w:gridCol w:w="2160"/>
+        <w:gridCol w:w="2160"/>
       </w:tblGrid>
       <w:tr>
         <w:tc>
           <w:tcPr>
-            <w:tcW w:type="dxa" w:w="2880"/>
+            <w:tcW w:type="dxa" w:w="2160"/>
           </w:tcPr>
           <w:p>
             <w:r>
@@ -3072,13 +4577,13 @@
                 <w:b/>
                 <w:sz w:val="19"/>
               </w:rPr>
-              <w:t>Variable(s)</w:t>
+              <w:t>Acción</w:t>
             </w:r>
           </w:p>
         </w:tc>
         <w:tc>
           <w:tcPr>
-            <w:tcW w:type="dxa" w:w="2880"/>
+            <w:tcW w:type="dxa" w:w="2160"/>
           </w:tcPr>
           <w:p>
             <w:r>
@@ -3086,13 +4591,13 @@
                 <w:b/>
                 <w:sz w:val="19"/>
               </w:rPr>
-              <w:t>Grupo</w:t>
+              <w:t>Proveedor</w:t>
             </w:r>
           </w:p>
         </w:tc>
         <w:tc>
           <w:tcPr>
-            <w:tcW w:type="dxa" w:w="2880"/>
+            <w:tcW w:type="dxa" w:w="2160"/>
           </w:tcPr>
           <w:p>
             <w:r>
@@ -3100,7 +4605,21 @@
                 <w:b/>
                 <w:sz w:val="19"/>
               </w:rPr>
-              <w:t>Descripción</w:t>
+              <w:t>Escritura</w:t>
+            </w:r>
+          </w:p>
+        </w:tc>
+        <w:tc>
+          <w:tcPr>
+            <w:tcW w:type="dxa" w:w="2160"/>
+          </w:tcPr>
+          <w:p>
+            <w:r>
+              <w:rPr>
+                <w:b/>
+                <w:sz w:val="19"/>
+              </w:rPr>
+              <w:t>Parámetros</w:t>
             </w:r>
           </w:p>
         </w:tc>
@@ -3108,40 +4627,53 @@
       <w:tr>
         <w:tc>
           <w:tcPr>
-            <w:tcW w:type="dxa" w:w="2880"/>
+            <w:tcW w:type="dxa" w:w="2160"/>
           </w:tcPr>
           <w:p>
             <w:r>
               <w:rPr>
                 <w:sz w:val="18"/>
               </w:rPr>
-              <w:t>SECRET_KEY</w:t>
+              <w:t>gmail.send / outlook.send</w:t>
             </w:r>
           </w:p>
         </w:tc>
         <w:tc>
           <w:tcPr>
-            <w:tcW w:type="dxa" w:w="2880"/>
+            <w:tcW w:type="dxa" w:w="2160"/>
           </w:tcPr>
           <w:p>
             <w:r>
               <w:rPr>
                 <w:sz w:val="18"/>
               </w:rPr>
-              <w:t>Núcleo</w:t>
+              <w:t>Google / Microsoft</w:t>
             </w:r>
           </w:p>
         </w:tc>
         <w:tc>
           <w:tcPr>
-            <w:tcW w:type="dxa" w:w="2880"/>
+            <w:tcW w:type="dxa" w:w="2160"/>
           </w:tcPr>
           <w:p>
             <w:r>
               <w:rPr>
                 <w:sz w:val="18"/>
               </w:rPr>
-              <w:t>Clave de firma JWT (32+ caracteres).</w:t>
+              <w:t>Sí</w:t>
+            </w:r>
+          </w:p>
+        </w:tc>
+        <w:tc>
+          <w:tcPr>
+            <w:tcW w:type="dxa" w:w="2160"/>
+          </w:tcPr>
+          <w:p>
+            <w:r>
+              <w:rPr>
+                <w:sz w:val="18"/>
+              </w:rPr>
+              <w:t>to, subject, body</w:t>
             </w:r>
           </w:p>
         </w:tc>
@@ -3149,40 +4681,53 @@
       <w:tr>
         <w:tc>
           <w:tcPr>
-            <w:tcW w:type="dxa" w:w="2880"/>
+            <w:tcW w:type="dxa" w:w="2160"/>
           </w:tcPr>
           <w:p>
             <w:r>
               <w:rPr>
                 <w:sz w:val="18"/>
               </w:rPr>
-              <w:t>DATABASE_URL</w:t>
+              <w:t>gcal/mscal.create_event</w:t>
             </w:r>
           </w:p>
         </w:tc>
         <w:tc>
           <w:tcPr>
-            <w:tcW w:type="dxa" w:w="2880"/>
+            <w:tcW w:type="dxa" w:w="2160"/>
           </w:tcPr>
           <w:p>
             <w:r>
               <w:rPr>
                 <w:sz w:val="18"/>
               </w:rPr>
-              <w:t>Núcleo</w:t>
+              <w:t>Google / Microsoft</w:t>
             </w:r>
           </w:p>
         </w:tc>
         <w:tc>
           <w:tcPr>
-            <w:tcW w:type="dxa" w:w="2880"/>
+            <w:tcW w:type="dxa" w:w="2160"/>
           </w:tcPr>
           <w:p>
             <w:r>
               <w:rPr>
                 <w:sz w:val="18"/>
               </w:rPr>
-              <w:t>Postgres (Supabase Session Pooler). Sin ella, SQLite efímero.</w:t>
+              <w:t>Sí</w:t>
+            </w:r>
+          </w:p>
+        </w:tc>
+        <w:tc>
+          <w:tcPr>
+            <w:tcW w:type="dxa" w:w="2160"/>
+          </w:tcPr>
+          <w:p>
+            <w:r>
+              <w:rPr>
+                <w:sz w:val="18"/>
+              </w:rPr>
+              <w:t>summary, start, end, location</w:t>
             </w:r>
           </w:p>
         </w:tc>
@@ -3190,40 +4735,53 @@
       <w:tr>
         <w:tc>
           <w:tcPr>
-            <w:tcW w:type="dxa" w:w="2880"/>
+            <w:tcW w:type="dxa" w:w="2160"/>
           </w:tcPr>
           <w:p>
             <w:r>
               <w:rPr>
                 <w:sz w:val="18"/>
               </w:rPr>
-              <w:t>CORS_ORIGINS / CORS_ORIGIN_REGEX</w:t>
+              <w:t>gsheets.append / excel.append</w:t>
             </w:r>
           </w:p>
         </w:tc>
         <w:tc>
           <w:tcPr>
-            <w:tcW w:type="dxa" w:w="2880"/>
+            <w:tcW w:type="dxa" w:w="2160"/>
           </w:tcPr>
           <w:p>
             <w:r>
               <w:rPr>
                 <w:sz w:val="18"/>
               </w:rPr>
-              <w:t>Núcleo</w:t>
+              <w:t>Google / Microsoft</w:t>
             </w:r>
           </w:p>
         </w:tc>
         <w:tc>
           <w:tcPr>
-            <w:tcW w:type="dxa" w:w="2880"/>
+            <w:tcW w:type="dxa" w:w="2160"/>
           </w:tcPr>
           <w:p>
             <w:r>
               <w:rPr>
                 <w:sz w:val="18"/>
               </w:rPr>
-              <w:t>Orígenes permitidos del portal.</w:t>
+              <w:t>Sí</w:t>
+            </w:r>
+          </w:p>
+        </w:tc>
+        <w:tc>
+          <w:tcPr>
+            <w:tcW w:type="dxa" w:w="2160"/>
+          </w:tcPr>
+          <w:p>
+            <w:r>
+              <w:rPr>
+                <w:sz w:val="18"/>
+              </w:rPr>
+              <w:t>id, range/table, values</w:t>
             </w:r>
           </w:p>
         </w:tc>
@@ -3231,40 +4789,53 @@
       <w:tr>
         <w:tc>
           <w:tcPr>
-            <w:tcW w:type="dxa" w:w="2880"/>
+            <w:tcW w:type="dxa" w:w="2160"/>
           </w:tcPr>
           <w:p>
             <w:r>
               <w:rPr>
                 <w:sz w:val="18"/>
               </w:rPr>
-              <w:t>APP_ENV</w:t>
+              <w:t>teams.post</w:t>
             </w:r>
           </w:p>
         </w:tc>
         <w:tc>
           <w:tcPr>
-            <w:tcW w:type="dxa" w:w="2880"/>
+            <w:tcW w:type="dxa" w:w="2160"/>
           </w:tcPr>
           <w:p>
             <w:r>
               <w:rPr>
                 <w:sz w:val="18"/>
               </w:rPr>
-              <w:t>Núcleo</w:t>
+              <w:t>Microsoft</w:t>
             </w:r>
           </w:p>
         </w:tc>
         <w:tc>
           <w:tcPr>
-            <w:tcW w:type="dxa" w:w="2880"/>
+            <w:tcW w:type="dxa" w:w="2160"/>
           </w:tcPr>
           <w:p>
             <w:r>
               <w:rPr>
                 <w:sz w:val="18"/>
               </w:rPr>
-              <w:t>production / development.</w:t>
+              <w:t>Sí</w:t>
+            </w:r>
+          </w:p>
+        </w:tc>
+        <w:tc>
+          <w:tcPr>
+            <w:tcW w:type="dxa" w:w="2160"/>
+          </w:tcPr>
+          <w:p>
+            <w:r>
+              <w:rPr>
+                <w:sz w:val="18"/>
+              </w:rPr>
+              <w:t>team_id, channel_id, message</w:t>
             </w:r>
           </w:p>
         </w:tc>
@@ -3272,40 +4843,53 @@
       <w:tr>
         <w:tc>
           <w:tcPr>
-            <w:tcW w:type="dxa" w:w="2880"/>
+            <w:tcW w:type="dxa" w:w="2160"/>
           </w:tcPr>
           <w:p>
             <w:r>
               <w:rPr>
                 <w:sz w:val="18"/>
               </w:rPr>
-              <w:t>OPEN_ENABLED / OPEN_API_KEY / OPEN_BASE_URL / OPEN_MODEL</w:t>
+              <w:t>gsheets.read / excel.read</w:t>
             </w:r>
           </w:p>
         </w:tc>
         <w:tc>
           <w:tcPr>
-            <w:tcW w:type="dxa" w:w="2880"/>
+            <w:tcW w:type="dxa" w:w="2160"/>
           </w:tcPr>
           <w:p>
             <w:r>
               <w:rPr>
                 <w:sz w:val="18"/>
               </w:rPr>
-              <w:t>Modelos</w:t>
+              <w:t>Google / Microsoft</w:t>
             </w:r>
           </w:p>
         </w:tc>
         <w:tc>
           <w:tcPr>
-            <w:tcW w:type="dxa" w:w="2880"/>
+            <w:tcW w:type="dxa" w:w="2160"/>
           </w:tcPr>
           <w:p>
             <w:r>
               <w:rPr>
                 <w:sz w:val="18"/>
               </w:rPr>
-              <w:t>Ruta abierta — NaN Builders.</w:t>
+              <w:t>No</w:t>
+            </w:r>
+          </w:p>
+        </w:tc>
+        <w:tc>
+          <w:tcPr>
+            <w:tcW w:type="dxa" w:w="2160"/>
+          </w:tcPr>
+          <w:p>
+            <w:r>
+              <w:rPr>
+                <w:sz w:val="18"/>
+              </w:rPr>
+              <w:t>id, range/worksheet</w:t>
             </w:r>
           </w:p>
         </w:tc>
@@ -3313,40 +4897,53 @@
       <w:tr>
         <w:tc>
           <w:tcPr>
-            <w:tcW w:type="dxa" w:w="2880"/>
+            <w:tcW w:type="dxa" w:w="2160"/>
           </w:tcPr>
           <w:p>
             <w:r>
               <w:rPr>
                 <w:sz w:val="18"/>
               </w:rPr>
-              <w:t>PREMIUM_ENABLED / PREMIUM_API_KEY / PREMIUM_BASE_URL / PREMIUM_MODEL</w:t>
+              <w:t>gcal.list / mscal.list</w:t>
             </w:r>
           </w:p>
         </w:tc>
         <w:tc>
           <w:tcPr>
-            <w:tcW w:type="dxa" w:w="2880"/>
+            <w:tcW w:type="dxa" w:w="2160"/>
           </w:tcPr>
           <w:p>
             <w:r>
               <w:rPr>
                 <w:sz w:val="18"/>
               </w:rPr>
-              <w:t>Modelos</w:t>
+              <w:t>Google / Microsoft</w:t>
             </w:r>
           </w:p>
         </w:tc>
         <w:tc>
           <w:tcPr>
-            <w:tcW w:type="dxa" w:w="2880"/>
+            <w:tcW w:type="dxa" w:w="2160"/>
           </w:tcPr>
           <w:p>
             <w:r>
               <w:rPr>
                 <w:sz w:val="18"/>
               </w:rPr>
-              <w:t>Ruta premium (OpenAI/Claude/Gemini compatible).</w:t>
+              <w:t>No</w:t>
+            </w:r>
+          </w:p>
+        </w:tc>
+        <w:tc>
+          <w:tcPr>
+            <w:tcW w:type="dxa" w:w="2160"/>
+          </w:tcPr>
+          <w:p>
+            <w:r>
+              <w:rPr>
+                <w:sz w:val="18"/>
+              </w:rPr>
+              <w:t>days</w:t>
             </w:r>
           </w:p>
         </w:tc>
@@ -3354,2154 +4951,53 @@
       <w:tr>
         <w:tc>
           <w:tcPr>
-            <w:tcW w:type="dxa" w:w="2880"/>
+            <w:tcW w:type="dxa" w:w="2160"/>
           </w:tcPr>
           <w:p>
             <w:r>
               <w:rPr>
                 <w:sz w:val="18"/>
               </w:rPr>
-              <w:t>LOCAL_ENABLED / LOCAL_BASE_URL / LOCAL_MODEL</w:t>
+              <w:t>onedrive.list / sharepoint.search</w:t>
             </w:r>
           </w:p>
         </w:tc>
         <w:tc>
           <w:tcPr>
-            <w:tcW w:type="dxa" w:w="2880"/>
+            <w:tcW w:type="dxa" w:w="2160"/>
           </w:tcPr>
           <w:p>
             <w:r>
               <w:rPr>
                 <w:sz w:val="18"/>
               </w:rPr>
-              <w:t>Modelos</w:t>
+              <w:t>Microsoft</w:t>
             </w:r>
           </w:p>
         </w:tc>
         <w:tc>
           <w:tcPr>
-            <w:tcW w:type="dxa" w:w="2880"/>
+            <w:tcW w:type="dxa" w:w="2160"/>
           </w:tcPr>
           <w:p>
             <w:r>
               <w:rPr>
                 <w:sz w:val="18"/>
               </w:rPr>
-              <w:t>Ruta local (Ollama).</w:t>
+              <w:t>No</w:t>
             </w:r>
           </w:p>
         </w:tc>
-      </w:tr>
-      <w:tr>
         <w:tc>
           <w:tcPr>
-            <w:tcW w:type="dxa" w:w="2880"/>
+            <w:tcW w:type="dxa" w:w="2160"/>
           </w:tcPr>
           <w:p>
             <w:r>
               <w:rPr>
                 <w:sz w:val="18"/>
               </w:rPr>
-              <w:t>VPC_ENABLED / VPC_BASE_URL / VPC_API_KEY / VPC_MODEL</w:t>
-            </w:r>
-          </w:p>
-        </w:tc>
-        <w:tc>
-          <w:tcPr>
-            <w:tcW w:type="dxa" w:w="2880"/>
-          </w:tcPr>
-          <w:p>
-            <w:r>
-              <w:rPr>
-                <w:sz w:val="18"/>
-              </w:rPr>
-              <w:t>Modelos</w:t>
-            </w:r>
-          </w:p>
-        </w:tc>
-        <w:tc>
-          <w:tcPr>
-            <w:tcW w:type="dxa" w:w="2880"/>
-          </w:tcPr>
-          <w:p>
-            <w:r>
-              <w:rPr>
-                <w:sz w:val="18"/>
-              </w:rPr>
-              <w:t>Ruta VPC (vLLM/TGI).</w:t>
-            </w:r>
-          </w:p>
-        </w:tc>
-      </w:tr>
-      <w:tr>
-        <w:tc>
-          <w:tcPr>
-            <w:tcW w:type="dxa" w:w="2880"/>
-          </w:tcPr>
-          <w:p>
-            <w:r>
-              <w:rPr>
-                <w:sz w:val="18"/>
-              </w:rPr>
-              <w:t>ALLOW_CLOUD_FALLBACK</w:t>
-            </w:r>
-          </w:p>
-        </w:tc>
-        <w:tc>
-          <w:tcPr>
-            <w:tcW w:type="dxa" w:w="2880"/>
-          </w:tcPr>
-          <w:p>
-            <w:r>
-              <w:rPr>
-                <w:sz w:val="18"/>
-              </w:rPr>
-              <w:t>Modelos</w:t>
-            </w:r>
-          </w:p>
-        </w:tc>
-        <w:tc>
-          <w:tcPr>
-            <w:tcW w:type="dxa" w:w="2880"/>
-          </w:tcPr>
-          <w:p>
-            <w:r>
-              <w:rPr>
-                <w:sz w:val="18"/>
-              </w:rPr>
-              <w:t>Permite subir a nube si la ruta privada no tiene modelo real (opt-in).</w:t>
-            </w:r>
-          </w:p>
-        </w:tc>
-      </w:tr>
-      <w:tr>
-        <w:tc>
-          <w:tcPr>
-            <w:tcW w:type="dxa" w:w="2880"/>
-          </w:tcPr>
-          <w:p>
-            <w:r>
-              <w:rPr>
-                <w:sz w:val="18"/>
-              </w:rPr>
-              <w:t>CONDENSE_ENABLED / CONDENSE_THRESHOLD_CHARS / MAX_TOKENS_PER_REQUEST</w:t>
-            </w:r>
-          </w:p>
-        </w:tc>
-        <w:tc>
-          <w:tcPr>
-            <w:tcW w:type="dxa" w:w="2880"/>
-          </w:tcPr>
-          <w:p>
-            <w:r>
-              <w:rPr>
-                <w:sz w:val="18"/>
-              </w:rPr>
-              <w:t>Eficiencia</w:t>
-            </w:r>
-          </w:p>
-        </w:tc>
-        <w:tc>
-          <w:tcPr>
-            <w:tcW w:type="dxa" w:w="2880"/>
-          </w:tcPr>
-          <w:p>
-            <w:r>
-              <w:rPr>
-                <w:sz w:val="18"/>
-              </w:rPr>
-              <w:t>Condensación + tope de gasto.</w:t>
-            </w:r>
-          </w:p>
-        </w:tc>
-      </w:tr>
-      <w:tr>
-        <w:tc>
-          <w:tcPr>
-            <w:tcW w:type="dxa" w:w="2880"/>
-          </w:tcPr>
-          <w:p>
-            <w:r>
-              <w:rPr>
-                <w:sz w:val="18"/>
-              </w:rPr>
-              <w:t>RERANK_ENABLED / RERANK_MODEL / RERANK_CANDIDATES</w:t>
-            </w:r>
-          </w:p>
-        </w:tc>
-        <w:tc>
-          <w:tcPr>
-            <w:tcW w:type="dxa" w:w="2880"/>
-          </w:tcPr>
-          <w:p>
-            <w:r>
-              <w:rPr>
-                <w:sz w:val="18"/>
-              </w:rPr>
-              <w:t>Eficiencia</w:t>
-            </w:r>
-          </w:p>
-        </w:tc>
-        <w:tc>
-          <w:tcPr>
-            <w:tcW w:type="dxa" w:w="2880"/>
-          </w:tcPr>
-          <w:p>
-            <w:r>
-              <w:rPr>
-                <w:sz w:val="18"/>
-              </w:rPr>
-              <w:t>Reranking del RAG (NaN).</w:t>
-            </w:r>
-          </w:p>
-        </w:tc>
-      </w:tr>
-      <w:tr>
-        <w:tc>
-          <w:tcPr>
-            <w:tcW w:type="dxa" w:w="2880"/>
-          </w:tcPr>
-          <w:p>
-            <w:r>
-              <w:rPr>
-                <w:sz w:val="18"/>
-              </w:rPr>
-              <w:t>ENCRYPTION_ENABLED / MASTER_KMS_KEY / KMS_KEY_VERSION</w:t>
-            </w:r>
-          </w:p>
-        </w:tc>
-        <w:tc>
-          <w:tcPr>
-            <w:tcW w:type="dxa" w:w="2880"/>
-          </w:tcPr>
-          <w:p>
-            <w:r>
-              <w:rPr>
-                <w:sz w:val="18"/>
-              </w:rPr>
-              <w:t>Seguridad</w:t>
-            </w:r>
-          </w:p>
-        </w:tc>
-        <w:tc>
-          <w:tcPr>
-            <w:tcW w:type="dxa" w:w="2880"/>
-          </w:tcPr>
-          <w:p>
-            <w:r>
-              <w:rPr>
-                <w:sz w:val="18"/>
-              </w:rPr>
-              <w:t>Cifrado en reposo AES-256-GCM.</w:t>
-            </w:r>
-          </w:p>
-        </w:tc>
-      </w:tr>
-      <w:tr>
-        <w:tc>
-          <w:tcPr>
-            <w:tcW w:type="dxa" w:w="2880"/>
-          </w:tcPr>
-          <w:p>
-            <w:r>
-              <w:rPr>
-                <w:sz w:val="18"/>
-              </w:rPr>
-              <w:t>VECTOR_STORE / QDRANT_URL / QDRANT_API_KEY</w:t>
-            </w:r>
-          </w:p>
-        </w:tc>
-        <w:tc>
-          <w:tcPr>
-            <w:tcW w:type="dxa" w:w="2880"/>
-          </w:tcPr>
-          <w:p>
-            <w:r>
-              <w:rPr>
-                <w:sz w:val="18"/>
-              </w:rPr>
-              <w:t>RAG</w:t>
-            </w:r>
-          </w:p>
-        </w:tc>
-        <w:tc>
-          <w:tcPr>
-            <w:tcW w:type="dxa" w:w="2880"/>
-          </w:tcPr>
-          <w:p>
-            <w:r>
-              <w:rPr>
-                <w:sz w:val="18"/>
-              </w:rPr>
-              <w:t>inprocess (default) o qdrant.</w:t>
-            </w:r>
-          </w:p>
-        </w:tc>
-      </w:tr>
-      <w:tr>
-        <w:tc>
-          <w:tcPr>
-            <w:tcW w:type="dxa" w:w="2880"/>
-          </w:tcPr>
-          <w:p>
-            <w:r>
-              <w:rPr>
-                <w:sz w:val="18"/>
-              </w:rPr>
-              <w:t>EMBEDDINGS_PROVIDER / EMBEDDINGS_MODEL / EMBEDDINGS_DIM</w:t>
-            </w:r>
-          </w:p>
-        </w:tc>
-        <w:tc>
-          <w:tcPr>
-            <w:tcW w:type="dxa" w:w="2880"/>
-          </w:tcPr>
-          <w:p>
-            <w:r>
-              <w:rPr>
-                <w:sz w:val="18"/>
-              </w:rPr>
-              <w:t>RAG</w:t>
-            </w:r>
-          </w:p>
-        </w:tc>
-        <w:tc>
-          <w:tcPr>
-            <w:tcW w:type="dxa" w:w="2880"/>
-          </w:tcPr>
-          <w:p>
-            <w:r>
-              <w:rPr>
-                <w:sz w:val="18"/>
-              </w:rPr>
-              <w:t>Fuente de embeddings.</w:t>
-            </w:r>
-          </w:p>
-        </w:tc>
-      </w:tr>
-      <w:tr>
-        <w:tc>
-          <w:tcPr>
-            <w:tcW w:type="dxa" w:w="2880"/>
-          </w:tcPr>
-          <w:p>
-            <w:r>
-              <w:rPr>
-                <w:sz w:val="18"/>
-              </w:rPr>
-              <w:t>N8N_ENABLED / N8N_WEBHOOK_BASE_URL / N8N_API_BASE_URL / N8N_API_KEY / N8N_AUTO_PROVISION</w:t>
-            </w:r>
-          </w:p>
-        </w:tc>
-        <w:tc>
-          <w:tcPr>
-            <w:tcW w:type="dxa" w:w="2880"/>
-          </w:tcPr>
-          <w:p>
-            <w:r>
-              <w:rPr>
-                <w:sz w:val="18"/>
-              </w:rPr>
-              <w:t>Workflows</w:t>
-            </w:r>
-          </w:p>
-        </w:tc>
-        <w:tc>
-          <w:tcPr>
-            <w:tcW w:type="dxa" w:w="2880"/>
-          </w:tcPr>
-          <w:p>
-            <w:r>
-              <w:rPr>
-                <w:sz w:val="18"/>
-              </w:rPr>
-              <w:t>Integración n8n gestionada.</w:t>
-            </w:r>
-          </w:p>
-        </w:tc>
-      </w:tr>
-      <w:tr>
-        <w:tc>
-          <w:tcPr>
-            <w:tcW w:type="dxa" w:w="2880"/>
-          </w:tcPr>
-          <w:p>
-            <w:r>
-              <w:rPr>
-                <w:sz w:val="18"/>
-              </w:rPr>
-              <w:t>MICROSOFT_* / GOOGLE_*</w:t>
-            </w:r>
-          </w:p>
-        </w:tc>
-        <w:tc>
-          <w:tcPr>
-            <w:tcW w:type="dxa" w:w="2880"/>
-          </w:tcPr>
-          <w:p>
-            <w:r>
-              <w:rPr>
-                <w:sz w:val="18"/>
-              </w:rPr>
-              <w:t>OAuth</w:t>
-            </w:r>
-          </w:p>
-        </w:tc>
-        <w:tc>
-          <w:tcPr>
-            <w:tcW w:type="dxa" w:w="2880"/>
-          </w:tcPr>
-          <w:p>
-            <w:r>
-              <w:rPr>
-                <w:sz w:val="18"/>
-              </w:rPr>
-              <w:t>Client id/secret/redirect + scopes de correo y acciones.</w:t>
-            </w:r>
-          </w:p>
-        </w:tc>
-      </w:tr>
-      <w:tr>
-        <w:tc>
-          <w:tcPr>
-            <w:tcW w:type="dxa" w:w="2880"/>
-          </w:tcPr>
-          <w:p>
-            <w:r>
-              <w:rPr>
-                <w:sz w:val="18"/>
-              </w:rPr>
-              <w:t>SSO_ENABLED / OIDC_*</w:t>
-            </w:r>
-          </w:p>
-        </w:tc>
-        <w:tc>
-          <w:tcPr>
-            <w:tcW w:type="dxa" w:w="2880"/>
-          </w:tcPr>
-          <w:p>
-            <w:r>
-              <w:rPr>
-                <w:sz w:val="18"/>
-              </w:rPr>
-              <w:t>SSO</w:t>
-            </w:r>
-          </w:p>
-        </w:tc>
-        <w:tc>
-          <w:tcPr>
-            <w:tcW w:type="dxa" w:w="2880"/>
-          </w:tcPr>
-          <w:p>
-            <w:r>
-              <w:rPr>
-                <w:sz w:val="18"/>
-              </w:rPr>
-              <w:t>Inicio de sesión federado opcional.</w:t>
-            </w:r>
-          </w:p>
-        </w:tc>
-      </w:tr>
-      <w:tr>
-        <w:tc>
-          <w:tcPr>
-            <w:tcW w:type="dxa" w:w="2880"/>
-          </w:tcPr>
-          <w:p>
-            <w:r>
-              <w:rPr>
-                <w:sz w:val="18"/>
-              </w:rPr>
-              <w:t>NEXT_PUBLIC_API_BASE_URL</w:t>
-            </w:r>
-          </w:p>
-        </w:tc>
-        <w:tc>
-          <w:tcPr>
-            <w:tcW w:type="dxa" w:w="2880"/>
-          </w:tcPr>
-          <w:p>
-            <w:r>
-              <w:rPr>
-                <w:sz w:val="18"/>
-              </w:rPr>
-              <w:t>Frontend (Vercel)</w:t>
-            </w:r>
-          </w:p>
-        </w:tc>
-        <w:tc>
-          <w:tcPr>
-            <w:tcW w:type="dxa" w:w="2880"/>
-          </w:tcPr>
-          <w:p>
-            <w:r>
-              <w:rPr>
-                <w:sz w:val="18"/>
-              </w:rPr>
-              <w:t>URL pública del backend (sin / final).</w:t>
-            </w:r>
-          </w:p>
-        </w:tc>
-      </w:tr>
-    </w:tbl>
-    <w:p/>
-    <w:p>
-      <w:pPr>
-        <w:pStyle w:val="Heading2"/>
-      </w:pPr>
-      <w:r>
-        <w:t>Checklist de puesta a punto</w:t>
-      </w:r>
-    </w:p>
-    <w:p>
-      <w:pPr>
-        <w:pStyle w:val="ListBullet"/>
-      </w:pPr>
-      <w:r>
-        <w:t>SECRET_KEY, DATABASE_URL (Supabase), CORS_ORIGINS.</w:t>
-      </w:r>
-    </w:p>
-    <w:p>
-      <w:pPr>
-        <w:pStyle w:val="ListBullet"/>
-      </w:pPr>
-      <w:r>
-        <w:t>NEXT_PUBLIC_API_BASE_URL en Vercel.</w:t>
-      </w:r>
-    </w:p>
-    <w:p>
-      <w:pPr>
-        <w:pStyle w:val="ListBullet"/>
-      </w:pPr>
-      <w:r>
-        <w:t>NaN: OPEN_ENABLED/_API_KEY/_BASE_URL/_MODEL (+ ALLOW_CLOUD_FALLBACK si aplica).</w:t>
-      </w:r>
-    </w:p>
-    <w:p>
-      <w:pPr>
-        <w:pStyle w:val="ListBullet"/>
-      </w:pPr>
-      <w:r>
-        <w:t>Premium: PREMIUM_* (opcional) + Probar conexión en Admin → Modelos externos.</w:t>
-      </w:r>
-    </w:p>
-    <w:p>
-      <w:pPr>
-        <w:pStyle w:val="ListBullet"/>
-      </w:pPr>
-      <w:r>
-        <w:t>Microsoft/Google: client id/secret/redirect + reconectar para scopes de acciones.</w:t>
-      </w:r>
-    </w:p>
-    <w:p>
-      <w:pPr>
-        <w:pStyle w:val="ListBullet"/>
-      </w:pPr>
-      <w:r>
-        <w:t>n8n: N8N_ENABLED/_WEBHOOK_BASE_URL/_API_BASE_URL/_API_KEY.</w:t>
-      </w:r>
-    </w:p>
-    <w:p>
-      <w:pPr>
-        <w:pStyle w:val="ListBullet"/>
-      </w:pPr>
-      <w:r>
-        <w:t>Marca (white-label), plan/asientos, dominio + SSL.</w:t>
-      </w:r>
-    </w:p>
-    <w:p>
-      <w:pPr>
-        <w:pStyle w:val="ListBullet"/>
-      </w:pPr>
-      <w:r>
-        <w:t>Proteger ramas main/qa en GitHub.</w:t>
-      </w:r>
-    </w:p>
-    <w:p>
-      <w:pPr>
-        <w:pStyle w:val="Heading1"/>
-      </w:pPr>
-      <w:r>
-        <w:t>15. Operación y soporte</w:t>
-      </w:r>
-    </w:p>
-    <w:p>
-      <w:pPr>
-        <w:pStyle w:val="ListBullet"/>
-      </w:pPr>
-      <w:r>
-        <w:rPr>
-          <w:b/>
-        </w:rPr>
-        <w:t xml:space="preserve">Ayuda in-app: </w:t>
-      </w:r>
-      <w:r>
-        <w:t>guías paso a paso en español + ayuda contextual (popup) por sección.</w:t>
-      </w:r>
-    </w:p>
-    <w:p>
-      <w:pPr>
-        <w:pStyle w:val="ListBullet"/>
-      </w:pPr>
-      <w:r>
-        <w:rPr>
-          <w:b/>
-        </w:rPr>
-        <w:t xml:space="preserve">Salud: </w:t>
-      </w:r>
-      <w:r>
-        <w:t>el backend expone /health; Render Starter evita que el backend se «duerma».</w:t>
-      </w:r>
-    </w:p>
-    <w:p>
-      <w:pPr>
-        <w:pStyle w:val="ListBullet"/>
-      </w:pPr>
-      <w:r>
-        <w:rPr>
-          <w:b/>
-        </w:rPr>
-        <w:t xml:space="preserve">Primer acceso lento: </w:t>
-      </w:r>
-      <w:r>
-        <w:t>si el plan duerme por inactividad, el primer request lo despierta (~50 s).</w:t>
-      </w:r>
-    </w:p>
-    <w:p>
-      <w:pPr>
-        <w:pStyle w:val="ListBullet"/>
-      </w:pPr>
-      <w:r>
-        <w:rPr>
-          <w:b/>
-        </w:rPr>
-        <w:t xml:space="preserve">Contenido genérico (mock): </w:t>
-      </w:r>
-      <w:r>
-        <w:t>indica que la ruta no tiene modelo real conectado: configúralo en Admin.</w:t>
-      </w:r>
-    </w:p>
-    <w:p>
-      <w:pPr>
-        <w:pStyle w:val="Heading1"/>
-      </w:pPr>
-      <w:r>
-        <w:t>16. Planes y licenciamiento</w:t>
-      </w:r>
-    </w:p>
-    <w:p>
-      <w:r>
-        <w:rPr>
-          <w:b w:val="0"/>
-          <w:i w:val="0"/>
-          <w:color w:val="334155"/>
-          <w:sz w:val="21"/>
-        </w:rPr>
-        <w:t>Planes (MXN) por asiento con setup + anual: Emprende / Negocio / Empresa / Gobierno. El alta de usuarios respeta el número de asientos licenciados (enforcement) y el estado de la suscripción. El panel de Admin incluye un estimador de costo.</w:t>
-      </w:r>
-    </w:p>
-    <w:p>
-      <w:pPr>
-        <w:pStyle w:val="Heading1"/>
-      </w:pPr>
-      <w:r>
-        <w:t>17. Roadmap y pendientes</w:t>
-      </w:r>
-    </w:p>
-    <w:p>
-      <w:pPr>
-        <w:pStyle w:val="ListBullet"/>
-      </w:pPr>
-      <w:r>
-        <w:rPr>
-          <w:b/>
-        </w:rPr>
-        <w:t xml:space="preserve">Catálogos de configuración empresarial: </w:t>
-      </w:r>
-      <w:r>
-        <w:t>en definición con el cliente.</w:t>
-      </w:r>
-    </w:p>
-    <w:p>
-      <w:pPr>
-        <w:pStyle w:val="ListBullet"/>
-      </w:pPr>
-      <w:r>
-        <w:rPr>
-          <w:b/>
-        </w:rPr>
-        <w:t xml:space="preserve">TTS/STT (NaN kokoro/whisper): </w:t>
-      </w:r>
-      <w:r>
-        <w:t>voz y transcripción de audio hacia el RAG.</w:t>
-      </w:r>
-    </w:p>
-    <w:p>
-      <w:pPr>
-        <w:pStyle w:val="ListBullet"/>
-      </w:pPr>
-      <w:r>
-        <w:rPr>
-          <w:b/>
-        </w:rPr>
-        <w:t xml:space="preserve">SFTP: </w:t>
-      </w:r>
-      <w:r>
-        <w:t>conector para sistemas legados (requiere paramiko).</w:t>
-      </w:r>
-    </w:p>
-    <w:p>
-      <w:pPr>
-        <w:pStyle w:val="ListBullet"/>
-      </w:pPr>
-      <w:r>
-        <w:rPr>
-          <w:b/>
-        </w:rPr>
-        <w:t xml:space="preserve">Pendientes del cliente: </w:t>
-      </w:r>
-      <w:r>
-        <w:t>proteger ramas, reconectar Microsoft con scopes nuevos, configurar premium/NaN.</w:t>
-      </w:r>
-    </w:p>
-    <w:p>
-      <w:r>
-        <w:br w:type="page"/>
-      </w:r>
-    </w:p>
-    <w:p>
-      <w:pPr>
-        <w:pStyle w:val="Heading1"/>
-      </w:pPr>
-      <w:r>
-        <w:t>Apéndice A · Catálogo de endpoints de la API</w:t>
-      </w:r>
-    </w:p>
-    <w:p>
-      <w:r>
-        <w:rPr>
-          <w:b w:val="0"/>
-          <w:i w:val="0"/>
-          <w:color w:val="64748B"/>
-          <w:sz w:val="21"/>
-        </w:rPr>
-        <w:t>La API expone 67+ rutas (selección agrupada de 131 totales):</w:t>
-      </w:r>
-    </w:p>
-    <w:p>
-      <w:pPr>
-        <w:pStyle w:val="Heading3"/>
-      </w:pPr>
-      <w:r>
-        <w:t>Autenticación / cuenta</w:t>
-      </w:r>
-    </w:p>
-    <w:p>
-      <w:pPr>
-        <w:pStyle w:val="ListBullet"/>
-      </w:pPr>
-      <w:r>
-        <w:t>POST /auth/login</w:t>
-      </w:r>
-    </w:p>
-    <w:p>
-      <w:pPr>
-        <w:pStyle w:val="ListBullet"/>
-      </w:pPr>
-      <w:r>
-        <w:t>GET /me</w:t>
-      </w:r>
-    </w:p>
-    <w:p>
-      <w:pPr>
-        <w:pStyle w:val="ListBullet"/>
-      </w:pPr>
-      <w:r>
-        <w:t>GET /account</w:t>
-      </w:r>
-    </w:p>
-    <w:p>
-      <w:pPr>
-        <w:pStyle w:val="ListBullet"/>
-      </w:pPr>
-      <w:r>
-        <w:t>GET /auth/sso/config</w:t>
-      </w:r>
-    </w:p>
-    <w:p>
-      <w:pPr>
-        <w:pStyle w:val="ListBullet"/>
-      </w:pPr>
-      <w:r>
-        <w:t>GET /auth/sso/callback</w:t>
-      </w:r>
-    </w:p>
-    <w:p>
-      <w:pPr>
-        <w:pStyle w:val="Heading3"/>
-      </w:pPr>
-      <w:r>
-        <w:t>Chat y casos</w:t>
-      </w:r>
-    </w:p>
-    <w:p>
-      <w:pPr>
-        <w:pStyle w:val="ListBullet"/>
-      </w:pPr>
-      <w:r>
-        <w:t>POST /chat</w:t>
-      </w:r>
-    </w:p>
-    <w:p>
-      <w:pPr>
-        <w:pStyle w:val="ListBullet"/>
-      </w:pPr>
-      <w:r>
-        <w:t>POST /chat/preview</w:t>
-      </w:r>
-    </w:p>
-    <w:p>
-      <w:pPr>
-        <w:pStyle w:val="ListBullet"/>
-      </w:pPr>
-      <w:r>
-        <w:t>GET/POST /recipes</w:t>
-      </w:r>
-    </w:p>
-    <w:p>
-      <w:pPr>
-        <w:pStyle w:val="ListBullet"/>
-      </w:pPr>
-      <w:r>
-        <w:t>POST /recipes/{id}/start</w:t>
-      </w:r>
-    </w:p>
-    <w:p>
-      <w:pPr>
-        <w:pStyle w:val="ListBullet"/>
-      </w:pPr>
-      <w:r>
-        <w:t>POST /recipes/runs/{id}/approve</w:t>
-      </w:r>
-    </w:p>
-    <w:p>
-      <w:pPr>
-        <w:pStyle w:val="ListBullet"/>
-      </w:pPr>
-      <w:r>
-        <w:t>POST /recipes/runs/{id}/export</w:t>
-      </w:r>
-    </w:p>
-    <w:p>
-      <w:pPr>
-        <w:pStyle w:val="ListBullet"/>
-      </w:pPr>
-      <w:r>
-        <w:t>POST /v1/cases/{recipe_id}/run</w:t>
-      </w:r>
-    </w:p>
-    <w:p>
-      <w:pPr>
-        <w:pStyle w:val="Heading3"/>
-      </w:pPr>
-      <w:r>
-        <w:t>Documentos y RAG</w:t>
-      </w:r>
-    </w:p>
-    <w:p>
-      <w:pPr>
-        <w:pStyle w:val="ListBullet"/>
-      </w:pPr>
-      <w:r>
-        <w:t>GET/POST /documents</w:t>
-      </w:r>
-    </w:p>
-    <w:p>
-      <w:pPr>
-        <w:pStyle w:val="ListBullet"/>
-      </w:pPr>
-      <w:r>
-        <w:t>POST /documents/upload</w:t>
-      </w:r>
-    </w:p>
-    <w:p>
-      <w:pPr>
-        <w:pStyle w:val="ListBullet"/>
-      </w:pPr>
-      <w:r>
-        <w:t>GET/POST /documents/categories</w:t>
-      </w:r>
-    </w:p>
-    <w:p>
-      <w:pPr>
-        <w:pStyle w:val="ListBullet"/>
-      </w:pPr>
-      <w:r>
-        <w:t>DELETE /documents/{id}</w:t>
-      </w:r>
-    </w:p>
-    <w:p>
-      <w:pPr>
-        <w:pStyle w:val="ListBullet"/>
-      </w:pPr>
-      <w:r>
-        <w:t>GET /drive/files</w:t>
-      </w:r>
-    </w:p>
-    <w:p>
-      <w:pPr>
-        <w:pStyle w:val="ListBullet"/>
-      </w:pPr>
-      <w:r>
-        <w:t>POST /drive/import</w:t>
-      </w:r>
-    </w:p>
-    <w:p>
-      <w:pPr>
-        <w:pStyle w:val="Heading3"/>
-      </w:pPr>
-      <w:r>
-        <w:t>Notebooks / Memoria</w:t>
-      </w:r>
-    </w:p>
-    <w:p>
-      <w:pPr>
-        <w:pStyle w:val="ListBullet"/>
-      </w:pPr>
-      <w:r>
-        <w:t>GET/POST /notebooks</w:t>
-      </w:r>
-    </w:p>
-    <w:p>
-      <w:pPr>
-        <w:pStyle w:val="ListBullet"/>
-      </w:pPr>
-      <w:r>
-        <w:t>POST /notebooks/{id}/ask</w:t>
-      </w:r>
-    </w:p>
-    <w:p>
-      <w:pPr>
-        <w:pStyle w:val="ListBullet"/>
-      </w:pPr>
-      <w:r>
-        <w:t>POST /notebooks/{id}/generate/{kind}</w:t>
-      </w:r>
-    </w:p>
-    <w:p>
-      <w:pPr>
-        <w:pStyle w:val="ListBullet"/>
-      </w:pPr>
-      <w:r>
-        <w:t>GET/POST /memory</w:t>
-      </w:r>
-    </w:p>
-    <w:p>
-      <w:pPr>
-        <w:pStyle w:val="ListBullet"/>
-      </w:pPr>
-      <w:r>
-        <w:t>GET /memory/tags</w:t>
-      </w:r>
-    </w:p>
-    <w:p>
-      <w:pPr>
-        <w:pStyle w:val="ListBullet"/>
-      </w:pPr>
-      <w:r>
-        <w:t>DELETE /memory/{id}</w:t>
-      </w:r>
-    </w:p>
-    <w:p>
-      <w:pPr>
-        <w:pStyle w:val="Heading3"/>
-      </w:pPr>
-      <w:r>
-        <w:t>Imágenes</w:t>
-      </w:r>
-    </w:p>
-    <w:p>
-      <w:pPr>
-        <w:pStyle w:val="ListBullet"/>
-      </w:pPr>
-      <w:r>
-        <w:t>GET /images/config</w:t>
-      </w:r>
-    </w:p>
-    <w:p>
-      <w:pPr>
-        <w:pStyle w:val="ListBullet"/>
-      </w:pPr>
-      <w:r>
-        <w:t>POST /images/generate</w:t>
-      </w:r>
-    </w:p>
-    <w:p>
-      <w:pPr>
-        <w:pStyle w:val="ListBullet"/>
-      </w:pPr>
-      <w:r>
-        <w:t>GET /images</w:t>
-      </w:r>
-    </w:p>
-    <w:p>
-      <w:pPr>
-        <w:pStyle w:val="ListBullet"/>
-      </w:pPr>
-      <w:r>
-        <w:t>GET /images/{id}/data</w:t>
-      </w:r>
-    </w:p>
-    <w:p>
-      <w:pPr>
-        <w:pStyle w:val="ListBullet"/>
-      </w:pPr>
-      <w:r>
-        <w:t>DELETE /images/{id}</w:t>
-      </w:r>
-    </w:p>
-    <w:p>
-      <w:pPr>
-        <w:pStyle w:val="Heading3"/>
-      </w:pPr>
-      <w:r>
-        <w:t>Acciones (toolkit)</w:t>
-      </w:r>
-    </w:p>
-    <w:p>
-      <w:pPr>
-        <w:pStyle w:val="ListBullet"/>
-      </w:pPr>
-      <w:r>
-        <w:t>GET /actions</w:t>
-      </w:r>
-    </w:p>
-    <w:p>
-      <w:pPr>
-        <w:pStyle w:val="ListBullet"/>
-      </w:pPr>
-      <w:r>
-        <w:t>POST /actions/run</w:t>
-      </w:r>
-    </w:p>
-    <w:p>
-      <w:pPr>
-        <w:pStyle w:val="ListBullet"/>
-      </w:pPr>
-      <w:r>
-        <w:t>GET /actions/requests</w:t>
-      </w:r>
-    </w:p>
-    <w:p>
-      <w:pPr>
-        <w:pStyle w:val="ListBullet"/>
-      </w:pPr>
-      <w:r>
-        <w:t>POST /actions/requests/{id}/approve</w:t>
-      </w:r>
-    </w:p>
-    <w:p>
-      <w:pPr>
-        <w:pStyle w:val="ListBullet"/>
-      </w:pPr>
-      <w:r>
-        <w:t>POST /actions/requests/{id}/reject</w:t>
-      </w:r>
-    </w:p>
-    <w:p>
-      <w:pPr>
-        <w:pStyle w:val="ListBullet"/>
-      </w:pPr>
-      <w:r>
-        <w:t>GET/DELETE /actions/grants</w:t>
-      </w:r>
-    </w:p>
-    <w:p>
-      <w:pPr>
-        <w:pStyle w:val="Heading3"/>
-      </w:pPr>
-      <w:r>
-        <w:t>Integraciones</w:t>
-      </w:r>
-    </w:p>
-    <w:p>
-      <w:pPr>
-        <w:pStyle w:val="ListBullet"/>
-      </w:pPr>
-      <w:r>
-        <w:t>GET/POST /integrations/connectors</w:t>
-      </w:r>
-    </w:p>
-    <w:p>
-      <w:pPr>
-        <w:pStyle w:val="ListBullet"/>
-      </w:pPr>
-      <w:r>
-        <w:t>POST /integrations/connectors/{id}/test</w:t>
-      </w:r>
-    </w:p>
-    <w:p>
-      <w:pPr>
-        <w:pStyle w:val="ListBullet"/>
-      </w:pPr>
-      <w:r>
-        <w:t>GET /integrations/connectors/{id}/reveal</w:t>
-      </w:r>
-    </w:p>
-    <w:p>
-      <w:pPr>
-        <w:pStyle w:val="ListBullet"/>
-      </w:pPr>
-      <w:r>
-        <w:t>GET/POST /integrations/webhooks</w:t>
-      </w:r>
-    </w:p>
-    <w:p>
-      <w:pPr>
-        <w:pStyle w:val="ListBullet"/>
-      </w:pPr>
-      <w:r>
-        <w:t>GET/POST /datasources</w:t>
-      </w:r>
-    </w:p>
-    <w:p>
-      <w:pPr>
-        <w:pStyle w:val="ListBullet"/>
-      </w:pPr>
-      <w:r>
-        <w:t>POST /datasources/import-csv</w:t>
-      </w:r>
-    </w:p>
-    <w:p>
-      <w:pPr>
-        <w:pStyle w:val="ListBullet"/>
-      </w:pPr>
-      <w:r>
-        <w:t>POST /datasources/{id}/import</w:t>
-      </w:r>
-    </w:p>
-    <w:p>
-      <w:pPr>
-        <w:pStyle w:val="ListBullet"/>
-      </w:pPr>
-      <w:r>
-        <w:t>GET /datasources/{id}/reveal</w:t>
-      </w:r>
-    </w:p>
-    <w:p>
-      <w:pPr>
-        <w:pStyle w:val="ListBullet"/>
-      </w:pPr>
-      <w:r>
-        <w:t>POST /oauth/{provider}/authorize</w:t>
-      </w:r>
-    </w:p>
-    <w:p>
-      <w:pPr>
-        <w:pStyle w:val="ListBullet"/>
-      </w:pPr>
-      <w:r>
-        <w:t>POST /oauth/imap</w:t>
-      </w:r>
-    </w:p>
-    <w:p>
-      <w:pPr>
-        <w:pStyle w:val="Heading3"/>
-      </w:pPr>
-      <w:r>
-        <w:t>Automatizaciones / workflows</w:t>
-      </w:r>
-    </w:p>
-    <w:p>
-      <w:pPr>
-        <w:pStyle w:val="ListBullet"/>
-      </w:pPr>
-      <w:r>
-        <w:t>GET/POST /automations</w:t>
-      </w:r>
-    </w:p>
-    <w:p>
-      <w:pPr>
-        <w:pStyle w:val="ListBullet"/>
-      </w:pPr>
-      <w:r>
-        <w:t>POST /automations/from-template</w:t>
-      </w:r>
-    </w:p>
-    <w:p>
-      <w:pPr>
-        <w:pStyle w:val="ListBullet"/>
-      </w:pPr>
-      <w:r>
-        <w:t>POST /automations/{id}/run</w:t>
-      </w:r>
-    </w:p>
-    <w:p>
-      <w:pPr>
-        <w:pStyle w:val="ListBullet"/>
-      </w:pPr>
-      <w:r>
-        <w:t>POST /automations/run-due</w:t>
-      </w:r>
-    </w:p>
-    <w:p>
-      <w:pPr>
-        <w:pStyle w:val="ListBullet"/>
-      </w:pPr>
-      <w:r>
-        <w:t>GET /flowcharts</w:t>
-      </w:r>
-    </w:p>
-    <w:p>
-      <w:pPr>
-        <w:pStyle w:val="Heading3"/>
-      </w:pPr>
-      <w:r>
-        <w:t>Admin / gobierno</w:t>
-      </w:r>
-    </w:p>
-    <w:p>
-      <w:pPr>
-        <w:pStyle w:val="ListBullet"/>
-      </w:pPr>
-      <w:r>
-        <w:t>GET/PUT /admin/providers</w:t>
-      </w:r>
-    </w:p>
-    <w:p>
-      <w:pPr>
-        <w:pStyle w:val="ListBullet"/>
-      </w:pPr>
-      <w:r>
-        <w:t>POST /admin/providers/{route}/test</w:t>
-      </w:r>
-    </w:p>
-    <w:p>
-      <w:pPr>
-        <w:pStyle w:val="ListBullet"/>
-      </w:pPr>
-      <w:r>
-        <w:t>GET/PUT /admin/efficiency</w:t>
-      </w:r>
-    </w:p>
-    <w:p>
-      <w:pPr>
-        <w:pStyle w:val="ListBullet"/>
-      </w:pPr>
-      <w:r>
-        <w:t>GET /admin/routes</w:t>
-      </w:r>
-    </w:p>
-    <w:p>
-      <w:pPr>
-        <w:pStyle w:val="ListBullet"/>
-      </w:pPr>
-      <w:r>
-        <w:t>GET /admin/security</w:t>
-      </w:r>
-    </w:p>
-    <w:p>
-      <w:pPr>
-        <w:pStyle w:val="ListBullet"/>
-      </w:pPr>
-      <w:r>
-        <w:t>GET/POST /admin/users</w:t>
-      </w:r>
-    </w:p>
-    <w:p>
-      <w:pPr>
-        <w:pStyle w:val="ListBullet"/>
-      </w:pPr>
-      <w:r>
-        <w:t>GET /admin/tenants</w:t>
-      </w:r>
-    </w:p>
-    <w:p>
-      <w:pPr>
-        <w:pStyle w:val="ListBullet"/>
-      </w:pPr>
-      <w:r>
-        <w:t>GET /admin/billing</w:t>
-      </w:r>
-    </w:p>
-    <w:p>
-      <w:pPr>
-        <w:pStyle w:val="ListBullet"/>
-      </w:pPr>
-      <w:r>
-        <w:t>GET/POST /admin/api-keys</w:t>
-      </w:r>
-    </w:p>
-    <w:p>
-      <w:pPr>
-        <w:pStyle w:val="ListBullet"/>
-      </w:pPr>
-      <w:r>
-        <w:t>GET /admin/n8n</w:t>
-      </w:r>
-    </w:p>
-    <w:p>
-      <w:pPr>
-        <w:pStyle w:val="Heading3"/>
-      </w:pPr>
-      <w:r>
-        <w:t>Auditoría / uso / salud</w:t>
-      </w:r>
-    </w:p>
-    <w:p>
-      <w:pPr>
-        <w:pStyle w:val="ListBullet"/>
-      </w:pPr>
-      <w:r>
-        <w:t>GET /audit</w:t>
-      </w:r>
-    </w:p>
-    <w:p>
-      <w:pPr>
-        <w:pStyle w:val="ListBullet"/>
-      </w:pPr>
-      <w:r>
-        <w:t>GET /audit/export</w:t>
-      </w:r>
-    </w:p>
-    <w:p>
-      <w:pPr>
-        <w:pStyle w:val="ListBullet"/>
-      </w:pPr>
-      <w:r>
-        <w:t>GET /audit/stats</w:t>
-      </w:r>
-    </w:p>
-    <w:p>
-      <w:pPr>
-        <w:pStyle w:val="ListBullet"/>
-      </w:pPr>
-      <w:r>
-        <w:t>GET /usage</w:t>
-      </w:r>
-    </w:p>
-    <w:p>
-      <w:pPr>
-        <w:pStyle w:val="ListBullet"/>
-      </w:pPr>
-      <w:r>
-        <w:t>GET /health</w:t>
-      </w:r>
-    </w:p>
-    <w:p>
-      <w:pPr>
-        <w:pStyle w:val="ListBullet"/>
-      </w:pPr>
-      <w:r>
-        <w:t>POST /v1/events</w:t>
-      </w:r>
-    </w:p>
-    <w:p>
-      <w:pPr>
-        <w:pStyle w:val="ListBullet"/>
-      </w:pPr>
-      <w:r>
-        <w:t>POST /v1/webhooks/{id}</w:t>
-      </w:r>
-    </w:p>
-    <w:p>
-      <w:pPr>
-        <w:pStyle w:val="Heading1"/>
-      </w:pPr>
-      <w:r>
-        <w:t>Apéndice B · Variables de entorno (detalle)</w:t>
-      </w:r>
-    </w:p>
-    <w:tbl>
-      <w:tblPr>
-        <w:tblStyle w:val="LightGrid-Accent1"/>
-        <w:tblW w:type="auto" w:w="0"/>
-        <w:jc w:val="center"/>
-        <w:tblLook w:firstColumn="1" w:firstRow="1" w:lastColumn="0" w:lastRow="0" w:noHBand="0" w:noVBand="1" w:val="04A0"/>
-      </w:tblPr>
-      <w:tblGrid>
-        <w:gridCol w:w="2880"/>
-        <w:gridCol w:w="2880"/>
-        <w:gridCol w:w="2880"/>
-      </w:tblGrid>
-      <w:tr>
-        <w:tc>
-          <w:tcPr>
-            <w:tcW w:type="dxa" w:w="2880"/>
-          </w:tcPr>
-          <w:p>
-            <w:r>
-              <w:rPr>
-                <w:b/>
-                <w:sz w:val="19"/>
-              </w:rPr>
-              <w:t>Variable(s)</w:t>
-            </w:r>
-          </w:p>
-        </w:tc>
-        <w:tc>
-          <w:tcPr>
-            <w:tcW w:type="dxa" w:w="2880"/>
-          </w:tcPr>
-          <w:p>
-            <w:r>
-              <w:rPr>
-                <w:b/>
-                <w:sz w:val="19"/>
-              </w:rPr>
-              <w:t>Grupo</w:t>
-            </w:r>
-          </w:p>
-        </w:tc>
-        <w:tc>
-          <w:tcPr>
-            <w:tcW w:type="dxa" w:w="2880"/>
-          </w:tcPr>
-          <w:p>
-            <w:r>
-              <w:rPr>
-                <w:b/>
-                <w:sz w:val="19"/>
-              </w:rPr>
-              <w:t>Descripción</w:t>
-            </w:r>
-          </w:p>
-        </w:tc>
-      </w:tr>
-      <w:tr>
-        <w:tc>
-          <w:tcPr>
-            <w:tcW w:type="dxa" w:w="2880"/>
-          </w:tcPr>
-          <w:p>
-            <w:r>
-              <w:rPr>
-                <w:sz w:val="18"/>
-              </w:rPr>
-              <w:t>SECRET_KEY</w:t>
-            </w:r>
-          </w:p>
-        </w:tc>
-        <w:tc>
-          <w:tcPr>
-            <w:tcW w:type="dxa" w:w="2880"/>
-          </w:tcPr>
-          <w:p>
-            <w:r>
-              <w:rPr>
-                <w:sz w:val="18"/>
-              </w:rPr>
-              <w:t>Núcleo</w:t>
-            </w:r>
-          </w:p>
-        </w:tc>
-        <w:tc>
-          <w:tcPr>
-            <w:tcW w:type="dxa" w:w="2880"/>
-          </w:tcPr>
-          <w:p>
-            <w:r>
-              <w:rPr>
-                <w:sz w:val="18"/>
-              </w:rPr>
-              <w:t>Clave de firma JWT (32+ caracteres).</w:t>
-            </w:r>
-          </w:p>
-        </w:tc>
-      </w:tr>
-      <w:tr>
-        <w:tc>
-          <w:tcPr>
-            <w:tcW w:type="dxa" w:w="2880"/>
-          </w:tcPr>
-          <w:p>
-            <w:r>
-              <w:rPr>
-                <w:sz w:val="18"/>
-              </w:rPr>
-              <w:t>DATABASE_URL</w:t>
-            </w:r>
-          </w:p>
-        </w:tc>
-        <w:tc>
-          <w:tcPr>
-            <w:tcW w:type="dxa" w:w="2880"/>
-          </w:tcPr>
-          <w:p>
-            <w:r>
-              <w:rPr>
-                <w:sz w:val="18"/>
-              </w:rPr>
-              <w:t>Núcleo</w:t>
-            </w:r>
-          </w:p>
-        </w:tc>
-        <w:tc>
-          <w:tcPr>
-            <w:tcW w:type="dxa" w:w="2880"/>
-          </w:tcPr>
-          <w:p>
-            <w:r>
-              <w:rPr>
-                <w:sz w:val="18"/>
-              </w:rPr>
-              <w:t>Postgres (Supabase Session Pooler). Sin ella, SQLite efímero.</w:t>
-            </w:r>
-          </w:p>
-        </w:tc>
-      </w:tr>
-      <w:tr>
-        <w:tc>
-          <w:tcPr>
-            <w:tcW w:type="dxa" w:w="2880"/>
-          </w:tcPr>
-          <w:p>
-            <w:r>
-              <w:rPr>
-                <w:sz w:val="18"/>
-              </w:rPr>
-              <w:t>CORS_ORIGINS / CORS_ORIGIN_REGEX</w:t>
-            </w:r>
-          </w:p>
-        </w:tc>
-        <w:tc>
-          <w:tcPr>
-            <w:tcW w:type="dxa" w:w="2880"/>
-          </w:tcPr>
-          <w:p>
-            <w:r>
-              <w:rPr>
-                <w:sz w:val="18"/>
-              </w:rPr>
-              <w:t>Núcleo</w:t>
-            </w:r>
-          </w:p>
-        </w:tc>
-        <w:tc>
-          <w:tcPr>
-            <w:tcW w:type="dxa" w:w="2880"/>
-          </w:tcPr>
-          <w:p>
-            <w:r>
-              <w:rPr>
-                <w:sz w:val="18"/>
-              </w:rPr>
-              <w:t>Orígenes permitidos del portal.</w:t>
-            </w:r>
-          </w:p>
-        </w:tc>
-      </w:tr>
-      <w:tr>
-        <w:tc>
-          <w:tcPr>
-            <w:tcW w:type="dxa" w:w="2880"/>
-          </w:tcPr>
-          <w:p>
-            <w:r>
-              <w:rPr>
-                <w:sz w:val="18"/>
-              </w:rPr>
-              <w:t>APP_ENV</w:t>
-            </w:r>
-          </w:p>
-        </w:tc>
-        <w:tc>
-          <w:tcPr>
-            <w:tcW w:type="dxa" w:w="2880"/>
-          </w:tcPr>
-          <w:p>
-            <w:r>
-              <w:rPr>
-                <w:sz w:val="18"/>
-              </w:rPr>
-              <w:t>Núcleo</w:t>
-            </w:r>
-          </w:p>
-        </w:tc>
-        <w:tc>
-          <w:tcPr>
-            <w:tcW w:type="dxa" w:w="2880"/>
-          </w:tcPr>
-          <w:p>
-            <w:r>
-              <w:rPr>
-                <w:sz w:val="18"/>
-              </w:rPr>
-              <w:t>production / development.</w:t>
-            </w:r>
-          </w:p>
-        </w:tc>
-      </w:tr>
-      <w:tr>
-        <w:tc>
-          <w:tcPr>
-            <w:tcW w:type="dxa" w:w="2880"/>
-          </w:tcPr>
-          <w:p>
-            <w:r>
-              <w:rPr>
-                <w:sz w:val="18"/>
-              </w:rPr>
-              <w:t>OPEN_ENABLED / OPEN_API_KEY / OPEN_BASE_URL / OPEN_MODEL</w:t>
-            </w:r>
-          </w:p>
-        </w:tc>
-        <w:tc>
-          <w:tcPr>
-            <w:tcW w:type="dxa" w:w="2880"/>
-          </w:tcPr>
-          <w:p>
-            <w:r>
-              <w:rPr>
-                <w:sz w:val="18"/>
-              </w:rPr>
-              <w:t>Modelos</w:t>
-            </w:r>
-          </w:p>
-        </w:tc>
-        <w:tc>
-          <w:tcPr>
-            <w:tcW w:type="dxa" w:w="2880"/>
-          </w:tcPr>
-          <w:p>
-            <w:r>
-              <w:rPr>
-                <w:sz w:val="18"/>
-              </w:rPr>
-              <w:t>Ruta abierta — NaN Builders.</w:t>
-            </w:r>
-          </w:p>
-        </w:tc>
-      </w:tr>
-      <w:tr>
-        <w:tc>
-          <w:tcPr>
-            <w:tcW w:type="dxa" w:w="2880"/>
-          </w:tcPr>
-          <w:p>
-            <w:r>
-              <w:rPr>
-                <w:sz w:val="18"/>
-              </w:rPr>
-              <w:t>PREMIUM_ENABLED / PREMIUM_API_KEY / PREMIUM_BASE_URL / PREMIUM_MODEL</w:t>
-            </w:r>
-          </w:p>
-        </w:tc>
-        <w:tc>
-          <w:tcPr>
-            <w:tcW w:type="dxa" w:w="2880"/>
-          </w:tcPr>
-          <w:p>
-            <w:r>
-              <w:rPr>
-                <w:sz w:val="18"/>
-              </w:rPr>
-              <w:t>Modelos</w:t>
-            </w:r>
-          </w:p>
-        </w:tc>
-        <w:tc>
-          <w:tcPr>
-            <w:tcW w:type="dxa" w:w="2880"/>
-          </w:tcPr>
-          <w:p>
-            <w:r>
-              <w:rPr>
-                <w:sz w:val="18"/>
-              </w:rPr>
-              <w:t>Ruta premium (OpenAI/Claude/Gemini compatible).</w:t>
-            </w:r>
-          </w:p>
-        </w:tc>
-      </w:tr>
-      <w:tr>
-        <w:tc>
-          <w:tcPr>
-            <w:tcW w:type="dxa" w:w="2880"/>
-          </w:tcPr>
-          <w:p>
-            <w:r>
-              <w:rPr>
-                <w:sz w:val="18"/>
-              </w:rPr>
-              <w:t>LOCAL_ENABLED / LOCAL_BASE_URL / LOCAL_MODEL</w:t>
-            </w:r>
-          </w:p>
-        </w:tc>
-        <w:tc>
-          <w:tcPr>
-            <w:tcW w:type="dxa" w:w="2880"/>
-          </w:tcPr>
-          <w:p>
-            <w:r>
-              <w:rPr>
-                <w:sz w:val="18"/>
-              </w:rPr>
-              <w:t>Modelos</w:t>
-            </w:r>
-          </w:p>
-        </w:tc>
-        <w:tc>
-          <w:tcPr>
-            <w:tcW w:type="dxa" w:w="2880"/>
-          </w:tcPr>
-          <w:p>
-            <w:r>
-              <w:rPr>
-                <w:sz w:val="18"/>
-              </w:rPr>
-              <w:t>Ruta local (Ollama).</w:t>
-            </w:r>
-          </w:p>
-        </w:tc>
-      </w:tr>
-      <w:tr>
-        <w:tc>
-          <w:tcPr>
-            <w:tcW w:type="dxa" w:w="2880"/>
-          </w:tcPr>
-          <w:p>
-            <w:r>
-              <w:rPr>
-                <w:sz w:val="18"/>
-              </w:rPr>
-              <w:t>VPC_ENABLED / VPC_BASE_URL / VPC_API_KEY / VPC_MODEL</w:t>
-            </w:r>
-          </w:p>
-        </w:tc>
-        <w:tc>
-          <w:tcPr>
-            <w:tcW w:type="dxa" w:w="2880"/>
-          </w:tcPr>
-          <w:p>
-            <w:r>
-              <w:rPr>
-                <w:sz w:val="18"/>
-              </w:rPr>
-              <w:t>Modelos</w:t>
-            </w:r>
-          </w:p>
-        </w:tc>
-        <w:tc>
-          <w:tcPr>
-            <w:tcW w:type="dxa" w:w="2880"/>
-          </w:tcPr>
-          <w:p>
-            <w:r>
-              <w:rPr>
-                <w:sz w:val="18"/>
-              </w:rPr>
-              <w:t>Ruta VPC (vLLM/TGI).</w:t>
-            </w:r>
-          </w:p>
-        </w:tc>
-      </w:tr>
-      <w:tr>
-        <w:tc>
-          <w:tcPr>
-            <w:tcW w:type="dxa" w:w="2880"/>
-          </w:tcPr>
-          <w:p>
-            <w:r>
-              <w:rPr>
-                <w:sz w:val="18"/>
-              </w:rPr>
-              <w:t>ALLOW_CLOUD_FALLBACK</w:t>
-            </w:r>
-          </w:p>
-        </w:tc>
-        <w:tc>
-          <w:tcPr>
-            <w:tcW w:type="dxa" w:w="2880"/>
-          </w:tcPr>
-          <w:p>
-            <w:r>
-              <w:rPr>
-                <w:sz w:val="18"/>
-              </w:rPr>
-              <w:t>Modelos</w:t>
-            </w:r>
-          </w:p>
-        </w:tc>
-        <w:tc>
-          <w:tcPr>
-            <w:tcW w:type="dxa" w:w="2880"/>
-          </w:tcPr>
-          <w:p>
-            <w:r>
-              <w:rPr>
-                <w:sz w:val="18"/>
-              </w:rPr>
-              <w:t>Permite subir a nube si la ruta privada no tiene modelo real (opt-in).</w:t>
-            </w:r>
-          </w:p>
-        </w:tc>
-      </w:tr>
-      <w:tr>
-        <w:tc>
-          <w:tcPr>
-            <w:tcW w:type="dxa" w:w="2880"/>
-          </w:tcPr>
-          <w:p>
-            <w:r>
-              <w:rPr>
-                <w:sz w:val="18"/>
-              </w:rPr>
-              <w:t>CONDENSE_ENABLED / CONDENSE_THRESHOLD_CHARS / MAX_TOKENS_PER_REQUEST</w:t>
-            </w:r>
-          </w:p>
-        </w:tc>
-        <w:tc>
-          <w:tcPr>
-            <w:tcW w:type="dxa" w:w="2880"/>
-          </w:tcPr>
-          <w:p>
-            <w:r>
-              <w:rPr>
-                <w:sz w:val="18"/>
-              </w:rPr>
-              <w:t>Eficiencia</w:t>
-            </w:r>
-          </w:p>
-        </w:tc>
-        <w:tc>
-          <w:tcPr>
-            <w:tcW w:type="dxa" w:w="2880"/>
-          </w:tcPr>
-          <w:p>
-            <w:r>
-              <w:rPr>
-                <w:sz w:val="18"/>
-              </w:rPr>
-              <w:t>Condensación + tope de gasto.</w:t>
-            </w:r>
-          </w:p>
-        </w:tc>
-      </w:tr>
-      <w:tr>
-        <w:tc>
-          <w:tcPr>
-            <w:tcW w:type="dxa" w:w="2880"/>
-          </w:tcPr>
-          <w:p>
-            <w:r>
-              <w:rPr>
-                <w:sz w:val="18"/>
-              </w:rPr>
-              <w:t>RERANK_ENABLED / RERANK_MODEL / RERANK_CANDIDATES</w:t>
-            </w:r>
-          </w:p>
-        </w:tc>
-        <w:tc>
-          <w:tcPr>
-            <w:tcW w:type="dxa" w:w="2880"/>
-          </w:tcPr>
-          <w:p>
-            <w:r>
-              <w:rPr>
-                <w:sz w:val="18"/>
-              </w:rPr>
-              <w:t>Eficiencia</w:t>
-            </w:r>
-          </w:p>
-        </w:tc>
-        <w:tc>
-          <w:tcPr>
-            <w:tcW w:type="dxa" w:w="2880"/>
-          </w:tcPr>
-          <w:p>
-            <w:r>
-              <w:rPr>
-                <w:sz w:val="18"/>
-              </w:rPr>
-              <w:t>Reranking del RAG (NaN).</w:t>
-            </w:r>
-          </w:p>
-        </w:tc>
-      </w:tr>
-      <w:tr>
-        <w:tc>
-          <w:tcPr>
-            <w:tcW w:type="dxa" w:w="2880"/>
-          </w:tcPr>
-          <w:p>
-            <w:r>
-              <w:rPr>
-                <w:sz w:val="18"/>
-              </w:rPr>
-              <w:t>ENCRYPTION_ENABLED / MASTER_KMS_KEY / KMS_KEY_VERSION</w:t>
-            </w:r>
-          </w:p>
-        </w:tc>
-        <w:tc>
-          <w:tcPr>
-            <w:tcW w:type="dxa" w:w="2880"/>
-          </w:tcPr>
-          <w:p>
-            <w:r>
-              <w:rPr>
-                <w:sz w:val="18"/>
-              </w:rPr>
-              <w:t>Seguridad</w:t>
-            </w:r>
-          </w:p>
-        </w:tc>
-        <w:tc>
-          <w:tcPr>
-            <w:tcW w:type="dxa" w:w="2880"/>
-          </w:tcPr>
-          <w:p>
-            <w:r>
-              <w:rPr>
-                <w:sz w:val="18"/>
-              </w:rPr>
-              <w:t>Cifrado en reposo AES-256-GCM.</w:t>
-            </w:r>
-          </w:p>
-        </w:tc>
-      </w:tr>
-      <w:tr>
-        <w:tc>
-          <w:tcPr>
-            <w:tcW w:type="dxa" w:w="2880"/>
-          </w:tcPr>
-          <w:p>
-            <w:r>
-              <w:rPr>
-                <w:sz w:val="18"/>
-              </w:rPr>
-              <w:t>VECTOR_STORE / QDRANT_URL / QDRANT_API_KEY</w:t>
-            </w:r>
-          </w:p>
-        </w:tc>
-        <w:tc>
-          <w:tcPr>
-            <w:tcW w:type="dxa" w:w="2880"/>
-          </w:tcPr>
-          <w:p>
-            <w:r>
-              <w:rPr>
-                <w:sz w:val="18"/>
-              </w:rPr>
-              <w:t>RAG</w:t>
-            </w:r>
-          </w:p>
-        </w:tc>
-        <w:tc>
-          <w:tcPr>
-            <w:tcW w:type="dxa" w:w="2880"/>
-          </w:tcPr>
-          <w:p>
-            <w:r>
-              <w:rPr>
-                <w:sz w:val="18"/>
-              </w:rPr>
-              <w:t>inprocess (default) o qdrant.</w:t>
-            </w:r>
-          </w:p>
-        </w:tc>
-      </w:tr>
-      <w:tr>
-        <w:tc>
-          <w:tcPr>
-            <w:tcW w:type="dxa" w:w="2880"/>
-          </w:tcPr>
-          <w:p>
-            <w:r>
-              <w:rPr>
-                <w:sz w:val="18"/>
-              </w:rPr>
-              <w:t>EMBEDDINGS_PROVIDER / EMBEDDINGS_MODEL / EMBEDDINGS_DIM</w:t>
-            </w:r>
-          </w:p>
-        </w:tc>
-        <w:tc>
-          <w:tcPr>
-            <w:tcW w:type="dxa" w:w="2880"/>
-          </w:tcPr>
-          <w:p>
-            <w:r>
-              <w:rPr>
-                <w:sz w:val="18"/>
-              </w:rPr>
-              <w:t>RAG</w:t>
-            </w:r>
-          </w:p>
-        </w:tc>
-        <w:tc>
-          <w:tcPr>
-            <w:tcW w:type="dxa" w:w="2880"/>
-          </w:tcPr>
-          <w:p>
-            <w:r>
-              <w:rPr>
-                <w:sz w:val="18"/>
-              </w:rPr>
-              <w:t>Fuente de embeddings.</w:t>
-            </w:r>
-          </w:p>
-        </w:tc>
-      </w:tr>
-      <w:tr>
-        <w:tc>
-          <w:tcPr>
-            <w:tcW w:type="dxa" w:w="2880"/>
-          </w:tcPr>
-          <w:p>
-            <w:r>
-              <w:rPr>
-                <w:sz w:val="18"/>
-              </w:rPr>
-              <w:t>N8N_ENABLED / N8N_WEBHOOK_BASE_URL / N8N_API_BASE_URL / N8N_API_KEY / N8N_AUTO_PROVISION</w:t>
-            </w:r>
-          </w:p>
-        </w:tc>
-        <w:tc>
-          <w:tcPr>
-            <w:tcW w:type="dxa" w:w="2880"/>
-          </w:tcPr>
-          <w:p>
-            <w:r>
-              <w:rPr>
-                <w:sz w:val="18"/>
-              </w:rPr>
-              <w:t>Workflows</w:t>
-            </w:r>
-          </w:p>
-        </w:tc>
-        <w:tc>
-          <w:tcPr>
-            <w:tcW w:type="dxa" w:w="2880"/>
-          </w:tcPr>
-          <w:p>
-            <w:r>
-              <w:rPr>
-                <w:sz w:val="18"/>
-              </w:rPr>
-              <w:t>Integración n8n gestionada.</w:t>
-            </w:r>
-          </w:p>
-        </w:tc>
-      </w:tr>
-      <w:tr>
-        <w:tc>
-          <w:tcPr>
-            <w:tcW w:type="dxa" w:w="2880"/>
-          </w:tcPr>
-          <w:p>
-            <w:r>
-              <w:rPr>
-                <w:sz w:val="18"/>
-              </w:rPr>
-              <w:t>MICROSOFT_* / GOOGLE_*</w:t>
-            </w:r>
-          </w:p>
-        </w:tc>
-        <w:tc>
-          <w:tcPr>
-            <w:tcW w:type="dxa" w:w="2880"/>
-          </w:tcPr>
-          <w:p>
-            <w:r>
-              <w:rPr>
-                <w:sz w:val="18"/>
-              </w:rPr>
-              <w:t>OAuth</w:t>
-            </w:r>
-          </w:p>
-        </w:tc>
-        <w:tc>
-          <w:tcPr>
-            <w:tcW w:type="dxa" w:w="2880"/>
-          </w:tcPr>
-          <w:p>
-            <w:r>
-              <w:rPr>
-                <w:sz w:val="18"/>
-              </w:rPr>
-              <w:t>Client id/secret/redirect + scopes de correo y acciones.</w:t>
-            </w:r>
-          </w:p>
-        </w:tc>
-      </w:tr>
-      <w:tr>
-        <w:tc>
-          <w:tcPr>
-            <w:tcW w:type="dxa" w:w="2880"/>
-          </w:tcPr>
-          <w:p>
-            <w:r>
-              <w:rPr>
-                <w:sz w:val="18"/>
-              </w:rPr>
-              <w:t>SSO_ENABLED / OIDC_*</w:t>
-            </w:r>
-          </w:p>
-        </w:tc>
-        <w:tc>
-          <w:tcPr>
-            <w:tcW w:type="dxa" w:w="2880"/>
-          </w:tcPr>
-          <w:p>
-            <w:r>
-              <w:rPr>
-                <w:sz w:val="18"/>
-              </w:rPr>
-              <w:t>SSO</w:t>
-            </w:r>
-          </w:p>
-        </w:tc>
-        <w:tc>
-          <w:tcPr>
-            <w:tcW w:type="dxa" w:w="2880"/>
-          </w:tcPr>
-          <w:p>
-            <w:r>
-              <w:rPr>
-                <w:sz w:val="18"/>
-              </w:rPr>
-              <w:t>Inicio de sesión federado opcional.</w:t>
-            </w:r>
-          </w:p>
-        </w:tc>
-      </w:tr>
-      <w:tr>
-        <w:tc>
-          <w:tcPr>
-            <w:tcW w:type="dxa" w:w="2880"/>
-          </w:tcPr>
-          <w:p>
-            <w:r>
-              <w:rPr>
-                <w:sz w:val="18"/>
-              </w:rPr>
-              <w:t>NEXT_PUBLIC_API_BASE_URL</w:t>
-            </w:r>
-          </w:p>
-        </w:tc>
-        <w:tc>
-          <w:tcPr>
-            <w:tcW w:type="dxa" w:w="2880"/>
-          </w:tcPr>
-          <w:p>
-            <w:r>
-              <w:rPr>
-                <w:sz w:val="18"/>
-              </w:rPr>
-              <w:t>Frontend (Vercel)</w:t>
-            </w:r>
-          </w:p>
-        </w:tc>
-        <w:tc>
-          <w:tcPr>
-            <w:tcW w:type="dxa" w:w="2880"/>
-          </w:tcPr>
-          <w:p>
-            <w:r>
-              <w:rPr>
-                <w:sz w:val="18"/>
-              </w:rPr>
-              <w:t>URL pública del backend (sin / final).</w:t>
+              <w:t>query</w:t>
             </w:r>
           </w:p>
         </w:tc>
